--- a/docx/ch09_social_impact.docx
+++ b/docx/ch09_social_impact.docx
@@ -7,7 +7,85 @@
         <w:pStyle w:val="Title"/>
       </w:pPr>
       <w:r>
-        <w:t xml:space="preserve">Chapter 9: AI and Its Environmental and Social Impact | Computing &amp; AI Ethics</w:t>
+        <w:t xml:space="preserve">Chapter</w:t>
+      </w:r>
+      <w:r>
+        <w:t xml:space="preserve"> </w:t>
+      </w:r>
+      <w:r>
+        <w:t xml:space="preserve">9:</w:t>
+      </w:r>
+      <w:r>
+        <w:t xml:space="preserve"> </w:t>
+      </w:r>
+      <w:r>
+        <w:t xml:space="preserve">AI</w:t>
+      </w:r>
+      <w:r>
+        <w:t xml:space="preserve"> </w:t>
+      </w:r>
+      <w:r>
+        <w:t xml:space="preserve">and</w:t>
+      </w:r>
+      <w:r>
+        <w:t xml:space="preserve"> </w:t>
+      </w:r>
+      <w:r>
+        <w:t xml:space="preserve">Its</w:t>
+      </w:r>
+      <w:r>
+        <w:t xml:space="preserve"> </w:t>
+      </w:r>
+      <w:r>
+        <w:t xml:space="preserve">Environmental</w:t>
+      </w:r>
+      <w:r>
+        <w:t xml:space="preserve"> </w:t>
+      </w:r>
+      <w:r>
+        <w:t xml:space="preserve">and</w:t>
+      </w:r>
+      <w:r>
+        <w:t xml:space="preserve"> </w:t>
+      </w:r>
+      <w:r>
+        <w:t xml:space="preserve">Social</w:t>
+      </w:r>
+      <w:r>
+        <w:t xml:space="preserve"> </w:t>
+      </w:r>
+      <w:r>
+        <w:t xml:space="preserve">Impact</w:t>
+      </w:r>
+      <w:r>
+        <w:t xml:space="preserve"> </w:t>
+      </w:r>
+      <w:r>
+        <w:t xml:space="preserve">|</w:t>
+      </w:r>
+      <w:r>
+        <w:t xml:space="preserve"> </w:t>
+      </w:r>
+      <w:r>
+        <w:t xml:space="preserve">Computing</w:t>
+      </w:r>
+      <w:r>
+        <w:t xml:space="preserve"> </w:t>
+      </w:r>
+      <w:r>
+        <w:t xml:space="preserve">&amp;</w:t>
+      </w:r>
+      <w:r>
+        <w:t xml:space="preserve"> </w:t>
+      </w:r>
+      <w:r>
+        <w:t xml:space="preserve">AI</w:t>
+      </w:r>
+      <w:r>
+        <w:t xml:space="preserve"> </w:t>
+      </w:r>
+      <w:r>
+        <w:t xml:space="preserve">Ethics</w:t>
       </w:r>
     </w:p>
     <w:p>
@@ -15,11 +93,49 @@
         <w:pStyle w:val="Author"/>
       </w:pPr>
       <w:r>
-        <w:t xml:space="preserve">Brendan Shea, PhD</w:t>
-      </w:r>
-    </w:p>
-    <w:bookmarkStart w:id="10" w:name="central-questions"/>
-    <w:bookmarkStart w:id="9" w:name="cq-heading"/>
+        <w:t xml:space="preserve">Brendan</w:t>
+      </w:r>
+      <w:r>
+        <w:t xml:space="preserve"> </w:t>
+      </w:r>
+      <w:r>
+        <w:t xml:space="preserve">Shea,</w:t>
+      </w:r>
+      <w:r>
+        <w:t xml:space="preserve"> </w:t>
+      </w:r>
+      <w:r>
+        <w:t xml:space="preserve">PhD</w:t>
+      </w:r>
+    </w:p>
+    <w:p>
+      <w:pPr>
+        <w:pStyle w:val="ChapterEyebrow"/>
+      </w:pPr>
+      <w:r>
+        <w:t xml:space="preserve">Chapter 9</w:t>
+      </w:r>
+    </w:p>
+    <w:bookmarkStart w:id="20" w:name="X312e0d0bbacd6dd9000297d98ce8db800074523"/>
+    <w:p>
+      <w:pPr>
+        <w:pStyle w:val="Heading1"/>
+      </w:pPr>
+      <w:r>
+        <w:t xml:space="preserve">AI and Its Environmental and Social Impact</w:t>
+      </w:r>
+    </w:p>
+    <w:p>
+      <w:pPr>
+        <w:pStyle w:val="ChapterSubtitle"/>
+      </w:pPr>
+      <w:r>
+        <w:t xml:space="preserve">Climate, Health, Governance, and Global Justice</w:t>
+      </w:r>
+    </w:p>
+    <w:bookmarkEnd w:id="20"/>
+    <w:bookmarkStart w:id="22" w:name="central-questions"/>
+    <w:bookmarkStart w:id="21" w:name="cq-heading"/>
     <w:p>
       <w:pPr>
         <w:pStyle w:val="Heading2"/>
@@ -30,11 +146,11 @@
     </w:p>
     <w:p>
       <w:pPr>
-        <w:pStyle w:val="Compact"/>
         <w:numPr>
           <w:ilvl w:val="0"/>
           <w:numId w:val="1001"/>
         </w:numPr>
+        <w:pStyle w:val="Compact"/>
       </w:pPr>
       <w:r>
         <w:t xml:space="preserve">How can AI worsen environmental harms even while being advertised as a "smart" or "clean" technology?</w:t>
@@ -42,11 +158,11 @@
     </w:p>
     <w:p>
       <w:pPr>
-        <w:pStyle w:val="Compact"/>
         <w:numPr>
           <w:ilvl w:val="0"/>
           <w:numId w:val="1001"/>
         </w:numPr>
+        <w:pStyle w:val="Compact"/>
       </w:pPr>
       <w:r>
         <w:t xml:space="preserve">When does AI improve medicine and research, and when does it amplify bias, opacity, or unequal access?</w:t>
@@ -54,11 +170,11 @@
     </w:p>
     <w:p>
       <w:pPr>
-        <w:pStyle w:val="Compact"/>
         <w:numPr>
           <w:ilvl w:val="0"/>
           <w:numId w:val="1001"/>
         </w:numPr>
+        <w:pStyle w:val="Compact"/>
       </w:pPr>
       <w:r>
         <w:t xml:space="preserve">Can AI strengthen democratic governance, or does it primarily expand surveillance and bureaucratic control?</w:t>
@@ -66,11 +182,11 @@
     </w:p>
     <w:p>
       <w:pPr>
-        <w:pStyle w:val="Compact"/>
         <w:numPr>
           <w:ilvl w:val="0"/>
           <w:numId w:val="1001"/>
         </w:numPr>
+        <w:pStyle w:val="Compact"/>
       </w:pPr>
       <w:r>
         <w:t xml:space="preserve">Will AI reduce poverty and inequality, or deepen existing asymmetries of wealth, language, energy, and compute?</w:t>
@@ -78,20 +194,20 @@
     </w:p>
     <w:p>
       <w:pPr>
-        <w:pStyle w:val="Compact"/>
         <w:numPr>
           <w:ilvl w:val="0"/>
           <w:numId w:val="1001"/>
         </w:numPr>
+        <w:pStyle w:val="Compact"/>
       </w:pPr>
       <w:r>
         <w:t xml:space="preserve">What ethical principles should guide AI when the stakes are collective rather than merely individual?</w:t>
       </w:r>
     </w:p>
-    <w:bookmarkEnd w:id="9"/>
-    <w:bookmarkEnd w:id="10"/>
-    <w:bookmarkStart w:id="20" w:name="material-system"/>
-    <w:bookmarkStart w:id="19" w:name="s1-heading"/>
+    <w:bookmarkEnd w:id="21"/>
+    <w:bookmarkEnd w:id="22"/>
+    <w:bookmarkStart w:id="32" w:name="material-system"/>
+    <w:bookmarkStart w:id="31" w:name="s1-heading"/>
     <w:p>
       <w:pPr>
         <w:pStyle w:val="Heading2"/>
@@ -197,61 +313,126 @@
         <w:t xml:space="preserve"> </w:t>
       </w:r>
       <w:r>
-        <w:t xml:space="preserve">electronic waste creates new burdens that also fall unevenly. A few concrete numbers make</w:t>
-      </w:r>
-      <w:r>
-        <w:t xml:space="preserve"> </w:t>
-      </w:r>
-      <w:r>
-        <w:t xml:space="preserve">this vivid: training a single large language model like GPT-3 consumed an estimated</w:t>
-      </w:r>
-      <w:r>
-        <w:t xml:space="preserve"> </w:t>
-      </w:r>
-      <w:r>
-        <w:t xml:space="preserve">1,287 megawatt-hours — roughly equal to the annual electricity use of 120 American</w:t>
-      </w:r>
-      <w:r>
-        <w:t xml:space="preserve"> </w:t>
-      </w:r>
-      <w:r>
-        <w:t xml:space="preserve">households — and emitted around 550 tonnes of CO₂. Microsoft's data centers consumed</w:t>
-      </w:r>
-      <w:r>
-        <w:t xml:space="preserve"> </w:t>
-      </w:r>
-      <w:r>
-        <w:t xml:space="preserve">approximately 6 million cubic meters of water in 2022, much of it in drought-prone areas</w:t>
-      </w:r>
-      <w:r>
-        <w:t xml:space="preserve"> </w:t>
-      </w:r>
-      <w:r>
-        <w:t xml:space="preserve">of the American West. The Democratic Republic of Congo, one of the world's poorest</w:t>
-      </w:r>
-      <w:r>
-        <w:t xml:space="preserve"> </w:t>
-      </w:r>
-      <w:r>
-        <w:t xml:space="preserve">countries, supplies roughly 70% of global cobalt — a metal essential to the batteries and</w:t>
-      </w:r>
-      <w:r>
-        <w:t xml:space="preserve"> </w:t>
-      </w:r>
-      <w:r>
-        <w:t xml:space="preserve">circuit boards inside AI hardware — often through mines with severe safety and environmental</w:t>
-      </w:r>
-      <w:r>
-        <w:t xml:space="preserve"> </w:t>
-      </w:r>
-      <w:r>
-        <w:t xml:space="preserve">problems. The people answering chatbot queries in San Francisco and Singapore are connected</w:t>
-      </w:r>
-      <w:r>
-        <w:t xml:space="preserve"> </w:t>
-      </w:r>
-      <w:r>
-        <w:t xml:space="preserve">to these realities by supply chains that are carefully designed not to be visible.</w:t>
+        <w:t xml:space="preserve">electronic waste creates new burdens that also fall unevenly.</w:t>
+      </w:r>
+    </w:p>
+    <w:p>
+      <w:pPr>
+        <w:pStyle w:val="BodyText"/>
+      </w:pPr>
+      <w:r>
+        <w:t xml:space="preserve">A few concrete numbers make this vivid — though each one has to be handled carefully,</w:t>
+      </w:r>
+      <w:r>
+        <w:t xml:space="preserve"> </w:t>
+      </w:r>
+      <w:r>
+        <w:t xml:space="preserve">because environmental statistics about AI circulate much faster than they are checked.</w:t>
+      </w:r>
+      <w:r>
+        <w:t xml:space="preserve"> </w:t>
+      </w:r>
+      <w:r>
+        <w:t xml:space="preserve">Training GPT-3, OpenAI's 2020 language model, is estimated to have consumed about</w:t>
+      </w:r>
+      <w:r>
+        <w:t xml:space="preserve"> </w:t>
+      </w:r>
+      <w:r>
+        <w:t xml:space="preserve">1,287 megawatt-hours of electricity — roughly the annual electricity use of 120 American</w:t>
+      </w:r>
+      <w:r>
+        <w:t xml:space="preserve"> </w:t>
+      </w:r>
+      <w:r>
+        <w:t xml:space="preserve">homes — and to have emitted around 550 tonnes of CO₂. That estimate comes from a 2021</w:t>
+      </w:r>
+      <w:r>
+        <w:t xml:space="preserve"> </w:t>
+      </w:r>
+      <w:r>
+        <w:t xml:space="preserve">analysis by researchers at Google and the University of California, Berkeley</w:t>
+      </w:r>
+      <w:r>
+        <w:t xml:space="preserve"> </w:t>
+      </w:r>
+      <w:r>
+        <w:t xml:space="preserve">(Patterson et al., 2021)</w:t>
+      </w:r>
+      <w:r>
+        <w:t xml:space="preserve">, not from</w:t>
+      </w:r>
+      <w:r>
+        <w:t xml:space="preserve"> </w:t>
+      </w:r>
+      <w:r>
+        <w:t xml:space="preserve">OpenAI, which has never published figures of its own; it describes a single training run</w:t>
+      </w:r>
+      <w:r>
+        <w:t xml:space="preserve"> </w:t>
+      </w:r>
+      <w:r>
+        <w:t xml:space="preserve">of a model that is now several generations old, and it tells us nothing about the far</w:t>
+      </w:r>
+      <w:r>
+        <w:t xml:space="preserve"> </w:t>
+      </w:r>
+      <w:r>
+        <w:t xml:space="preserve">larger runs that followed. Microsoft reported consuming roughly 6.4 million cubic meters</w:t>
+      </w:r>
+      <w:r>
+        <w:t xml:space="preserve"> </w:t>
+      </w:r>
+      <w:r>
+        <w:t xml:space="preserve">of water in 2022, a 34% increase over the previous year, most of it for cooling its cloud</w:t>
+      </w:r>
+      <w:r>
+        <w:t xml:space="preserve"> </w:t>
+      </w:r>
+      <w:r>
+        <w:t xml:space="preserve">data centers; in July 2022 alone its cluster outside West Des Moines, Iowa drew about</w:t>
+      </w:r>
+      <w:r>
+        <w:t xml:space="preserve"> </w:t>
+      </w:r>
+      <w:r>
+        <w:t xml:space="preserve">11.5 million gallons — around 6% of the surrounding water district's total for the month.</w:t>
+      </w:r>
+      <w:r>
+        <w:t xml:space="preserve"> </w:t>
+      </w:r>
+      <w:r>
+        <w:t xml:space="preserve">The Democratic Republic of Congo, one of the world's poorest countries, supplies roughly</w:t>
+      </w:r>
+      <w:r>
+        <w:t xml:space="preserve"> </w:t>
+      </w:r>
+      <w:r>
+        <w:t xml:space="preserve">three-quarters of the world's mined cobalt — a metal used in the lithium-ion batteries</w:t>
+      </w:r>
+      <w:r>
+        <w:t xml:space="preserve"> </w:t>
+      </w:r>
+      <w:r>
+        <w:t xml:space="preserve">that power both the devices through which we reach AI systems and the backup power supplies</w:t>
+      </w:r>
+      <w:r>
+        <w:t xml:space="preserve"> </w:t>
+      </w:r>
+      <w:r>
+        <w:t xml:space="preserve">data centers depend on — often from mines with severe safety and environmental problems.</w:t>
+      </w:r>
+      <w:r>
+        <w:t xml:space="preserve"> </w:t>
+      </w:r>
+      <w:r>
+        <w:t xml:space="preserve">The people typing chatbot queries in San Francisco or Singapore are connected to these</w:t>
+      </w:r>
+      <w:r>
+        <w:t xml:space="preserve"> </w:t>
+      </w:r>
+      <w:r>
+        <w:t xml:space="preserve">realities by supply chains carefully designed not to be visible.</w:t>
       </w:r>
     </w:p>
     <w:p>
@@ -274,8 +455,8 @@
       </w:r>
       <w:r>
         <w:rPr>
+          <w:iCs/>
           <w:i/>
-          <w:iCs/>
         </w:rPr>
         <w:t xml:space="preserve">The Atlas of AI</w:t>
       </w:r>
@@ -316,18 +497,18 @@
           <wp:inline>
             <wp:extent cx="5334000" cy="8015573"/>
             <wp:effectExtent b="0" l="0" r="0" t="0"/>
-            <wp:docPr descr="Server racks in a data center" title="" id="12" name="Picture"/>
+            <wp:docPr descr="Server racks in a data center" title="" id="24" name="Picture"/>
             <a:graphic>
               <a:graphicData uri="http://schemas.openxmlformats.org/drawingml/2006/picture">
                 <pic:pic>
                   <pic:nvPicPr>
-                    <pic:cNvPr descr="C:/Users/brend/OneDrive/Documents/Github/computing_ai_ethics/images/ai_env_servers.jpg" id="13" name="Picture"/>
+                    <pic:cNvPr descr="/home/user/computing_ai_ethics/images/ai_env_servers.jpg" id="25" name="Picture"/>
                     <pic:cNvPicPr>
                       <a:picLocks noChangeArrowheads="1" noChangeAspect="1"/>
                     </pic:cNvPicPr>
                   </pic:nvPicPr>
                   <pic:blipFill>
-                    <a:blip r:embed="rId11"/>
+                    <a:blip r:embed="rId23"/>
                     <a:stretch>
                       <a:fillRect/>
                     </a:stretch>
@@ -386,7 +567,7 @@
         <w:t xml:space="preserve">even when the benefits are global. CC BY-SA 3.0, via Wikimedia Commons.</w:t>
       </w:r>
     </w:p>
-    <w:bookmarkStart w:id="18" w:name="why-collective-harms-are-hard-to-see"/>
+    <w:bookmarkStart w:id="30" w:name="why-collective-harms-are-hard-to-see"/>
     <w:p>
       <w:pPr>
         <w:pStyle w:val="Heading3"/>
@@ -407,8 +588,8 @@
       </w:r>
       <w:r>
         <w:rPr>
+          <w:bCs/>
           <w:b/>
-          <w:bCs/>
         </w:rPr>
         <w:t xml:space="preserve">distributed, delayed, and offloaded</w:t>
       </w:r>
@@ -482,8 +663,8 @@
       </w:r>
       <w:r>
         <w:rPr>
+          <w:bCs/>
           <w:b/>
-          <w:bCs/>
         </w:rPr>
         <w:t xml:space="preserve">institutional ethics</w:t>
       </w:r>
@@ -519,20 +700,20 @@
       <w:r>
         <w:drawing>
           <wp:inline>
-            <wp:extent cx="5334000" cy="512884"/>
+            <wp:extent cx="5334000" cy="518918"/>
             <wp:effectExtent b="0" l="0" r="0" t="0"/>
-            <wp:docPr descr="Diagram 1" title="" id="15" name="Picture"/>
+            <wp:docPr descr="Diagram 1" title="" id="27" name="Picture"/>
             <a:graphic>
               <a:graphicData uri="http://schemas.openxmlformats.org/drawingml/2006/picture">
                 <pic:pic>
                   <pic:nvPicPr>
-                    <pic:cNvPr descr="C:/Users/brend/AppData/Local/Temp/docx-build-2So8QR/ch09_social_impact-diagrams/diag_0.png" id="16" name="Picture"/>
+                    <pic:cNvPr descr="/tmp/docx-build-87TwSJ/ch09_social_impact-diagrams/diag_0.png" id="28" name="Picture"/>
                     <pic:cNvPicPr>
                       <a:picLocks noChangeArrowheads="1" noChangeAspect="1"/>
                     </pic:cNvPicPr>
                   </pic:nvPicPr>
                   <pic:blipFill>
-                    <a:blip r:embed="rId14"/>
+                    <a:blip r:embed="rId26"/>
                     <a:stretch>
                       <a:fillRect/>
                     </a:stretch>
@@ -540,7 +721,7 @@
                   <pic:spPr bwMode="auto">
                     <a:xfrm>
                       <a:off x="0" y="0"/>
-                      <a:ext cx="5334000" cy="512884"/>
+                      <a:ext cx="5334000" cy="518918"/>
                     </a:xfrm>
                     <a:prstGeom prst="rect">
                       <a:avLst/>
@@ -587,6 +768,187 @@
     </w:p>
     <w:p>
       <w:pPr>
+        <w:pStyle w:val="BoxLabel"/>
+      </w:pPr>
+      <w:r>
+        <w:t xml:space="preserve">What's the Argument?</w:t>
+      </w:r>
+    </w:p>
+    <w:p>
+      <w:pPr>
+        <w:pStyle w:val="BoxTitle"/>
+      </w:pPr>
+      <w:r>
+        <w:t xml:space="preserve">The Externalized Cost Argument</w:t>
+      </w:r>
+    </w:p>
+    <w:p>
+      <w:pPr>
+        <w:numPr>
+          <w:ilvl w:val="0"/>
+          <w:numId w:val="1002"/>
+        </w:numPr>
+        <w:pStyle w:val="Compact"/>
+      </w:pPr>
+      <w:r>
+        <w:t xml:space="preserve">The benefits of an AI system — speed, convenience, capability, profit — accrue mainly to the people who use it and the firms that build it.</w:t>
+      </w:r>
+    </w:p>
+    <w:p>
+      <w:pPr>
+        <w:numPr>
+          <w:ilvl w:val="0"/>
+          <w:numId w:val="1002"/>
+        </w:numPr>
+        <w:pStyle w:val="Compact"/>
+      </w:pPr>
+      <w:r>
+        <w:t xml:space="preserve">Many of the costs of that same system — mining hazards, water and grid strain near data centers, electronic waste — fall on communities that are neither its users nor its shareholders.</w:t>
+      </w:r>
+    </w:p>
+    <w:p>
+      <w:pPr>
+        <w:numPr>
+          <w:ilvl w:val="0"/>
+          <w:numId w:val="1002"/>
+        </w:numPr>
+        <w:pStyle w:val="Compact"/>
+      </w:pPr>
+      <w:r>
+        <w:t xml:space="preserve">When the parties who decide whether to build a system do not bear its costs, they have no reliable incentive to weigh those costs accurately.</w:t>
+      </w:r>
+    </w:p>
+    <w:p>
+      <w:pPr>
+        <w:numPr>
+          <w:ilvl w:val="0"/>
+          <w:numId w:val="1002"/>
+        </w:numPr>
+        <w:pStyle w:val="Compact"/>
+      </w:pPr>
+      <w:r>
+        <w:t xml:space="preserve">A decision procedure that systematically underweights real costs to identifiable people is unjust, regardless of how efficient it is.</w:t>
+      </w:r>
+    </w:p>
+    <w:p>
+      <w:pPr>
+        <w:pStyle w:val="ArgumentConclusion"/>
+      </w:pPr>
+      <w:r>
+        <w:t xml:space="preserve">∴</w:t>
+      </w:r>
+      <w:r>
+        <w:t xml:space="preserve"> </w:t>
+      </w:r>
+      <w:r>
+        <w:t xml:space="preserve">The uneven distribution of AI's benefits and burdens is an ethical problem in its own</w:t>
+      </w:r>
+      <w:r>
+        <w:t xml:space="preserve"> </w:t>
+      </w:r>
+      <w:r>
+        <w:t xml:space="preserve">right, and one that individual consumers making better purchasing choices cannot fix.</w:t>
+      </w:r>
+    </w:p>
+    <w:p>
+      <w:pPr>
+        <w:pStyle w:val="BodyText"/>
+      </w:pPr>
+      <w:r>
+        <w:t xml:space="preserve">In plain English: the argument says that AI's costs are not merely large but</w:t>
+      </w:r>
+      <w:r>
+        <w:t xml:space="preserve"> </w:t>
+      </w:r>
+      <w:r>
+        <w:rPr>
+          <w:iCs/>
+          <w:i/>
+        </w:rPr>
+        <w:t xml:space="preserve">misdirected</w:t>
+      </w:r>
+      <w:r>
+        <w:t xml:space="preserve">. Economists call this an</w:t>
+      </w:r>
+      <w:r>
+        <w:t xml:space="preserve"> </w:t>
+      </w:r>
+      <w:r>
+        <w:rPr>
+          <w:bCs/>
+          <w:b/>
+        </w:rPr>
+        <w:t xml:space="preserve">externality</w:t>
+      </w:r>
+      <w:r>
+        <w:t xml:space="preserve"> </w:t>
+      </w:r>
+      <w:r>
+        <w:t xml:space="preserve">— a cost of</w:t>
+      </w:r>
+      <w:r>
+        <w:t xml:space="preserve"> </w:t>
+      </w:r>
+      <w:r>
+        <w:t xml:space="preserve">producing something that is borne by someone outside the transaction. If a firm builds a</w:t>
+      </w:r>
+      <w:r>
+        <w:t xml:space="preserve"> </w:t>
+      </w:r>
+      <w:r>
+        <w:t xml:space="preserve">data center and its neighbors absorb the noise, the water draw, and the higher electricity</w:t>
+      </w:r>
+      <w:r>
+        <w:t xml:space="preserve"> </w:t>
+      </w:r>
+      <w:r>
+        <w:t xml:space="preserve">prices, those neighbors are paying part of the price of a product they may never use. The</w:t>
+      </w:r>
+      <w:r>
+        <w:t xml:space="preserve"> </w:t>
+      </w:r>
+      <w:r>
+        <w:t xml:space="preserve">third premise is the one that does the real work. It is not an accusation of bad faith;</w:t>
+      </w:r>
+      <w:r>
+        <w:t xml:space="preserve"> </w:t>
+      </w:r>
+      <w:r>
+        <w:t xml:space="preserve">it is a claim about incentives. Even a scrupulous company that genuinely wants to minimize</w:t>
+      </w:r>
+      <w:r>
+        <w:t xml:space="preserve"> </w:t>
+      </w:r>
+      <w:r>
+        <w:t xml:space="preserve">harm has no market signal telling it how much harm it is causing in a Congolese mining town,</w:t>
+      </w:r>
+      <w:r>
+        <w:t xml:space="preserve"> </w:t>
+      </w:r>
+      <w:r>
+        <w:t xml:space="preserve">because that harm never appears on its balance sheet. The fourth premise turns the economics</w:t>
+      </w:r>
+      <w:r>
+        <w:t xml:space="preserve"> </w:t>
+      </w:r>
+      <w:r>
+        <w:t xml:space="preserve">into ethics. And the conclusion explains why the chapter keeps returning to institutions:</w:t>
+      </w:r>
+      <w:r>
+        <w:t xml:space="preserve"> </w:t>
+      </w:r>
+      <w:r>
+        <w:t xml:space="preserve">externalities are, by definition, the kind of problem that individual choices cannot solve,</w:t>
+      </w:r>
+      <w:r>
+        <w:t xml:space="preserve"> </w:t>
+      </w:r>
+      <w:r>
+        <w:t xml:space="preserve">because the whole difficulty is that the chooser is not the payer.</w:t>
+      </w:r>
+    </w:p>
+    <w:p>
+      <w:pPr>
         <w:pStyle w:val="KeyThinker"/>
       </w:pPr>
       <w:r>
@@ -601,7 +963,7 @@
         <w:t xml:space="preserve">Key Thinker</w:t>
       </w:r>
     </w:p>
-    <w:bookmarkStart w:id="17" w:name="kate-crawford-1976present"/>
+    <w:bookmarkStart w:id="29" w:name="kate-crawford-1974present"/>
     <w:p>
       <w:pPr>
         <w:pStyle w:val="Heading3"/>
@@ -613,10 +975,10 @@
         <w:t xml:space="preserve"> </w:t>
       </w:r>
       <w:r>
-        <w:t xml:space="preserve">(1976–present)</w:t>
-      </w:r>
-    </w:p>
-    <w:bookmarkEnd w:id="17"/>
+        <w:t xml:space="preserve">(1974–present)</w:t>
+      </w:r>
+    </w:p>
+    <w:bookmarkEnd w:id="29"/>
     <w:p>
       <w:pPr>
         <w:pStyle w:val="KeyThinker"/>
@@ -635,22 +997,22 @@
       </w:r>
       <w:r>
         <w:rPr>
+          <w:iCs/>
           <w:i/>
-          <w:iCs/>
         </w:rPr>
         <w:t xml:space="preserve">The Atlas of AI: Power, Politics, and</w:t>
       </w:r>
       <w:r>
         <w:rPr>
+          <w:iCs/>
           <w:i/>
+        </w:rPr>
+        <w:t xml:space="preserve"> </w:t>
+      </w:r>
+      <w:r>
+        <w:rPr>
           <w:iCs/>
-        </w:rPr>
-        <w:t xml:space="preserve"> </w:t>
-      </w:r>
-      <w:r>
-        <w:rPr>
           <w:i/>
-          <w:iCs/>
         </w:rPr>
         <w:t xml:space="preserve">the Planetary Costs of Artificial Intelligence</w:t>
       </w:r>
@@ -767,11 +1129,121 @@
         <w:t xml:space="preserve">depend on today.</w:t>
       </w:r>
     </w:p>
-    <w:bookmarkEnd w:id="18"/>
-    <w:bookmarkEnd w:id="19"/>
-    <w:bookmarkEnd w:id="20"/>
-    <w:bookmarkStart w:id="28" w:name="environment"/>
-    <w:bookmarkStart w:id="27" w:name="s2-heading"/>
+    <w:p>
+      <w:pPr>
+        <w:pStyle w:val="BoxLabel"/>
+      </w:pPr>
+      <w:r>
+        <w:t xml:space="preserve">Thought Questions</w:t>
+      </w:r>
+    </w:p>
+    <w:p>
+      <w:pPr>
+        <w:numPr>
+          <w:ilvl w:val="0"/>
+          <w:numId w:val="1003"/>
+        </w:numPr>
+        <w:pStyle w:val="Compact"/>
+      </w:pPr>
+      <w:r>
+        <w:t xml:space="preserve">Crawford insists on visiting mines, data centers, and recycling yards in person.</w:t>
+      </w:r>
+      <w:r>
+        <w:t xml:space="preserve"> </w:t>
+      </w:r>
+      <w:r>
+        <w:t xml:space="preserve">What can you learn about a technology by standing next to its infrastructure that</w:t>
+      </w:r>
+      <w:r>
+        <w:t xml:space="preserve"> </w:t>
+      </w:r>
+      <w:r>
+        <w:t xml:space="preserve">you cannot learn from reading about it? What might that method miss?</w:t>
+      </w:r>
+    </w:p>
+    <w:p>
+      <w:pPr>
+        <w:numPr>
+          <w:ilvl w:val="0"/>
+          <w:numId w:val="1003"/>
+        </w:numPr>
+        <w:pStyle w:val="Compact"/>
+      </w:pPr>
+      <w:r>
+        <w:t xml:space="preserve">The Externalized Cost Argument claims that consumer choice cannot solve the problem.</w:t>
+      </w:r>
+      <w:r>
+        <w:t xml:space="preserve"> </w:t>
+      </w:r>
+      <w:r>
+        <w:t xml:space="preserve">Construct the strongest reply on the other side: is there any version of individual</w:t>
+      </w:r>
+      <w:r>
+        <w:t xml:space="preserve"> </w:t>
+      </w:r>
+      <w:r>
+        <w:t xml:space="preserve">action — boycott, disclosure demands, voting with your usage — that would change</w:t>
+      </w:r>
+      <w:r>
+        <w:t xml:space="preserve"> </w:t>
+      </w:r>
+      <w:r>
+        <w:t xml:space="preserve">the outcome?</w:t>
+      </w:r>
+    </w:p>
+    <w:p>
+      <w:pPr>
+        <w:numPr>
+          <w:ilvl w:val="0"/>
+          <w:numId w:val="1003"/>
+        </w:numPr>
+        <w:pStyle w:val="Compact"/>
+      </w:pPr>
+      <w:r>
+        <w:t xml:space="preserve">Every technology has a supply chain, including the pencil and the paperback. Is there</w:t>
+      </w:r>
+      <w:r>
+        <w:t xml:space="preserve"> </w:t>
+      </w:r>
+      <w:r>
+        <w:t xml:space="preserve">anything ethically distinctive about AI's material footprint, or is the critique in</w:t>
+      </w:r>
+      <w:r>
+        <w:t xml:space="preserve"> </w:t>
+      </w:r>
+      <w:r>
+        <w:t xml:space="preserve">this section really a critique of industrial production in general?</w:t>
+      </w:r>
+    </w:p>
+    <w:p>
+      <w:pPr>
+        <w:numPr>
+          <w:ilvl w:val="0"/>
+          <w:numId w:val="1003"/>
+        </w:numPr>
+        <w:pStyle w:val="Compact"/>
+      </w:pPr>
+      <w:r>
+        <w:t xml:space="preserve">The chapter warns that AI statistics "circulate much faster than they are checked."</w:t>
+      </w:r>
+      <w:r>
+        <w:t xml:space="preserve"> </w:t>
+      </w:r>
+      <w:r>
+        <w:t xml:space="preserve">Think of an environmental figure you have seen shared online. Could you say where it</w:t>
+      </w:r>
+      <w:r>
+        <w:t xml:space="preserve"> </w:t>
+      </w:r>
+      <w:r>
+        <w:t xml:space="preserve">came from, what it measured, and what year it described?</w:t>
+      </w:r>
+    </w:p>
+    <w:bookmarkEnd w:id="30"/>
+    <w:bookmarkEnd w:id="31"/>
+    <w:bookmarkEnd w:id="32"/>
+    <w:bookmarkStart w:id="40" w:name="environment"/>
+    <w:bookmarkStart w:id="39" w:name="s2-heading"/>
     <w:p>
       <w:pPr>
         <w:pStyle w:val="Heading2"/>
@@ -824,7 +1296,7 @@
         <w:t xml:space="preserve">claims of "AI for climate."</w:t>
       </w:r>
     </w:p>
-    <w:bookmarkStart w:id="21" w:name="ais-environmental-footprint"/>
+    <w:bookmarkStart w:id="33" w:name="ais-environmental-footprint"/>
     <w:p>
       <w:pPr>
         <w:pStyle w:val="Heading3"/>
@@ -860,6 +1332,7 @@
         <w:tblStyle w:val="Table"/>
         <w:tblW w:type="auto" w:w="0"/>
         <w:tblLook w:firstRow="1" w:lastRow="0" w:firstColumn="0" w:lastColumn="0" w:noHBand="0" w:noVBand="0" w:val="0020"/>
+        <w:jc w:val="start"/>
         <w:tblCaption w:val="Table 9.1 — Dimensions of AI's Environmental Footprint"/>
       </w:tblPr>
       <w:tblGrid>
@@ -868,13 +1341,14 @@
       </w:tblGrid>
       <w:tr>
         <w:trPr>
-          <w:tblHeader w:val="on"/>
+          <w:tblHeader w:val="true"/>
         </w:trPr>
         <w:tc>
           <w:tcPr/>
           <w:p>
             <w:pPr>
               <w:pStyle w:val="Compact"/>
+              <w:jc w:val="left"/>
             </w:pPr>
             <w:r>
               <w:t xml:space="preserve">Dimension</w:t>
@@ -886,6 +1360,7 @@
           <w:p>
             <w:pPr>
               <w:pStyle w:val="Compact"/>
+              <w:jc w:val="left"/>
             </w:pPr>
             <w:r>
               <w:t xml:space="preserve">Why it matters</w:t>
@@ -899,11 +1374,12 @@
           <w:p>
             <w:pPr>
               <w:pStyle w:val="Compact"/>
+              <w:jc w:val="left"/>
             </w:pPr>
             <w:r>
               <w:rPr>
+                <w:bCs/>
                 <w:b/>
-                <w:bCs/>
               </w:rPr>
               <w:t xml:space="preserve">Electricity</w:t>
             </w:r>
@@ -914,6 +1390,7 @@
           <w:p>
             <w:pPr>
               <w:pStyle w:val="Compact"/>
+              <w:jc w:val="left"/>
             </w:pPr>
             <w:r>
               <w:t xml:space="preserve">Training and inference require large and growing power loads; the energy source matters as much as the quantity</w:t>
@@ -927,11 +1404,12 @@
           <w:p>
             <w:pPr>
               <w:pStyle w:val="Compact"/>
+              <w:jc w:val="left"/>
             </w:pPr>
             <w:r>
               <w:rPr>
+                <w:bCs/>
                 <w:b/>
-                <w:bCs/>
               </w:rPr>
               <w:t xml:space="preserve">Water</w:t>
             </w:r>
@@ -942,6 +1420,7 @@
           <w:p>
             <w:pPr>
               <w:pStyle w:val="Compact"/>
+              <w:jc w:val="left"/>
             </w:pPr>
             <w:r>
               <w:t xml:space="preserve">Cooling systems can place serious pressure on local water supplies, especially in drought-prone regions</w:t>
@@ -955,11 +1434,12 @@
           <w:p>
             <w:pPr>
               <w:pStyle w:val="Compact"/>
+              <w:jc w:val="left"/>
             </w:pPr>
             <w:r>
               <w:rPr>
+                <w:bCs/>
                 <w:b/>
-                <w:bCs/>
               </w:rPr>
               <w:t xml:space="preserve">Materials</w:t>
             </w:r>
@@ -970,6 +1450,7 @@
           <w:p>
             <w:pPr>
               <w:pStyle w:val="Compact"/>
+              <w:jc w:val="left"/>
             </w:pPr>
             <w:r>
               <w:t xml:space="preserve">Chips depend on complex extraction, fabrication, and global transport chains with their own carbon and labor costs</w:t>
@@ -983,11 +1464,12 @@
           <w:p>
             <w:pPr>
               <w:pStyle w:val="Compact"/>
+              <w:jc w:val="left"/>
             </w:pPr>
             <w:r>
               <w:rPr>
+                <w:bCs/>
                 <w:b/>
-                <w:bCs/>
               </w:rPr>
               <w:t xml:space="preserve">Land &amp; grids</w:t>
             </w:r>
@@ -998,6 +1480,7 @@
           <w:p>
             <w:pPr>
               <w:pStyle w:val="Compact"/>
+              <w:jc w:val="left"/>
             </w:pPr>
             <w:r>
               <w:t xml:space="preserve">Hyperscale data centers compete for physical space and electrical grid capacity with homes, hospitals, and other uses</w:t>
@@ -1011,11 +1494,12 @@
           <w:p>
             <w:pPr>
               <w:pStyle w:val="Compact"/>
+              <w:jc w:val="left"/>
             </w:pPr>
             <w:r>
               <w:rPr>
+                <w:bCs/>
                 <w:b/>
-                <w:bCs/>
               </w:rPr>
               <w:t xml:space="preserve">E-waste</w:t>
             </w:r>
@@ -1026,6 +1510,7 @@
           <w:p>
             <w:pPr>
               <w:pStyle w:val="Compact"/>
+              <w:jc w:val="left"/>
             </w:pPr>
             <w:r>
               <w:t xml:space="preserve">Short hardware upgrade cycles create disposal and recycling burdens that fall unevenly on poorer communities</w:t>
@@ -1039,45 +1524,67 @@
         <w:pStyle w:val="BodyText"/>
       </w:pPr>
       <w:r>
-        <w:t xml:space="preserve">The International Energy Agency estimates that global data-center electricity use</w:t>
-      </w:r>
-      <w:r>
-        <w:t xml:space="preserve"> </w:t>
-      </w:r>
-      <w:r>
-        <w:t xml:space="preserve">reached 240–340 TWh in 2022, roughly 1–1.3% of global final electricity demand.</w:t>
-      </w:r>
-      <w:r>
-        <w:t xml:space="preserve"> </w:t>
-      </w:r>
-      <w:r>
-        <w:t xml:space="preserve">(International Energy Agency, 2023)</w:t>
-      </w:r>
-      <w:r>
-        <w:t xml:space="preserve"> </w:t>
-      </w:r>
-      <w:r>
-        <w:t xml:space="preserve">Data centers and transmission networks</w:t>
-      </w:r>
-      <w:r>
-        <w:t xml:space="preserve"> </w:t>
-      </w:r>
-      <w:r>
-        <w:t xml:space="preserve">together accounted for around 330 Mt CO₂e in 2020 — about 0.9% of energy-related</w:t>
-      </w:r>
-      <w:r>
-        <w:t xml:space="preserve"> </w:t>
-      </w:r>
-      <w:r>
-        <w:t xml:space="preserve">greenhouse-gas emissions. The IEA's</w:t>
+        <w:t xml:space="preserve">The International Energy Agency (IEA) has become the standard reference for the</w:t>
+      </w:r>
+      <w:r>
+        <w:t xml:space="preserve"> </w:t>
+      </w:r>
+      <w:r>
+        <w:t xml:space="preserve">electricity side of this picture. Its April 2025 report</w:t>
       </w:r>
       <w:r>
         <w:t xml:space="preserve"> </w:t>
       </w:r>
       <w:r>
         <w:rPr>
+          <w:iCs/>
           <w:i/>
+        </w:rPr>
+        <w:t xml:space="preserve">Energy and AI</w:t>
+      </w:r>
+      <w:r>
+        <w:t xml:space="preserve"> </w:t>
+      </w:r>
+      <w:r>
+        <w:t xml:space="preserve">put</w:t>
+      </w:r>
+      <w:r>
+        <w:t xml:space="preserve"> </w:t>
+      </w:r>
+      <w:r>
+        <w:t xml:space="preserve">global data-center electricity use at roughly 415 TWh in 2024 — about 1.5% of world</w:t>
+      </w:r>
+      <w:r>
+        <w:t xml:space="preserve"> </w:t>
+      </w:r>
+      <w:r>
+        <w:t xml:space="preserve">electricity consumption.</w:t>
+      </w:r>
+      <w:r>
+        <w:t xml:space="preserve"> </w:t>
+      </w:r>
+      <w:r>
+        <w:t xml:space="preserve">(International Energy Agency, 2025)</w:t>
+      </w:r>
+      <w:r>
+        <w:t xml:space="preserve"> </w:t>
+      </w:r>
+      <w:r>
+        <w:t xml:space="preserve">Ten months</w:t>
+      </w:r>
+      <w:r>
+        <w:t xml:space="preserve"> </w:t>
+      </w:r>
+      <w:r>
+        <w:t xml:space="preserve">later, its</w:t>
+      </w:r>
+      <w:r>
+        <w:t xml:space="preserve"> </w:t>
+      </w:r>
+      <w:r>
+        <w:rPr>
           <w:iCs/>
+          <w:i/>
         </w:rPr>
         <w:t xml:space="preserve">Electricity 2026</w:t>
       </w:r>
@@ -1085,19 +1592,19 @@
         <w:t xml:space="preserve"> </w:t>
       </w:r>
       <w:r>
-        <w:t xml:space="preserve">report identifies AI</w:t>
-      </w:r>
-      <w:r>
-        <w:t xml:space="preserve"> </w:t>
-      </w:r>
-      <w:r>
-        <w:t xml:space="preserve">and data centers as central drivers of a projected increase in global electricity</w:t>
-      </w:r>
-      <w:r>
-        <w:t xml:space="preserve"> </w:t>
-      </w:r>
-      <w:r>
-        <w:t xml:space="preserve">demand of more than 3.5% per year through 2030.</w:t>
+        <w:t xml:space="preserve">report raised the 2025 figure to about 485 TWh:</w:t>
+      </w:r>
+      <w:r>
+        <w:t xml:space="preserve"> </w:t>
+      </w:r>
+      <w:r>
+        <w:t xml:space="preserve">data-center demand grew roughly 17% in a single year, against about 3% growth in global</w:t>
+      </w:r>
+      <w:r>
+        <w:t xml:space="preserve"> </w:t>
+      </w:r>
+      <w:r>
+        <w:t xml:space="preserve">electricity demand overall.</w:t>
       </w:r>
       <w:r>
         <w:t xml:space="preserve"> </w:t>
@@ -1109,19 +1616,77 @@
         <w:t xml:space="preserve"> </w:t>
       </w:r>
       <w:r>
-        <w:t xml:space="preserve">More than 2,500 GW of new energy projects are currently stalled in grid connection</w:t>
-      </w:r>
-      <w:r>
-        <w:t xml:space="preserve"> </w:t>
-      </w:r>
-      <w:r>
-        <w:t xml:space="preserve">queues worldwide — partly because large-load customers including data centers are</w:t>
-      </w:r>
-      <w:r>
-        <w:t xml:space="preserve"> </w:t>
-      </w:r>
-      <w:r>
-        <w:t xml:space="preserve">competing for the same connections as renewable energy projects.</w:t>
+        <w:t xml:space="preserve">The IEA</w:t>
+      </w:r>
+      <w:r>
+        <w:t xml:space="preserve"> </w:t>
+      </w:r>
+      <w:r>
+        <w:t xml:space="preserve">projects that data-center consumption will roughly double to about 950 TWh by 2030,</w:t>
+      </w:r>
+      <w:r>
+        <w:t xml:space="preserve"> </w:t>
+      </w:r>
+      <w:r>
+        <w:t xml:space="preserve">around 3% of global electricity. Within that total, the AI-specific share is growing</w:t>
+      </w:r>
+      <w:r>
+        <w:t xml:space="preserve"> </w:t>
+      </w:r>
+      <w:r>
+        <w:t xml:space="preserve">much faster than data centers as a whole: electricity use by AI-focused data centers</w:t>
+      </w:r>
+      <w:r>
+        <w:t xml:space="preserve"> </w:t>
+      </w:r>
+      <w:r>
+        <w:t xml:space="preserve">surged roughly 50% in 2025 alone and is projected to triple by 2030. The concentration</w:t>
+      </w:r>
+      <w:r>
+        <w:t xml:space="preserve"> </w:t>
+      </w:r>
+      <w:r>
+        <w:t xml:space="preserve">is starker still in the United States, where data centers account for close to</w:t>
+      </w:r>
+      <w:r>
+        <w:t xml:space="preserve"> </w:t>
+      </w:r>
+      <w:r>
+        <w:rPr>
+          <w:iCs/>
+          <w:i/>
+        </w:rPr>
+        <w:t xml:space="preserve">half</w:t>
+      </w:r>
+      <w:r>
+        <w:t xml:space="preserve"> </w:t>
+      </w:r>
+      <w:r>
+        <w:t xml:space="preserve">of all projected growth in electricity demand through 2030. For emissions,</w:t>
+      </w:r>
+      <w:r>
+        <w:t xml:space="preserve"> </w:t>
+      </w:r>
+      <w:r>
+        <w:t xml:space="preserve">the IEA's earlier accounting attributed around 330 Mt CO₂e in 2020 to data centers and</w:t>
+      </w:r>
+      <w:r>
+        <w:t xml:space="preserve"> </w:t>
+      </w:r>
+      <w:r>
+        <w:t xml:space="preserve">data transmission networks together — about 0.9% of energy-related greenhouse-gas</w:t>
+      </w:r>
+      <w:r>
+        <w:t xml:space="preserve"> </w:t>
+      </w:r>
+      <w:r>
+        <w:t xml:space="preserve">emissions — a baseline that predates most of the current build-out.</w:t>
+      </w:r>
+      <w:r>
+        <w:t xml:space="preserve"> </w:t>
+      </w:r>
+      <w:r>
+        <w:t xml:space="preserve">(International Energy Agency, 2023)</w:t>
       </w:r>
     </w:p>
     <w:p>
@@ -1129,6 +1694,80 @@
         <w:pStyle w:val="BodyText"/>
       </w:pPr>
       <w:r>
+        <w:t xml:space="preserve">Two features of these numbers deserve attention, because they teach something about how</w:t>
+      </w:r>
+      <w:r>
+        <w:t xml:space="preserve"> </w:t>
+      </w:r>
+      <w:r>
+        <w:t xml:space="preserve">to read a forecast. The first is that between the two IEA reports the headline 2030</w:t>
+      </w:r>
+      <w:r>
+        <w:t xml:space="preserve"> </w:t>
+      </w:r>
+      <w:r>
+        <w:t xml:space="preserve">projection barely moved — from roughly 945 TWh to roughly 950 TWh — while the near-term</w:t>
+      </w:r>
+      <w:r>
+        <w:t xml:space="preserve"> </w:t>
+      </w:r>
+      <w:r>
+        <w:t xml:space="preserve">baseline rose substantially. The destination stayed put; the starting point caught up to</w:t>
+      </w:r>
+      <w:r>
+        <w:t xml:space="preserve"> </w:t>
+      </w:r>
+      <w:r>
+        <w:t xml:space="preserve">it. A reader who saw only the 2026 headline might conclude that the outlook had worsened</w:t>
+      </w:r>
+      <w:r>
+        <w:t xml:space="preserve"> </w:t>
+      </w:r>
+      <w:r>
+        <w:t xml:space="preserve">dramatically, when in fact the agency's view of 2030 was almost unchanged. The second is</w:t>
+      </w:r>
+      <w:r>
+        <w:t xml:space="preserve"> </w:t>
+      </w:r>
+      <w:r>
+        <w:t xml:space="preserve">that the 2026 report puts unusual emphasis on bottlenecks. More than 2,500 GW of projects</w:t>
+      </w:r>
+      <w:r>
+        <w:t xml:space="preserve"> </w:t>
+      </w:r>
+      <w:r>
+        <w:t xml:space="preserve">— renewables, storage, and large loads such as data centers — sit stalled in grid</w:t>
+      </w:r>
+      <w:r>
+        <w:t xml:space="preserve"> </w:t>
+      </w:r>
+      <w:r>
+        <w:t xml:space="preserve">connection queues worldwide, and the IEA treats supply-chain and grid constraints as a</w:t>
+      </w:r>
+      <w:r>
+        <w:t xml:space="preserve"> </w:t>
+      </w:r>
+      <w:r>
+        <w:t xml:space="preserve">real brake on the more aggressive growth scenarios. A projection is not a prediction. It</w:t>
+      </w:r>
+      <w:r>
+        <w:t xml:space="preserve"> </w:t>
+      </w:r>
+      <w:r>
+        <w:t xml:space="preserve">is a statement about what would happen if a trend met no obstacles, and here the obstacles</w:t>
+      </w:r>
+      <w:r>
+        <w:t xml:space="preserve"> </w:t>
+      </w:r>
+      <w:r>
+        <w:t xml:space="preserve">are visible.</w:t>
+      </w:r>
+    </w:p>
+    <w:p>
+      <w:pPr>
+        <w:pStyle w:val="BodyText"/>
+      </w:pPr>
+      <w:r>
         <w:t xml:space="preserve">These numbers are neither trivial nor catastrophic in isolation. What makes them</w:t>
       </w:r>
       <w:r>
@@ -1150,8 +1789,184 @@
         <w:t xml:space="preserve">the same systems are being asked to support a transition to renewable energy.</w:t>
       </w:r>
     </w:p>
-    <w:bookmarkEnd w:id="21"/>
-    <w:bookmarkStart w:id="22" w:name="the-rebound-problem"/>
+    <w:p>
+      <w:pPr>
+        <w:pStyle w:val="BoxLabel"/>
+      </w:pPr>
+      <w:r>
+        <w:t xml:space="preserve">Case Study</w:t>
+      </w:r>
+    </w:p>
+    <w:p>
+      <w:pPr>
+        <w:pStyle w:val="BoxTitle"/>
+      </w:pPr>
+      <w:r>
+        <w:t xml:space="preserve">Data Centers and Water in West Des Moines, Iowa (2022–2026)</w:t>
+      </w:r>
+    </w:p>
+    <w:p>
+      <w:pPr>
+        <w:pStyle w:val="CaseStudy"/>
+      </w:pPr>
+      <w:r>
+        <w:t xml:space="preserve">Microsoft operates a cluster of data centers in West Des Moines, Iowa, built next to</w:t>
+      </w:r>
+      <w:r>
+        <w:t xml:space="preserve"> </w:t>
+      </w:r>
+      <w:r>
+        <w:t xml:space="preserve">cornfields on the western edge of the metro area. In July 2022 — the month before</w:t>
+      </w:r>
+      <w:r>
+        <w:t xml:space="preserve"> </w:t>
+      </w:r>
+      <w:r>
+        <w:t xml:space="preserve">OpenAI says it finished training GPT-4 on Microsoft hardware — the cluster drew</w:t>
+      </w:r>
+      <w:r>
+        <w:t xml:space="preserve"> </w:t>
+      </w:r>
+      <w:r>
+        <w:t xml:space="preserve">about 11.5 million gallons of water, roughly 6% of everything the West Des Moines</w:t>
+      </w:r>
+      <w:r>
+        <w:t xml:space="preserve"> </w:t>
+      </w:r>
+      <w:r>
+        <w:t xml:space="preserve">Water Works supplied that month. The figure comes from the utility's own records,</w:t>
+      </w:r>
+      <w:r>
+        <w:t xml:space="preserve"> </w:t>
+      </w:r>
+      <w:r>
+        <w:t xml:space="preserve">obtained and reported by the Associated Press in 2023. Evaporative cooling towers</w:t>
+      </w:r>
+      <w:r>
+        <w:t xml:space="preserve"> </w:t>
+      </w:r>
+      <w:r>
+        <w:t xml:space="preserve">are cheap and effective, but they consume the water they use: it leaves as vapor</w:t>
+      </w:r>
+      <w:r>
+        <w:t xml:space="preserve"> </w:t>
+      </w:r>
+      <w:r>
+        <w:t xml:space="preserve">rather than returning to the system.</w:t>
+      </w:r>
+    </w:p>
+    <w:p>
+      <w:pPr>
+        <w:pStyle w:val="CaseStudy"/>
+      </w:pPr>
+      <w:r>
+        <w:t xml:space="preserve">The city responded not by refusing data centers but by setting a condition. In 2023</w:t>
+      </w:r>
+      <w:r>
+        <w:t xml:space="preserve"> </w:t>
+      </w:r>
+      <w:r>
+        <w:t xml:space="preserve">West Des Moines told Microsoft it would approve additional facilities only if the</w:t>
+      </w:r>
+      <w:r>
+        <w:t xml:space="preserve"> </w:t>
+      </w:r>
+      <w:r>
+        <w:t xml:space="preserve">company could substantially reduce peak water demand. In 2024 Microsoft announced a</w:t>
+      </w:r>
+      <w:r>
+        <w:t xml:space="preserve"> </w:t>
+      </w:r>
+      <w:r>
+        <w:t xml:space="preserve">closed-loop design that circulates the same water between servers and chillers and</w:t>
+      </w:r>
+      <w:r>
+        <w:t xml:space="preserve"> </w:t>
+      </w:r>
+      <w:r>
+        <w:t xml:space="preserve">consumes almost none of it; the design began piloting in 2026, and the next West Des</w:t>
+      </w:r>
+      <w:r>
+        <w:t xml:space="preserve"> </w:t>
+      </w:r>
+      <w:r>
+        <w:t xml:space="preserve">Moines buildings are slated to use it. Local regulatory pressure, not corporate</w:t>
+      </w:r>
+      <w:r>
+        <w:t xml:space="preserve"> </w:t>
+      </w:r>
+      <w:r>
+        <w:t xml:space="preserve">conscience alone, produced the change.</w:t>
+      </w:r>
+    </w:p>
+    <w:p>
+      <w:pPr>
+        <w:pStyle w:val="CaseStudy"/>
+      </w:pPr>
+      <w:r>
+        <w:t xml:space="preserve">The case also carries a warning about evidence. In June 2025, and again in June 2026,</w:t>
+      </w:r>
+      <w:r>
+        <w:t xml:space="preserve"> </w:t>
+      </w:r>
+      <w:r>
+        <w:t xml:space="preserve">central Iowa's water utility imposed mandatory lawn-watering bans, and a great deal of</w:t>
+      </w:r>
+      <w:r>
+        <w:t xml:space="preserve"> </w:t>
+      </w:r>
+      <w:r>
+        <w:t xml:space="preserve">online commentary blamed the data centers. It was not the data centers. The bans were</w:t>
+      </w:r>
+      <w:r>
+        <w:t xml:space="preserve"> </w:t>
+      </w:r>
+      <w:r>
+        <w:t xml:space="preserve">triggered by near-record nitrate concentrations in the Raccoon and Des Moines rivers,</w:t>
+      </w:r>
+      <w:r>
+        <w:t xml:space="preserve"> </w:t>
+      </w:r>
+      <w:r>
+        <w:t xml:space="preserve">driven by agricultural runoff. Both things are true at once: the water draw was real</w:t>
+      </w:r>
+      <w:r>
+        <w:t xml:space="preserve"> </w:t>
+      </w:r>
+      <w:r>
+        <w:t xml:space="preserve">and large enough to change municipal policy,</w:t>
+      </w:r>
+      <w:r>
+        <w:t xml:space="preserve"> </w:t>
+      </w:r>
+      <w:r>
+        <w:rPr>
+          <w:iCs/>
+          <w:i/>
+        </w:rPr>
+        <w:t xml:space="preserve">and</w:t>
+      </w:r>
+      <w:r>
+        <w:t xml:space="preserve"> </w:t>
+      </w:r>
+      <w:r>
+        <w:t xml:space="preserve">the most viral local water</w:t>
+      </w:r>
+      <w:r>
+        <w:t xml:space="preserve"> </w:t>
+      </w:r>
+      <w:r>
+        <w:t xml:space="preserve">story of those years had a different cause. Getting AI's environmental ethics right</w:t>
+      </w:r>
+      <w:r>
+        <w:t xml:space="preserve"> </w:t>
+      </w:r>
+      <w:r>
+        <w:t xml:space="preserve">requires holding both facts, not choosing the more satisfying one.</w:t>
+      </w:r>
+    </w:p>
+    <w:bookmarkEnd w:id="33"/>
+    <w:bookmarkStart w:id="34" w:name="the-rebound-problem"/>
     <w:p>
       <w:pPr>
         <w:pStyle w:val="Heading3"/>
@@ -1184,8 +1999,8 @@
       </w:r>
       <w:r>
         <w:rPr>
+          <w:bCs/>
           <w:b/>
-          <w:bCs/>
         </w:rPr>
         <w:t xml:space="preserve">rebound effect</w:t>
       </w:r>
@@ -1330,9 +2145,177 @@
     </w:p>
     <w:p>
       <w:pPr>
+        <w:pStyle w:val="BoxLabel"/>
+      </w:pPr>
+      <w:r>
+        <w:t xml:space="preserve">What's the Argument?</w:t>
+      </w:r>
+    </w:p>
+    <w:p>
+      <w:pPr>
+        <w:pStyle w:val="BoxTitle"/>
+      </w:pPr>
+      <w:r>
+        <w:t xml:space="preserve">The Rebound Argument</w:t>
+      </w:r>
+    </w:p>
+    <w:p>
+      <w:pPr>
+        <w:numPr>
+          <w:ilvl w:val="0"/>
+          <w:numId w:val="1004"/>
+        </w:numPr>
+        <w:pStyle w:val="Compact"/>
+      </w:pPr>
+      <w:r>
+        <w:t xml:space="preserve">Making a technology more efficient lowers the resource cost of each unit of use.</w:t>
+      </w:r>
+    </w:p>
+    <w:p>
+      <w:pPr>
+        <w:numPr>
+          <w:ilvl w:val="0"/>
+          <w:numId w:val="1004"/>
+        </w:numPr>
+        <w:pStyle w:val="Compact"/>
+      </w:pPr>
+      <w:r>
+        <w:t xml:space="preserve">When the cost of each unit of use falls, the technology is built into more products and used far more often.</w:t>
+      </w:r>
+    </w:p>
+    <w:p>
+      <w:pPr>
+        <w:numPr>
+          <w:ilvl w:val="0"/>
+          <w:numId w:val="1004"/>
+        </w:numPr>
+        <w:pStyle w:val="Compact"/>
+      </w:pPr>
+      <w:r>
+        <w:t xml:space="preserve">If total use expands faster than efficiency improves, total resource consumption rises even though every individual use has become cheaper.</w:t>
+      </w:r>
+    </w:p>
+    <w:p>
+      <w:pPr>
+        <w:numPr>
+          <w:ilvl w:val="0"/>
+          <w:numId w:val="1004"/>
+        </w:numPr>
+        <w:pStyle w:val="Compact"/>
+      </w:pPr>
+      <w:r>
+        <w:t xml:space="preserve">The cost of an AI query has fallen dramatically, and the total volume of AI queries has risen faster still.</w:t>
+      </w:r>
+    </w:p>
+    <w:p>
+      <w:pPr>
+        <w:pStyle w:val="ArgumentConclusion"/>
+      </w:pPr>
+      <w:r>
+        <w:t xml:space="preserve">∴</w:t>
+      </w:r>
+      <w:r>
+        <w:t xml:space="preserve"> </w:t>
+      </w:r>
+      <w:r>
+        <w:t xml:space="preserve">Efficiency improvements in AI cannot by themselves be counted as environmental</w:t>
+      </w:r>
+      <w:r>
+        <w:t xml:space="preserve"> </w:t>
+      </w:r>
+      <w:r>
+        <w:t xml:space="preserve">progress; the measure that matters is total resource use, not cost per query.</w:t>
+      </w:r>
+    </w:p>
+    <w:p>
+      <w:pPr>
         <w:pStyle w:val="BodyText"/>
       </w:pPr>
       <w:r>
+        <w:t xml:space="preserve">The argument is worth stating carefully because it is easy to overstate. It does</w:t>
+      </w:r>
+      <w:r>
+        <w:t xml:space="preserve"> </w:t>
+      </w:r>
+      <w:r>
+        <w:rPr>
+          <w:iCs/>
+          <w:i/>
+        </w:rPr>
+        <w:t xml:space="preserve">not</w:t>
+      </w:r>
+      <w:r>
+        <w:t xml:space="preserve"> </w:t>
+      </w:r>
+      <w:r>
+        <w:t xml:space="preserve">say that efficiency is bad, or that improving a model's energy profile is</w:t>
+      </w:r>
+      <w:r>
+        <w:t xml:space="preserve"> </w:t>
+      </w:r>
+      <w:r>
+        <w:t xml:space="preserve">pointless. It says that efficiency and reduction are two different things, and that the</w:t>
+      </w:r>
+      <w:r>
+        <w:t xml:space="preserve"> </w:t>
+      </w:r>
+      <w:r>
+        <w:t xml:space="preserve">first does not automatically deliver the second. Premise 3 contains a genuine empirical</w:t>
+      </w:r>
+      <w:r>
+        <w:t xml:space="preserve"> </w:t>
+      </w:r>
+      <w:r>
+        <w:t xml:space="preserve">condition — "if total use expands faster than efficiency improves" — and that condition</w:t>
+      </w:r>
+      <w:r>
+        <w:t xml:space="preserve"> </w:t>
+      </w:r>
+      <w:r>
+        <w:t xml:space="preserve">can fail. Refrigerator efficiency standards, for instance, did cut household refrigeration</w:t>
+      </w:r>
+      <w:r>
+        <w:t xml:space="preserve"> </w:t>
+      </w:r>
+      <w:r>
+        <w:t xml:space="preserve">energy in absolute terms, because there is a natural ceiling on how many refrigerators a</w:t>
+      </w:r>
+      <w:r>
+        <w:t xml:space="preserve"> </w:t>
+      </w:r>
+      <w:r>
+        <w:t xml:space="preserve">household wants. The worry about AI is that no such ceiling is in view: there is no obvious</w:t>
+      </w:r>
+      <w:r>
+        <w:t xml:space="preserve"> </w:t>
+      </w:r>
+      <w:r>
+        <w:t xml:space="preserve">limit to how many tasks a firm might route through a model once each one costs a fraction</w:t>
+      </w:r>
+      <w:r>
+        <w:t xml:space="preserve"> </w:t>
+      </w:r>
+      <w:r>
+        <w:t xml:space="preserve">of a cent. The practical upshot is a test you can apply to any corporate sustainability</w:t>
+      </w:r>
+      <w:r>
+        <w:t xml:space="preserve"> </w:t>
+      </w:r>
+      <w:r>
+        <w:t xml:space="preserve">claim. If a company reports that its emissions per query fell 40%, ask the next question:</w:t>
+      </w:r>
+      <w:r>
+        <w:t xml:space="preserve"> </w:t>
+      </w:r>
+      <w:r>
+        <w:t xml:space="preserve">what happened to the number of queries?</w:t>
+      </w:r>
+    </w:p>
+    <w:p>
+      <w:pPr>
+        <w:pStyle w:val="BodyText"/>
+      </w:pPr>
+      <w:r>
         <w:t xml:space="preserve">There is also an important distinction between the costs of</w:t>
       </w:r>
       <w:r>
@@ -1340,8 +2323,8 @@
       </w:r>
       <w:r>
         <w:rPr>
+          <w:bCs/>
           <w:b/>
-          <w:bCs/>
         </w:rPr>
         <w:t xml:space="preserve">training</w:t>
       </w:r>
@@ -1356,8 +2339,8 @@
       </w:r>
       <w:r>
         <w:rPr>
+          <w:bCs/>
           <w:b/>
-          <w:bCs/>
         </w:rPr>
         <w:t xml:space="preserve">inference</w:t>
       </w:r>
@@ -1407,8 +2390,8 @@
         <w:t xml:space="preserve">government services.</w:t>
       </w:r>
     </w:p>
-    <w:bookmarkEnd w:id="22"/>
-    <w:bookmarkStart w:id="26" w:name="ai-for-climate-a-comparative-judgment"/>
+    <w:bookmarkEnd w:id="34"/>
+    <w:bookmarkStart w:id="38" w:name="ai-for-climate-a-comparative-judgment"/>
     <w:p>
       <w:pPr>
         <w:pStyle w:val="Heading3"/>
@@ -1457,8 +2440,8 @@
       </w:r>
       <w:r>
         <w:rPr>
+          <w:bCs/>
           <w:b/>
-          <w:bCs/>
         </w:rPr>
         <w:t xml:space="preserve">grid balancing and demand forecasting</w:t>
       </w:r>
@@ -1476,8 +2459,8 @@
       </w:r>
       <w:r>
         <w:rPr>
+          <w:bCs/>
           <w:b/>
-          <w:bCs/>
         </w:rPr>
         <w:t xml:space="preserve">building efficiency</w:t>
       </w:r>
@@ -1495,8 +2478,8 @@
       </w:r>
       <w:r>
         <w:rPr>
+          <w:bCs/>
           <w:b/>
-          <w:bCs/>
         </w:rPr>
         <w:t xml:space="preserve">materials discovery</w:t>
       </w:r>
@@ -1592,18 +2575,18 @@
           <wp:inline>
             <wp:extent cx="5334000" cy="3120390"/>
             <wp:effectExtent b="0" l="0" r="0" t="0"/>
-            <wp:docPr descr="NASA satellite image of a wildfire and smoke plume" title="" id="24" name="Picture"/>
+            <wp:docPr descr="NASA satellite image of a wildfire and smoke plume" title="" id="36" name="Picture"/>
             <a:graphic>
               <a:graphicData uri="http://schemas.openxmlformats.org/drawingml/2006/picture">
                 <pic:pic>
                   <pic:nvPicPr>
-                    <pic:cNvPr descr="C:/Users/brend/OneDrive/Documents/Github/computing_ai_ethics/images/ai_env_wildfire_satellite.jpg" id="25" name="Picture"/>
+                    <pic:cNvPr descr="/home/user/computing_ai_ethics/images/ai_env_wildfire_satellite.jpg" id="37" name="Picture"/>
                     <pic:cNvPicPr>
                       <a:picLocks noChangeArrowheads="1" noChangeAspect="1"/>
                     </pic:cNvPicPr>
                   </pic:nvPicPr>
                   <pic:blipFill>
-                    <a:blip r:embed="rId23"/>
+                    <a:blip r:embed="rId35"/>
                     <a:stretch>
                       <a:fillRect/>
                     </a:stretch>
@@ -1670,121 +2653,257 @@
     </w:p>
     <w:p>
       <w:pPr>
-        <w:pStyle w:val="BodyText"/>
-      </w:pPr>
-      <w:r>
-        <w:t xml:space="preserve">The environmental question is therefore</w:t>
-      </w:r>
-      <w:r>
-        <w:t xml:space="preserve"> </w:t>
-      </w:r>
-      <w:r>
-        <w:rPr>
-          <w:i/>
-          <w:iCs/>
-        </w:rPr>
-        <w:t xml:space="preserve">comparative</w:t>
-      </w:r>
-      <w:r>
-        <w:t xml:space="preserve"> </w:t>
-      </w:r>
-      <w:r>
-        <w:t xml:space="preserve">rather than binary: does</w:t>
-      </w:r>
-      <w:r>
-        <w:t xml:space="preserve"> </w:t>
-      </w:r>
-      <w:r>
-        <w:t xml:space="preserve">a specific use of AI reduce enough harm to justify its material costs? The answer will</w:t>
-      </w:r>
-      <w:r>
-        <w:t xml:space="preserve"> </w:t>
-      </w:r>
-      <w:r>
-        <w:t xml:space="preserve">be different for wildfire detection, for optimizing a recommendation algorithm, and for</w:t>
-      </w:r>
-      <w:r>
-        <w:t xml:space="preserve"> </w:t>
-      </w:r>
-      <w:r>
-        <w:t xml:space="preserve">generating marketing copy. Applying a uniform judgment — "AI is bad for the environment"</w:t>
-      </w:r>
-      <w:r>
-        <w:t xml:space="preserve"> </w:t>
-      </w:r>
-      <w:r>
-        <w:t xml:space="preserve">or "AI will save the climate" — obscures the distinctions that actually matter.</w:t>
-      </w:r>
-    </w:p>
-    <w:p>
-      <w:pPr>
         <w:pStyle w:val="BoxLabel"/>
       </w:pPr>
       <w:r>
-        <w:t xml:space="preserve">Thought Questions</w:t>
-      </w:r>
-    </w:p>
-    <w:p>
-      <w:pPr>
-        <w:pStyle w:val="Compact"/>
+        <w:t xml:space="preserve">What's the Argument?</w:t>
+      </w:r>
+    </w:p>
+    <w:p>
+      <w:pPr>
+        <w:pStyle w:val="BoxTitle"/>
+      </w:pPr>
+      <w:r>
+        <w:t xml:space="preserve">The Comparative Justification Argument</w:t>
+      </w:r>
+    </w:p>
+    <w:p>
+      <w:pPr>
         <w:numPr>
           <w:ilvl w:val="0"/>
-          <w:numId w:val="1002"/>
+          <w:numId w:val="1005"/>
         </w:numPr>
-      </w:pPr>
-      <w:r>
-        <w:t xml:space="preserve">What standard should we use to judge whether an AI application with a significant</w:t>
-      </w:r>
-      <w:r>
-        <w:t xml:space="preserve"> </w:t>
-      </w:r>
-      <w:r>
-        <w:t xml:space="preserve">energy cost is environmentally justified? Is net emissions reduction sufficient?</w:t>
-      </w:r>
-      <w:r>
-        <w:t xml:space="preserve"> </w:t>
-      </w:r>
-      <w:r>
-        <w:t xml:space="preserve">Does it matter how the benefits are distributed?</w:t>
-      </w:r>
-    </w:p>
-    <w:p>
-      <w:pPr>
         <w:pStyle w:val="Compact"/>
+      </w:pPr>
+      <w:r>
+        <w:t xml:space="preserve">Every deployed AI system imposes real material costs: electricity, water, minerals, land, and eventually waste.</w:t>
+      </w:r>
+    </w:p>
+    <w:p>
+      <w:pPr>
         <w:numPr>
           <w:ilvl w:val="0"/>
-          <w:numId w:val="1002"/>
+          <w:numId w:val="1005"/>
         </w:numPr>
-      </w:pPr>
-      <w:r>
-        <w:t xml:space="preserve">The rebound effect suggests that making AI more efficient may increase rather than</w:t>
-      </w:r>
-      <w:r>
-        <w:t xml:space="preserve"> </w:t>
-      </w:r>
-      <w:r>
-        <w:t xml:space="preserve">decrease total energy use. What implications does this have for how we evaluate</w:t>
-      </w:r>
-      <w:r>
-        <w:t xml:space="preserve"> </w:t>
-      </w:r>
-      <w:r>
-        <w:t xml:space="preserve">companies' environmental claims? Can efficiency improvements alone solve AI's</w:t>
-      </w:r>
-      <w:r>
-        <w:t xml:space="preserve"> </w:t>
-      </w:r>
-      <w:r>
-        <w:t xml:space="preserve">environmental problem?</w:t>
-      </w:r>
-    </w:p>
-    <w:p>
-      <w:pPr>
         <w:pStyle w:val="Compact"/>
+      </w:pPr>
+      <w:r>
+        <w:t xml:space="preserve">Some AI systems avert harms — earlier wildfire detection, better grid balancing, faster flood warning — that are plausibly greater than the harms their operation causes.</w:t>
+      </w:r>
+    </w:p>
+    <w:p>
+      <w:pPr>
         <w:numPr>
           <w:ilvl w:val="0"/>
-          <w:numId w:val="1002"/>
+          <w:numId w:val="1005"/>
         </w:numPr>
+        <w:pStyle w:val="Compact"/>
+      </w:pPr>
+      <w:r>
+        <w:t xml:space="preserve">Other AI systems avert no comparable harm; what they deliver is convenience, novelty, or a marginal commercial advantage.</w:t>
+      </w:r>
+    </w:p>
+    <w:p>
+      <w:pPr>
+        <w:numPr>
+          <w:ilvl w:val="0"/>
+          <w:numId w:val="1005"/>
+        </w:numPr>
+        <w:pStyle w:val="Compact"/>
+      </w:pPr>
+      <w:r>
+        <w:t xml:space="preserve">A cost is justified only when it purchases a benefit at least as weighty as the cost itself.</w:t>
+      </w:r>
+    </w:p>
+    <w:p>
+      <w:pPr>
+        <w:pStyle w:val="ArgumentConclusion"/>
+      </w:pPr>
+      <w:r>
+        <w:t xml:space="preserve">∴</w:t>
+      </w:r>
+      <w:r>
+        <w:t xml:space="preserve"> </w:t>
+      </w:r>
+      <w:r>
+        <w:t xml:space="preserve">Whether AI is environmentally justified is not one question about AI in general but a</w:t>
+      </w:r>
+      <w:r>
+        <w:t xml:space="preserve"> </w:t>
+      </w:r>
+      <w:r>
+        <w:t xml:space="preserve">separate question about each application, and it can only be answered with evidence</w:t>
+      </w:r>
+      <w:r>
+        <w:t xml:space="preserve"> </w:t>
+      </w:r>
+      <w:r>
+        <w:t xml:space="preserve">about that application.</w:t>
+      </w:r>
+    </w:p>
+    <w:p>
+      <w:pPr>
+        <w:pStyle w:val="BodyText"/>
+      </w:pPr>
+      <w:r>
+        <w:t xml:space="preserve">This argument is the reason the chapter refuses both of the available slogans. "AI is</w:t>
+      </w:r>
+      <w:r>
+        <w:t xml:space="preserve"> </w:t>
+      </w:r>
+      <w:r>
+        <w:t xml:space="preserve">an environmental disaster" and "AI will save the climate" are claims about a category</w:t>
+      </w:r>
+      <w:r>
+        <w:t xml:space="preserve"> </w:t>
+      </w:r>
+      <w:r>
+        <w:t xml:space="preserve">that contains wildfire detection systems, protein-folding models, warehouse routing</w:t>
+      </w:r>
+      <w:r>
+        <w:t xml:space="preserve"> </w:t>
+      </w:r>
+      <w:r>
+        <w:t xml:space="preserve">software, and tools for generating advertising copy. Those things have almost nothing in</w:t>
+      </w:r>
+      <w:r>
+        <w:t xml:space="preserve"> </w:t>
+      </w:r>
+      <w:r>
+        <w:t xml:space="preserve">common except the technique used to build them. Premise 4 is a familiar principle of</w:t>
+      </w:r>
+      <w:r>
+        <w:t xml:space="preserve"> </w:t>
+      </w:r>
+      <w:r>
+        <w:t xml:space="preserve">practical reasoning — you would apply it without hesitation to a decision about whether</w:t>
+      </w:r>
+      <w:r>
+        <w:t xml:space="preserve"> </w:t>
+      </w:r>
+      <w:r>
+        <w:t xml:space="preserve">a medical procedure's risks are worth its benefits — and applying it here forces the</w:t>
+      </w:r>
+      <w:r>
+        <w:t xml:space="preserve"> </w:t>
+      </w:r>
+      <w:r>
+        <w:t xml:space="preserve">comparison to be made case by case.</w:t>
+      </w:r>
+    </w:p>
+    <w:p>
+      <w:pPr>
+        <w:pStyle w:val="BodyText"/>
+      </w:pPr>
+      <w:r>
+        <w:t xml:space="preserve">Two cautions follow. First, the argument sets a standard that is genuinely demanding:</w:t>
+      </w:r>
+      <w:r>
+        <w:t xml:space="preserve"> </w:t>
+      </w:r>
+      <w:r>
+        <w:t xml:space="preserve">to run it, someone has to measure both the costs and the averted harms, and firms</w:t>
+      </w:r>
+      <w:r>
+        <w:t xml:space="preserve"> </w:t>
+      </w:r>
+      <w:r>
+        <w:t xml:space="preserve">currently disclose far more about the second than the first. Second, the argument is</w:t>
+      </w:r>
+      <w:r>
+        <w:t xml:space="preserve"> </w:t>
+      </w:r>
+      <w:r>
+        <w:t xml:space="preserve">silent about distribution. A system could pass the comparative test in aggregate while</w:t>
+      </w:r>
+      <w:r>
+        <w:t xml:space="preserve"> </w:t>
+      </w:r>
+      <w:r>
+        <w:t xml:space="preserve">the harms fall on one population and the benefits on another — which is precisely what</w:t>
+      </w:r>
+      <w:r>
+        <w:t xml:space="preserve"> </w:t>
+      </w:r>
+      <w:r>
+        <w:t xml:space="preserve">the Externalized Cost Argument warned about. Comparative justification is necessary here,</w:t>
+      </w:r>
+      <w:r>
+        <w:t xml:space="preserve"> </w:t>
+      </w:r>
+      <w:r>
+        <w:t xml:space="preserve">but it is not sufficient.</w:t>
+      </w:r>
+    </w:p>
+    <w:p>
+      <w:pPr>
+        <w:pStyle w:val="BoxLabel"/>
+      </w:pPr>
+      <w:r>
+        <w:t xml:space="preserve">Thought Questions</w:t>
+      </w:r>
+    </w:p>
+    <w:p>
+      <w:pPr>
+        <w:numPr>
+          <w:ilvl w:val="0"/>
+          <w:numId w:val="1006"/>
+        </w:numPr>
+        <w:pStyle w:val="Compact"/>
+      </w:pPr>
+      <w:r>
+        <w:t xml:space="preserve">What standard should we use to judge whether an AI application with a significant</w:t>
+      </w:r>
+      <w:r>
+        <w:t xml:space="preserve"> </w:t>
+      </w:r>
+      <w:r>
+        <w:t xml:space="preserve">energy cost is environmentally justified? Is net emissions reduction sufficient?</w:t>
+      </w:r>
+      <w:r>
+        <w:t xml:space="preserve"> </w:t>
+      </w:r>
+      <w:r>
+        <w:t xml:space="preserve">Does it matter how the benefits are distributed?</w:t>
+      </w:r>
+    </w:p>
+    <w:p>
+      <w:pPr>
+        <w:numPr>
+          <w:ilvl w:val="0"/>
+          <w:numId w:val="1006"/>
+        </w:numPr>
+        <w:pStyle w:val="Compact"/>
+      </w:pPr>
+      <w:r>
+        <w:t xml:space="preserve">The rebound effect suggests that making AI more efficient may increase rather than</w:t>
+      </w:r>
+      <w:r>
+        <w:t xml:space="preserve"> </w:t>
+      </w:r>
+      <w:r>
+        <w:t xml:space="preserve">decrease total energy use. What implications does this have for how we evaluate</w:t>
+      </w:r>
+      <w:r>
+        <w:t xml:space="preserve"> </w:t>
+      </w:r>
+      <w:r>
+        <w:t xml:space="preserve">companies' environmental claims? Can efficiency improvements alone solve AI's</w:t>
+      </w:r>
+      <w:r>
+        <w:t xml:space="preserve"> </w:t>
+      </w:r>
+      <w:r>
+        <w:t xml:space="preserve">environmental problem?</w:t>
+      </w:r>
+    </w:p>
+    <w:p>
+      <w:pPr>
+        <w:numPr>
+          <w:ilvl w:val="0"/>
+          <w:numId w:val="1006"/>
+        </w:numPr>
+        <w:pStyle w:val="Compact"/>
       </w:pPr>
       <w:r>
         <w:t xml:space="preserve">"The cloud" encourages people to think of digital systems as weightless and</w:t>
@@ -1796,11 +2915,35 @@
         <w:t xml:space="preserve">placeless. Who benefits from that framing? Who is harmed by it?</w:t>
       </w:r>
     </w:p>
-    <w:bookmarkEnd w:id="26"/>
-    <w:bookmarkEnd w:id="27"/>
-    <w:bookmarkEnd w:id="28"/>
-    <w:bookmarkStart w:id="36" w:name="medicine"/>
-    <w:bookmarkStart w:id="35" w:name="s3-heading"/>
+    <w:p>
+      <w:pPr>
+        <w:numPr>
+          <w:ilvl w:val="0"/>
+          <w:numId w:val="1006"/>
+        </w:numPr>
+        <w:pStyle w:val="Compact"/>
+      </w:pPr>
+      <w:r>
+        <w:t xml:space="preserve">In West Des Moines the water use was real, and the widely shared story blaming data</w:t>
+      </w:r>
+      <w:r>
+        <w:t xml:space="preserve"> </w:t>
+      </w:r>
+      <w:r>
+        <w:t xml:space="preserve">centers for the watering ban was wrong. Does getting a detail like that wrong damage</w:t>
+      </w:r>
+      <w:r>
+        <w:t xml:space="preserve"> </w:t>
+      </w:r>
+      <w:r>
+        <w:t xml:space="preserve">the underlying case against data-center water use, or is it beside the point?</w:t>
+      </w:r>
+    </w:p>
+    <w:bookmarkEnd w:id="38"/>
+    <w:bookmarkEnd w:id="39"/>
+    <w:bookmarkEnd w:id="40"/>
+    <w:bookmarkStart w:id="48" w:name="medicine"/>
+    <w:bookmarkStart w:id="47" w:name="s3-heading"/>
     <w:p>
       <w:pPr>
         <w:pStyle w:val="Heading2"/>
@@ -1853,7 +2996,7 @@
         <w:t xml:space="preserve">to rigorous critical examination, because the stakes of getting it wrong are correspondingly high.</w:t>
       </w:r>
     </w:p>
-    <w:bookmarkStart w:id="32" w:name="scale-and-concentration-of-medical-ai"/>
+    <w:bookmarkStart w:id="44" w:name="scale-and-concentration-of-medical-ai"/>
     <w:p>
       <w:pPr>
         <w:pStyle w:val="Heading3"/>
@@ -1867,13 +3010,19 @@
         <w:pStyle w:val="FirstParagraph"/>
       </w:pPr>
       <w:r>
-        <w:t xml:space="preserve">The scale of AI deployment in medicine has grown dramatically. The FDA approved 223</w:t>
-      </w:r>
-      <w:r>
-        <w:t xml:space="preserve"> </w:t>
-      </w:r>
-      <w:r>
-        <w:t xml:space="preserve">AI-enabled medical devices in 2023 alone, up from just 6 in 2015.</w:t>
+        <w:t xml:space="preserve">The scale of AI deployment in medicine has grown dramatically. Stanford's AI Index reports</w:t>
+      </w:r>
+      <w:r>
+        <w:t xml:space="preserve"> </w:t>
+      </w:r>
+      <w:r>
+        <w:t xml:space="preserve">that the U.S. Food and Drug Administration authorized 223 AI-enabled medical devices in</w:t>
+      </w:r>
+      <w:r>
+        <w:t xml:space="preserve"> </w:t>
+      </w:r>
+      <w:r>
+        <w:t xml:space="preserve">2023 alone, up from just six in 2015.</w:t>
       </w:r>
       <w:r>
         <w:t xml:space="preserve"> </w:t>
@@ -1885,13 +3034,13 @@
         <w:t xml:space="preserve"> </w:t>
       </w:r>
       <w:r>
-        <w:t xml:space="preserve">Its public list of approved AI-enabled</w:t>
-      </w:r>
-      <w:r>
-        <w:t xml:space="preserve"> </w:t>
-      </w:r>
-      <w:r>
-        <w:t xml:space="preserve">devices contained 1,451 entries as of early 2026.</w:t>
+        <w:t xml:space="preserve">The agency's public list of AI-enabled devices passed 1,500 entries in early 2026 and</w:t>
+      </w:r>
+      <w:r>
+        <w:t xml:space="preserve"> </w:t>
+      </w:r>
+      <w:r>
+        <w:t xml:space="preserve">continues to rise.</w:t>
       </w:r>
       <w:r>
         <w:t xml:space="preserve"> </w:t>
@@ -1903,25 +3052,157 @@
         <w:t xml:space="preserve"> </w:t>
       </w:r>
       <w:r>
-        <w:t xml:space="preserve">Radiology dominates: over 1,100 approved devices are for imaging applications, reflecting</w:t>
-      </w:r>
-      <w:r>
-        <w:t xml:space="preserve"> </w:t>
-      </w:r>
-      <w:r>
-        <w:t xml:space="preserve">the fact that medical images are abundant, standardized, and amenable to the classification</w:t>
-      </w:r>
-      <w:r>
-        <w:t xml:space="preserve"> </w:t>
-      </w:r>
-      <w:r>
-        <w:t xml:space="preserve">and anomaly-detection tasks at which current AI excels. Cardiovascular and neurology</w:t>
-      </w:r>
-      <w:r>
-        <w:t xml:space="preserve"> </w:t>
-      </w:r>
-      <w:r>
-        <w:t xml:space="preserve">applications follow.</w:t>
+        <w:t xml:space="preserve">The list is</w:t>
+      </w:r>
+      <w:r>
+        <w:t xml:space="preserve"> </w:t>
+      </w:r>
+      <w:r>
+        <w:t xml:space="preserve">revised several times a year, which is why this chapter gives no exact figure: any precise</w:t>
+      </w:r>
+      <w:r>
+        <w:t xml:space="preserve"> </w:t>
+      </w:r>
+      <w:r>
+        <w:t xml:space="preserve">count is stale before the semester ends.</w:t>
+      </w:r>
+    </w:p>
+    <w:p>
+      <w:pPr>
+        <w:pStyle w:val="BodyText"/>
+      </w:pPr>
+      <w:r>
+        <w:t xml:space="preserve">Two features of that list matter more than its length. The first is concentration. Roughly</w:t>
+      </w:r>
+      <w:r>
+        <w:t xml:space="preserve"> </w:t>
+      </w:r>
+      <w:r>
+        <w:t xml:space="preserve">three-quarters of the authorized devices are radiology devices, because medical images are</w:t>
+      </w:r>
+      <w:r>
+        <w:t xml:space="preserve"> </w:t>
+      </w:r>
+      <w:r>
+        <w:t xml:space="preserve">abundant, standardized, and well suited to the classification, segmentation, and</w:t>
+      </w:r>
+      <w:r>
+        <w:t xml:space="preserve"> </w:t>
+      </w:r>
+      <w:r>
+        <w:t xml:space="preserve">anomaly-detection tasks at which current systems excel. Cardiovascular and neurology</w:t>
+      </w:r>
+      <w:r>
+        <w:t xml:space="preserve"> </w:t>
+      </w:r>
+      <w:r>
+        <w:t xml:space="preserve">applications follow at a considerable distance, and most of medicine barely appears at all.</w:t>
+      </w:r>
+      <w:r>
+        <w:t xml:space="preserve"> </w:t>
+      </w:r>
+      <w:r>
+        <w:t xml:space="preserve">Adoption is real; it is also narrow. A student who reads "1,500 AI devices approved" and</w:t>
+      </w:r>
+      <w:r>
+        <w:t xml:space="preserve"> </w:t>
+      </w:r>
+      <w:r>
+        <w:t xml:space="preserve">pictures AI spread evenly across the practice of medicine has misread the number.</w:t>
+      </w:r>
+    </w:p>
+    <w:p>
+      <w:pPr>
+        <w:pStyle w:val="BodyText"/>
+      </w:pPr>
+      <w:r>
+        <w:t xml:space="preserve">The second feature is more instructive. The list is not what it appears to be. The FDA</w:t>
+      </w:r>
+      <w:r>
+        <w:t xml:space="preserve"> </w:t>
+      </w:r>
+      <w:r>
+        <w:t xml:space="preserve">itself cautions that the list is</w:t>
+      </w:r>
+      <w:r>
+        <w:t xml:space="preserve"> </w:t>
+      </w:r>
+      <w:r>
+        <w:rPr>
+          <w:iCs/>
+          <w:i/>
+        </w:rPr>
+        <w:t xml:space="preserve">"not a comprehensive resource"</w:t>
+      </w:r>
+      <w:r>
+        <w:t xml:space="preserve">: it is assembled</w:t>
+      </w:r>
+      <w:r>
+        <w:t xml:space="preserve"> </w:t>
+      </w:r>
+      <w:r>
+        <w:t xml:space="preserve">by keyword-searching the public summaries that accompany device authorizations, so a device</w:t>
+      </w:r>
+      <w:r>
+        <w:t xml:space="preserve"> </w:t>
+      </w:r>
+      <w:r>
+        <w:t xml:space="preserve">whose paperwork used different vocabulary may simply be absent, and inclusion depends on</w:t>
+      </w:r>
+      <w:r>
+        <w:t xml:space="preserve"> </w:t>
+      </w:r>
+      <w:r>
+        <w:t xml:space="preserve">what a manufacturer chose to write rather than on what the software actually does. This is</w:t>
+      </w:r>
+      <w:r>
+        <w:t xml:space="preserve"> </w:t>
+      </w:r>
+      <w:r>
+        <w:t xml:space="preserve">worth pausing over. What looks like a census is really a search result. That does not make</w:t>
+      </w:r>
+      <w:r>
+        <w:t xml:space="preserve"> </w:t>
+      </w:r>
+      <w:r>
+        <w:t xml:space="preserve">it useless — it is the best public inventory available, and its broad trends are almost</w:t>
+      </w:r>
+      <w:r>
+        <w:t xml:space="preserve"> </w:t>
+      </w:r>
+      <w:r>
+        <w:t xml:space="preserve">certainly right — but it does mean the number carries an error bar the number itself never</w:t>
+      </w:r>
+      <w:r>
+        <w:t xml:space="preserve"> </w:t>
+      </w:r>
+      <w:r>
+        <w:t xml:space="preserve">displays. Learning to ask</w:t>
+      </w:r>
+      <w:r>
+        <w:t xml:space="preserve"> </w:t>
+      </w:r>
+      <w:r>
+        <w:rPr>
+          <w:iCs/>
+          <w:i/>
+        </w:rPr>
+        <w:t xml:space="preserve">how a statistic was constructed</w:t>
+      </w:r>
+      <w:r>
+        <w:t xml:space="preserve">, and not merely how large</w:t>
+      </w:r>
+      <w:r>
+        <w:t xml:space="preserve"> </w:t>
+      </w:r>
+      <w:r>
+        <w:t xml:space="preserve">it is, is one of the more transferable skills this chapter can offer; we will need it again</w:t>
+      </w:r>
+      <w:r>
+        <w:t xml:space="preserve"> </w:t>
+      </w:r>
+      <w:r>
+        <w:t xml:space="preserve">when we turn to global poverty counts in Part V.</w:t>
       </w:r>
     </w:p>
     <w:p>
@@ -1933,18 +3214,18 @@
           <wp:inline>
             <wp:extent cx="5334000" cy="5334000"/>
             <wp:effectExtent b="0" l="0" r="0" t="0"/>
-            <wp:docPr descr="First CT scan brain image" title="" id="30" name="Picture"/>
+            <wp:docPr descr="First CT scan brain image" title="" id="42" name="Picture"/>
             <a:graphic>
               <a:graphicData uri="http://schemas.openxmlformats.org/drawingml/2006/picture">
                 <pic:pic>
                   <pic:nvPicPr>
-                    <pic:cNvPr descr="C:/Users/brend/OneDrive/Documents/Github/computing_ai_ethics/images/ai_env_ct_scan.jpg" id="31" name="Picture"/>
+                    <pic:cNvPr descr="/home/user/computing_ai_ethics/images/ai_env_ct_scan.jpg" id="43" name="Picture"/>
                     <pic:cNvPicPr>
                       <a:picLocks noChangeArrowheads="1" noChangeAspect="1"/>
                     </pic:cNvPicPr>
                   </pic:nvPicPr>
                   <pic:blipFill>
-                    <a:blip r:embed="rId29"/>
+                    <a:blip r:embed="rId41"/>
                     <a:stretch>
                       <a:fillRect/>
                     </a:stretch>
@@ -2003,8 +3284,8 @@
         <w:t xml:space="preserve">errors harder to detect rather than easier to prevent. CC BY 4.0, via Wikimedia Commons.</w:t>
       </w:r>
     </w:p>
-    <w:bookmarkEnd w:id="32"/>
-    <w:bookmarkStart w:id="33" w:name="a-scientific-success-alphafold"/>
+    <w:bookmarkEnd w:id="44"/>
+    <w:bookmarkStart w:id="45" w:name="a-scientific-success-alphafold"/>
     <w:p>
       <w:pPr>
         <w:pStyle w:val="Heading3"/>
@@ -2030,13 +3311,7 @@
         <w:t xml:space="preserve"> </w:t>
       </w:r>
       <w:r>
-        <w:t xml:space="preserve">(</w:t>
-      </w:r>
-      <w:r>
-        <w:t xml:space="preserve">Jumper et al.</w:t>
-      </w:r>
-      <w:r>
-        <w:t xml:space="preserve">, 2021)</w:t>
+        <w:t xml:space="preserve">(Jumper et al., 2021)</w:t>
       </w:r>
       <w:r>
         <w:t xml:space="preserve"> </w:t>
@@ -2068,19 +3343,37 @@
         <w:pStyle w:val="BodyText"/>
       </w:pPr>
       <w:r>
-        <w:t xml:space="preserve">AlphaFold achieved a dramatic breakthrough in 2020, producing highly accurate structure</w:t>
-      </w:r>
-      <w:r>
-        <w:t xml:space="preserve"> </w:t>
-      </w:r>
-      <w:r>
-        <w:t xml:space="preserve">predictions for hundreds of millions of proteins and making the results freely available.</w:t>
-      </w:r>
-      <w:r>
-        <w:t xml:space="preserve"> </w:t>
-      </w:r>
-      <w:r>
-        <w:t xml:space="preserve">The knock-on effects for drug discovery, vaccine development, and fundamental biology</w:t>
+        <w:t xml:space="preserve">AlphaFold achieved a dramatic breakthrough at the 2020 CASP structure-prediction</w:t>
+      </w:r>
+      <w:r>
+        <w:t xml:space="preserve"> </w:t>
+      </w:r>
+      <w:r>
+        <w:t xml:space="preserve">competition, and the public database built from it now holds roughly 200 million predicted</w:t>
+      </w:r>
+      <w:r>
+        <w:t xml:space="preserve"> </w:t>
+      </w:r>
+      <w:r>
+        <w:t xml:space="preserve">structures, freely available. In 2024 the work received the Nobel Prize in Chemistry: half</w:t>
+      </w:r>
+      <w:r>
+        <w:t xml:space="preserve"> </w:t>
+      </w:r>
+      <w:r>
+        <w:t xml:space="preserve">the prize went to Demis Hassabis and John Jumper for protein-structure prediction, the</w:t>
+      </w:r>
+      <w:r>
+        <w:t xml:space="preserve"> </w:t>
+      </w:r>
+      <w:r>
+        <w:t xml:space="preserve">other half to David Baker for computational protein design. The knock-on effects for drug</w:t>
+      </w:r>
+      <w:r>
+        <w:t xml:space="preserve"> </w:t>
+      </w:r>
+      <w:r>
+        <w:t xml:space="preserve">discovery, vaccine development, and fundamental biology</w:t>
       </w:r>
       <w:r>
         <w:t xml:space="preserve"> </w:t>
@@ -2139,8 +3432,8 @@
         <w:t xml:space="preserve">the distribution of benefits.</w:t>
       </w:r>
     </w:p>
-    <w:bookmarkEnd w:id="33"/>
-    <w:bookmarkStart w:id="34" w:name="risks-of-medical-ai"/>
+    <w:bookmarkEnd w:id="45"/>
+    <w:bookmarkStart w:id="46" w:name="risks-of-medical-ai"/>
     <w:p>
       <w:pPr>
         <w:pStyle w:val="Heading3"/>
@@ -2188,6 +3481,7 @@
         <w:tblStyle w:val="Table"/>
         <w:tblW w:type="auto" w:w="0"/>
         <w:tblLook w:firstRow="1" w:lastRow="0" w:firstColumn="0" w:lastColumn="0" w:noHBand="0" w:noVBand="0" w:val="0020"/>
+        <w:jc w:val="start"/>
         <w:tblCaption w:val="Table 9.2 — Key Risks of Medical AI"/>
       </w:tblPr>
       <w:tblGrid>
@@ -2196,13 +3490,14 @@
       </w:tblGrid>
       <w:tr>
         <w:trPr>
-          <w:tblHeader w:val="on"/>
+          <w:tblHeader w:val="true"/>
         </w:trPr>
         <w:tc>
           <w:tcPr/>
           <w:p>
             <w:pPr>
               <w:pStyle w:val="Compact"/>
+              <w:jc w:val="left"/>
             </w:pPr>
             <w:r>
               <w:t xml:space="preserve">Risk</w:t>
@@ -2214,6 +3509,7 @@
           <w:p>
             <w:pPr>
               <w:pStyle w:val="Compact"/>
+              <w:jc w:val="left"/>
             </w:pPr>
             <w:r>
               <w:t xml:space="preserve">Why it matters</w:t>
@@ -2227,11 +3523,12 @@
           <w:p>
             <w:pPr>
               <w:pStyle w:val="Compact"/>
+              <w:jc w:val="left"/>
             </w:pPr>
             <w:r>
               <w:rPr>
+                <w:bCs/>
                 <w:b/>
-                <w:bCs/>
               </w:rPr>
               <w:t xml:space="preserve">Bias in training data</w:t>
             </w:r>
@@ -2242,6 +3539,7 @@
           <w:p>
             <w:pPr>
               <w:pStyle w:val="Compact"/>
+              <w:jc w:val="left"/>
             </w:pPr>
             <w:r>
               <w:t xml:space="preserve">Underrepresented groups — women, people of color, patients from lower-income settings — may receive worse predictions because they appear less often in training data</w:t>
@@ -2255,11 +3553,12 @@
           <w:p>
             <w:pPr>
               <w:pStyle w:val="Compact"/>
+              <w:jc w:val="left"/>
             </w:pPr>
             <w:r>
               <w:rPr>
+                <w:bCs/>
                 <w:b/>
-                <w:bCs/>
               </w:rPr>
               <w:t xml:space="preserve">Opacity</w:t>
             </w:r>
@@ -2270,6 +3569,7 @@
           <w:p>
             <w:pPr>
               <w:pStyle w:val="Compact"/>
+              <w:jc w:val="left"/>
             </w:pPr>
             <w:r>
               <w:t xml:space="preserve">Clinicians and patients may not understand why a recommendation was made, complicating informed consent and professional judgment</w:t>
@@ -2283,11 +3583,12 @@
           <w:p>
             <w:pPr>
               <w:pStyle w:val="Compact"/>
+              <w:jc w:val="left"/>
             </w:pPr>
             <w:r>
               <w:rPr>
+                <w:bCs/>
                 <w:b/>
-                <w:bCs/>
               </w:rPr>
               <w:t xml:space="preserve">Automation bias and overreliance</w:t>
             </w:r>
@@ -2298,6 +3599,7 @@
           <w:p>
             <w:pPr>
               <w:pStyle w:val="Compact"/>
+              <w:jc w:val="left"/>
             </w:pPr>
             <w:r>
               <w:t xml:space="preserve">When clinicians defer to AI recommendations without independent scrutiny, errors become harder to catch — the human check disappears</w:t>
@@ -2311,11 +3613,12 @@
           <w:p>
             <w:pPr>
               <w:pStyle w:val="Compact"/>
+              <w:jc w:val="left"/>
             </w:pPr>
             <w:r>
               <w:rPr>
+                <w:bCs/>
                 <w:b/>
-                <w:bCs/>
               </w:rPr>
               <w:t xml:space="preserve">Privacy and consent</w:t>
             </w:r>
@@ -2326,6 +3629,7 @@
           <w:p>
             <w:pPr>
               <w:pStyle w:val="Compact"/>
+              <w:jc w:val="left"/>
             </w:pPr>
             <w:r>
               <w:t xml:space="preserve">Medical datasets are intimate and difficult to fully anonymize; large-scale training raises questions about patients' rights over their data</w:t>
@@ -2339,11 +3643,12 @@
           <w:p>
             <w:pPr>
               <w:pStyle w:val="Compact"/>
+              <w:jc w:val="left"/>
             </w:pPr>
             <w:r>
               <w:rPr>
+                <w:bCs/>
                 <w:b/>
-                <w:bCs/>
               </w:rPr>
               <w:t xml:space="preserve">Access inequality</w:t>
             </w:r>
@@ -2354,6 +3659,7 @@
           <w:p>
             <w:pPr>
               <w:pStyle w:val="Compact"/>
+              <w:jc w:val="left"/>
             </w:pPr>
             <w:r>
               <w:t xml:space="preserve">Advanced diagnostic systems may benefit wealthy, well-resourced institutions first, widening rather than closing gaps in health outcomes</w:t>
@@ -2403,19 +3709,25 @@
         <w:t xml:space="preserve"> </w:t>
       </w:r>
       <w:r>
-        <w:t xml:space="preserve">for deployment. A system that achieves 95% accuracy overall but 82% accuracy for dark-skinned</w:t>
-      </w:r>
-      <w:r>
-        <w:t xml:space="preserve"> </w:t>
-      </w:r>
-      <w:r>
-        <w:t xml:space="preserve">patients is not equally useful to all patients, and its deployment without acknowledgment</w:t>
-      </w:r>
-      <w:r>
-        <w:t xml:space="preserve"> </w:t>
-      </w:r>
-      <w:r>
-        <w:t xml:space="preserve">of that disparity is an ethical failure, not merely a technical limitation.</w:t>
+        <w:t xml:space="preserve">for deployment. Consider, as an illustration, a system that achieves 95% accuracy overall</w:t>
+      </w:r>
+      <w:r>
+        <w:t xml:space="preserve"> </w:t>
+      </w:r>
+      <w:r>
+        <w:t xml:space="preserve">but 82% accuracy for patients with darker skin. It is not equally useful to all patients,</w:t>
+      </w:r>
+      <w:r>
+        <w:t xml:space="preserve"> </w:t>
+      </w:r>
+      <w:r>
+        <w:t xml:space="preserve">and deploying it without acknowledging that disparity is an ethical failure, not merely a</w:t>
+      </w:r>
+      <w:r>
+        <w:t xml:space="preserve"> </w:t>
+      </w:r>
+      <w:r>
+        <w:t xml:space="preserve">technical limitation.</w:t>
       </w:r>
     </w:p>
     <w:p>
@@ -2431,7 +3743,7 @@
         <w:pStyle w:val="BoxTitle"/>
       </w:pPr>
       <w:r>
-        <w:t xml:space="preserve">Triage, Scarcity, and Algorithmic Allocation</w:t>
+        <w:t xml:space="preserve">Hypothetical: Triage, Scarcity, and Algorithmic Allocation</w:t>
       </w:r>
     </w:p>
     <w:p>
@@ -2542,11 +3854,145 @@
         <w:t xml:space="preserve">system more just. Efficiency within an unjust system is not justice.</w:t>
       </w:r>
     </w:p>
-    <w:bookmarkEnd w:id="34"/>
-    <w:bookmarkEnd w:id="35"/>
-    <w:bookmarkEnd w:id="36"/>
-    <w:bookmarkStart w:id="44" w:name="governance"/>
-    <w:bookmarkStart w:id="43" w:name="s4-heading"/>
+    <w:p>
+      <w:pPr>
+        <w:pStyle w:val="BoxLabel"/>
+      </w:pPr>
+      <w:r>
+        <w:t xml:space="preserve">Thought Questions</w:t>
+      </w:r>
+    </w:p>
+    <w:p>
+      <w:pPr>
+        <w:numPr>
+          <w:ilvl w:val="0"/>
+          <w:numId w:val="1007"/>
+        </w:numPr>
+        <w:pStyle w:val="Compact"/>
+      </w:pPr>
+      <w:r>
+        <w:t xml:space="preserve">If a medical AI system improves average accuracy but performs noticeably worse for one</w:t>
+      </w:r>
+      <w:r>
+        <w:t xml:space="preserve"> </w:t>
+      </w:r>
+      <w:r>
+        <w:t xml:space="preserve">vulnerable group, should it be deployed? Your answer will depend on whether you weight</w:t>
+      </w:r>
+      <w:r>
+        <w:t xml:space="preserve"> </w:t>
+      </w:r>
+      <w:r>
+        <w:t xml:space="preserve">overall utility, equal treatment, protection of the worst-off, or informed patient</w:t>
+      </w:r>
+      <w:r>
+        <w:t xml:space="preserve"> </w:t>
+      </w:r>
+      <w:r>
+        <w:t xml:space="preserve">choice most heavily. Which do you weight most heavily, and why?</w:t>
+      </w:r>
+    </w:p>
+    <w:p>
+      <w:pPr>
+        <w:numPr>
+          <w:ilvl w:val="0"/>
+          <w:numId w:val="1007"/>
+        </w:numPr>
+        <w:pStyle w:val="Compact"/>
+      </w:pPr>
+      <w:r>
+        <w:t xml:space="preserve">The FDA's device list is a keyword-derived sample that the agency says is "not a</w:t>
+      </w:r>
+      <w:r>
+        <w:t xml:space="preserve"> </w:t>
+      </w:r>
+      <w:r>
+        <w:t xml:space="preserve">comprehensive resource." Whose responsibility is it to communicate that caveat — the</w:t>
+      </w:r>
+      <w:r>
+        <w:t xml:space="preserve"> </w:t>
+      </w:r>
+      <w:r>
+        <w:t xml:space="preserve">agency's, the journalist's, or the reader's?</w:t>
+      </w:r>
+    </w:p>
+    <w:p>
+      <w:pPr>
+        <w:numPr>
+          <w:ilvl w:val="0"/>
+          <w:numId w:val="1007"/>
+        </w:numPr>
+        <w:pStyle w:val="Compact"/>
+      </w:pPr>
+      <w:r>
+        <w:t xml:space="preserve">Radiology accounts for roughly three-quarters of authorized AI devices. What does that</w:t>
+      </w:r>
+      <w:r>
+        <w:t xml:space="preserve"> </w:t>
+      </w:r>
+      <w:r>
+        <w:t xml:space="preserve">concentration tell you about where AI is likely to be useful in medicine, and what</w:t>
+      </w:r>
+      <w:r>
+        <w:t xml:space="preserve"> </w:t>
+      </w:r>
+      <w:r>
+        <w:t xml:space="preserve">might it be telling you instead about where the training data happens to be?</w:t>
+      </w:r>
+    </w:p>
+    <w:p>
+      <w:pPr>
+        <w:numPr>
+          <w:ilvl w:val="0"/>
+          <w:numId w:val="1007"/>
+        </w:numPr>
+        <w:pStyle w:val="Compact"/>
+      </w:pPr>
+      <w:r>
+        <w:t xml:space="preserve">AlphaFold's results were released freely, which is part of why it did so much good.</w:t>
+      </w:r>
+      <w:r>
+        <w:t xml:space="preserve"> </w:t>
+      </w:r>
+      <w:r>
+        <w:t xml:space="preserve">Would the same breakthrough have been worth as much if it had been kept proprietary?</w:t>
+      </w:r>
+      <w:r>
+        <w:t xml:space="preserve"> </w:t>
+      </w:r>
+      <w:r>
+        <w:t xml:space="preserve">Does that suggest anything about how publicly funded AI research should be licensed?</w:t>
+      </w:r>
+    </w:p>
+    <w:p>
+      <w:pPr>
+        <w:numPr>
+          <w:ilvl w:val="0"/>
+          <w:numId w:val="1007"/>
+        </w:numPr>
+        <w:pStyle w:val="Compact"/>
+      </w:pPr>
+      <w:r>
+        <w:t xml:space="preserve">Automation bias means clinicians may stop scrutinizing recommendations they are</w:t>
+      </w:r>
+      <w:r>
+        <w:t xml:space="preserve"> </w:t>
+      </w:r>
+      <w:r>
+        <w:t xml:space="preserve">supposed to check. Design a workflow that keeps the human check real. What would you</w:t>
+      </w:r>
+      <w:r>
+        <w:t xml:space="preserve"> </w:t>
+      </w:r>
+      <w:r>
+        <w:t xml:space="preserve">have to give up in speed to get it?</w:t>
+      </w:r>
+    </w:p>
+    <w:bookmarkEnd w:id="46"/>
+    <w:bookmarkEnd w:id="47"/>
+    <w:bookmarkEnd w:id="48"/>
+    <w:bookmarkStart w:id="56" w:name="governance"/>
+    <w:bookmarkStart w:id="55" w:name="s4-heading"/>
     <w:p>
       <w:pPr>
         <w:pStyle w:val="Heading2"/>
@@ -2608,18 +4054,18 @@
           <wp:inline>
             <wp:extent cx="5334000" cy="3549534"/>
             <wp:effectExtent b="0" l="0" r="0" t="0"/>
-            <wp:docPr descr="Interior of the Scottish Parliament chamber" title="" id="38" name="Picture"/>
+            <wp:docPr descr="Interior of the Scottish Parliament chamber" title="" id="50" name="Picture"/>
             <a:graphic>
               <a:graphicData uri="http://schemas.openxmlformats.org/drawingml/2006/picture">
                 <pic:pic>
                   <pic:nvPicPr>
-                    <pic:cNvPr descr="C:/Users/brend/OneDrive/Documents/Github/computing_ai_ethics/images/ai_env_parliament.jpg" id="39" name="Picture"/>
+                    <pic:cNvPr descr="/home/user/computing_ai_ethics/images/ai_env_parliament.jpg" id="51" name="Picture"/>
                     <pic:cNvPicPr>
                       <a:picLocks noChangeArrowheads="1" noChangeAspect="1"/>
                     </pic:cNvPicPr>
                   </pic:nvPicPr>
                   <pic:blipFill>
-                    <a:blip r:embed="rId37"/>
+                    <a:blip r:embed="rId49"/>
                     <a:stretch>
                       <a:fillRect/>
                     </a:stretch>
@@ -2678,7 +4124,7 @@
         <w:t xml:space="preserve">speed. Scottish Parliament photo, CC BY-SA 4.0, via Wikimedia Commons.</w:t>
       </w:r>
     </w:p>
-    <w:bookmarkStart w:id="40" w:name="what-good-ai-governance-requires"/>
+    <w:bookmarkStart w:id="52" w:name="what-good-ai-governance-requires"/>
     <w:p>
       <w:pPr>
         <w:pStyle w:val="Heading3"/>
@@ -2692,7 +4138,19 @@
         <w:pStyle w:val="FirstParagraph"/>
       </w:pPr>
       <w:r>
-        <w:t xml:space="preserve">The OECD's AI Principles — adopted by more than fifty countries — explicitly identify</w:t>
+        <w:t xml:space="preserve">The OECD's AI Principles — first adopted in 2019, updated in May 2024, and now adhered</w:t>
+      </w:r>
+      <w:r>
+        <w:t xml:space="preserve"> </w:t>
+      </w:r>
+      <w:r>
+        <w:t xml:space="preserve">to by 47 parties, including every OECD member state, a number of non-members, and the</w:t>
+      </w:r>
+      <w:r>
+        <w:t xml:space="preserve"> </w:t>
+      </w:r>
+      <w:r>
+        <w:t xml:space="preserve">European Union — explicitly identify</w:t>
       </w:r>
       <w:r>
         <w:t xml:space="preserve"> </w:t>
@@ -2744,6 +4202,7 @@
         <w:tblStyle w:val="Table"/>
         <w:tblW w:type="auto" w:w="0"/>
         <w:tblLook w:firstRow="1" w:lastRow="0" w:firstColumn="0" w:lastColumn="0" w:noHBand="0" w:noVBand="0" w:val="0020"/>
+        <w:jc w:val="start"/>
         <w:tblCaption w:val="Table 9.3 — A Public-Sector AI Checklist"/>
       </w:tblPr>
       <w:tblGrid>
@@ -2752,13 +4211,14 @@
       </w:tblGrid>
       <w:tr>
         <w:trPr>
-          <w:tblHeader w:val="on"/>
+          <w:tblHeader w:val="true"/>
         </w:trPr>
         <w:tc>
           <w:tcPr/>
           <w:p>
             <w:pPr>
               <w:pStyle w:val="Compact"/>
+              <w:jc w:val="left"/>
             </w:pPr>
             <w:r>
               <w:t xml:space="preserve">Question</w:t>
@@ -2770,6 +4230,7 @@
           <w:p>
             <w:pPr>
               <w:pStyle w:val="Compact"/>
+              <w:jc w:val="left"/>
             </w:pPr>
             <w:r>
               <w:t xml:space="preserve">Why it matters</w:t>
@@ -2783,6 +4244,7 @@
           <w:p>
             <w:pPr>
               <w:pStyle w:val="Compact"/>
+              <w:jc w:val="left"/>
             </w:pPr>
             <w:r>
               <w:t xml:space="preserve">Can citizens appeal the decision?</w:t>
@@ -2794,6 +4256,7 @@
           <w:p>
             <w:pPr>
               <w:pStyle w:val="Compact"/>
+              <w:jc w:val="left"/>
             </w:pPr>
             <w:r>
               <w:t xml:space="preserve">Without appeal mechanisms, errors become entrenched rather than corrected</w:t>
@@ -2807,6 +4270,7 @@
           <w:p>
             <w:pPr>
               <w:pStyle w:val="Compact"/>
+              <w:jc w:val="left"/>
             </w:pPr>
             <w:r>
               <w:t xml:space="preserve">Can the system be explained?</w:t>
@@ -2818,6 +4282,7 @@
           <w:p>
             <w:pPr>
               <w:pStyle w:val="Compact"/>
+              <w:jc w:val="left"/>
             </w:pPr>
             <w:r>
               <w:t xml:space="preserve">Public power should not hide behind black boxes; citizens are owed reasons</w:t>
@@ -2831,6 +4296,7 @@
           <w:p>
             <w:pPr>
               <w:pStyle w:val="Compact"/>
+              <w:jc w:val="left"/>
             </w:pPr>
             <w:r>
               <w:t xml:space="preserve">Is the model audited for bias?</w:t>
@@ -2842,6 +4308,7 @@
           <w:p>
             <w:pPr>
               <w:pStyle w:val="Compact"/>
+              <w:jc w:val="left"/>
             </w:pPr>
             <w:r>
               <w:t xml:space="preserve">Unequal burdens typically fall on already-vulnerable groups; this requires detection</w:t>
@@ -2855,6 +4322,7 @@
           <w:p>
             <w:pPr>
               <w:pStyle w:val="Compact"/>
+              <w:jc w:val="left"/>
             </w:pPr>
             <w:r>
               <w:t xml:space="preserve">Is data collection proportionate?</w:t>
@@ -2866,6 +4334,7 @@
           <w:p>
             <w:pPr>
               <w:pStyle w:val="Compact"/>
+              <w:jc w:val="left"/>
             </w:pPr>
             <w:r>
               <w:t xml:space="preserve">Administrative convenience does not override privacy rights</w:t>
@@ -2879,6 +4348,7 @@
           <w:p>
             <w:pPr>
               <w:pStyle w:val="Compact"/>
+              <w:jc w:val="left"/>
             </w:pPr>
             <w:r>
               <w:t xml:space="preserve">Does meaningful human review remain?</w:t>
@@ -2890,6 +4360,7 @@
           <w:p>
             <w:pPr>
               <w:pStyle w:val="Compact"/>
+              <w:jc w:val="left"/>
             </w:pPr>
             <w:r>
               <w:t xml:space="preserve">"Human in the loop" should not be a fiction covering fully automated decisions</w:t>
@@ -2942,8 +4413,8 @@
         <w:t xml:space="preserve">constraints that the efficiency logic of markets does not.</w:t>
       </w:r>
     </w:p>
-    <w:bookmarkEnd w:id="40"/>
-    <w:bookmarkStart w:id="42" w:name="the-governance-triangle"/>
+    <w:bookmarkEnd w:id="52"/>
+    <w:bookmarkStart w:id="54" w:name="the-governance-triangle"/>
     <w:p>
       <w:pPr>
         <w:pStyle w:val="Heading3"/>
@@ -3002,11 +4473,11 @@
     </w:p>
     <w:p>
       <w:pPr>
-        <w:pStyle w:val="Compact"/>
         <w:numPr>
           <w:ilvl w:val="0"/>
-          <w:numId w:val="1003"/>
+          <w:numId w:val="1008"/>
         </w:numPr>
+        <w:pStyle w:val="Compact"/>
       </w:pPr>
       <w:r>
         <w:t xml:space="preserve">Democratic governance requires that citizens be able to understand, contest, and hold accountable the decisions that affect them — this is the legitimacy requirement.</w:t>
@@ -3014,11 +4485,11 @@
     </w:p>
     <w:p>
       <w:pPr>
-        <w:pStyle w:val="Compact"/>
         <w:numPr>
           <w:ilvl w:val="0"/>
-          <w:numId w:val="1003"/>
+          <w:numId w:val="1008"/>
         </w:numPr>
+        <w:pStyle w:val="Compact"/>
       </w:pPr>
       <w:r>
         <w:t xml:space="preserve">AI systems in public administration are often opaque, non-contestable, and assign responsibility diffusely — satisfying the efficiency requirement while undermining legitimacy.</w:t>
@@ -3026,11 +4497,11 @@
     </w:p>
     <w:p>
       <w:pPr>
-        <w:pStyle w:val="Compact"/>
         <w:numPr>
           <w:ilvl w:val="0"/>
-          <w:numId w:val="1003"/>
+          <w:numId w:val="1008"/>
         </w:numPr>
+        <w:pStyle w:val="Compact"/>
       </w:pPr>
       <w:r>
         <w:t xml:space="preserve">A government that decides more quickly and cheaply, but less explainably and appealably, has not necessarily become a better government.</w:t>
@@ -3072,7 +4543,7 @@
         <w:t xml:space="preserve">Key Thinker</w:t>
       </w:r>
     </w:p>
-    <w:bookmarkStart w:id="41" w:name="virginia-eubanks-1972present"/>
+    <w:bookmarkStart w:id="53" w:name="virginia-eubanks-1972present"/>
     <w:p>
       <w:pPr>
         <w:pStyle w:val="Heading3"/>
@@ -3087,7 +4558,7 @@
         <w:t xml:space="preserve">(1972–present)</w:t>
       </w:r>
     </w:p>
-    <w:bookmarkEnd w:id="41"/>
+    <w:bookmarkEnd w:id="53"/>
     <w:p>
       <w:pPr>
         <w:pStyle w:val="KeyThinker"/>
@@ -3106,22 +4577,22 @@
       </w:r>
       <w:r>
         <w:rPr>
+          <w:iCs/>
           <w:i/>
-          <w:iCs/>
         </w:rPr>
         <w:t xml:space="preserve">Automating Inequality: How High-Tech Tools Profile, Police, and Punish</w:t>
       </w:r>
       <w:r>
         <w:rPr>
+          <w:iCs/>
           <w:i/>
+        </w:rPr>
+        <w:t xml:space="preserve"> </w:t>
+      </w:r>
+      <w:r>
+        <w:rPr>
           <w:iCs/>
-        </w:rPr>
-        <w:t xml:space="preserve"> </w:t>
-      </w:r>
-      <w:r>
-        <w:rPr>
           <w:i/>
-          <w:iCs/>
         </w:rPr>
         <w:t xml:space="preserve">the Poor</w:t>
       </w:r>
@@ -3185,13 +4656,25 @@
         <w:t xml:space="preserve"> </w:t>
       </w:r>
       <w:r>
-        <w:t xml:space="preserve">its welfare system, thousands of people were incorrectly denied benefits due to</w:t>
-      </w:r>
-      <w:r>
-        <w:t xml:space="preserve"> </w:t>
-      </w:r>
-      <w:r>
-        <w:t xml:space="preserve">technical errors. When Los Angeles used a predictive model to prioritize housing</w:t>
+        <w:t xml:space="preserve">and privatized welfare eligibility under a 2006 contract with IBM and its partners,</w:t>
+      </w:r>
+      <w:r>
+        <w:t xml:space="preserve"> </w:t>
+      </w:r>
+      <w:r>
+        <w:t xml:space="preserve">denials rose by more than half — over a million in three years — many of them recorded</w:t>
+      </w:r>
+      <w:r>
+        <w:t xml:space="preserve"> </w:t>
+      </w:r>
+      <w:r>
+        <w:t xml:space="preserve">as "failure to cooperate" after a fax went astray or a form was completed wrongly. The</w:t>
+      </w:r>
+      <w:r>
+        <w:t xml:space="preserve"> </w:t>
+      </w:r>
+      <w:r>
+        <w:t xml:space="preserve">state cancelled the contract in 2009. When Los Angeles used a predictive model to prioritize housing</w:t>
       </w:r>
       <w:r>
         <w:t xml:space="preserve"> </w:t>
@@ -3297,86 +4780,466 @@
         <w:t xml:space="preserve"> </w:t>
       </w:r>
       <w:r>
-        <w:t xml:space="preserve">technology for making exclusion look objective. The pattern is visible across countries</w:t>
-      </w:r>
-      <w:r>
-        <w:t xml:space="preserve"> </w:t>
-      </w:r>
-      <w:r>
-        <w:t xml:space="preserve">and systems. The Netherlands government's childcare-benefits fraud-detection algorithm</w:t>
-      </w:r>
-      <w:r>
-        <w:t xml:space="preserve"> </w:t>
-      </w:r>
-      <w:r>
-        <w:t xml:space="preserve">incorrectly flagged thousands of families — disproportionately those with non-Dutch</w:t>
-      </w:r>
-      <w:r>
-        <w:t xml:space="preserve"> </w:t>
-      </w:r>
-      <w:r>
-        <w:t xml:space="preserve">surnames — for repayment demands, pushing many into bankruptcy; the scandal brought down</w:t>
-      </w:r>
-      <w:r>
-        <w:t xml:space="preserve"> </w:t>
-      </w:r>
-      <w:r>
-        <w:t xml:space="preserve">the Dutch cabinet in 2021. The UK Home Office's visa and immigration systems used</w:t>
-      </w:r>
-      <w:r>
-        <w:t xml:space="preserve"> </w:t>
-      </w:r>
-      <w:r>
-        <w:t xml:space="preserve">algorithmic processing that contributed to the wrongful classification of thousands of</w:t>
-      </w:r>
-      <w:r>
-        <w:t xml:space="preserve"> </w:t>
-      </w:r>
-      <w:r>
-        <w:t xml:space="preserve">the "Windrush generation" — British citizens of Caribbean origin — as illegal immigrants,</w:t>
-      </w:r>
-      <w:r>
-        <w:t xml:space="preserve"> </w:t>
-      </w:r>
-      <w:r>
-        <w:t xml:space="preserve">triggering deportations and benefit denials. In the United States, predictive child</w:t>
-      </w:r>
-      <w:r>
-        <w:t xml:space="preserve"> </w:t>
-      </w:r>
-      <w:r>
-        <w:t xml:space="preserve">welfare models in Allegheny County drew so heavily on data generated by poverty itself —</w:t>
-      </w:r>
-      <w:r>
-        <w:t xml:space="preserve"> </w:t>
-      </w:r>
-      <w:r>
-        <w:t xml:space="preserve">welfare applications, housing assistance, public mental health visits — that families</w:t>
-      </w:r>
-      <w:r>
-        <w:t xml:space="preserve"> </w:t>
-      </w:r>
-      <w:r>
-        <w:t xml:space="preserve">were effectively flagged for investigation partly because of their socioeconomic status.</w:t>
-      </w:r>
-      <w:r>
-        <w:t xml:space="preserve"> </w:t>
-      </w:r>
-      <w:r>
-        <w:t xml:space="preserve">In each case, the algorithm did not create the underlying inequality; it automated and</w:t>
-      </w:r>
-      <w:r>
-        <w:t xml:space="preserve"> </w:t>
-      </w:r>
-      <w:r>
-        <w:t xml:space="preserve">laundered it, making a political choice appear to be a technical output.</w:t>
-      </w:r>
-    </w:p>
-    <w:bookmarkEnd w:id="42"/>
-    <w:bookmarkEnd w:id="43"/>
-    <w:bookmarkEnd w:id="44"/>
-    <w:bookmarkStart w:id="58" w:name="inequality"/>
-    <w:bookmarkStart w:id="57" w:name="s5-heading"/>
+        <w:t xml:space="preserve">technology for making exclusion look objective.</w:t>
+      </w:r>
+    </w:p>
+    <w:p>
+      <w:pPr>
+        <w:pStyle w:val="BodyText"/>
+      </w:pPr>
+      <w:r>
+        <w:t xml:space="preserve">The pattern is visible across countries and systems. In the United Kingdom, the Home</w:t>
+      </w:r>
+      <w:r>
+        <w:t xml:space="preserve"> </w:t>
+      </w:r>
+      <w:r>
+        <w:t xml:space="preserve">Office ran a "visa streaming" tool from 2015 that sorted visa applications into red,</w:t>
+      </w:r>
+      <w:r>
+        <w:t xml:space="preserve"> </w:t>
+      </w:r>
+      <w:r>
+        <w:t xml:space="preserve">amber, and green risk tiers partly on the basis of the applicant's nationality, with</w:t>
+      </w:r>
+      <w:r>
+        <w:t xml:space="preserve"> </w:t>
+      </w:r>
+      <w:r>
+        <w:t xml:space="preserve">red-tier applications receiving far more scrutiny and far more refusals. In August 2020</w:t>
+      </w:r>
+      <w:r>
+        <w:t xml:space="preserve"> </w:t>
+      </w:r>
+      <w:r>
+        <w:t xml:space="preserve">the department suspended the tool rather than defend it in a judicial review brought by</w:t>
+      </w:r>
+      <w:r>
+        <w:t xml:space="preserve"> </w:t>
+      </w:r>
+      <w:r>
+        <w:t xml:space="preserve">the Joint Council for the Welfare of Immigrants and the campaign group Foxglove, who</w:t>
+      </w:r>
+      <w:r>
+        <w:t xml:space="preserve"> </w:t>
+      </w:r>
+      <w:r>
+        <w:t xml:space="preserve">argued that it was discriminatory under the Equality Act 2010 and irrational at common</w:t>
+      </w:r>
+      <w:r>
+        <w:t xml:space="preserve"> </w:t>
+      </w:r>
+      <w:r>
+        <w:t xml:space="preserve">law. In the United States, predictive child-welfare models in Allegheny County, Pennsylvania,</w:t>
+      </w:r>
+      <w:r>
+        <w:t xml:space="preserve"> </w:t>
+      </w:r>
+      <w:r>
+        <w:t xml:space="preserve">drew so heavily on data generated by poverty itself — welfare applications, housing</w:t>
+      </w:r>
+      <w:r>
+        <w:t xml:space="preserve"> </w:t>
+      </w:r>
+      <w:r>
+        <w:t xml:space="preserve">assistance, public mental-health visits — that families could be flagged for investigation</w:t>
+      </w:r>
+      <w:r>
+        <w:t xml:space="preserve"> </w:t>
+      </w:r>
+      <w:r>
+        <w:t xml:space="preserve">partly because of their socioeconomic status. In each case, the algorithm did not create</w:t>
+      </w:r>
+      <w:r>
+        <w:t xml:space="preserve"> </w:t>
+      </w:r>
+      <w:r>
+        <w:t xml:space="preserve">the underlying inequality; it automated and laundered it, making a political choice appear</w:t>
+      </w:r>
+      <w:r>
+        <w:t xml:space="preserve"> </w:t>
+      </w:r>
+      <w:r>
+        <w:t xml:space="preserve">to be a technical output.</w:t>
+      </w:r>
+    </w:p>
+    <w:p>
+      <w:pPr>
+        <w:pStyle w:val="BodyText"/>
+      </w:pPr>
+      <w:r>
+        <w:t xml:space="preserve">It is worth being precise about what automation is and is not responsible for. Britain's</w:t>
+      </w:r>
+      <w:r>
+        <w:t xml:space="preserve"> </w:t>
+      </w:r>
+      <w:r>
+        <w:t xml:space="preserve">better-known</w:t>
+      </w:r>
+      <w:r>
+        <w:t xml:space="preserve"> </w:t>
+      </w:r>
+      <w:r>
+        <w:rPr>
+          <w:bCs/>
+          <w:b/>
+        </w:rPr>
+        <w:t xml:space="preserve">Windrush scandal</w:t>
+      </w:r>
+      <w:r>
+        <w:t xml:space="preserve">, in which long-settled British residents of</w:t>
+      </w:r>
+      <w:r>
+        <w:t xml:space="preserve"> </w:t>
+      </w:r>
+      <w:r>
+        <w:t xml:space="preserve">Caribbean origin were wrongly classified as illegal immigrants and in some cases detained</w:t>
+      </w:r>
+      <w:r>
+        <w:t xml:space="preserve"> </w:t>
+      </w:r>
+      <w:r>
+        <w:t xml:space="preserve">or deported, was not an algorithmic failure. It grew out of the "hostile environment"</w:t>
+      </w:r>
+      <w:r>
+        <w:t xml:space="preserve"> </w:t>
+      </w:r>
+      <w:r>
+        <w:t xml:space="preserve">policy, which shifted the burden of proving lawful status onto individuals, combined with</w:t>
+      </w:r>
+      <w:r>
+        <w:t xml:space="preserve"> </w:t>
+      </w:r>
+      <w:r>
+        <w:t xml:space="preserve">the Home Office's own destruction of the landing-card records that would have supplied</w:t>
+      </w:r>
+      <w:r>
+        <w:t xml:space="preserve"> </w:t>
+      </w:r>
+      <w:r>
+        <w:t xml:space="preserve">that proof. The lesson cuts both ways: automated systems can encode injustice, and</w:t>
+      </w:r>
+      <w:r>
+        <w:t xml:space="preserve"> </w:t>
+      </w:r>
+      <w:r>
+        <w:t xml:space="preserve">ordinary bureaucratic policy can do the same thing without any software at all. Blaming</w:t>
+      </w:r>
+      <w:r>
+        <w:t xml:space="preserve"> </w:t>
+      </w:r>
+      <w:r>
+        <w:t xml:space="preserve">the algorithm is sometimes accurate and sometimes a way of avoiding the political question.</w:t>
+      </w:r>
+    </w:p>
+    <w:p>
+      <w:pPr>
+        <w:pStyle w:val="BoxLabel"/>
+      </w:pPr>
+      <w:r>
+        <w:t xml:space="preserve">Case Study</w:t>
+      </w:r>
+    </w:p>
+    <w:p>
+      <w:pPr>
+        <w:pStyle w:val="BoxTitle"/>
+      </w:pPr>
+      <w:r>
+        <w:t xml:space="preserve">The Dutch Childcare Benefits Scandal (2005–2021)</w:t>
+      </w:r>
+    </w:p>
+    <w:p>
+      <w:pPr>
+        <w:pStyle w:val="CaseStudy"/>
+      </w:pPr>
+      <w:r>
+        <w:t xml:space="preserve">Between roughly 2005 and 2019, the Dutch tax administration used a risk-classification</w:t>
+      </w:r>
+      <w:r>
+        <w:t xml:space="preserve"> </w:t>
+      </w:r>
+      <w:r>
+        <w:t xml:space="preserve">system to identify suspected fraud in applications for childcare benefits. The system</w:t>
+      </w:r>
+      <w:r>
+        <w:t xml:space="preserve"> </w:t>
+      </w:r>
+      <w:r>
+        <w:t xml:space="preserve">was self-learning, largely undocumented, and — as later investigations established —</w:t>
+      </w:r>
+      <w:r>
+        <w:t xml:space="preserve"> </w:t>
+      </w:r>
+      <w:r>
+        <w:t xml:space="preserve">used dual nationality as an input variable, in violation of Dutch and European</w:t>
+      </w:r>
+      <w:r>
+        <w:t xml:space="preserve"> </w:t>
+      </w:r>
+      <w:r>
+        <w:t xml:space="preserve">non-discrimination law. Families flagged by the model were treated as fraudsters rather</w:t>
+      </w:r>
+      <w:r>
+        <w:t xml:space="preserve"> </w:t>
+      </w:r>
+      <w:r>
+        <w:t xml:space="preserve">than as people who might have made a paperwork error, and the agency's policy at the</w:t>
+      </w:r>
+      <w:r>
+        <w:t xml:space="preserve"> </w:t>
+      </w:r>
+      <w:r>
+        <w:t xml:space="preserve">time required full repayment of every benefit received.</w:t>
+      </w:r>
+    </w:p>
+    <w:p>
+      <w:pPr>
+        <w:pStyle w:val="CaseStudy"/>
+      </w:pPr>
+      <w:r>
+        <w:t xml:space="preserve">About 26,000 parents were wrongly accused. Repayment demands typically ran from</w:t>
+      </w:r>
+      <w:r>
+        <w:t xml:space="preserve"> </w:t>
+      </w:r>
+      <w:r>
+        <w:t xml:space="preserve">€20,000 to €60,000, due in full, often with penalties and without any option of a</w:t>
+      </w:r>
+      <w:r>
+        <w:t xml:space="preserve"> </w:t>
+      </w:r>
+      <w:r>
+        <w:t xml:space="preserve">payment plan. Families lost homes and businesses; in more than 1,600 cases children</w:t>
+      </w:r>
+      <w:r>
+        <w:t xml:space="preserve"> </w:t>
+      </w:r>
+      <w:r>
+        <w:t xml:space="preserve">were removed by youth-protection services. Appeals were slow and, for years, largely</w:t>
+      </w:r>
+      <w:r>
+        <w:t xml:space="preserve"> </w:t>
+      </w:r>
+      <w:r>
+        <w:t xml:space="preserve">futile, because the model's outputs carried the authority of an objective finding while</w:t>
+      </w:r>
+      <w:r>
+        <w:t xml:space="preserve"> </w:t>
+      </w:r>
+      <w:r>
+        <w:t xml:space="preserve">its reasoning was inaccessible even to the officials relying on it.</w:t>
+      </w:r>
+    </w:p>
+    <w:p>
+      <w:pPr>
+        <w:pStyle w:val="CaseStudy"/>
+      </w:pPr>
+      <w:r>
+        <w:t xml:space="preserve">A parliamentary inquiry reported in December 2020 under the title</w:t>
+      </w:r>
+      <w:r>
+        <w:t xml:space="preserve"> </w:t>
+      </w:r>
+      <w:r>
+        <w:rPr>
+          <w:iCs/>
+          <w:i/>
+        </w:rPr>
+        <w:t xml:space="preserve">Unprecedented</w:t>
+      </w:r>
+      <w:r>
+        <w:rPr>
+          <w:iCs/>
+          <w:i/>
+        </w:rPr>
+        <w:t xml:space="preserve"> </w:t>
+      </w:r>
+      <w:r>
+        <w:rPr>
+          <w:iCs/>
+          <w:i/>
+        </w:rPr>
+        <w:t xml:space="preserve">Injustice</w:t>
+      </w:r>
+      <w:r>
+        <w:t xml:space="preserve"> </w:t>
+      </w:r>
+      <w:r>
+        <w:t xml:space="preserve">(Tweede Kamer der Staten-Generaal, 2020)</w:t>
+      </w:r>
+      <w:r>
+        <w:t xml:space="preserve">, and in January 2021 the third cabinet of Prime Minister Mark Rutte</w:t>
+      </w:r>
+      <w:r>
+        <w:t xml:space="preserve"> </w:t>
+      </w:r>
+      <w:r>
+        <w:t xml:space="preserve">resigned over the affair. The case is the sharpest available illustration of the</w:t>
+      </w:r>
+      <w:r>
+        <w:t xml:space="preserve"> </w:t>
+      </w:r>
+      <w:r>
+        <w:t xml:space="preserve">Efficiency–Legitimacy Tension. Nothing about the system was technically exotic. What</w:t>
+      </w:r>
+      <w:r>
+        <w:t xml:space="preserve"> </w:t>
+      </w:r>
+      <w:r>
+        <w:t xml:space="preserve">made it catastrophic was institutional: no meaningful explanation, no workable appeal,</w:t>
+      </w:r>
+      <w:r>
+        <w:t xml:space="preserve"> </w:t>
+      </w:r>
+      <w:r>
+        <w:t xml:space="preserve">a presumption of guilt, and a discriminatory variable that nobody outside the agency</w:t>
+      </w:r>
+      <w:r>
+        <w:t xml:space="preserve"> </w:t>
+      </w:r>
+      <w:r>
+        <w:t xml:space="preserve">could see. Compensation and reform programs were still running years later, which is</w:t>
+      </w:r>
+      <w:r>
+        <w:t xml:space="preserve"> </w:t>
+      </w:r>
+      <w:r>
+        <w:t xml:space="preserve">its own lesson — automated harms are far cheaper to inflict than to undo.</w:t>
+      </w:r>
+    </w:p>
+    <w:p>
+      <w:pPr>
+        <w:pStyle w:val="BoxLabel"/>
+      </w:pPr>
+      <w:r>
+        <w:t xml:space="preserve">Thought Questions</w:t>
+      </w:r>
+    </w:p>
+    <w:p>
+      <w:pPr>
+        <w:numPr>
+          <w:ilvl w:val="0"/>
+          <w:numId w:val="1009"/>
+        </w:numPr>
+        <w:pStyle w:val="Compact"/>
+      </w:pPr>
+      <w:r>
+        <w:t xml:space="preserve">Which matters more in public administration: making decisions quickly, or making them</w:t>
+      </w:r>
+      <w:r>
+        <w:t xml:space="preserve"> </w:t>
+      </w:r>
+      <w:r>
+        <w:t xml:space="preserve">explainably and appealably? Can a government at scale really do both well, or is some</w:t>
+      </w:r>
+      <w:r>
+        <w:t xml:space="preserve"> </w:t>
+      </w:r>
+      <w:r>
+        <w:t xml:space="preserve">trade-off unavoidable?</w:t>
+      </w:r>
+    </w:p>
+    <w:p>
+      <w:pPr>
+        <w:numPr>
+          <w:ilvl w:val="0"/>
+          <w:numId w:val="1009"/>
+        </w:numPr>
+        <w:pStyle w:val="Compact"/>
+      </w:pPr>
+      <w:r>
+        <w:t xml:space="preserve">Virginia Eubanks argues that automated government systems tend to discipline and</w:t>
+      </w:r>
+      <w:r>
+        <w:t xml:space="preserve"> </w:t>
+      </w:r>
+      <w:r>
+        <w:t xml:space="preserve">punish the poor rather than help them. Is that an inherent feature of such systems,</w:t>
+      </w:r>
+      <w:r>
+        <w:t xml:space="preserve"> </w:t>
+      </w:r>
+      <w:r>
+        <w:t xml:space="preserve">or a contingent failure that better design and oversight could correct?</w:t>
+      </w:r>
+    </w:p>
+    <w:p>
+      <w:pPr>
+        <w:numPr>
+          <w:ilvl w:val="0"/>
+          <w:numId w:val="1009"/>
+        </w:numPr>
+        <w:pStyle w:val="Compact"/>
+      </w:pPr>
+      <w:r>
+        <w:t xml:space="preserve">In the Dutch case, officials could not explain the model's outputs either. Does that</w:t>
+      </w:r>
+      <w:r>
+        <w:t xml:space="preserve"> </w:t>
+      </w:r>
+      <w:r>
+        <w:t xml:space="preserve">make them less blameworthy, or more — given that they acted on reasoning they did not</w:t>
+      </w:r>
+      <w:r>
+        <w:t xml:space="preserve"> </w:t>
+      </w:r>
+      <w:r>
+        <w:t xml:space="preserve">understand?</w:t>
+      </w:r>
+    </w:p>
+    <w:p>
+      <w:pPr>
+        <w:numPr>
+          <w:ilvl w:val="0"/>
+          <w:numId w:val="1009"/>
+        </w:numPr>
+        <w:pStyle w:val="Compact"/>
+      </w:pPr>
+      <w:r>
+        <w:t xml:space="preserve">The public-sector checklist in Table 9.3 asks whether "meaningful human review"</w:t>
+      </w:r>
+      <w:r>
+        <w:t xml:space="preserve"> </w:t>
+      </w:r>
+      <w:r>
+        <w:t xml:space="preserve">remains. What would you accept as evidence that a human review is meaningful rather</w:t>
+      </w:r>
+      <w:r>
+        <w:t xml:space="preserve"> </w:t>
+      </w:r>
+      <w:r>
+        <w:t xml:space="preserve">than a rubber stamp?</w:t>
+      </w:r>
+    </w:p>
+    <w:p>
+      <w:pPr>
+        <w:numPr>
+          <w:ilvl w:val="0"/>
+          <w:numId w:val="1009"/>
+        </w:numPr>
+        <w:pStyle w:val="Compact"/>
+      </w:pPr>
+      <w:r>
+        <w:t xml:space="preserve">Governments are, by the OECD's account, more cautious adopters of AI than firms.</w:t>
+      </w:r>
+      <w:r>
+        <w:t xml:space="preserve"> </w:t>
+      </w:r>
+      <w:r>
+        <w:t xml:space="preserve">Steelman the opposite view: what is lost when a public agency declines to automate</w:t>
+      </w:r>
+      <w:r>
+        <w:t xml:space="preserve"> </w:t>
+      </w:r>
+      <w:r>
+        <w:t xml:space="preserve">something it could automate?</w:t>
+      </w:r>
+    </w:p>
+    <w:bookmarkEnd w:id="54"/>
+    <w:bookmarkEnd w:id="55"/>
+    <w:bookmarkEnd w:id="56"/>
+    <w:bookmarkStart w:id="70" w:name="inequality"/>
+    <w:bookmarkStart w:id="69" w:name="s5-heading"/>
     <w:p>
       <w:pPr>
         <w:pStyle w:val="Heading2"/>
@@ -3396,13 +5259,41 @@
         <w:t xml:space="preserve"> </w:t>
       </w:r>
       <w:r>
-        <w:t xml:space="preserve">national. About 700 million people — 8.5% of the world's population — live in extreme</w:t>
-      </w:r>
-      <w:r>
-        <w:t xml:space="preserve"> </w:t>
-      </w:r>
-      <w:r>
-        <w:t xml:space="preserve">poverty on less than $2.15 per day.</w:t>
+        <w:t xml:space="preserve">national. The World Bank's 2024</w:t>
+      </w:r>
+      <w:r>
+        <w:t xml:space="preserve"> </w:t>
+      </w:r>
+      <w:r>
+        <w:rPr>
+          <w:iCs/>
+          <w:i/>
+        </w:rPr>
+        <w:t xml:space="preserve">Poverty, Prosperity and Planet</w:t>
+      </w:r>
+      <w:r>
+        <w:t xml:space="preserve"> </w:t>
+      </w:r>
+      <w:r>
+        <w:t xml:space="preserve">report estimated</w:t>
+      </w:r>
+      <w:r>
+        <w:t xml:space="preserve"> </w:t>
+      </w:r>
+      <w:r>
+        <w:t xml:space="preserve">that about 700 million people — 8.5% of the world's population — were living in extreme</w:t>
+      </w:r>
+      <w:r>
+        <w:t xml:space="preserve"> </w:t>
+      </w:r>
+      <w:r>
+        <w:t xml:space="preserve">poverty on less than $2.15 per day, and that about 3.5 billion people, 44% of the world,</w:t>
+      </w:r>
+      <w:r>
+        <w:t xml:space="preserve"> </w:t>
+      </w:r>
+      <w:r>
+        <w:t xml:space="preserve">were living on less than $6.85 per day.</w:t>
       </w:r>
       <w:r>
         <w:t xml:space="preserve"> </w:t>
@@ -3414,19 +5305,86 @@
         <w:t xml:space="preserve"> </w:t>
       </w:r>
       <w:r>
-        <w:t xml:space="preserve">About 3.5 billion people, 44% of the world, live on less than $6.85 per day. Sub-Saharan</w:t>
-      </w:r>
-      <w:r>
-        <w:t xml:space="preserve"> </w:t>
-      </w:r>
-      <w:r>
-        <w:t xml:space="preserve">Africa contained 67% of the world's extreme poor in 2024, despite having only 16% of</w:t>
-      </w:r>
-      <w:r>
-        <w:t xml:space="preserve"> </w:t>
-      </w:r>
-      <w:r>
-        <w:t xml:space="preserve">the global population. Against this background, claims that AI will transform human welfare</w:t>
+        <w:t xml:space="preserve">Sub-Saharan Africa contained 67% of the world's extreme poor in 2024, despite having only</w:t>
+      </w:r>
+      <w:r>
+        <w:t xml:space="preserve"> </w:t>
+      </w:r>
+      <w:r>
+        <w:t xml:space="preserve">16% of the global population.</w:t>
+      </w:r>
+    </w:p>
+    <w:p>
+      <w:pPr>
+        <w:pStyle w:val="BodyText"/>
+      </w:pPr>
+      <w:r>
+        <w:t xml:space="preserve">Those figures deserve exactly the scrutiny we gave the FDA's device list. In June 2025 the</w:t>
+      </w:r>
+      <w:r>
+        <w:t xml:space="preserve"> </w:t>
+      </w:r>
+      <w:r>
+        <w:t xml:space="preserve">World Bank moved its international poverty line from $2.15 measured in 2017 prices to $3.00</w:t>
+      </w:r>
+      <w:r>
+        <w:t xml:space="preserve"> </w:t>
+      </w:r>
+      <w:r>
+        <w:t xml:space="preserve">measured in 2021 prices, and folded in new household survey data from more than 160</w:t>
+      </w:r>
+      <w:r>
+        <w:t xml:space="preserve"> </w:t>
+      </w:r>
+      <w:r>
+        <w:t xml:space="preserve">countries. The same underlying world was suddenly recorded as containing roughly 125</w:t>
+      </w:r>
+      <w:r>
+        <w:t xml:space="preserve"> </w:t>
+      </w:r>
+      <w:r>
+        <w:t xml:space="preserve">million more extremely poor people; the Bank's estimate for 2025 is about 808 million, or</w:t>
+      </w:r>
+      <w:r>
+        <w:t xml:space="preserve"> </w:t>
+      </w:r>
+      <w:r>
+        <w:t xml:space="preserve">close to one person in ten</w:t>
+      </w:r>
+      <w:r>
+        <w:t xml:space="preserve"> </w:t>
+      </w:r>
+      <w:r>
+        <w:t xml:space="preserve">(World Bank, 2025)</w:t>
+      </w:r>
+      <w:r>
+        <w:t xml:space="preserve">. Nobody became poorer on the day the line moved. The count</w:t>
+      </w:r>
+      <w:r>
+        <w:t xml:space="preserve"> </w:t>
+      </w:r>
+      <w:r>
+        <w:t xml:space="preserve">changed because the definition did. This is not a reason to dismiss poverty statistics —</w:t>
+      </w:r>
+      <w:r>
+        <w:t xml:space="preserve"> </w:t>
+      </w:r>
+      <w:r>
+        <w:t xml:space="preserve">the revision made them more accurate, not less — but it is a reason to ask of any headline</w:t>
+      </w:r>
+      <w:r>
+        <w:t xml:space="preserve"> </w:t>
+      </w:r>
+      <w:r>
+        <w:t xml:space="preserve">figure who drew the line, in what currency, and for what year.</w:t>
+      </w:r>
+    </w:p>
+    <w:p>
+      <w:pPr>
+        <w:pStyle w:val="BodyText"/>
+      </w:pPr>
+      <w:r>
+        <w:t xml:space="preserve">Against this background, claims that AI will transform human welfare</w:t>
       </w:r>
       <w:r>
         <w:t xml:space="preserve"> </w:t>
@@ -3447,7 +5405,7 @@
         <w:t xml:space="preserve">inequalities that generate poverty in the first place.</w:t>
       </w:r>
     </w:p>
-    <w:bookmarkStart w:id="48" w:name="the-case-for-ai-in-development"/>
+    <w:bookmarkStart w:id="60" w:name="the-case-for-ai-in-development"/>
     <w:p>
       <w:pPr>
         <w:pStyle w:val="Heading3"/>
@@ -3515,18 +5473,18 @@
           <wp:inline>
             <wp:extent cx="5334000" cy="4000500"/>
             <wp:effectExtent b="0" l="0" r="0" t="0"/>
-            <wp:docPr descr="Artisanal cobalt miners in the Democratic Republic of Congo" title="" id="46" name="Picture"/>
+            <wp:docPr descr="Artisanal cobalt miners in the Democratic Republic of Congo" title="" id="58" name="Picture"/>
             <a:graphic>
               <a:graphicData uri="http://schemas.openxmlformats.org/drawingml/2006/picture">
                 <pic:pic>
                   <pic:nvPicPr>
-                    <pic:cNvPr descr="C:/Users/brend/OneDrive/Documents/Github/computing_ai_ethics/images/ai_env_cobalt_miners.jpg" id="47" name="Picture"/>
+                    <pic:cNvPr descr="/home/user/computing_ai_ethics/images/ai_env_cobalt_miners.jpg" id="59" name="Picture"/>
                     <pic:cNvPicPr>
                       <a:picLocks noChangeArrowheads="1" noChangeAspect="1"/>
                     </pic:cNvPicPr>
                   </pic:nvPicPr>
                   <pic:blipFill>
-                    <a:blip r:embed="rId45"/>
+                    <a:blip r:embed="rId57"/>
                     <a:stretch>
                       <a:fillRect/>
                     </a:stretch>
@@ -3570,7 +5528,13 @@
         <w:t xml:space="preserve"> </w:t>
       </w:r>
       <w:r>
-        <w:t xml:space="preserve">The DRC produces roughly 70% of the world's cobalt, often under dangerous working</w:t>
+        <w:t xml:space="preserve">The DRC produces roughly three-quarters of the world's mined cobalt, often under</w:t>
+      </w:r>
+      <w:r>
+        <w:t xml:space="preserve"> </w:t>
+      </w:r>
+      <w:r>
+        <w:t xml:space="preserve">dangerous working</w:t>
       </w:r>
       <w:r>
         <w:t xml:space="preserve"> </w:t>
@@ -3591,8 +5555,8 @@
         <w:t xml:space="preserve">world's poorest communities. CC BY 2.5, via Wikimedia Commons.</w:t>
       </w:r>
     </w:p>
-    <w:bookmarkEnd w:id="48"/>
-    <w:bookmarkStart w:id="50" w:name="the-structural-critique"/>
+    <w:bookmarkEnd w:id="60"/>
+    <w:bookmarkStart w:id="62" w:name="the-structural-critique"/>
     <w:p>
       <w:pPr>
         <w:pStyle w:val="Heading3"/>
@@ -3661,7 +5625,7 @@
         <w:t xml:space="preserve">Key Thinker</w:t>
       </w:r>
     </w:p>
-    <w:bookmarkStart w:id="49" w:name="amartya-sen-1933present"/>
+    <w:bookmarkStart w:id="61" w:name="amartya-sen-1933present"/>
     <w:p>
       <w:pPr>
         <w:pStyle w:val="Heading3"/>
@@ -3676,7 +5640,7 @@
         <w:t xml:space="preserve">(1933–present)</w:t>
       </w:r>
     </w:p>
-    <w:bookmarkEnd w:id="49"/>
+    <w:bookmarkEnd w:id="61"/>
     <w:p>
       <w:pPr>
         <w:pStyle w:val="KeyThinker"/>
@@ -3695,8 +5659,8 @@
       </w:r>
       <w:r>
         <w:rPr>
+          <w:iCs/>
           <w:i/>
-          <w:iCs/>
         </w:rPr>
         <w:t xml:space="preserve">Development as Freedom</w:t>
       </w:r>
@@ -3830,13 +5794,13 @@
         <w:pStyle w:val="BlockQuote"/>
       </w:pPr>
       <w:r>
-        <w:t xml:space="preserve">"Development is not just higher output. It is an expansion of what people are</w:t>
-      </w:r>
-      <w:r>
-        <w:t xml:space="preserve"> </w:t>
-      </w:r>
-      <w:r>
-        <w:t xml:space="preserve">actually able to do and be."</w:t>
+        <w:t xml:space="preserve">Development is not just higher output. It is an expansion of what people are</w:t>
+      </w:r>
+      <w:r>
+        <w:t xml:space="preserve"> </w:t>
+      </w:r>
+      <w:r>
+        <w:t xml:space="preserve">actually able to do and be.</w:t>
       </w:r>
     </w:p>
     <w:p>
@@ -3844,17 +5808,59 @@
         <w:pStyle w:val="BlockQuote"/>
       </w:pPr>
       <w:r>
-        <w:t xml:space="preserve">— Amartya Sen,</w:t>
-      </w:r>
-      <w:r>
-        <w:t xml:space="preserve"> </w:t>
-      </w:r>
-      <w:r>
-        <w:t xml:space="preserve">(Sen, 1999)</w:t>
-      </w:r>
-    </w:p>
-    <w:bookmarkEnd w:id="50"/>
-    <w:bookmarkStart w:id="52" w:name="algorithmic-bias-and-racial-justice"/>
+        <w:t xml:space="preserve">A paraphrase of Amartya Sen's central claim in</w:t>
+      </w:r>
+      <w:r>
+        <w:t xml:space="preserve"> </w:t>
+      </w:r>
+      <w:r>
+        <w:rPr>
+          <w:iCs/>
+          <w:i/>
+        </w:rPr>
+        <w:t xml:space="preserve">Development as Freedom</w:t>
+      </w:r>
+      <w:r>
+        <w:t xml:space="preserve"> </w:t>
+      </w:r>
+      <w:r>
+        <w:t xml:space="preserve">(1999)</w:t>
+      </w:r>
+    </w:p>
+    <w:p>
+      <w:pPr>
+        <w:pStyle w:val="BodyText"/>
+      </w:pPr>
+      <w:r>
+        <w:t xml:space="preserve">That sentence is a compression rather than a quotation, but it captures the move that makes</w:t>
+      </w:r>
+      <w:r>
+        <w:t xml:space="preserve"> </w:t>
+      </w:r>
+      <w:r>
+        <w:t xml:space="preserve">Sen's framework useful here. Output is a proxy; capability is the thing the proxy was</w:t>
+      </w:r>
+      <w:r>
+        <w:t xml:space="preserve"> </w:t>
+      </w:r>
+      <w:r>
+        <w:t xml:space="preserve">supposed to stand for. Once you separate the two, you can ask a question that a</w:t>
+      </w:r>
+      <w:r>
+        <w:t xml:space="preserve"> </w:t>
+      </w:r>
+      <w:r>
+        <w:t xml:space="preserve">productivity statistic cannot answer — whether the people whose lives an AI system touches</w:t>
+      </w:r>
+      <w:r>
+        <w:t xml:space="preserve"> </w:t>
+      </w:r>
+      <w:r>
+        <w:t xml:space="preserve">end up with more genuine options than they had before.</w:t>
+      </w:r>
+    </w:p>
+    <w:bookmarkEnd w:id="62"/>
+    <w:bookmarkStart w:id="64" w:name="algorithmic-bias-and-racial-justice"/>
     <w:p>
       <w:pPr>
         <w:pStyle w:val="Heading3"/>
@@ -3893,7 +5899,7 @@
         <w:t xml:space="preserve">Key Thinkers</w:t>
       </w:r>
     </w:p>
-    <w:bookmarkStart w:id="51" w:name="safiya-umoja-noble-ruha-benjamin"/>
+    <w:bookmarkStart w:id="63" w:name="safiya-umoja-noble-ruha-benjamin"/>
     <w:p>
       <w:pPr>
         <w:pStyle w:val="Heading3"/>
@@ -3902,7 +5908,7 @@
         <w:t xml:space="preserve">Safiya Umoja Noble &amp; Ruha Benjamin</w:t>
       </w:r>
     </w:p>
-    <w:bookmarkEnd w:id="51"/>
+    <w:bookmarkEnd w:id="63"/>
     <w:p>
       <w:pPr>
         <w:pStyle w:val="KeyThinker"/>
@@ -3915,8 +5921,8 @@
       </w:r>
       <w:r>
         <w:rPr>
+          <w:iCs/>
           <w:i/>
-          <w:iCs/>
         </w:rPr>
         <w:t xml:space="preserve">Algorithms of Oppression</w:t>
       </w:r>
@@ -3987,8 +5993,8 @@
       </w:r>
       <w:r>
         <w:rPr>
+          <w:iCs/>
           <w:i/>
-          <w:iCs/>
         </w:rPr>
         <w:t xml:space="preserve">Race After Technology</w:t>
       </w:r>
@@ -4059,8 +6065,8 @@
         <w:t xml:space="preserve">and harder to challenge.</w:t>
       </w:r>
     </w:p>
-    <w:bookmarkEnd w:id="52"/>
-    <w:bookmarkStart w:id="56" w:name="Xb1d52485c8c0824bda9de470de0872d55ebb778"/>
+    <w:bookmarkEnd w:id="64"/>
+    <w:bookmarkStart w:id="68" w:name="Xb1d52485c8c0824bda9de470de0872d55ebb778"/>
     <w:p>
       <w:pPr>
         <w:pStyle w:val="Heading3"/>
@@ -4087,8 +6093,8 @@
       </w:r>
       <w:r>
         <w:rPr>
+          <w:bCs/>
           <w:b/>
-          <w:bCs/>
         </w:rPr>
         <w:t xml:space="preserve">extractive AI</w:t>
       </w:r>
@@ -4103,8 +6109,8 @@
       </w:r>
       <w:r>
         <w:rPr>
+          <w:bCs/>
           <w:b/>
-          <w:bCs/>
         </w:rPr>
         <w:t xml:space="preserve">AI colonialism</w:t>
       </w:r>
@@ -4139,18 +6145,18 @@
           <wp:inline>
             <wp:extent cx="5334000" cy="7086231"/>
             <wp:effectExtent b="0" l="0" r="0" t="0"/>
-            <wp:docPr descr="Electronic waste sorting facility" title="" id="54" name="Picture"/>
+            <wp:docPr descr="Electronic waste sorting facility" title="" id="66" name="Picture"/>
             <a:graphic>
               <a:graphicData uri="http://schemas.openxmlformats.org/drawingml/2006/picture">
                 <pic:pic>
                   <pic:nvPicPr>
-                    <pic:cNvPr descr="C:/Users/brend/OneDrive/Documents/Github/computing_ai_ethics/images/ai_env_ewaste.jpg" id="55" name="Picture"/>
+                    <pic:cNvPr descr="/home/user/computing_ai_ethics/images/ai_env_ewaste.jpg" id="67" name="Picture"/>
                     <pic:cNvPicPr>
                       <a:picLocks noChangeArrowheads="1" noChangeAspect="1"/>
                     </pic:cNvPicPr>
                   </pic:nvPicPr>
                   <pic:blipFill>
-                    <a:blip r:embed="rId53"/>
+                    <a:blip r:embed="rId65"/>
                     <a:stretch>
                       <a:fillRect/>
                     </a:stretch>
@@ -4222,7 +6228,7 @@
         <w:pStyle w:val="BoxTitle"/>
       </w:pPr>
       <w:r>
-        <w:t xml:space="preserve">AI for Development — or a New Dependency?</w:t>
+        <w:t xml:space="preserve">Hypothetical: AI for Development — or a New Dependency?</w:t>
       </w:r>
     </w:p>
     <w:p>
@@ -4349,41 +6355,41 @@
     </w:p>
     <w:p>
       <w:pPr>
-        <w:pStyle w:val="Compact"/>
         <w:numPr>
           <w:ilvl w:val="0"/>
-          <w:numId w:val="1004"/>
+          <w:numId w:val="1010"/>
         </w:numPr>
-      </w:pPr>
-      <w:r>
-        <w:t xml:space="preserve">Virginia Eubanks argues that automated government systems tend to discipline</w:t>
-      </w:r>
-      <w:r>
-        <w:t xml:space="preserve"> </w:t>
-      </w:r>
-      <w:r>
-        <w:t xml:space="preserve">and punish the poor rather than helping them. Do you think this is an inherent</w:t>
-      </w:r>
-      <w:r>
-        <w:t xml:space="preserve"> </w:t>
-      </w:r>
-      <w:r>
-        <w:t xml:space="preserve">feature of such systems, or a contingent failure that could be corrected with</w:t>
-      </w:r>
-      <w:r>
-        <w:t xml:space="preserve"> </w:t>
-      </w:r>
-      <w:r>
-        <w:t xml:space="preserve">better design and oversight?</w:t>
-      </w:r>
-    </w:p>
-    <w:p>
-      <w:pPr>
         <w:pStyle w:val="Compact"/>
+      </w:pPr>
+      <w:r>
+        <w:t xml:space="preserve">The World Bank's extreme-poverty count rose by roughly 125 million people when the</w:t>
+      </w:r>
+      <w:r>
+        <w:t xml:space="preserve"> </w:t>
+      </w:r>
+      <w:r>
+        <w:t xml:space="preserve">poverty line was redrawn in 2025, without anyone's circumstances changing. Does that</w:t>
+      </w:r>
+      <w:r>
+        <w:t xml:space="preserve"> </w:t>
+      </w:r>
+      <w:r>
+        <w:t xml:space="preserve">make you trust such figures more or less? What would you want to know before quoting</w:t>
+      </w:r>
+      <w:r>
+        <w:t xml:space="preserve"> </w:t>
+      </w:r>
+      <w:r>
+        <w:t xml:space="preserve">one?</w:t>
+      </w:r>
+    </w:p>
+    <w:p>
+      <w:pPr>
         <w:numPr>
           <w:ilvl w:val="0"/>
-          <w:numId w:val="1004"/>
+          <w:numId w:val="1010"/>
         </w:numPr>
+        <w:pStyle w:val="Compact"/>
       </w:pPr>
       <w:r>
         <w:t xml:space="preserve">Sen argues that development means expanding capabilities, not just raising output.</w:t>
@@ -4403,11 +6409,11 @@
     </w:p>
     <w:p>
       <w:pPr>
-        <w:pStyle w:val="Compact"/>
         <w:numPr>
           <w:ilvl w:val="0"/>
-          <w:numId w:val="1004"/>
+          <w:numId w:val="1010"/>
         </w:numPr>
+        <w:pStyle w:val="Compact"/>
       </w:pPr>
       <w:r>
         <w:t xml:space="preserve">Noble and Benjamin argue that "neutral" algorithms can reproduce racial hierarchy.</w:t>
@@ -4427,11 +6433,11 @@
     </w:p>
     <w:p>
       <w:pPr>
-        <w:pStyle w:val="Compact"/>
         <w:numPr>
           <w:ilvl w:val="0"/>
-          <w:numId w:val="1004"/>
+          <w:numId w:val="1010"/>
         </w:numPr>
+        <w:pStyle w:val="Compact"/>
       </w:pPr>
       <w:r>
         <w:t xml:space="preserve">The concept of "extractive AI" or "AI colonialism" draws an analogy between digital</w:t>
@@ -4449,11 +6455,11 @@
         <w:t xml:space="preserve">about current AI development, and what does it obscure?</w:t>
       </w:r>
     </w:p>
-    <w:bookmarkEnd w:id="56"/>
-    <w:bookmarkEnd w:id="57"/>
-    <w:bookmarkEnd w:id="58"/>
-    <w:bookmarkStart w:id="60" w:name="key-points"/>
-    <w:bookmarkStart w:id="59" w:name="kp-heading"/>
+    <w:bookmarkEnd w:id="68"/>
+    <w:bookmarkEnd w:id="69"/>
+    <w:bookmarkEnd w:id="70"/>
+    <w:bookmarkStart w:id="72" w:name="key-points"/>
+    <w:bookmarkStart w:id="71" w:name="kp-heading"/>
     <w:p>
       <w:pPr>
         <w:pStyle w:val="Heading2"/>
@@ -4522,16 +6528,16 @@
     </w:p>
     <w:p>
       <w:pPr>
-        <w:pStyle w:val="Compact"/>
         <w:numPr>
           <w:ilvl w:val="0"/>
-          <w:numId w:val="1005"/>
+          <w:numId w:val="1011"/>
         </w:numPr>
+        <w:pStyle w:val="Compact"/>
       </w:pPr>
       <w:r>
         <w:rPr>
+          <w:bCs/>
           <w:b/>
-          <w:bCs/>
         </w:rPr>
         <w:t xml:space="preserve">AI as a material system</w:t>
       </w:r>
@@ -4562,124 +6568,200 @@
     </w:p>
     <w:p>
       <w:pPr>
-        <w:pStyle w:val="Compact"/>
         <w:numPr>
           <w:ilvl w:val="0"/>
-          <w:numId w:val="1005"/>
+          <w:numId w:val="1011"/>
         </w:numPr>
+        <w:pStyle w:val="Compact"/>
       </w:pPr>
       <w:r>
         <w:rPr>
+          <w:bCs/>
           <w:b/>
-          <w:bCs/>
         </w:rPr>
-        <w:t xml:space="preserve">The rebound effect:</w:t>
-      </w:r>
-      <w:r>
-        <w:t xml:space="preserve"> </w:t>
-      </w:r>
-      <w:r>
-        <w:t xml:space="preserve">efficiency improvements in AI do not automatically</w:t>
-      </w:r>
-      <w:r>
-        <w:t xml:space="preserve"> </w:t>
-      </w:r>
-      <w:r>
-        <w:t xml:space="preserve">reduce total resource use. Cheaper inference encourages wider deployment, potentially</w:t>
-      </w:r>
-      <w:r>
-        <w:t xml:space="preserve"> </w:t>
-      </w:r>
-      <w:r>
-        <w:t xml:space="preserve">increasing aggregate energy demand even as unit costs fall.</w:t>
-      </w:r>
-    </w:p>
-    <w:p>
-      <w:pPr>
-        <w:pStyle w:val="Compact"/>
+        <w:t xml:space="preserve">Judging environmental claims</w:t>
+      </w:r>
+      <w:r>
+        <w:t xml:space="preserve"> </w:t>
+      </w:r>
+      <w:r>
+        <w:t xml:space="preserve">takes two moves. The</w:t>
+      </w:r>
+      <w:r>
+        <w:t xml:space="preserve"> </w:t>
+      </w:r>
+      <w:r>
+        <w:rPr>
+          <w:iCs/>
+          <w:i/>
+        </w:rPr>
+        <w:t xml:space="preserve">rebound</w:t>
+      </w:r>
+      <w:r>
+        <w:rPr>
+          <w:iCs/>
+          <w:i/>
+        </w:rPr>
+        <w:t xml:space="preserve"> </w:t>
+      </w:r>
+      <w:r>
+        <w:rPr>
+          <w:iCs/>
+          <w:i/>
+        </w:rPr>
+        <w:t xml:space="preserve">effect</w:t>
+      </w:r>
+      <w:r>
+        <w:t xml:space="preserve"> </w:t>
+      </w:r>
+      <w:r>
+        <w:t xml:space="preserve">means efficiency gains do not automatically reduce total resource use,</w:t>
+      </w:r>
+      <w:r>
+        <w:t xml:space="preserve"> </w:t>
+      </w:r>
+      <w:r>
+        <w:t xml:space="preserve">because cheaper inference invites wider deployment. The</w:t>
+      </w:r>
+      <w:r>
+        <w:t xml:space="preserve"> </w:t>
+      </w:r>
+      <w:r>
+        <w:rPr>
+          <w:iCs/>
+          <w:i/>
+        </w:rPr>
+        <w:t xml:space="preserve">comparative test</w:t>
+      </w:r>
+      <w:r>
+        <w:t xml:space="preserve"> </w:t>
+      </w:r>
+      <w:r>
+        <w:t xml:space="preserve">means</w:t>
+      </w:r>
+      <w:r>
+        <w:t xml:space="preserve"> </w:t>
+      </w:r>
+      <w:r>
+        <w:t xml:space="preserve">the real question is never "is AI good for the environment?" but whether a specific</w:t>
+      </w:r>
+      <w:r>
+        <w:t xml:space="preserve"> </w:t>
+      </w:r>
+      <w:r>
+        <w:t xml:space="preserve">application — grid balancing, wildfire detection, materials discovery, marketing copy —</w:t>
+      </w:r>
+      <w:r>
+        <w:t xml:space="preserve"> </w:t>
+      </w:r>
+      <w:r>
+        <w:t xml:space="preserve">averts enough harm to justify its material costs. The answer differs case by case.</w:t>
+      </w:r>
+    </w:p>
+    <w:p>
+      <w:pPr>
         <w:numPr>
           <w:ilvl w:val="0"/>
-          <w:numId w:val="1005"/>
+          <w:numId w:val="1011"/>
         </w:numPr>
+        <w:pStyle w:val="Compact"/>
       </w:pPr>
       <w:r>
         <w:rPr>
+          <w:bCs/>
           <w:b/>
-          <w:bCs/>
         </w:rPr>
-        <w:t xml:space="preserve">AI for climate</w:t>
-      </w:r>
-      <w:r>
-        <w:t xml:space="preserve"> </w:t>
-      </w:r>
-      <w:r>
-        <w:t xml:space="preserve">requires comparative, evidence-based evaluation: do</w:t>
-      </w:r>
-      <w:r>
-        <w:t xml:space="preserve"> </w:t>
-      </w:r>
-      <w:r>
-        <w:t xml:space="preserve">specific applications (grid balancing, wildfire detection, materials discovery) reduce</w:t>
-      </w:r>
-      <w:r>
-        <w:t xml:space="preserve"> </w:t>
-      </w:r>
-      <w:r>
-        <w:t xml:space="preserve">enough harm to justify their material costs? The answer differs case by case.</w:t>
-      </w:r>
-    </w:p>
-    <w:p>
-      <w:pPr>
-        <w:pStyle w:val="Compact"/>
+        <w:t xml:space="preserve">Medical AI</w:t>
+      </w:r>
+      <w:r>
+        <w:t xml:space="preserve"> </w:t>
+      </w:r>
+      <w:r>
+        <w:t xml:space="preserve">shows genuine promise — more than 1,500 FDA-authorized</w:t>
+      </w:r>
+      <w:r>
+        <w:t xml:space="preserve"> </w:t>
+      </w:r>
+      <w:r>
+        <w:t xml:space="preserve">devices and a Nobel-recognized breakthrough in AlphaFold — but adoption is highly</w:t>
+      </w:r>
+      <w:r>
+        <w:t xml:space="preserve"> </w:t>
+      </w:r>
+      <w:r>
+        <w:t xml:space="preserve">concentrated (roughly three-quarters of those devices are radiology), and the risks</w:t>
+      </w:r>
+      <w:r>
+        <w:t xml:space="preserve"> </w:t>
+      </w:r>
+      <w:r>
+        <w:t xml:space="preserve">are serious: bias in training data, automation-induced overreliance, access inequality,</w:t>
+      </w:r>
+      <w:r>
+        <w:t xml:space="preserve"> </w:t>
+      </w:r>
+      <w:r>
+        <w:t xml:space="preserve">and the danger that efficiency in allocating scarce care is mistaken for justice in</w:t>
+      </w:r>
+      <w:r>
+        <w:t xml:space="preserve"> </w:t>
+      </w:r>
+      <w:r>
+        <w:t xml:space="preserve">the health system.</w:t>
+      </w:r>
+    </w:p>
+    <w:p>
+      <w:pPr>
         <w:numPr>
           <w:ilvl w:val="0"/>
-          <w:numId w:val="1005"/>
+          <w:numId w:val="1011"/>
         </w:numPr>
+        <w:pStyle w:val="Compact"/>
       </w:pPr>
       <w:r>
         <w:rPr>
+          <w:bCs/>
           <w:b/>
-          <w:bCs/>
         </w:rPr>
-        <w:t xml:space="preserve">Medical AI</w:t>
-      </w:r>
-      <w:r>
-        <w:t xml:space="preserve"> </w:t>
-      </w:r>
-      <w:r>
-        <w:t xml:space="preserve">shows genuine promise (FDA-approved devices, AlphaFold)</w:t>
-      </w:r>
-      <w:r>
-        <w:t xml:space="preserve"> </w:t>
-      </w:r>
-      <w:r>
-        <w:t xml:space="preserve">but carries serious risks: bias in training data, automation-induced overreliance,</w:t>
-      </w:r>
-      <w:r>
-        <w:t xml:space="preserve"> </w:t>
-      </w:r>
-      <w:r>
-        <w:t xml:space="preserve">access inequality, and the danger that efficiency in allocating scarce care is</w:t>
-      </w:r>
-      <w:r>
-        <w:t xml:space="preserve"> </w:t>
-      </w:r>
-      <w:r>
-        <w:t xml:space="preserve">mistaken for justice in the health system.</w:t>
-      </w:r>
-    </w:p>
-    <w:p>
-      <w:pPr>
-        <w:pStyle w:val="Compact"/>
+        <w:t xml:space="preserve">Statistics are constructed:</w:t>
+      </w:r>
+      <w:r>
+        <w:t xml:space="preserve"> </w:t>
+      </w:r>
+      <w:r>
+        <w:t xml:space="preserve">the FDA's device list is a keyword-derived</w:t>
+      </w:r>
+      <w:r>
+        <w:t xml:space="preserve"> </w:t>
+      </w:r>
+      <w:r>
+        <w:t xml:space="preserve">sample the agency says is "not a comprehensive resource," and the World Bank's</w:t>
+      </w:r>
+      <w:r>
+        <w:t xml:space="preserve"> </w:t>
+      </w:r>
+      <w:r>
+        <w:t xml:space="preserve">extreme-poverty count rose by roughly 125 million when the poverty line was redrawn in</w:t>
+      </w:r>
+      <w:r>
+        <w:t xml:space="preserve"> </w:t>
+      </w:r>
+      <w:r>
+        <w:t xml:space="preserve">2025. Ask how a number was made, not only how big it is.</w:t>
+      </w:r>
+    </w:p>
+    <w:p>
+      <w:pPr>
         <w:numPr>
           <w:ilvl w:val="0"/>
-          <w:numId w:val="1005"/>
+          <w:numId w:val="1011"/>
         </w:numPr>
+        <w:pStyle w:val="Compact"/>
       </w:pPr>
       <w:r>
         <w:rPr>
+          <w:bCs/>
           <w:b/>
-          <w:bCs/>
         </w:rPr>
         <w:t xml:space="preserve">Virginia Eubanks</w:t>
       </w:r>
@@ -4704,16 +6786,16 @@
     </w:p>
     <w:p>
       <w:pPr>
-        <w:pStyle w:val="Compact"/>
         <w:numPr>
           <w:ilvl w:val="0"/>
-          <w:numId w:val="1005"/>
+          <w:numId w:val="1011"/>
         </w:numPr>
+        <w:pStyle w:val="Compact"/>
       </w:pPr>
       <w:r>
         <w:rPr>
+          <w:bCs/>
           <w:b/>
-          <w:bCs/>
         </w:rPr>
         <w:t xml:space="preserve">The efficiency–legitimacy tension:</w:t>
       </w:r>
@@ -4744,16 +6826,16 @@
     </w:p>
     <w:p>
       <w:pPr>
-        <w:pStyle w:val="Compact"/>
         <w:numPr>
           <w:ilvl w:val="0"/>
-          <w:numId w:val="1005"/>
+          <w:numId w:val="1011"/>
         </w:numPr>
+        <w:pStyle w:val="Compact"/>
       </w:pPr>
       <w:r>
         <w:rPr>
+          <w:bCs/>
           <w:b/>
-          <w:bCs/>
         </w:rPr>
         <w:t xml:space="preserve">Noble and Benjamin</w:t>
       </w:r>
@@ -4784,16 +6866,16 @@
     </w:p>
     <w:p>
       <w:pPr>
-        <w:pStyle w:val="Compact"/>
         <w:numPr>
           <w:ilvl w:val="0"/>
-          <w:numId w:val="1005"/>
+          <w:numId w:val="1011"/>
         </w:numPr>
+        <w:pStyle w:val="Compact"/>
       </w:pPr>
       <w:r>
         <w:rPr>
+          <w:bCs/>
           <w:b/>
-          <w:bCs/>
         </w:rPr>
         <w:t xml:space="preserve">Sen's capabilities framework:</w:t>
       </w:r>
@@ -4824,16 +6906,16 @@
     </w:p>
     <w:p>
       <w:pPr>
-        <w:pStyle w:val="Compact"/>
         <w:numPr>
           <w:ilvl w:val="0"/>
-          <w:numId w:val="1005"/>
+          <w:numId w:val="1011"/>
         </w:numPr>
+        <w:pStyle w:val="Compact"/>
       </w:pPr>
       <w:r>
         <w:rPr>
+          <w:bCs/>
           <w:b/>
-          <w:bCs/>
         </w:rPr>
         <w:t xml:space="preserve">Extractive AI / AI colonialism:</w:t>
       </w:r>
@@ -4864,16 +6946,16 @@
     </w:p>
     <w:p>
       <w:pPr>
-        <w:pStyle w:val="Compact"/>
         <w:numPr>
           <w:ilvl w:val="0"/>
-          <w:numId w:val="1005"/>
+          <w:numId w:val="1011"/>
         </w:numPr>
+        <w:pStyle w:val="Compact"/>
       </w:pPr>
       <w:r>
         <w:rPr>
+          <w:bCs/>
           <w:b/>
-          <w:bCs/>
         </w:rPr>
         <w:t xml:space="preserve">A four-test framework:</w:t>
       </w:r>
@@ -4902,9 +6984,113 @@
         <w:t xml:space="preserve">justice (are benefits and burdens distributed fairly?).</w:t>
       </w:r>
     </w:p>
-    <w:bookmarkEnd w:id="59"/>
-    <w:bookmarkEnd w:id="60"/>
-    <w:bookmarkStart w:id="85" w:name="bibliography"/>
+    <w:p>
+      <w:pPr>
+        <w:pStyle w:val="BoxLabel"/>
+      </w:pPr>
+      <w:r>
+        <w:t xml:space="preserve">Thought Questions</w:t>
+      </w:r>
+    </w:p>
+    <w:p>
+      <w:pPr>
+        <w:numPr>
+          <w:ilvl w:val="0"/>
+          <w:numId w:val="1012"/>
+        </w:numPr>
+        <w:pStyle w:val="Compact"/>
+      </w:pPr>
+      <w:r>
+        <w:t xml:space="preserve">Apply the four tests — sustainability, human benefit, legitimacy, justice — to one AI</w:t>
+      </w:r>
+      <w:r>
+        <w:t xml:space="preserve"> </w:t>
+      </w:r>
+      <w:r>
+        <w:t xml:space="preserve">system you actually use. Which test does it pass most clearly? Which does it fail?</w:t>
+      </w:r>
+    </w:p>
+    <w:p>
+      <w:pPr>
+        <w:numPr>
+          <w:ilvl w:val="0"/>
+          <w:numId w:val="1012"/>
+        </w:numPr>
+        <w:pStyle w:val="Compact"/>
+      </w:pPr>
+      <w:r>
+        <w:t xml:space="preserve">Can a system fail one of the four tests badly and still be worth building? If so,</w:t>
+      </w:r>
+      <w:r>
+        <w:t xml:space="preserve"> </w:t>
+      </w:r>
+      <w:r>
+        <w:t xml:space="preserve">which of the four is most negotiable, and what does your answer reveal about the</w:t>
+      </w:r>
+      <w:r>
+        <w:t xml:space="preserve"> </w:t>
+      </w:r>
+      <w:r>
+        <w:t xml:space="preserve">ethical framework you are working from?</w:t>
+      </w:r>
+    </w:p>
+    <w:p>
+      <w:pPr>
+        <w:numPr>
+          <w:ilvl w:val="0"/>
+          <w:numId w:val="1012"/>
+        </w:numPr>
+        <w:pStyle w:val="Compact"/>
+      </w:pPr>
+      <w:r>
+        <w:t xml:space="preserve">This chapter argues that AI should be judged by how it redistributes benefits, risks,</w:t>
+      </w:r>
+      <w:r>
+        <w:t xml:space="preserve"> </w:t>
+      </w:r>
+      <w:r>
+        <w:t xml:space="preserve">and decision-making power. Someone might reply that we do not hold other technologies</w:t>
+      </w:r>
+      <w:r>
+        <w:t xml:space="preserve"> </w:t>
+      </w:r>
+      <w:r>
+        <w:t xml:space="preserve">— bricks, antibiotics, spreadsheets — to that standard. Is AI genuinely different, or</w:t>
+      </w:r>
+      <w:r>
+        <w:t xml:space="preserve"> </w:t>
+      </w:r>
+      <w:r>
+        <w:t xml:space="preserve">is the standard simply one we should have been applying all along?</w:t>
+      </w:r>
+    </w:p>
+    <w:p>
+      <w:pPr>
+        <w:numPr>
+          <w:ilvl w:val="0"/>
+          <w:numId w:val="1012"/>
+        </w:numPr>
+        <w:pStyle w:val="Compact"/>
+      </w:pPr>
+      <w:r>
+        <w:t xml:space="preserve">Suppose you were advising a state legislature drafting rules for AI in public agencies.</w:t>
+      </w:r>
+      <w:r>
+        <w:t xml:space="preserve"> </w:t>
+      </w:r>
+      <w:r>
+        <w:t xml:space="preserve">Which single requirement from this chapter would you insist on first, and what would</w:t>
+      </w:r>
+      <w:r>
+        <w:t xml:space="preserve"> </w:t>
+      </w:r>
+      <w:r>
+        <w:t xml:space="preserve">you expect it to cost?</w:t>
+      </w:r>
+    </w:p>
+    <w:bookmarkEnd w:id="71"/>
+    <w:bookmarkEnd w:id="72"/>
+    <w:bookmarkStart w:id="104" w:name="bibliography"/>
     <w:p>
       <w:pPr>
         <w:pStyle w:val="Heading1"/>
@@ -4913,8 +7099,8 @@
         <w:t xml:space="preserve">References</w:t>
       </w:r>
     </w:p>
-    <w:bookmarkStart w:id="84" w:name="refs"/>
-    <w:bookmarkStart w:id="61" w:name="ref-benjamin_race_technology"/>
+    <w:bookmarkStart w:id="103" w:name="refs"/>
+    <w:bookmarkStart w:id="73" w:name="ref-benjamin_race_technology"/>
     <w:p>
       <w:pPr>
         <w:pStyle w:val="Bibliography"/>
@@ -4927,8 +7113,8 @@
       </w:r>
       <w:r>
         <w:rPr>
+          <w:iCs/>
           <w:i/>
-          <w:iCs/>
         </w:rPr>
         <w:t xml:space="preserve">Race after technology: Abolitionist tools for the new jim code</w:t>
       </w:r>
@@ -4936,8 +7122,8 @@
         <w:t xml:space="preserve">. Polity.</w:t>
       </w:r>
     </w:p>
-    <w:bookmarkEnd w:id="61"/>
-    <w:bookmarkStart w:id="62" w:name="ref-crawford_atlas_ai"/>
+    <w:bookmarkEnd w:id="73"/>
+    <w:bookmarkStart w:id="74" w:name="ref-crawford_atlas_ai"/>
     <w:p>
       <w:pPr>
         <w:pStyle w:val="Bibliography"/>
@@ -4950,8 +7136,8 @@
       </w:r>
       <w:r>
         <w:rPr>
+          <w:iCs/>
           <w:i/>
-          <w:iCs/>
         </w:rPr>
         <w:t xml:space="preserve">The atlas of AI: Power, politics, and the planetary costs of artificial intelligence</w:t>
       </w:r>
@@ -4959,8 +7145,8 @@
         <w:t xml:space="preserve">. Yale University Press.</w:t>
       </w:r>
     </w:p>
-    <w:bookmarkEnd w:id="62"/>
-    <w:bookmarkStart w:id="63" w:name="ref-eubanks_automating_inequality"/>
+    <w:bookmarkEnd w:id="74"/>
+    <w:bookmarkStart w:id="75" w:name="ref-eubanks_automating_inequality"/>
     <w:p>
       <w:pPr>
         <w:pStyle w:val="Bibliography"/>
@@ -4973,8 +7159,8 @@
       </w:r>
       <w:r>
         <w:rPr>
+          <w:iCs/>
           <w:i/>
-          <w:iCs/>
         </w:rPr>
         <w:t xml:space="preserve">Automating inequality: How high-tech tools profile, police, and punish the poor</w:t>
       </w:r>
@@ -4982,8 +7168,8 @@
         <w:t xml:space="preserve">. Picador.</w:t>
       </w:r>
     </w:p>
-    <w:bookmarkEnd w:id="63"/>
-    <w:bookmarkStart w:id="65" w:name="ref-iea_data_centres_2023"/>
+    <w:bookmarkEnd w:id="75"/>
+    <w:bookmarkStart w:id="77" w:name="ref-iea_data_centres_2023"/>
     <w:p>
       <w:pPr>
         <w:pStyle w:val="Bibliography"/>
@@ -4996,8 +7182,8 @@
       </w:r>
       <w:r>
         <w:rPr>
+          <w:iCs/>
           <w:i/>
-          <w:iCs/>
         </w:rPr>
         <w:t xml:space="preserve">Data centres and data transmission networks</w:t>
       </w:r>
@@ -5007,7 +7193,7 @@
       <w:r>
         <w:t xml:space="preserve"> </w:t>
       </w:r>
-      <w:hyperlink r:id="rId64">
+      <w:hyperlink r:id="rId76">
         <w:r>
           <w:rPr>
             <w:rStyle w:val="Hyperlink"/>
@@ -5016,13 +7202,61 @@
         </w:r>
       </w:hyperlink>
     </w:p>
-    <w:bookmarkEnd w:id="65"/>
-    <w:bookmarkStart w:id="67" w:name="ref-iea_electricity_2026"/>
+    <w:bookmarkEnd w:id="77"/>
+    <w:bookmarkStart w:id="79" w:name="ref-iea_energy_and_ai_2025"/>
     <w:p>
       <w:pPr>
         <w:pStyle w:val="Bibliography"/>
       </w:pPr>
       <w:r>
+        <w:t xml:space="preserve">International Energy Agency. (2025).</w:t>
+      </w:r>
+      <w:r>
+        <w:t xml:space="preserve"> </w:t>
+      </w:r>
+      <w:r>
+        <w:rPr>
+          <w:iCs/>
+          <w:i/>
+        </w:rPr>
+        <w:t xml:space="preserve">Energy and</w:t>
+      </w:r>
+      <w:r>
+        <w:rPr>
+          <w:iCs/>
+          <w:i/>
+        </w:rPr>
+        <w:t xml:space="preserve"> </w:t>
+      </w:r>
+      <w:r>
+        <w:rPr>
+          <w:iCs/>
+          <w:i/>
+        </w:rPr>
+        <w:t xml:space="preserve">AI</w:t>
+      </w:r>
+      <w:r>
+        <w:t xml:space="preserve">. International Energy Agency.</w:t>
+      </w:r>
+      <w:r>
+        <w:t xml:space="preserve"> </w:t>
+      </w:r>
+      <w:hyperlink r:id="rId78">
+        <w:r>
+          <w:rPr>
+            <w:rStyle w:val="Hyperlink"/>
+          </w:rPr>
+          <w:t xml:space="preserve">https://www.iea.org/reports/energy-and-ai</w:t>
+        </w:r>
+      </w:hyperlink>
+    </w:p>
+    <w:bookmarkEnd w:id="79"/>
+    <w:bookmarkStart w:id="81" w:name="ref-iea_electricity_2026"/>
+    <w:p>
+      <w:pPr>
+        <w:pStyle w:val="Bibliography"/>
+      </w:pPr>
+      <w:r>
         <w:t xml:space="preserve">International Energy Agency. (2026).</w:t>
       </w:r>
       <w:r>
@@ -5030,8 +7264,8 @@
       </w:r>
       <w:r>
         <w:rPr>
+          <w:iCs/>
           <w:i/>
-          <w:iCs/>
         </w:rPr>
         <w:t xml:space="preserve">Electricity 2026: Analysis and forecast to 2030</w:t>
       </w:r>
@@ -5041,7 +7275,7 @@
       <w:r>
         <w:t xml:space="preserve"> </w:t>
       </w:r>
-      <w:hyperlink r:id="rId66">
+      <w:hyperlink r:id="rId80">
         <w:r>
           <w:rPr>
             <w:rStyle w:val="Hyperlink"/>
@@ -5050,17 +7284,14 @@
         </w:r>
       </w:hyperlink>
     </w:p>
-    <w:bookmarkEnd w:id="67"/>
-    <w:bookmarkStart w:id="69" w:name="ref-jumper_alphafold_2021"/>
+    <w:bookmarkEnd w:id="81"/>
+    <w:bookmarkStart w:id="83" w:name="ref-jumper_alphafold_2021"/>
     <w:p>
       <w:pPr>
         <w:pStyle w:val="Bibliography"/>
       </w:pPr>
       <w:r>
-        <w:t xml:space="preserve">Jumper, J., Evans, R., Pritzel, A., Green, T., Figurnov, M., Ronneberger, O., Tunyasuvunakool, K., Bates, R., et al.</w:t>
-      </w:r>
-      <w:r>
-        <w:t xml:space="preserve"> (2021). Highly accurate protein structure prediction with</w:t>
+        <w:t xml:space="preserve">Jumper, J., Evans, R., Pritzel, A., Green, T., Figurnov, M., Ronneberger, O., Tunyasuvunakool, K., Bates, R., et al. (2021). Highly accurate protein structure prediction with</w:t>
       </w:r>
       <w:r>
         <w:t xml:space="preserve"> </w:t>
@@ -5076,8 +7307,8 @@
       </w:r>
       <w:r>
         <w:rPr>
+          <w:iCs/>
           <w:i/>
-          <w:iCs/>
         </w:rPr>
         <w:t xml:space="preserve">Nature</w:t>
       </w:r>
@@ -5089,8 +7320,8 @@
       </w:r>
       <w:r>
         <w:rPr>
+          <w:iCs/>
           <w:i/>
-          <w:iCs/>
         </w:rPr>
         <w:t xml:space="preserve">596</w:t>
       </w:r>
@@ -5100,7 +7331,7 @@
       <w:r>
         <w:t xml:space="preserve"> </w:t>
       </w:r>
-      <w:hyperlink r:id="rId68">
+      <w:hyperlink r:id="rId82">
         <w:r>
           <w:rPr>
             <w:rStyle w:val="Hyperlink"/>
@@ -5109,8 +7340,8 @@
         </w:r>
       </w:hyperlink>
     </w:p>
-    <w:bookmarkEnd w:id="69"/>
-    <w:bookmarkStart w:id="70" w:name="ref-noble_algorithms_oppression"/>
+    <w:bookmarkEnd w:id="83"/>
+    <w:bookmarkStart w:id="84" w:name="ref-noble_algorithms_oppression"/>
     <w:p>
       <w:pPr>
         <w:pStyle w:val="Bibliography"/>
@@ -5123,8 +7354,8 @@
       </w:r>
       <w:r>
         <w:rPr>
+          <w:iCs/>
           <w:i/>
-          <w:iCs/>
         </w:rPr>
         <w:t xml:space="preserve">Algorithms of oppression: How search engines reinforce racism</w:t>
       </w:r>
@@ -5132,8 +7363,8 @@
         <w:t xml:space="preserve">. New York University Press.</w:t>
       </w:r>
     </w:p>
-    <w:bookmarkEnd w:id="70"/>
-    <w:bookmarkStart w:id="72" w:name="ref-oecd_ai_principles_2024"/>
+    <w:bookmarkEnd w:id="84"/>
+    <w:bookmarkStart w:id="86" w:name="ref-oecd_ai_principles_2024"/>
     <w:p>
       <w:pPr>
         <w:pStyle w:val="Bibliography"/>
@@ -5146,8 +7377,8 @@
       </w:r>
       <w:r>
         <w:rPr>
+          <w:iCs/>
           <w:i/>
-          <w:iCs/>
         </w:rPr>
         <w:t xml:space="preserve">OECD AI principles overview</w:t>
       </w:r>
@@ -5157,7 +7388,7 @@
       <w:r>
         <w:t xml:space="preserve"> </w:t>
       </w:r>
-      <w:hyperlink r:id="rId71">
+      <w:hyperlink r:id="rId85">
         <w:r>
           <w:rPr>
             <w:rStyle w:val="Hyperlink"/>
@@ -5166,8 +7397,8 @@
         </w:r>
       </w:hyperlink>
     </w:p>
-    <w:bookmarkEnd w:id="72"/>
-    <w:bookmarkStart w:id="74" w:name="ref-oecd_ai_government_2026"/>
+    <w:bookmarkEnd w:id="86"/>
+    <w:bookmarkStart w:id="88" w:name="ref-oecd_ai_government_2026"/>
     <w:p>
       <w:pPr>
         <w:pStyle w:val="Bibliography"/>
@@ -5180,8 +7411,8 @@
       </w:r>
       <w:r>
         <w:rPr>
+          <w:iCs/>
           <w:i/>
-          <w:iCs/>
         </w:rPr>
         <w:t xml:space="preserve">AI in government</w:t>
       </w:r>
@@ -5191,7 +7422,7 @@
       <w:r>
         <w:t xml:space="preserve"> </w:t>
       </w:r>
-      <w:hyperlink r:id="rId73">
+      <w:hyperlink r:id="rId87">
         <w:r>
           <w:rPr>
             <w:rStyle w:val="Hyperlink"/>
@@ -5200,13 +7431,47 @@
         </w:r>
       </w:hyperlink>
     </w:p>
-    <w:bookmarkEnd w:id="74"/>
-    <w:bookmarkStart w:id="75" w:name="ref-sen_development_freedom"/>
+    <w:bookmarkEnd w:id="88"/>
+    <w:bookmarkStart w:id="90" w:name="ref-patterson_carbon_2021"/>
     <w:p>
       <w:pPr>
         <w:pStyle w:val="Bibliography"/>
       </w:pPr>
       <w:r>
+        <w:t xml:space="preserve">Patterson, D., Gonzalez, J., Le, Q., Liang, C., Munguia, L.-M., Rothchild, D., So, D., Texier, M., &amp; Dean, J. (2021). Carbon emissions and large neural network training.</w:t>
+      </w:r>
+      <w:r>
+        <w:t xml:space="preserve"> </w:t>
+      </w:r>
+      <w:r>
+        <w:rPr>
+          <w:iCs/>
+          <w:i/>
+        </w:rPr>
+        <w:t xml:space="preserve">arXiv Preprint arXiv:2104.10350</w:t>
+      </w:r>
+      <w:r>
+        <w:t xml:space="preserve">.</w:t>
+      </w:r>
+      <w:r>
+        <w:t xml:space="preserve"> </w:t>
+      </w:r>
+      <w:hyperlink r:id="rId89">
+        <w:r>
+          <w:rPr>
+            <w:rStyle w:val="Hyperlink"/>
+          </w:rPr>
+          <w:t xml:space="preserve">https://arxiv.org/abs/2104.10350</w:t>
+        </w:r>
+      </w:hyperlink>
+    </w:p>
+    <w:bookmarkEnd w:id="90"/>
+    <w:bookmarkStart w:id="91" w:name="ref-sen_development_freedom"/>
+    <w:p>
+      <w:pPr>
+        <w:pStyle w:val="Bibliography"/>
+      </w:pPr>
+      <w:r>
         <w:t xml:space="preserve">Sen, A. (1999).</w:t>
       </w:r>
       <w:r>
@@ -5214,8 +7479,8 @@
       </w:r>
       <w:r>
         <w:rPr>
+          <w:iCs/>
           <w:i/>
-          <w:iCs/>
         </w:rPr>
         <w:t xml:space="preserve">Development as freedom</w:t>
       </w:r>
@@ -5223,8 +7488,8 @@
         <w:t xml:space="preserve">. Alfred A. Knopf.</w:t>
       </w:r>
     </w:p>
-    <w:bookmarkEnd w:id="75"/>
-    <w:bookmarkStart w:id="77" w:name="ref-stanford_ai_index_2025"/>
+    <w:bookmarkEnd w:id="91"/>
+    <w:bookmarkStart w:id="93" w:name="ref-stanford_ai_index_2025"/>
     <w:p>
       <w:pPr>
         <w:pStyle w:val="Bibliography"/>
@@ -5237,8 +7502,8 @@
       </w:r>
       <w:r>
         <w:rPr>
+          <w:iCs/>
           <w:i/>
-          <w:iCs/>
         </w:rPr>
         <w:t xml:space="preserve">AI index report 2025</w:t>
       </w:r>
@@ -5248,7 +7513,7 @@
       <w:r>
         <w:t xml:space="preserve"> </w:t>
       </w:r>
-      <w:hyperlink r:id="rId76">
+      <w:hyperlink r:id="rId92">
         <w:r>
           <w:rPr>
             <w:rStyle w:val="Hyperlink"/>
@@ -5257,13 +7522,36 @@
         </w:r>
       </w:hyperlink>
     </w:p>
-    <w:bookmarkEnd w:id="77"/>
-    <w:bookmarkStart w:id="79" w:name="ref-fda_ai_medical_devices_2026"/>
+    <w:bookmarkEnd w:id="93"/>
+    <w:bookmarkStart w:id="94" w:name="X4fd9a8d07a9b688fd8be5ff559b3b77dba18cca"/>
     <w:p>
       <w:pPr>
         <w:pStyle w:val="Bibliography"/>
       </w:pPr>
       <w:r>
+        <w:t xml:space="preserve">Tweede Kamer der Staten-Generaal. (2020).</w:t>
+      </w:r>
+      <w:r>
+        <w:t xml:space="preserve"> </w:t>
+      </w:r>
+      <w:r>
+        <w:rPr>
+          <w:iCs/>
+          <w:i/>
+        </w:rPr>
+        <w:t xml:space="preserve">Ongekend onrecht: Verslag parlementaire ondervragingscommissie kinderopvangtoeslag</w:t>
+      </w:r>
+      <w:r>
+        <w:t xml:space="preserve">. House of Representatives of the Netherlands.</w:t>
+      </w:r>
+    </w:p>
+    <w:bookmarkEnd w:id="94"/>
+    <w:bookmarkStart w:id="96" w:name="ref-fda_ai_medical_devices_2026"/>
+    <w:p>
+      <w:pPr>
+        <w:pStyle w:val="Bibliography"/>
+      </w:pPr>
+      <w:r>
         <w:t xml:space="preserve">U.S. Food and Drug Administration. (2026).</w:t>
       </w:r>
       <w:r>
@@ -5271,8 +7559,8 @@
       </w:r>
       <w:r>
         <w:rPr>
+          <w:iCs/>
           <w:i/>
-          <w:iCs/>
         </w:rPr>
         <w:t xml:space="preserve">Artificial intelligence-enabled medical devices</w:t>
       </w:r>
@@ -5282,7 +7570,7 @@
       <w:r>
         <w:t xml:space="preserve"> </w:t>
       </w:r>
-      <w:hyperlink r:id="rId78">
+      <w:hyperlink r:id="rId95">
         <w:r>
           <w:rPr>
             <w:rStyle w:val="Hyperlink"/>
@@ -5291,8 +7579,8 @@
         </w:r>
       </w:hyperlink>
     </w:p>
-    <w:bookmarkEnd w:id="79"/>
-    <w:bookmarkStart w:id="81" w:name="ref-worldbank_poverty_planet_2024"/>
+    <w:bookmarkEnd w:id="96"/>
+    <w:bookmarkStart w:id="98" w:name="ref-worldbank_poverty_planet_2024"/>
     <w:p>
       <w:pPr>
         <w:pStyle w:val="Bibliography"/>
@@ -5305,8 +7593,8 @@
       </w:r>
       <w:r>
         <w:rPr>
+          <w:iCs/>
           <w:i/>
-          <w:iCs/>
         </w:rPr>
         <w:t xml:space="preserve">Poverty, prosperity, and planet report 2024: Pathways out of the polycrisis</w:t>
       </w:r>
@@ -5316,7 +7604,7 @@
       <w:r>
         <w:t xml:space="preserve"> </w:t>
       </w:r>
-      <w:hyperlink r:id="rId80">
+      <w:hyperlink r:id="rId97">
         <w:r>
           <w:rPr>
             <w:rStyle w:val="Hyperlink"/>
@@ -5325,13 +7613,75 @@
         </w:r>
       </w:hyperlink>
     </w:p>
-    <w:bookmarkEnd w:id="81"/>
-    <w:bookmarkStart w:id="83" w:name="ref-who_ai_health_2021"/>
+    <w:bookmarkEnd w:id="98"/>
+    <w:bookmarkStart w:id="100" w:name="ref-worldbank_poverty_update_2025"/>
     <w:p>
       <w:pPr>
         <w:pStyle w:val="Bibliography"/>
       </w:pPr>
       <w:r>
+        <w:t xml:space="preserve">World Bank. (2025).</w:t>
+      </w:r>
+      <w:r>
+        <w:t xml:space="preserve"> </w:t>
+      </w:r>
+      <w:r>
+        <w:rPr>
+          <w:iCs/>
+          <w:i/>
+        </w:rPr>
+        <w:t xml:space="preserve">June 2025 global poverty update: 2021</w:t>
+      </w:r>
+      <w:r>
+        <w:rPr>
+          <w:iCs/>
+          <w:i/>
+        </w:rPr>
+        <w:t xml:space="preserve"> </w:t>
+      </w:r>
+      <w:r>
+        <w:rPr>
+          <w:iCs/>
+          <w:i/>
+        </w:rPr>
+        <w:t xml:space="preserve">PPPs</w:t>
+      </w:r>
+      <w:r>
+        <w:rPr>
+          <w:iCs/>
+          <w:i/>
+        </w:rPr>
+        <w:t xml:space="preserve"> </w:t>
+      </w:r>
+      <w:r>
+        <w:rPr>
+          <w:iCs/>
+          <w:i/>
+        </w:rPr>
+        <w:t xml:space="preserve">and new country data</w:t>
+      </w:r>
+      <w:r>
+        <w:t xml:space="preserve">. World Bank.</w:t>
+      </w:r>
+      <w:r>
+        <w:t xml:space="preserve"> </w:t>
+      </w:r>
+      <w:hyperlink r:id="rId99">
+        <w:r>
+          <w:rPr>
+            <w:rStyle w:val="Hyperlink"/>
+          </w:rPr>
+          <w:t xml:space="preserve">https://blogs.worldbank.org/en/opendata/june-2025-global-poverty-update</w:t>
+        </w:r>
+      </w:hyperlink>
+    </w:p>
+    <w:bookmarkEnd w:id="100"/>
+    <w:bookmarkStart w:id="102" w:name="ref-who_ai_health_2021"/>
+    <w:p>
+      <w:pPr>
+        <w:pStyle w:val="Bibliography"/>
+      </w:pPr>
+      <w:r>
         <w:t xml:space="preserve">World Health Organization. (2021).</w:t>
       </w:r>
       <w:r>
@@ -5339,8 +7689,8 @@
       </w:r>
       <w:r>
         <w:rPr>
+          <w:iCs/>
           <w:i/>
-          <w:iCs/>
         </w:rPr>
         <w:t xml:space="preserve">Ethics and governance of artificial intelligence for health</w:t>
       </w:r>
@@ -5350,7 +7700,7 @@
       <w:r>
         <w:t xml:space="preserve"> </w:t>
       </w:r>
-      <w:hyperlink r:id="rId82">
+      <w:hyperlink r:id="rId101">
         <w:r>
           <w:rPr>
             <w:rStyle w:val="Hyperlink"/>
@@ -5359,9 +7709,9 @@
         </w:r>
       </w:hyperlink>
     </w:p>
-    <w:bookmarkEnd w:id="83"/>
-    <w:bookmarkEnd w:id="84"/>
-    <w:bookmarkEnd w:id="85"/>
+    <w:bookmarkEnd w:id="102"/>
+    <w:bookmarkEnd w:id="103"/>
+    <w:bookmarkEnd w:id="104"/>
     <w:sectPr>
       <w:footnotePr>
         <w:numRestart w:val="eachSect"/>
@@ -5397,14 +7747,14 @@
 <file path=word/numbering.xml><?xml version="1.0" encoding="utf-8"?>
 <w:numbering xmlns:w="http://schemas.openxmlformats.org/wordprocessingml/2006/main">
   <w:abstractNum w:abstractNumId="990">
-    <w:nsid w:val="0000A990"/>
+    <w:nsid w:val="A990"/>
     <w:multiLevelType w:val="multilevel"/>
     <w:lvl w:ilvl="0">
       <w:numFmt w:val="bullet"/>
       <w:lvlText w:val=" "/>
       <w:lvlJc w:val="left"/>
       <w:pPr>
-        <w:ind w:left="720" w:hanging="360"/>
+        <w:ind w:left="720" w:hanging="480"/>
       </w:pPr>
     </w:lvl>
     <w:lvl w:ilvl="1">
@@ -5412,7 +7762,7 @@
       <w:lvlText w:val=" "/>
       <w:lvlJc w:val="left"/>
       <w:pPr>
-        <w:ind w:left="1440" w:hanging="360"/>
+        <w:ind w:left="1440" w:hanging="480"/>
       </w:pPr>
     </w:lvl>
     <w:lvl w:ilvl="2">
@@ -5420,7 +7770,7 @@
       <w:lvlText w:val=" "/>
       <w:lvlJc w:val="left"/>
       <w:pPr>
-        <w:ind w:left="2160" w:hanging="360"/>
+        <w:ind w:left="2160" w:hanging="480"/>
       </w:pPr>
     </w:lvl>
     <w:lvl w:ilvl="3">
@@ -5428,7 +7778,7 @@
       <w:lvlText w:val=" "/>
       <w:lvlJc w:val="left"/>
       <w:pPr>
-        <w:ind w:left="2880" w:hanging="360"/>
+        <w:ind w:left="2880" w:hanging="480"/>
       </w:pPr>
     </w:lvl>
     <w:lvl w:ilvl="4">
@@ -5436,7 +7786,7 @@
       <w:lvlText w:val=" "/>
       <w:lvlJc w:val="left"/>
       <w:pPr>
-        <w:ind w:left="3600" w:hanging="360"/>
+        <w:ind w:left="3600" w:hanging="480"/>
       </w:pPr>
     </w:lvl>
     <w:lvl w:ilvl="5">
@@ -5444,7 +7794,7 @@
       <w:lvlText w:val=" "/>
       <w:lvlJc w:val="left"/>
       <w:pPr>
-        <w:ind w:left="4320" w:hanging="360"/>
+        <w:ind w:left="4320" w:hanging="480"/>
       </w:pPr>
     </w:lvl>
     <w:lvl w:ilvl="6">
@@ -5452,7 +7802,7 @@
       <w:lvlText w:val=" "/>
       <w:lvlJc w:val="left"/>
       <w:pPr>
-        <w:ind w:left="5040" w:hanging="360"/>
+        <w:ind w:left="5040" w:hanging="480"/>
       </w:pPr>
     </w:lvl>
     <w:lvl w:ilvl="7">
@@ -5460,7 +7810,7 @@
       <w:lvlText w:val=" "/>
       <w:lvlJc w:val="left"/>
       <w:pPr>
-        <w:ind w:left="5760" w:hanging="360"/>
+        <w:ind w:left="5760" w:hanging="480"/>
       </w:pPr>
     </w:lvl>
     <w:lvl w:ilvl="8">
@@ -5468,12 +7818,12 @@
       <w:lvlText w:val=" "/>
       <w:lvlJc w:val="left"/>
       <w:pPr>
-        <w:ind w:left="6480" w:hanging="360"/>
+        <w:ind w:left="6480" w:hanging="480"/>
       </w:pPr>
     </w:lvl>
   </w:abstractNum>
   <w:abstractNum w:abstractNumId="99201">
-    <w:nsid w:val="00A99201"/>
+    <w:nsid w:val="A99201"/>
     <w:multiLevelType w:val="multilevel"/>
     <w:lvl w:ilvl="0">
       <w:start w:val="1"/>
@@ -5481,7 +7831,7 @@
       <w:lvlText w:val="%1."/>
       <w:lvlJc w:val="left"/>
       <w:pPr>
-        <w:ind w:left="720" w:hanging="360"/>
+        <w:ind w:left="720" w:hanging="480"/>
       </w:pPr>
     </w:lvl>
     <w:lvl w:ilvl="1">
@@ -5490,7 +7840,7 @@
       <w:lvlText w:val="%2."/>
       <w:lvlJc w:val="left"/>
       <w:pPr>
-        <w:ind w:left="1440" w:hanging="360"/>
+        <w:ind w:left="1440" w:hanging="480"/>
       </w:pPr>
     </w:lvl>
     <w:lvl w:ilvl="2">
@@ -5499,7 +7849,7 @@
       <w:lvlText w:val="%3."/>
       <w:lvlJc w:val="left"/>
       <w:pPr>
-        <w:ind w:left="2160" w:hanging="360"/>
+        <w:ind w:left="2160" w:hanging="480"/>
       </w:pPr>
     </w:lvl>
     <w:lvl w:ilvl="3">
@@ -5508,7 +7858,7 @@
       <w:lvlText w:val="%4."/>
       <w:lvlJc w:val="left"/>
       <w:pPr>
-        <w:ind w:left="2880" w:hanging="360"/>
+        <w:ind w:left="2880" w:hanging="480"/>
       </w:pPr>
     </w:lvl>
     <w:lvl w:ilvl="4">
@@ -5517,7 +7867,7 @@
       <w:lvlText w:val="%5."/>
       <w:lvlJc w:val="left"/>
       <w:pPr>
-        <w:ind w:left="3600" w:hanging="360"/>
+        <w:ind w:left="3600" w:hanging="480"/>
       </w:pPr>
     </w:lvl>
     <w:lvl w:ilvl="5">
@@ -5526,7 +7876,7 @@
       <w:lvlText w:val="%6."/>
       <w:lvlJc w:val="left"/>
       <w:pPr>
-        <w:ind w:left="4320" w:hanging="360"/>
+        <w:ind w:left="4320" w:hanging="480"/>
       </w:pPr>
     </w:lvl>
     <w:lvl w:ilvl="6">
@@ -5535,7 +7885,7 @@
       <w:lvlText w:val="%7."/>
       <w:lvlJc w:val="left"/>
       <w:pPr>
-        <w:ind w:left="5040" w:hanging="360"/>
+        <w:ind w:left="5040" w:hanging="480"/>
       </w:pPr>
     </w:lvl>
     <w:lvl w:ilvl="7">
@@ -5544,7 +7894,7 @@
       <w:lvlText w:val="%8."/>
       <w:lvlJc w:val="left"/>
       <w:pPr>
-        <w:ind w:left="5760" w:hanging="360"/>
+        <w:ind w:left="5760" w:hanging="480"/>
       </w:pPr>
     </w:lvl>
     <w:lvl w:ilvl="8">
@@ -5553,111 +7903,84 @@
       <w:lvlText w:val="%9."/>
       <w:lvlJc w:val="left"/>
       <w:pPr>
-        <w:ind w:left="6480" w:hanging="360"/>
+        <w:ind w:left="6480" w:hanging="480"/>
       </w:pPr>
     </w:lvl>
   </w:abstractNum>
   <w:abstractNum w:abstractNumId="991">
-    <w:nsid w:val="0000A991"/>
+    <w:nsid w:val="A991"/>
     <w:multiLevelType w:val="multilevel"/>
     <w:lvl w:ilvl="0">
       <w:numFmt w:val="bullet"/>
-      <w:lvlText w:val=""/>
+      <w:lvlText w:val="•"/>
       <w:lvlJc w:val="left"/>
       <w:pPr>
-        <w:ind w:left="720" w:hanging="360"/>
-      </w:pPr>
-      <w:rPr>
-        <w:rFonts w:ascii="Symbol" w:hAnsi="Symbol" w:cs="Symbol" w:hint="default"/>
-      </w:rPr>
+        <w:ind w:left="720" w:hanging="480"/>
+      </w:pPr>
     </w:lvl>
     <w:lvl w:ilvl="1">
       <w:numFmt w:val="bullet"/>
-      <w:lvlText w:val="o"/>
+      <w:lvlText w:val="–"/>
       <w:lvlJc w:val="left"/>
       <w:pPr>
-        <w:ind w:left="1440" w:hanging="360"/>
-      </w:pPr>
-      <w:rPr>
-        <w:rFonts w:ascii="Courier New" w:hAnsi="Courier New" w:cs="Courier New" w:hint="default"/>
-      </w:rPr>
+        <w:ind w:left="1440" w:hanging="480"/>
+      </w:pPr>
     </w:lvl>
     <w:lvl w:ilvl="2">
       <w:numFmt w:val="bullet"/>
-      <w:lvlText w:val=""/>
+      <w:lvlText w:val="•"/>
       <w:lvlJc w:val="left"/>
       <w:pPr>
-        <w:ind w:left="2160" w:hanging="360"/>
-      </w:pPr>
-      <w:rPr>
-        <w:rFonts w:ascii="Wingdings" w:hAnsi="Wingdings" w:cs="Wingdings" w:hint="default"/>
-      </w:rPr>
+        <w:ind w:left="2160" w:hanging="480"/>
+      </w:pPr>
     </w:lvl>
     <w:lvl w:ilvl="3">
       <w:numFmt w:val="bullet"/>
-      <w:lvlText w:val=""/>
+      <w:lvlText w:val="–"/>
       <w:lvlJc w:val="left"/>
       <w:pPr>
-        <w:ind w:left="2880" w:hanging="360"/>
-      </w:pPr>
-      <w:rPr>
-        <w:rFonts w:ascii="Symbol" w:hAnsi="Symbol" w:cs="Symbol" w:hint="default"/>
-      </w:rPr>
+        <w:ind w:left="2880" w:hanging="480"/>
+      </w:pPr>
     </w:lvl>
     <w:lvl w:ilvl="4">
       <w:numFmt w:val="bullet"/>
-      <w:lvlText w:val="o"/>
+      <w:lvlText w:val="•"/>
       <w:lvlJc w:val="left"/>
       <w:pPr>
-        <w:ind w:left="3600" w:hanging="360"/>
-      </w:pPr>
-      <w:rPr>
-        <w:rFonts w:ascii="Courier New" w:hAnsi="Courier New" w:cs="Courier New" w:hint="default"/>
-      </w:rPr>
+        <w:ind w:left="3600" w:hanging="480"/>
+      </w:pPr>
     </w:lvl>
     <w:lvl w:ilvl="5">
       <w:numFmt w:val="bullet"/>
-      <w:lvlText w:val=""/>
+      <w:lvlText w:val="–"/>
       <w:lvlJc w:val="left"/>
       <w:pPr>
-        <w:ind w:left="4320" w:hanging="360"/>
-      </w:pPr>
-      <w:rPr>
-        <w:rFonts w:ascii="Wingdings" w:hAnsi="Wingdings" w:cs="Wingdings" w:hint="default"/>
-      </w:rPr>
+        <w:ind w:left="4320" w:hanging="480"/>
+      </w:pPr>
     </w:lvl>
     <w:lvl w:ilvl="6">
       <w:numFmt w:val="bullet"/>
-      <w:lvlText w:val=""/>
+      <w:lvlText w:val="•"/>
       <w:lvlJc w:val="left"/>
       <w:pPr>
-        <w:ind w:left="5040" w:hanging="360"/>
-      </w:pPr>
-      <w:rPr>
-        <w:rFonts w:ascii="Symbol" w:hAnsi="Symbol" w:cs="Symbol" w:hint="default"/>
-      </w:rPr>
+        <w:ind w:left="5040" w:hanging="480"/>
+      </w:pPr>
     </w:lvl>
     <w:lvl w:ilvl="7">
       <w:numFmt w:val="bullet"/>
-      <w:lvlText w:val="o"/>
+      <w:lvlText w:val="–"/>
       <w:lvlJc w:val="left"/>
       <w:pPr>
-        <w:ind w:left="5760" w:hanging="360"/>
-      </w:pPr>
-      <w:rPr>
-        <w:rFonts w:ascii="Courier New" w:hAnsi="Courier New" w:cs="Courier New" w:hint="default"/>
-      </w:rPr>
+        <w:ind w:left="5760" w:hanging="480"/>
+      </w:pPr>
     </w:lvl>
     <w:lvl w:ilvl="8">
       <w:numFmt w:val="bullet"/>
-      <w:lvlText w:val=""/>
+      <w:lvlText w:val="•"/>
       <w:lvlJc w:val="left"/>
       <w:pPr>
-        <w:ind w:left="6480" w:hanging="360"/>
-      </w:pPr>
-      <w:rPr>
-        <w:rFonts w:ascii="Wingdings" w:hAnsi="Wingdings" w:cs="Wingdings" w:hint="default"/>
-      </w:rPr>
+        <w:ind w:left="6480" w:hanging="480"/>
+      </w:pPr>
     </w:lvl>
   </w:abstractNum>
   <w:num w:numId="1000">
@@ -5784,7 +8107,217 @@
     </w:lvlOverride>
   </w:num>
   <w:num w:numId="1005">
+    <w:abstractNumId w:val="99201"/>
+    <w:lvlOverride w:ilvl="0">
+      <w:startOverride w:val="1"/>
+    </w:lvlOverride>
+    <w:lvlOverride w:ilvl="1">
+      <w:startOverride w:val="1"/>
+    </w:lvlOverride>
+    <w:lvlOverride w:ilvl="2">
+      <w:startOverride w:val="1"/>
+    </w:lvlOverride>
+    <w:lvlOverride w:ilvl="3">
+      <w:startOverride w:val="1"/>
+    </w:lvlOverride>
+    <w:lvlOverride w:ilvl="4">
+      <w:startOverride w:val="1"/>
+    </w:lvlOverride>
+    <w:lvlOverride w:ilvl="5">
+      <w:startOverride w:val="1"/>
+    </w:lvlOverride>
+    <w:lvlOverride w:ilvl="6">
+      <w:startOverride w:val="1"/>
+    </w:lvlOverride>
+    <w:lvlOverride w:ilvl="7">
+      <w:startOverride w:val="1"/>
+    </w:lvlOverride>
+    <w:lvlOverride w:ilvl="8">
+      <w:startOverride w:val="1"/>
+    </w:lvlOverride>
+  </w:num>
+  <w:num w:numId="1006">
+    <w:abstractNumId w:val="99201"/>
+    <w:lvlOverride w:ilvl="0">
+      <w:startOverride w:val="1"/>
+    </w:lvlOverride>
+    <w:lvlOverride w:ilvl="1">
+      <w:startOverride w:val="1"/>
+    </w:lvlOverride>
+    <w:lvlOverride w:ilvl="2">
+      <w:startOverride w:val="1"/>
+    </w:lvlOverride>
+    <w:lvlOverride w:ilvl="3">
+      <w:startOverride w:val="1"/>
+    </w:lvlOverride>
+    <w:lvlOverride w:ilvl="4">
+      <w:startOverride w:val="1"/>
+    </w:lvlOverride>
+    <w:lvlOverride w:ilvl="5">
+      <w:startOverride w:val="1"/>
+    </w:lvlOverride>
+    <w:lvlOverride w:ilvl="6">
+      <w:startOverride w:val="1"/>
+    </w:lvlOverride>
+    <w:lvlOverride w:ilvl="7">
+      <w:startOverride w:val="1"/>
+    </w:lvlOverride>
+    <w:lvlOverride w:ilvl="8">
+      <w:startOverride w:val="1"/>
+    </w:lvlOverride>
+  </w:num>
+  <w:num w:numId="1007">
+    <w:abstractNumId w:val="99201"/>
+    <w:lvlOverride w:ilvl="0">
+      <w:startOverride w:val="1"/>
+    </w:lvlOverride>
+    <w:lvlOverride w:ilvl="1">
+      <w:startOverride w:val="1"/>
+    </w:lvlOverride>
+    <w:lvlOverride w:ilvl="2">
+      <w:startOverride w:val="1"/>
+    </w:lvlOverride>
+    <w:lvlOverride w:ilvl="3">
+      <w:startOverride w:val="1"/>
+    </w:lvlOverride>
+    <w:lvlOverride w:ilvl="4">
+      <w:startOverride w:val="1"/>
+    </w:lvlOverride>
+    <w:lvlOverride w:ilvl="5">
+      <w:startOverride w:val="1"/>
+    </w:lvlOverride>
+    <w:lvlOverride w:ilvl="6">
+      <w:startOverride w:val="1"/>
+    </w:lvlOverride>
+    <w:lvlOverride w:ilvl="7">
+      <w:startOverride w:val="1"/>
+    </w:lvlOverride>
+    <w:lvlOverride w:ilvl="8">
+      <w:startOverride w:val="1"/>
+    </w:lvlOverride>
+  </w:num>
+  <w:num w:numId="1008">
+    <w:abstractNumId w:val="99201"/>
+    <w:lvlOverride w:ilvl="0">
+      <w:startOverride w:val="1"/>
+    </w:lvlOverride>
+    <w:lvlOverride w:ilvl="1">
+      <w:startOverride w:val="1"/>
+    </w:lvlOverride>
+    <w:lvlOverride w:ilvl="2">
+      <w:startOverride w:val="1"/>
+    </w:lvlOverride>
+    <w:lvlOverride w:ilvl="3">
+      <w:startOverride w:val="1"/>
+    </w:lvlOverride>
+    <w:lvlOverride w:ilvl="4">
+      <w:startOverride w:val="1"/>
+    </w:lvlOverride>
+    <w:lvlOverride w:ilvl="5">
+      <w:startOverride w:val="1"/>
+    </w:lvlOverride>
+    <w:lvlOverride w:ilvl="6">
+      <w:startOverride w:val="1"/>
+    </w:lvlOverride>
+    <w:lvlOverride w:ilvl="7">
+      <w:startOverride w:val="1"/>
+    </w:lvlOverride>
+    <w:lvlOverride w:ilvl="8">
+      <w:startOverride w:val="1"/>
+    </w:lvlOverride>
+  </w:num>
+  <w:num w:numId="1009">
+    <w:abstractNumId w:val="99201"/>
+    <w:lvlOverride w:ilvl="0">
+      <w:startOverride w:val="1"/>
+    </w:lvlOverride>
+    <w:lvlOverride w:ilvl="1">
+      <w:startOverride w:val="1"/>
+    </w:lvlOverride>
+    <w:lvlOverride w:ilvl="2">
+      <w:startOverride w:val="1"/>
+    </w:lvlOverride>
+    <w:lvlOverride w:ilvl="3">
+      <w:startOverride w:val="1"/>
+    </w:lvlOverride>
+    <w:lvlOverride w:ilvl="4">
+      <w:startOverride w:val="1"/>
+    </w:lvlOverride>
+    <w:lvlOverride w:ilvl="5">
+      <w:startOverride w:val="1"/>
+    </w:lvlOverride>
+    <w:lvlOverride w:ilvl="6">
+      <w:startOverride w:val="1"/>
+    </w:lvlOverride>
+    <w:lvlOverride w:ilvl="7">
+      <w:startOverride w:val="1"/>
+    </w:lvlOverride>
+    <w:lvlOverride w:ilvl="8">
+      <w:startOverride w:val="1"/>
+    </w:lvlOverride>
+  </w:num>
+  <w:num w:numId="1010">
+    <w:abstractNumId w:val="99201"/>
+    <w:lvlOverride w:ilvl="0">
+      <w:startOverride w:val="1"/>
+    </w:lvlOverride>
+    <w:lvlOverride w:ilvl="1">
+      <w:startOverride w:val="1"/>
+    </w:lvlOverride>
+    <w:lvlOverride w:ilvl="2">
+      <w:startOverride w:val="1"/>
+    </w:lvlOverride>
+    <w:lvlOverride w:ilvl="3">
+      <w:startOverride w:val="1"/>
+    </w:lvlOverride>
+    <w:lvlOverride w:ilvl="4">
+      <w:startOverride w:val="1"/>
+    </w:lvlOverride>
+    <w:lvlOverride w:ilvl="5">
+      <w:startOverride w:val="1"/>
+    </w:lvlOverride>
+    <w:lvlOverride w:ilvl="6">
+      <w:startOverride w:val="1"/>
+    </w:lvlOverride>
+    <w:lvlOverride w:ilvl="7">
+      <w:startOverride w:val="1"/>
+    </w:lvlOverride>
+    <w:lvlOverride w:ilvl="8">
+      <w:startOverride w:val="1"/>
+    </w:lvlOverride>
+  </w:num>
+  <w:num w:numId="1011">
     <w:abstractNumId w:val="991"/>
+  </w:num>
+  <w:num w:numId="1012">
+    <w:abstractNumId w:val="99201"/>
+    <w:lvlOverride w:ilvl="0">
+      <w:startOverride w:val="1"/>
+    </w:lvlOverride>
+    <w:lvlOverride w:ilvl="1">
+      <w:startOverride w:val="1"/>
+    </w:lvlOverride>
+    <w:lvlOverride w:ilvl="2">
+      <w:startOverride w:val="1"/>
+    </w:lvlOverride>
+    <w:lvlOverride w:ilvl="3">
+      <w:startOverride w:val="1"/>
+    </w:lvlOverride>
+    <w:lvlOverride w:ilvl="4">
+      <w:startOverride w:val="1"/>
+    </w:lvlOverride>
+    <w:lvlOverride w:ilvl="5">
+      <w:startOverride w:val="1"/>
+    </w:lvlOverride>
+    <w:lvlOverride w:ilvl="6">
+      <w:startOverride w:val="1"/>
+    </w:lvlOverride>
+    <w:lvlOverride w:ilvl="7">
+      <w:startOverride w:val="1"/>
+    </w:lvlOverride>
+    <w:lvlOverride w:ilvl="8">
+      <w:startOverride w:val="1"/>
+    </w:lvlOverride>
   </w:num>
 </w:numbering>
 </file>
@@ -6712,8 +9245,8 @@
     <w:name w:val="KeywordTok"/>
     <w:basedOn w:val="VerbatimChar"/>
     <w:rPr>
+      <w:color w:val="007020"/>
       <w:b/>
-      <w:color w:val="007020"/>
     </w:rPr>
   </w:style>
   <w:style w:type="character" w:customStyle="1" w:styleId="DataTypeTok">
@@ -6790,42 +9323,42 @@
     <w:name w:val="ImportTok"/>
     <w:basedOn w:val="VerbatimChar"/>
     <w:rPr>
+      <w:color w:val="008000"/>
       <w:b/>
-      <w:color w:val="008000"/>
     </w:rPr>
   </w:style>
   <w:style w:type="character" w:customStyle="1" w:styleId="CommentTok">
     <w:name w:val="CommentTok"/>
     <w:basedOn w:val="VerbatimChar"/>
     <w:rPr>
+      <w:color w:val="60a0b0"/>
       <w:i/>
-      <w:color w:val="60a0b0"/>
     </w:rPr>
   </w:style>
   <w:style w:type="character" w:customStyle="1" w:styleId="DocumentationTok">
     <w:name w:val="DocumentationTok"/>
     <w:basedOn w:val="VerbatimChar"/>
     <w:rPr>
+      <w:color w:val="ba2121"/>
       <w:i/>
-      <w:color w:val="ba2121"/>
     </w:rPr>
   </w:style>
   <w:style w:type="character" w:customStyle="1" w:styleId="AnnotationTok">
     <w:name w:val="AnnotationTok"/>
     <w:basedOn w:val="VerbatimChar"/>
     <w:rPr>
+      <w:color w:val="60a0b0"/>
       <w:b/>
       <w:i/>
-      <w:color w:val="60a0b0"/>
     </w:rPr>
   </w:style>
   <w:style w:type="character" w:customStyle="1" w:styleId="CommentVarTok">
     <w:name w:val="CommentVarTok"/>
     <w:basedOn w:val="VerbatimChar"/>
     <w:rPr>
+      <w:color w:val="60a0b0"/>
       <w:b/>
       <w:i/>
-      <w:color w:val="60a0b0"/>
     </w:rPr>
   </w:style>
   <w:style w:type="character" w:customStyle="1" w:styleId="OtherTok">
@@ -6853,8 +9386,8 @@
     <w:name w:val="ControlFlowTok"/>
     <w:basedOn w:val="VerbatimChar"/>
     <w:rPr>
+      <w:color w:val="007020"/>
       <w:b/>
-      <w:color w:val="007020"/>
     </w:rPr>
   </w:style>
   <w:style w:type="character" w:customStyle="1" w:styleId="OperatorTok">
@@ -6899,34 +9432,34 @@
     <w:name w:val="InformationTok"/>
     <w:basedOn w:val="VerbatimChar"/>
     <w:rPr>
+      <w:color w:val="60a0b0"/>
       <w:b/>
       <w:i/>
-      <w:color w:val="60a0b0"/>
     </w:rPr>
   </w:style>
   <w:style w:type="character" w:customStyle="1" w:styleId="WarningTok">
     <w:name w:val="WarningTok"/>
     <w:basedOn w:val="VerbatimChar"/>
     <w:rPr>
+      <w:color w:val="60a0b0"/>
       <w:b/>
       <w:i/>
-      <w:color w:val="60a0b0"/>
     </w:rPr>
   </w:style>
   <w:style w:type="character" w:customStyle="1" w:styleId="AlertTok">
     <w:name w:val="AlertTok"/>
     <w:basedOn w:val="VerbatimChar"/>
     <w:rPr>
+      <w:color w:val="ff0000"/>
       <w:b/>
-      <w:color w:val="ff0000"/>
     </w:rPr>
   </w:style>
   <w:style w:type="character" w:customStyle="1" w:styleId="ErrorTok">
     <w:name w:val="ErrorTok"/>
     <w:basedOn w:val="VerbatimChar"/>
     <w:rPr>
+      <w:color w:val="ff0000"/>
       <w:b/>
-      <w:color w:val="ff0000"/>
     </w:rPr>
   </w:style>
   <w:style w:type="character" w:customStyle="1" w:styleId="NormalTok">

--- a/docx/ch09_social_impact.docx
+++ b/docx/ch09_social_impact.docx
@@ -153,7 +153,7 @@
         <w:pStyle w:val="Compact"/>
       </w:pPr>
       <w:r>
-        <w:t xml:space="preserve">How can AI worsen environmental harms even while being advertised as a "smart" or "clean" technology?</w:t>
+        <w:t xml:space="preserve">How can AI worsen environmental harms while being advertised as "smart" or "clean"?</w:t>
       </w:r>
     </w:p>
     <w:p>
@@ -177,7 +177,7 @@
         <w:pStyle w:val="Compact"/>
       </w:pPr>
       <w:r>
-        <w:t xml:space="preserve">Can AI strengthen democratic governance, or does it primarily expand surveillance and bureaucratic control?</w:t>
+        <w:t xml:space="preserve">Can AI strengthen democratic governance, or does it mainly expand surveillance and bureaucratic control?</w:t>
       </w:r>
     </w:p>
     <w:p>
@@ -189,7 +189,7 @@
         <w:pStyle w:val="Compact"/>
       </w:pPr>
       <w:r>
-        <w:t xml:space="preserve">Will AI reduce poverty and inequality, or deepen existing asymmetries of wealth, language, energy, and compute?</w:t>
+        <w:t xml:space="preserve">Will AI reduce poverty, or deepen asymmetries of wealth, language, energy, and compute?</w:t>
       </w:r>
     </w:p>
     <w:p>
@@ -201,7 +201,7 @@
         <w:pStyle w:val="Compact"/>
       </w:pPr>
       <w:r>
-        <w:t xml:space="preserve">What ethical principles should guide AI when the stakes are collective rather than merely individual?</w:t>
+        <w:t xml:space="preserve">What ethical principles should guide AI when the stakes are collective rather than individual?</w:t>
       </w:r>
     </w:p>
     <w:bookmarkEnd w:id="21"/>
@@ -221,37 +221,31 @@
         <w:pStyle w:val="FirstParagraph"/>
       </w:pPr>
       <w:r>
-        <w:t xml:space="preserve">Most discussions of AI treat it as if it were pure information — weightless, placeless,</w:t>
-      </w:r>
-      <w:r>
-        <w:t xml:space="preserve"> </w:t>
-      </w:r>
-      <w:r>
-        <w:t xml:space="preserve">and detached from the physical world. We speak of "the cloud" as if computing happened</w:t>
-      </w:r>
-      <w:r>
-        <w:t xml:space="preserve"> </w:t>
-      </w:r>
-      <w:r>
-        <w:t xml:space="preserve">somewhere clean and frictionless, beyond geography and consequence. This framing is</w:t>
-      </w:r>
-      <w:r>
-        <w:t xml:space="preserve"> </w:t>
-      </w:r>
-      <w:r>
-        <w:t xml:space="preserve">not just imprecise; it is ethically dangerous. It encourages us to evaluate AI purely</w:t>
-      </w:r>
-      <w:r>
-        <w:t xml:space="preserve"> </w:t>
-      </w:r>
-      <w:r>
-        <w:t xml:space="preserve">on the basis of what it produces — what a model outputs — while ignoring everything</w:t>
-      </w:r>
-      <w:r>
-        <w:t xml:space="preserve"> </w:t>
-      </w:r>
-      <w:r>
-        <w:t xml:space="preserve">required to make that output possible.</w:t>
+        <w:t xml:space="preserve">Most discussions of AI treat it as pure information — weightless, placeless, detached from</w:t>
+      </w:r>
+      <w:r>
+        <w:t xml:space="preserve"> </w:t>
+      </w:r>
+      <w:r>
+        <w:t xml:space="preserve">the physical world. We speak of "the cloud" as if computing happened somewhere clean and</w:t>
+      </w:r>
+      <w:r>
+        <w:t xml:space="preserve"> </w:t>
+      </w:r>
+      <w:r>
+        <w:t xml:space="preserve">frictionless, beyond geography and consequence. That framing is not just imprecise; it is</w:t>
+      </w:r>
+      <w:r>
+        <w:t xml:space="preserve"> </w:t>
+      </w:r>
+      <w:r>
+        <w:t xml:space="preserve">ethically dangerous. It invites us to evaluate AI purely on what it produces while ignoring</w:t>
+      </w:r>
+      <w:r>
+        <w:t xml:space="preserve"> </w:t>
+      </w:r>
+      <w:r>
+        <w:t xml:space="preserve">everything required to make that output possible.</w:t>
       </w:r>
     </w:p>
     <w:p>
@@ -265,55 +259,37 @@
         <w:t xml:space="preserve"> </w:t>
       </w:r>
       <w:r>
-        <w:t xml:space="preserve">energy-intensive computation and cooling in massive data centers. It depends on water</w:t>
-      </w:r>
-      <w:r>
-        <w:t xml:space="preserve"> </w:t>
-      </w:r>
-      <w:r>
-        <w:t xml:space="preserve">to keep those data centers from overheating, and on land and electrical grid capacity</w:t>
-      </w:r>
-      <w:r>
-        <w:t xml:space="preserve"> </w:t>
-      </w:r>
-      <w:r>
-        <w:t xml:space="preserve">that must be competed for with other uses. It is built from minerals — cobalt, lithium,</w:t>
-      </w:r>
-      <w:r>
-        <w:t xml:space="preserve"> </w:t>
-      </w:r>
-      <w:r>
-        <w:t xml:space="preserve">copper, rare earths — extracted through global supply chains whose costs fall unevenly</w:t>
-      </w:r>
-      <w:r>
-        <w:t xml:space="preserve"> </w:t>
-      </w:r>
-      <w:r>
-        <w:t xml:space="preserve">on workers and communities far from where the AI is eventually used. It relies on human</w:t>
-      </w:r>
-      <w:r>
-        <w:t xml:space="preserve"> </w:t>
-      </w:r>
-      <w:r>
-        <w:t xml:space="preserve">labor at every stage: the workers who mine materials, the contractors who label training</w:t>
-      </w:r>
-      <w:r>
-        <w:t xml:space="preserve"> </w:t>
-      </w:r>
-      <w:r>
-        <w:t xml:space="preserve">data, the moderators who filter harmful content, the technicians who maintain physical</w:t>
-      </w:r>
-      <w:r>
-        <w:t xml:space="preserve"> </w:t>
-      </w:r>
-      <w:r>
-        <w:t xml:space="preserve">infrastructure. And when hardware is replaced — as it must be, on short upgrade cycles —</w:t>
-      </w:r>
-      <w:r>
-        <w:t xml:space="preserve"> </w:t>
-      </w:r>
-      <w:r>
-        <w:t xml:space="preserve">electronic waste creates new burdens that also fall unevenly.</w:t>
+        <w:t xml:space="preserve">energy-intensive computation and cooling in massive data centers, water to keep them from</w:t>
+      </w:r>
+      <w:r>
+        <w:t xml:space="preserve"> </w:t>
+      </w:r>
+      <w:r>
+        <w:t xml:space="preserve">overheating, and land and grid capacity competed for with other uses. It is built from</w:t>
+      </w:r>
+      <w:r>
+        <w:t xml:space="preserve"> </w:t>
+      </w:r>
+      <w:r>
+        <w:t xml:space="preserve">minerals — cobalt, lithium, copper, rare earths — extracted through supply chains whose</w:t>
+      </w:r>
+      <w:r>
+        <w:t xml:space="preserve"> </w:t>
+      </w:r>
+      <w:r>
+        <w:t xml:space="preserve">costs fall on communities far from where the AI is used. It relies on human labor at every</w:t>
+      </w:r>
+      <w:r>
+        <w:t xml:space="preserve"> </w:t>
+      </w:r>
+      <w:r>
+        <w:t xml:space="preserve">stage: miners, data labelers, content moderators, technicians. And hardware replaced on</w:t>
+      </w:r>
+      <w:r>
+        <w:t xml:space="preserve"> </w:t>
+      </w:r>
+      <w:r>
+        <w:t xml:space="preserve">short upgrade cycles becomes electronic waste, a burden that also falls unevenly.</w:t>
       </w:r>
     </w:p>
     <w:p>
@@ -321,37 +297,31 @@
         <w:pStyle w:val="BodyText"/>
       </w:pPr>
       <w:r>
-        <w:t xml:space="preserve">A few concrete numbers make this vivid — though each one has to be handled carefully,</w:t>
-      </w:r>
-      <w:r>
-        <w:t xml:space="preserve"> </w:t>
-      </w:r>
-      <w:r>
-        <w:t xml:space="preserve">because environmental statistics about AI circulate much faster than they are checked.</w:t>
-      </w:r>
-      <w:r>
-        <w:t xml:space="preserve"> </w:t>
-      </w:r>
-      <w:r>
-        <w:t xml:space="preserve">Training GPT-3, OpenAI's 2020 language model, is estimated to have consumed about</w:t>
-      </w:r>
-      <w:r>
-        <w:t xml:space="preserve"> </w:t>
-      </w:r>
-      <w:r>
-        <w:t xml:space="preserve">1,287 megawatt-hours of electricity — roughly the annual electricity use of 120 American</w:t>
-      </w:r>
-      <w:r>
-        <w:t xml:space="preserve"> </w:t>
-      </w:r>
-      <w:r>
-        <w:t xml:space="preserve">homes — and to have emitted around 550 tonnes of CO₂. That estimate comes from a 2021</w:t>
-      </w:r>
-      <w:r>
-        <w:t xml:space="preserve"> </w:t>
-      </w:r>
-      <w:r>
-        <w:t xml:space="preserve">analysis by researchers at Google and the University of California, Berkeley</w:t>
+        <w:t xml:space="preserve">A few concrete numbers make this vivid — though each has to be handled carefully, because</w:t>
+      </w:r>
+      <w:r>
+        <w:t xml:space="preserve"> </w:t>
+      </w:r>
+      <w:r>
+        <w:t xml:space="preserve">environmental statistics about AI circulate much faster than they are checked. Training</w:t>
+      </w:r>
+      <w:r>
+        <w:t xml:space="preserve"> </w:t>
+      </w:r>
+      <w:r>
+        <w:t xml:space="preserve">GPT-3, OpenAI's 2020 language model, is estimated to have consumed about 1,287</w:t>
+      </w:r>
+      <w:r>
+        <w:t xml:space="preserve"> </w:t>
+      </w:r>
+      <w:r>
+        <w:t xml:space="preserve">megawatt-hours of electricity — roughly the annual use of 120 American homes — and emitted</w:t>
+      </w:r>
+      <w:r>
+        <w:t xml:space="preserve"> </w:t>
+      </w:r>
+      <w:r>
+        <w:t xml:space="preserve">around 550 tonnes of CO₂. The estimate comes from outside researchers</w:t>
       </w:r>
       <w:r>
         <w:t xml:space="preserve"> </w:t>
@@ -360,79 +330,69 @@
         <w:t xml:space="preserve">(Patterson et al., 2021)</w:t>
       </w:r>
       <w:r>
-        <w:t xml:space="preserve">, not from</w:t>
-      </w:r>
-      <w:r>
-        <w:t xml:space="preserve"> </w:t>
-      </w:r>
-      <w:r>
-        <w:t xml:space="preserve">OpenAI, which has never published figures of its own; it describes a single training run</w:t>
-      </w:r>
-      <w:r>
-        <w:t xml:space="preserve"> </w:t>
-      </w:r>
-      <w:r>
-        <w:t xml:space="preserve">of a model that is now several generations old, and it tells us nothing about the far</w:t>
-      </w:r>
-      <w:r>
-        <w:t xml:space="preserve"> </w:t>
-      </w:r>
-      <w:r>
-        <w:t xml:space="preserve">larger runs that followed. Microsoft reported consuming roughly 6.4 million cubic meters</w:t>
-      </w:r>
-      <w:r>
-        <w:t xml:space="preserve"> </w:t>
-      </w:r>
-      <w:r>
-        <w:t xml:space="preserve">of water in 2022, a 34% increase over the previous year, most of it for cooling its cloud</w:t>
-      </w:r>
-      <w:r>
-        <w:t xml:space="preserve"> </w:t>
-      </w:r>
-      <w:r>
-        <w:t xml:space="preserve">data centers; in July 2022 alone its cluster outside West Des Moines, Iowa drew about</w:t>
-      </w:r>
-      <w:r>
-        <w:t xml:space="preserve"> </w:t>
-      </w:r>
-      <w:r>
-        <w:t xml:space="preserve">11.5 million gallons — around 6% of the surrounding water district's total for the month.</w:t>
-      </w:r>
-      <w:r>
-        <w:t xml:space="preserve"> </w:t>
-      </w:r>
-      <w:r>
-        <w:t xml:space="preserve">The Democratic Republic of Congo, one of the world's poorest countries, supplies roughly</w:t>
-      </w:r>
-      <w:r>
-        <w:t xml:space="preserve"> </w:t>
-      </w:r>
-      <w:r>
-        <w:t xml:space="preserve">three-quarters of the world's mined cobalt — a metal used in the lithium-ion batteries</w:t>
-      </w:r>
-      <w:r>
-        <w:t xml:space="preserve"> </w:t>
-      </w:r>
-      <w:r>
-        <w:t xml:space="preserve">that power both the devices through which we reach AI systems and the backup power supplies</w:t>
-      </w:r>
-      <w:r>
-        <w:t xml:space="preserve"> </w:t>
-      </w:r>
-      <w:r>
-        <w:t xml:space="preserve">data centers depend on — often from mines with severe safety and environmental problems.</w:t>
-      </w:r>
-      <w:r>
-        <w:t xml:space="preserve"> </w:t>
-      </w:r>
-      <w:r>
-        <w:t xml:space="preserve">The people typing chatbot queries in San Francisco or Singapore are connected to these</w:t>
-      </w:r>
-      <w:r>
-        <w:t xml:space="preserve"> </w:t>
-      </w:r>
-      <w:r>
-        <w:t xml:space="preserve">realities by supply chains carefully designed not to be visible.</w:t>
+        <w:t xml:space="preserve">, not OpenAI, and covers a single run of a</w:t>
+      </w:r>
+      <w:r>
+        <w:t xml:space="preserve"> </w:t>
+      </w:r>
+      <w:r>
+        <w:t xml:space="preserve">model several generations old — it says nothing about the far larger runs since.</w:t>
+      </w:r>
+    </w:p>
+    <w:p>
+      <w:pPr>
+        <w:pStyle w:val="BodyText"/>
+      </w:pPr>
+      <w:r>
+        <w:t xml:space="preserve">Microsoft reported consuming roughly 6.4 million cubic meters of water company-wide in</w:t>
+      </w:r>
+      <w:r>
+        <w:t xml:space="preserve"> </w:t>
+      </w:r>
+      <w:r>
+        <w:t xml:space="preserve">2022, a 34% increase over the previous year, most of it cooling its cloud data centers;</w:t>
+      </w:r>
+      <w:r>
+        <w:t xml:space="preserve"> </w:t>
+      </w:r>
+      <w:r>
+        <w:t xml:space="preserve">in July 2022 alone its cluster outside West Des Moines, Iowa drew about 11.5 million</w:t>
+      </w:r>
+      <w:r>
+        <w:t xml:space="preserve"> </w:t>
+      </w:r>
+      <w:r>
+        <w:t xml:space="preserve">gallons — around 6% of that water district's total for the month. And the Democratic</w:t>
+      </w:r>
+      <w:r>
+        <w:t xml:space="preserve"> </w:t>
+      </w:r>
+      <w:r>
+        <w:t xml:space="preserve">Republic of Congo, one of the world's poorest countries, supplies roughly three-quarters</w:t>
+      </w:r>
+      <w:r>
+        <w:t xml:space="preserve"> </w:t>
+      </w:r>
+      <w:r>
+        <w:t xml:space="preserve">of the world's mined cobalt — the metal in the lithium-ion batteries behind both our</w:t>
+      </w:r>
+      <w:r>
+        <w:t xml:space="preserve"> </w:t>
+      </w:r>
+      <w:r>
+        <w:t xml:space="preserve">devices and data centers' backup power — often from mines with severe safety and</w:t>
+      </w:r>
+      <w:r>
+        <w:t xml:space="preserve"> </w:t>
+      </w:r>
+      <w:r>
+        <w:t xml:space="preserve">environmental problems. Chatbot users are connected to these realities by supply chains</w:t>
+      </w:r>
+      <w:r>
+        <w:t xml:space="preserve"> </w:t>
+      </w:r>
+      <w:r>
+        <w:t xml:space="preserve">designed not to be visible.</w:t>
       </w:r>
     </w:p>
     <w:p>
@@ -461,25 +421,25 @@
         <w:t xml:space="preserve">The Atlas of AI</w:t>
       </w:r>
       <w:r>
-        <w:t xml:space="preserve">, that</w:t>
-      </w:r>
-      <w:r>
-        <w:t xml:space="preserve"> </w:t>
-      </w:r>
-      <w:r>
-        <w:t xml:space="preserve">artificial intelligence is best understood not as software or information but as a</w:t>
-      </w:r>
-      <w:r>
-        <w:t xml:space="preserve"> </w:t>
-      </w:r>
-      <w:r>
-        <w:t xml:space="preserve">planetary-scale system of extraction, classification, and control — with physical</w:t>
-      </w:r>
-      <w:r>
-        <w:t xml:space="preserve"> </w:t>
-      </w:r>
-      <w:r>
-        <w:t xml:space="preserve">infrastructure, supply chains, labor relations, and environmental costs at every stage.</w:t>
+        <w:t xml:space="preserve">, that AI is</w:t>
+      </w:r>
+      <w:r>
+        <w:t xml:space="preserve"> </w:t>
+      </w:r>
+      <w:r>
+        <w:t xml:space="preserve">best understood not as software but as a planetary-scale system of extraction,</w:t>
+      </w:r>
+      <w:r>
+        <w:t xml:space="preserve"> </w:t>
+      </w:r>
+      <w:r>
+        <w:t xml:space="preserve">classification, and control — with physical infrastructure, supply chains, labor</w:t>
+      </w:r>
+      <w:r>
+        <w:t xml:space="preserve"> </w:t>
+      </w:r>
+      <w:r>
+        <w:t xml:space="preserve">relations, and environmental costs at every stage.</w:t>
       </w:r>
       <w:r>
         <w:t xml:space="preserve"> </w:t>
@@ -546,25 +506,25 @@
         <w:t xml:space="preserve"> </w:t>
       </w:r>
       <w:r>
-        <w:t xml:space="preserve">abstract "cloud." Each rack requires continuous power and cooling, produces heat</w:t>
-      </w:r>
-      <w:r>
-        <w:t xml:space="preserve"> </w:t>
-      </w:r>
-      <w:r>
-        <w:t xml:space="preserve">that must be managed, and will eventually become electronic waste. The infrastructure</w:t>
-      </w:r>
-      <w:r>
-        <w:t xml:space="preserve"> </w:t>
-      </w:r>
-      <w:r>
-        <w:t xml:space="preserve">that makes AI possible creates energy, water, and land-use burdens that are local</w:t>
-      </w:r>
-      <w:r>
-        <w:t xml:space="preserve"> </w:t>
-      </w:r>
-      <w:r>
-        <w:t xml:space="preserve">even when the benefits are global. CC BY-SA 3.0, via Wikimedia Commons.</w:t>
+        <w:t xml:space="preserve">abstract "cloud." Each rack needs continuous power and cooling, and will eventually</w:t>
+      </w:r>
+      <w:r>
+        <w:t xml:space="preserve"> </w:t>
+      </w:r>
+      <w:r>
+        <w:t xml:space="preserve">become electronic waste. The infrastructure that makes AI possible creates energy,</w:t>
+      </w:r>
+      <w:r>
+        <w:t xml:space="preserve"> </w:t>
+      </w:r>
+      <w:r>
+        <w:t xml:space="preserve">water, and land-use burdens that are local even when the benefits are global.</w:t>
+      </w:r>
+      <w:r>
+        <w:t xml:space="preserve"> </w:t>
+      </w:r>
+      <w:r>
+        <w:t xml:space="preserve">CC BY-SA 3.0, via Wikimedia Commons.</w:t>
       </w:r>
     </w:p>
     <w:bookmarkStart w:id="30" w:name="why-collective-harms-are-hard-to-see"/>
@@ -581,7 +541,7 @@
         <w:pStyle w:val="FirstParagraph"/>
       </w:pPr>
       <w:r>
-        <w:t xml:space="preserve">A key feature of AI's social and environmental impacts is that they are</w:t>
+        <w:t xml:space="preserve">AI's social and environmental impacts are</w:t>
       </w:r>
       <w:r>
         <w:t xml:space="preserve"> </w:t>
@@ -591,46 +551,48 @@
           <w:bCs/>
           <w:b/>
         </w:rPr>
-        <w:t xml:space="preserve">distributed, delayed, and offloaded</w:t>
-      </w:r>
-      <w:r>
-        <w:t xml:space="preserve">. A single chatbot query feels</w:t>
-      </w:r>
-      <w:r>
-        <w:t xml:space="preserve"> </w:t>
-      </w:r>
-      <w:r>
-        <w:t xml:space="preserve">trivial to the person who types it. Multiplied across millions of users and billions</w:t>
-      </w:r>
-      <w:r>
-        <w:t xml:space="preserve"> </w:t>
-      </w:r>
-      <w:r>
-        <w:t xml:space="preserve">of daily interactions, it becomes a significant infrastructure load. The benefits of</w:t>
-      </w:r>
-      <w:r>
-        <w:t xml:space="preserve"> </w:t>
-      </w:r>
-      <w:r>
-        <w:t xml:space="preserve">that query are immediate and visible — a faster answer, a completed task, a convenience.</w:t>
-      </w:r>
-      <w:r>
-        <w:t xml:space="preserve"> </w:t>
-      </w:r>
-      <w:r>
-        <w:t xml:space="preserve">The costs are indirect and dispersed: a marginal increase in electricity demand, a</w:t>
-      </w:r>
-      <w:r>
-        <w:t xml:space="preserve"> </w:t>
-      </w:r>
-      <w:r>
-        <w:t xml:space="preserve">fractional draw on water used for cooling, a small contribution to hardware wear that</w:t>
-      </w:r>
-      <w:r>
-        <w:t xml:space="preserve"> </w:t>
-      </w:r>
-      <w:r>
-        <w:t xml:space="preserve">will eventually require replacement.</w:t>
+        <w:t xml:space="preserve">distributed, delayed, and</w:t>
+      </w:r>
+      <w:r>
+        <w:rPr>
+          <w:bCs/>
+          <w:b/>
+        </w:rPr>
+        <w:t xml:space="preserve"> </w:t>
+      </w:r>
+      <w:r>
+        <w:rPr>
+          <w:bCs/>
+          <w:b/>
+        </w:rPr>
+        <w:t xml:space="preserve">offloaded</w:t>
+      </w:r>
+      <w:r>
+        <w:t xml:space="preserve">. A single chatbot query feels trivial to the person who types it;</w:t>
+      </w:r>
+      <w:r>
+        <w:t xml:space="preserve"> </w:t>
+      </w:r>
+      <w:r>
+        <w:t xml:space="preserve">multiplied across billions of daily interactions, it becomes a significant infrastructure</w:t>
+      </w:r>
+      <w:r>
+        <w:t xml:space="preserve"> </w:t>
+      </w:r>
+      <w:r>
+        <w:t xml:space="preserve">load. The benefits are immediate and visible — a faster answer, a completed task. The costs</w:t>
+      </w:r>
+      <w:r>
+        <w:t xml:space="preserve"> </w:t>
+      </w:r>
+      <w:r>
+        <w:t xml:space="preserve">are indirect: a marginal increase in electricity demand, a fractional draw on cooling water,</w:t>
+      </w:r>
+      <w:r>
+        <w:t xml:space="preserve"> </w:t>
+      </w:r>
+      <w:r>
+        <w:t xml:space="preserve">a small contribution to hardware wear.</w:t>
       </w:r>
     </w:p>
     <w:p>
@@ -638,25 +600,19 @@
         <w:pStyle w:val="BodyText"/>
       </w:pPr>
       <w:r>
-        <w:t xml:space="preserve">This structure — immediate, visible benefits; delayed, dispersed, often invisible</w:t>
-      </w:r>
-      <w:r>
-        <w:t xml:space="preserve"> </w:t>
-      </w:r>
-      <w:r>
-        <w:t xml:space="preserve">costs — is a recurring feature of environmental and social harms. It makes them</w:t>
-      </w:r>
-      <w:r>
-        <w:t xml:space="preserve"> </w:t>
-      </w:r>
-      <w:r>
-        <w:t xml:space="preserve">genuinely difficult to evaluate through ordinary individual decision-making, because</w:t>
-      </w:r>
-      <w:r>
-        <w:t xml:space="preserve"> </w:t>
-      </w:r>
-      <w:r>
-        <w:t xml:space="preserve">no individual's choice looks significant in isolation. This is precisely why</w:t>
+        <w:t xml:space="preserve">This structure — immediate, visible benefits; delayed, dispersed, often invisible costs —</w:t>
+      </w:r>
+      <w:r>
+        <w:t xml:space="preserve"> </w:t>
+      </w:r>
+      <w:r>
+        <w:t xml:space="preserve">recurs across environmental and social harms, and it resists individual decision-making,</w:t>
+      </w:r>
+      <w:r>
+        <w:t xml:space="preserve"> </w:t>
+      </w:r>
+      <w:r>
+        <w:t xml:space="preserve">because no individual's choice looks significant in isolation. Hence the need for</w:t>
       </w:r>
       <w:r>
         <w:t xml:space="preserve"> </w:t>
@@ -678,19 +634,13 @@
         <w:t xml:space="preserve"> </w:t>
       </w:r>
       <w:r>
-        <w:t xml:space="preserve">procurement policy, reporting requirements, and democratic oversight — is necessary.</w:t>
-      </w:r>
-      <w:r>
-        <w:t xml:space="preserve"> </w:t>
-      </w:r>
-      <w:r>
-        <w:t xml:space="preserve">Individual consumers choosing "greener" AI products is not a substitute for systemic</w:t>
-      </w:r>
-      <w:r>
-        <w:t xml:space="preserve"> </w:t>
-      </w:r>
-      <w:r>
-        <w:t xml:space="preserve">accountability.</w:t>
+        <w:t xml:space="preserve">procurement policy, reporting requirements, and democratic oversight. Consumers choosing</w:t>
+      </w:r>
+      <w:r>
+        <w:t xml:space="preserve"> </w:t>
+      </w:r>
+      <w:r>
+        <w:t xml:space="preserve">"greener" AI products is not a substitute for systemic accountability.</w:t>
       </w:r>
     </w:p>
     <w:p>
@@ -707,7 +657,7 @@
               <a:graphicData uri="http://schemas.openxmlformats.org/drawingml/2006/picture">
                 <pic:pic>
                   <pic:nvPicPr>
-                    <pic:cNvPr descr="/tmp/docx-build-87TwSJ/ch09_social_impact-diagrams/diag_0.png" id="28" name="Picture"/>
+                    <pic:cNvPr descr="/tmp/docx-build-7NZiS3/ch09_social_impact-diagrams/diag_0.png" id="28" name="Picture"/>
                     <pic:cNvPicPr>
                       <a:picLocks noChangeArrowheads="1" noChangeAspect="1"/>
                     </pic:cNvPicPr>
@@ -751,19 +701,19 @@
         <w:t xml:space="preserve"> </w:t>
       </w:r>
       <w:r>
-        <w:t xml:space="preserve">"What does the model do?" It is also: what infrastructure makes it possible, and</w:t>
-      </w:r>
-      <w:r>
-        <w:t xml:space="preserve"> </w:t>
-      </w:r>
-      <w:r>
-        <w:t xml:space="preserve">who pays the costs at each stage? Benefits tend to flow to users and firms; costs</w:t>
-      </w:r>
-      <w:r>
-        <w:t xml:space="preserve"> </w:t>
-      </w:r>
-      <w:r>
-        <w:t xml:space="preserve">tend to be externalized onto communities near mines, data centers, and waste sites.</w:t>
+        <w:t xml:space="preserve">"What does the model do?" but also: what infrastructure makes it possible, and who</w:t>
+      </w:r>
+      <w:r>
+        <w:t xml:space="preserve"> </w:t>
+      </w:r>
+      <w:r>
+        <w:t xml:space="preserve">pays at each stage? Benefits flow to users and firms; costs are externalized onto</w:t>
+      </w:r>
+      <w:r>
+        <w:t xml:space="preserve"> </w:t>
+      </w:r>
+      <w:r>
+        <w:t xml:space="preserve">communities near mines, data centers, and waste sites.</w:t>
       </w:r>
     </w:p>
     <w:p>
@@ -791,7 +741,7 @@
         <w:pStyle w:val="Compact"/>
       </w:pPr>
       <w:r>
-        <w:t xml:space="preserve">The benefits of an AI system — speed, convenience, capability, profit — accrue mainly to the people who use it and the firms that build it.</w:t>
+        <w:t xml:space="preserve">An AI system's benefits — speed, convenience, capability, profit — accrue mainly to its users and the firms that build it.</w:t>
       </w:r>
     </w:p>
     <w:p>
@@ -803,7 +753,7 @@
         <w:pStyle w:val="Compact"/>
       </w:pPr>
       <w:r>
-        <w:t xml:space="preserve">Many of the costs of that same system — mining hazards, water and grid strain near data centers, electronic waste — fall on communities that are neither its users nor its shareholders.</w:t>
+        <w:t xml:space="preserve">Many of that system's costs — mining hazards, water and grid strain near data centers, electronic waste — fall on communities that are neither users nor shareholders.</w:t>
       </w:r>
     </w:p>
     <w:p>
@@ -815,7 +765,7 @@
         <w:pStyle w:val="Compact"/>
       </w:pPr>
       <w:r>
-        <w:t xml:space="preserve">When the parties who decide whether to build a system do not bear its costs, they have no reliable incentive to weigh those costs accurately.</w:t>
+        <w:t xml:space="preserve">Parties who decide whether to build a system, but do not bear its costs, have no reliable incentive to weigh those costs accurately.</w:t>
       </w:r>
     </w:p>
     <w:p>
@@ -827,7 +777,7 @@
         <w:pStyle w:val="Compact"/>
       </w:pPr>
       <w:r>
-        <w:t xml:space="preserve">A decision procedure that systematically underweights real costs to identifiable people is unjust, regardless of how efficient it is.</w:t>
+        <w:t xml:space="preserve">A decision procedure that systematically underweights real costs to identifiable people is unjust, however efficient it is.</w:t>
       </w:r>
     </w:p>
     <w:p>
@@ -847,7 +797,7 @@
         <w:t xml:space="preserve"> </w:t>
       </w:r>
       <w:r>
-        <w:t xml:space="preserve">right, and one that individual consumers making better purchasing choices cannot fix.</w:t>
+        <w:t xml:space="preserve">right, and one that better consumer purchasing choices cannot fix.</w:t>
       </w:r>
     </w:p>
     <w:p>
@@ -855,7 +805,7 @@
         <w:pStyle w:val="BodyText"/>
       </w:pPr>
       <w:r>
-        <w:t xml:space="preserve">In plain English: the argument says that AI's costs are not merely large but</w:t>
+        <w:t xml:space="preserve">In plain English: AI's costs are not merely large but</w:t>
       </w:r>
       <w:r>
         <w:t xml:space="preserve"> </w:t>
@@ -868,7 +818,13 @@
         <w:t xml:space="preserve">misdirected</w:t>
       </w:r>
       <w:r>
-        <w:t xml:space="preserve">. Economists call this an</w:t>
+        <w:t xml:space="preserve">. Economists</w:t>
+      </w:r>
+      <w:r>
+        <w:t xml:space="preserve"> </w:t>
+      </w:r>
+      <w:r>
+        <w:t xml:space="preserve">call this an</w:t>
       </w:r>
       <w:r>
         <w:t xml:space="preserve"> </w:t>
@@ -884,67 +840,43 @@
         <w:t xml:space="preserve"> </w:t>
       </w:r>
       <w:r>
-        <w:t xml:space="preserve">— a cost of</w:t>
-      </w:r>
-      <w:r>
-        <w:t xml:space="preserve"> </w:t>
-      </w:r>
-      <w:r>
-        <w:t xml:space="preserve">producing something that is borne by someone outside the transaction. If a firm builds a</w:t>
-      </w:r>
-      <w:r>
-        <w:t xml:space="preserve"> </w:t>
-      </w:r>
-      <w:r>
-        <w:t xml:space="preserve">data center and its neighbors absorb the noise, the water draw, and the higher electricity</w:t>
-      </w:r>
-      <w:r>
-        <w:t xml:space="preserve"> </w:t>
-      </w:r>
-      <w:r>
-        <w:t xml:space="preserve">prices, those neighbors are paying part of the price of a product they may never use. The</w:t>
-      </w:r>
-      <w:r>
-        <w:t xml:space="preserve"> </w:t>
-      </w:r>
-      <w:r>
-        <w:t xml:space="preserve">third premise is the one that does the real work. It is not an accusation of bad faith;</w:t>
-      </w:r>
-      <w:r>
-        <w:t xml:space="preserve"> </w:t>
-      </w:r>
-      <w:r>
-        <w:t xml:space="preserve">it is a claim about incentives. Even a scrupulous company that genuinely wants to minimize</w:t>
-      </w:r>
-      <w:r>
-        <w:t xml:space="preserve"> </w:t>
-      </w:r>
-      <w:r>
-        <w:t xml:space="preserve">harm has no market signal telling it how much harm it is causing in a Congolese mining town,</w:t>
-      </w:r>
-      <w:r>
-        <w:t xml:space="preserve"> </w:t>
-      </w:r>
-      <w:r>
-        <w:t xml:space="preserve">because that harm never appears on its balance sheet. The fourth premise turns the economics</w:t>
-      </w:r>
-      <w:r>
-        <w:t xml:space="preserve"> </w:t>
-      </w:r>
-      <w:r>
-        <w:t xml:space="preserve">into ethics. And the conclusion explains why the chapter keeps returning to institutions:</w:t>
-      </w:r>
-      <w:r>
-        <w:t xml:space="preserve"> </w:t>
-      </w:r>
-      <w:r>
-        <w:t xml:space="preserve">externalities are, by definition, the kind of problem that individual choices cannot solve,</w:t>
-      </w:r>
-      <w:r>
-        <w:t xml:space="preserve"> </w:t>
-      </w:r>
-      <w:r>
-        <w:t xml:space="preserve">because the whole difficulty is that the chooser is not the payer.</w:t>
+        <w:t xml:space="preserve">— a cost of production borne by someone outside</w:t>
+      </w:r>
+      <w:r>
+        <w:t xml:space="preserve"> </w:t>
+      </w:r>
+      <w:r>
+        <w:t xml:space="preserve">the transaction. If a data center's neighbors absorb the noise, the water draw, and the</w:t>
+      </w:r>
+      <w:r>
+        <w:t xml:space="preserve"> </w:t>
+      </w:r>
+      <w:r>
+        <w:t xml:space="preserve">higher electricity prices, they pay part of the price of a product they may never use. The</w:t>
+      </w:r>
+      <w:r>
+        <w:t xml:space="preserve"> </w:t>
+      </w:r>
+      <w:r>
+        <w:t xml:space="preserve">third premise does the real work, and it is a claim about incentives, not bad faith: even a</w:t>
+      </w:r>
+      <w:r>
+        <w:t xml:space="preserve"> </w:t>
+      </w:r>
+      <w:r>
+        <w:t xml:space="preserve">scrupulous company has no market signal telling it how much harm it causes in a Congolese</w:t>
+      </w:r>
+      <w:r>
+        <w:t xml:space="preserve"> </w:t>
+      </w:r>
+      <w:r>
+        <w:t xml:space="preserve">mining town, because that harm never appears on its balance sheet. Externalities are, by</w:t>
+      </w:r>
+      <w:r>
+        <w:t xml:space="preserve"> </w:t>
+      </w:r>
+      <w:r>
+        <w:t xml:space="preserve">definition, problems individual choices cannot solve, because the chooser is not the payer.</w:t>
       </w:r>
     </w:p>
     <w:p>
@@ -1038,25 +970,25 @@
         <w:t xml:space="preserve"> </w:t>
       </w:r>
       <w:r>
-        <w:t xml:space="preserve">Crawford</w:t>
-      </w:r>
-      <w:r>
-        <w:t xml:space="preserve"> </w:t>
-      </w:r>
-      <w:r>
-        <w:t xml:space="preserve">physically visited the sites that make AI possible — lithium mines in Nevada, data</w:t>
-      </w:r>
-      <w:r>
-        <w:t xml:space="preserve"> </w:t>
-      </w:r>
-      <w:r>
-        <w:t xml:space="preserve">centers in the American West, Amazon warehouses, and computer recycling facilities in</w:t>
-      </w:r>
-      <w:r>
-        <w:t xml:space="preserve"> </w:t>
-      </w:r>
-      <w:r>
-        <w:t xml:space="preserve">Asia — to document what the smooth marketing language of "the cloud" obscures.</w:t>
+        <w:t xml:space="preserve">She</w:t>
+      </w:r>
+      <w:r>
+        <w:t xml:space="preserve"> </w:t>
+      </w:r>
+      <w:r>
+        <w:t xml:space="preserve">visited the sites that make AI possible — lithium mines in Nevada, data centers in the</w:t>
+      </w:r>
+      <w:r>
+        <w:t xml:space="preserve"> </w:t>
+      </w:r>
+      <w:r>
+        <w:t xml:space="preserve">American West, Amazon warehouses, recycling facilities in Asia — to document what the</w:t>
+      </w:r>
+      <w:r>
+        <w:t xml:space="preserve"> </w:t>
+      </w:r>
+      <w:r>
+        <w:t xml:space="preserve">marketing language of "the cloud" obscures.</w:t>
       </w:r>
     </w:p>
     <w:p>
@@ -1064,69 +996,43 @@
         <w:pStyle w:val="KeyThinker"/>
       </w:pPr>
       <w:r>
-        <w:t xml:space="preserve">Crawford argues that AI is not a neutral technology but a system that extends and</w:t>
-      </w:r>
-      <w:r>
-        <w:t xml:space="preserve"> </w:t>
-      </w:r>
-      <w:r>
-        <w:t xml:space="preserve">amplifies existing structures of power and extraction. The same firms that promise</w:t>
-      </w:r>
-      <w:r>
-        <w:t xml:space="preserve"> </w:t>
-      </w:r>
-      <w:r>
-        <w:t xml:space="preserve">AI will solve problems of efficiency and climate are driving extraordinary demand for</w:t>
-      </w:r>
-      <w:r>
-        <w:t xml:space="preserve"> </w:t>
-      </w:r>
-      <w:r>
-        <w:t xml:space="preserve">energy, minerals, and labor. The same systems that promise objectivity and fairness</w:t>
-      </w:r>
-      <w:r>
-        <w:t xml:space="preserve"> </w:t>
-      </w:r>
-      <w:r>
-        <w:t xml:space="preserve">encode the classifications and hierarchies of the datasets on which they were trained.</w:t>
-      </w:r>
-      <w:r>
-        <w:t xml:space="preserve"> </w:t>
-      </w:r>
-      <w:r>
-        <w:t xml:space="preserve">Crawford does not argue that AI is simply bad — she argues that it cannot be understood</w:t>
-      </w:r>
-      <w:r>
-        <w:t xml:space="preserve"> </w:t>
-      </w:r>
-      <w:r>
-        <w:t xml:space="preserve">or governed without understanding what it is materially and politically.</w:t>
-      </w:r>
-    </w:p>
-    <w:p>
-      <w:pPr>
-        <w:pStyle w:val="KeyThinker"/>
-      </w:pPr>
-      <w:r>
-        <w:t xml:space="preserve">Crawford's work is part of a broader turn in AI criticism away from speculative futures</w:t>
-      </w:r>
-      <w:r>
-        <w:t xml:space="preserve"> </w:t>
-      </w:r>
-      <w:r>
-        <w:t xml:space="preserve">(superintelligence, robot uprisings) and toward the present and mundane: the supply</w:t>
-      </w:r>
-      <w:r>
-        <w:t xml:space="preserve"> </w:t>
-      </w:r>
-      <w:r>
-        <w:t xml:space="preserve">chains, labor conditions, energy politics, and institutional structures that AI systems</w:t>
-      </w:r>
-      <w:r>
-        <w:t xml:space="preserve"> </w:t>
-      </w:r>
-      <w:r>
-        <w:t xml:space="preserve">depend on today.</w:t>
+        <w:t xml:space="preserve">Crawford argues that AI is not neutral but a system that extends existing structures of</w:t>
+      </w:r>
+      <w:r>
+        <w:t xml:space="preserve"> </w:t>
+      </w:r>
+      <w:r>
+        <w:t xml:space="preserve">power and extraction. The firms promising AI will solve efficiency and climate problems</w:t>
+      </w:r>
+      <w:r>
+        <w:t xml:space="preserve"> </w:t>
+      </w:r>
+      <w:r>
+        <w:t xml:space="preserve">are driving extraordinary demand for energy, minerals, and labor; the systems promising</w:t>
+      </w:r>
+      <w:r>
+        <w:t xml:space="preserve"> </w:t>
+      </w:r>
+      <w:r>
+        <w:t xml:space="preserve">objectivity encode the hierarchies of their training data. AI is not simply bad, on her</w:t>
+      </w:r>
+      <w:r>
+        <w:t xml:space="preserve"> </w:t>
+      </w:r>
+      <w:r>
+        <w:t xml:space="preserve">account — it just cannot be understood or governed without understanding what it is</w:t>
+      </w:r>
+      <w:r>
+        <w:t xml:space="preserve"> </w:t>
+      </w:r>
+      <w:r>
+        <w:t xml:space="preserve">materially and politically. Her work belongs to a broader turn in AI criticism away</w:t>
+      </w:r>
+      <w:r>
+        <w:t xml:space="preserve"> </w:t>
+      </w:r>
+      <w:r>
+        <w:t xml:space="preserve">from speculative futures toward the present and mundane.</w:t>
       </w:r>
     </w:p>
     <w:p>
@@ -1146,19 +1052,19 @@
         <w:pStyle w:val="Compact"/>
       </w:pPr>
       <w:r>
-        <w:t xml:space="preserve">Crawford insists on visiting mines, data centers, and recycling yards in person.</w:t>
-      </w:r>
-      <w:r>
-        <w:t xml:space="preserve"> </w:t>
-      </w:r>
-      <w:r>
-        <w:t xml:space="preserve">What can you learn about a technology by standing next to its infrastructure that</w:t>
-      </w:r>
-      <w:r>
-        <w:t xml:space="preserve"> </w:t>
-      </w:r>
-      <w:r>
-        <w:t xml:space="preserve">you cannot learn from reading about it? What might that method miss?</w:t>
+        <w:t xml:space="preserve">Crawford insists on visiting mines, data centers, and recycling yards in person. What</w:t>
+      </w:r>
+      <w:r>
+        <w:t xml:space="preserve"> </w:t>
+      </w:r>
+      <w:r>
+        <w:t xml:space="preserve">can you learn by standing next to a technology's infrastructure that reading cannot</w:t>
+      </w:r>
+      <w:r>
+        <w:t xml:space="preserve"> </w:t>
+      </w:r>
+      <w:r>
+        <w:t xml:space="preserve">teach you? What might that method miss?</w:t>
       </w:r>
     </w:p>
     <w:p>
@@ -1170,25 +1076,19 @@
         <w:pStyle w:val="Compact"/>
       </w:pPr>
       <w:r>
-        <w:t xml:space="preserve">The Externalized Cost Argument claims that consumer choice cannot solve the problem.</w:t>
-      </w:r>
-      <w:r>
-        <w:t xml:space="preserve"> </w:t>
-      </w:r>
-      <w:r>
-        <w:t xml:space="preserve">Construct the strongest reply on the other side: is there any version of individual</w:t>
-      </w:r>
-      <w:r>
-        <w:t xml:space="preserve"> </w:t>
-      </w:r>
-      <w:r>
-        <w:t xml:space="preserve">action — boycott, disclosure demands, voting with your usage — that would change</w:t>
-      </w:r>
-      <w:r>
-        <w:t xml:space="preserve"> </w:t>
-      </w:r>
-      <w:r>
-        <w:t xml:space="preserve">the outcome?</w:t>
+        <w:t xml:space="preserve">The Externalized Cost Argument claims consumer choice cannot solve the problem. Is</w:t>
+      </w:r>
+      <w:r>
+        <w:t xml:space="preserve"> </w:t>
+      </w:r>
+      <w:r>
+        <w:t xml:space="preserve">there any version of individual action — boycott, disclosure demands, voting with your</w:t>
+      </w:r>
+      <w:r>
+        <w:t xml:space="preserve"> </w:t>
+      </w:r>
+      <w:r>
+        <w:t xml:space="preserve">usage — that would change the outcome?</w:t>
       </w:r>
     </w:p>
     <w:p>
@@ -1200,30 +1100,6 @@
         <w:pStyle w:val="Compact"/>
       </w:pPr>
       <w:r>
-        <w:t xml:space="preserve">Every technology has a supply chain, including the pencil and the paperback. Is there</w:t>
-      </w:r>
-      <w:r>
-        <w:t xml:space="preserve"> </w:t>
-      </w:r>
-      <w:r>
-        <w:t xml:space="preserve">anything ethically distinctive about AI's material footprint, or is the critique in</w:t>
-      </w:r>
-      <w:r>
-        <w:t xml:space="preserve"> </w:t>
-      </w:r>
-      <w:r>
-        <w:t xml:space="preserve">this section really a critique of industrial production in general?</w:t>
-      </w:r>
-    </w:p>
-    <w:p>
-      <w:pPr>
-        <w:numPr>
-          <w:ilvl w:val="0"/>
-          <w:numId w:val="1003"/>
-        </w:numPr>
-        <w:pStyle w:val="Compact"/>
-      </w:pPr>
-      <w:r>
         <w:t xml:space="preserve">The chapter warns that AI statistics "circulate much faster than they are checked."</w:t>
       </w:r>
       <w:r>
@@ -1257,43 +1133,31 @@
         <w:pStyle w:val="FirstParagraph"/>
       </w:pPr>
       <w:r>
-        <w:t xml:space="preserve">AI's relationship to the environment is genuinely two-sided — and the complexity of</w:t>
-      </w:r>
-      <w:r>
-        <w:t xml:space="preserve"> </w:t>
-      </w:r>
-      <w:r>
-        <w:t xml:space="preserve">that relationship is itself ethically important. AI systems contribute to environmental</w:t>
-      </w:r>
-      <w:r>
-        <w:t xml:space="preserve"> </w:t>
-      </w:r>
-      <w:r>
-        <w:t xml:space="preserve">problems through their energy and material demands. They may also help address</w:t>
-      </w:r>
-      <w:r>
-        <w:t xml:space="preserve"> </w:t>
-      </w:r>
-      <w:r>
-        <w:t xml:space="preserve">environmental problems through better prediction, monitoring, and resource management.</w:t>
-      </w:r>
-      <w:r>
-        <w:t xml:space="preserve"> </w:t>
-      </w:r>
-      <w:r>
-        <w:t xml:space="preserve">Understanding both sides, and the conditions under which each claim holds, is more</w:t>
-      </w:r>
-      <w:r>
-        <w:t xml:space="preserve"> </w:t>
-      </w:r>
-      <w:r>
-        <w:t xml:space="preserve">useful than either dismissing AI's environmental costs or accepting uncritically the</w:t>
-      </w:r>
-      <w:r>
-        <w:t xml:space="preserve"> </w:t>
-      </w:r>
-      <w:r>
-        <w:t xml:space="preserve">claims of "AI for climate."</w:t>
+        <w:t xml:space="preserve">AI's relationship to the environment is genuinely two-sided, and that complexity is itself</w:t>
+      </w:r>
+      <w:r>
+        <w:t xml:space="preserve"> </w:t>
+      </w:r>
+      <w:r>
+        <w:t xml:space="preserve">ethically important. AI systems contribute to environmental problems through their energy</w:t>
+      </w:r>
+      <w:r>
+        <w:t xml:space="preserve"> </w:t>
+      </w:r>
+      <w:r>
+        <w:t xml:space="preserve">and material demands; they may also help address them through better prediction and</w:t>
+      </w:r>
+      <w:r>
+        <w:t xml:space="preserve"> </w:t>
+      </w:r>
+      <w:r>
+        <w:t xml:space="preserve">resource management. Understanding both sides is more useful than either dismissing AI's</w:t>
+      </w:r>
+      <w:r>
+        <w:t xml:space="preserve"> </w:t>
+      </w:r>
+      <w:r>
+        <w:t xml:space="preserve">environmental costs or accepting "AI for climate" uncritically.</w:t>
       </w:r>
     </w:p>
     <w:bookmarkStart w:id="33" w:name="ais-environmental-footprint"/>
@@ -1310,13 +1174,13 @@
         <w:pStyle w:val="FirstParagraph"/>
       </w:pPr>
       <w:r>
-        <w:t xml:space="preserve">AI's environmental impact has multiple dimensions that cannot be reduced to a single</w:t>
-      </w:r>
-      <w:r>
-        <w:t xml:space="preserve"> </w:t>
-      </w:r>
-      <w:r>
-        <w:t xml:space="preserve">metric like carbon emissions. Each dimension raises distinct ethical and policy questions.</w:t>
+        <w:t xml:space="preserve">AI's environmental impact has several dimensions that no single metric like carbon</w:t>
+      </w:r>
+      <w:r>
+        <w:t xml:space="preserve"> </w:t>
+      </w:r>
+      <w:r>
+        <w:t xml:space="preserve">emissions captures, and each raises distinct ethical and policy questions.</w:t>
       </w:r>
     </w:p>
     <w:p>
@@ -1393,7 +1257,7 @@
               <w:jc w:val="left"/>
             </w:pPr>
             <w:r>
-              <w:t xml:space="preserve">Training and inference require large and growing power loads; the energy source matters as much as the quantity</w:t>
+              <w:t xml:space="preserve">Training and inference require large and growing loads; the energy source matters as much as the quantity</w:t>
             </w:r>
           </w:p>
         </w:tc>
@@ -1423,7 +1287,7 @@
               <w:jc w:val="left"/>
             </w:pPr>
             <w:r>
-              <w:t xml:space="preserve">Cooling systems can place serious pressure on local water supplies, especially in drought-prone regions</w:t>
+              <w:t xml:space="preserve">Cooling can strain local water supplies, especially in drought-prone regions</w:t>
             </w:r>
           </w:p>
         </w:tc>
@@ -1453,7 +1317,7 @@
               <w:jc w:val="left"/>
             </w:pPr>
             <w:r>
-              <w:t xml:space="preserve">Chips depend on complex extraction, fabrication, and global transport chains with their own carbon and labor costs</w:t>
+              <w:t xml:space="preserve">Chips depend on extraction, fabrication, and transport chains with their own carbon and labor costs</w:t>
             </w:r>
           </w:p>
         </w:tc>
@@ -1483,7 +1347,7 @@
               <w:jc w:val="left"/>
             </w:pPr>
             <w:r>
-              <w:t xml:space="preserve">Hyperscale data centers compete for physical space and electrical grid capacity with homes, hospitals, and other uses</w:t>
+              <w:t xml:space="preserve">Hyperscale data centers compete for space and grid capacity with homes, hospitals, and other uses</w:t>
             </w:r>
           </w:p>
         </w:tc>
@@ -1513,7 +1377,7 @@
               <w:jc w:val="left"/>
             </w:pPr>
             <w:r>
-              <w:t xml:space="preserve">Short hardware upgrade cycles create disposal and recycling burdens that fall unevenly on poorer communities</w:t>
+              <w:t xml:space="preserve">Short upgrade cycles create disposal burdens that fall unevenly on poorer communities</w:t>
             </w:r>
           </w:p>
         </w:tc>
@@ -1524,13 +1388,7 @@
         <w:pStyle w:val="BodyText"/>
       </w:pPr>
       <w:r>
-        <w:t xml:space="preserve">The International Energy Agency (IEA) has become the standard reference for the</w:t>
-      </w:r>
-      <w:r>
-        <w:t xml:space="preserve"> </w:t>
-      </w:r>
-      <w:r>
-        <w:t xml:space="preserve">electricity side of this picture. Its April 2025 report</w:t>
+        <w:t xml:space="preserve">The International Energy Agency (IEA) is the standard reference here. Its April 2025 report</w:t>
       </w:r>
       <w:r>
         <w:t xml:space="preserve"> </w:t>
@@ -1546,19 +1404,13 @@
         <w:t xml:space="preserve"> </w:t>
       </w:r>
       <w:r>
-        <w:t xml:space="preserve">put</w:t>
-      </w:r>
-      <w:r>
-        <w:t xml:space="preserve"> </w:t>
-      </w:r>
-      <w:r>
-        <w:t xml:space="preserve">global data-center electricity use at roughly 415 TWh in 2024 — about 1.5% of world</w:t>
-      </w:r>
-      <w:r>
-        <w:t xml:space="preserve"> </w:t>
-      </w:r>
-      <w:r>
-        <w:t xml:space="preserve">electricity consumption.</w:t>
+        <w:t xml:space="preserve">put global data-center electricity use at roughly 415 TWh in 2024 —</w:t>
+      </w:r>
+      <w:r>
+        <w:t xml:space="preserve"> </w:t>
+      </w:r>
+      <w:r>
+        <w:t xml:space="preserve">about 1.5% of world consumption.</w:t>
       </w:r>
       <w:r>
         <w:t xml:space="preserve"> </w:t>
@@ -1576,7 +1428,7 @@
         <w:t xml:space="preserve"> </w:t>
       </w:r>
       <w:r>
-        <w:t xml:space="preserve">later, its</w:t>
+        <w:t xml:space="preserve">later,</w:t>
       </w:r>
       <w:r>
         <w:t xml:space="preserve"> </w:t>
@@ -1592,19 +1444,13 @@
         <w:t xml:space="preserve"> </w:t>
       </w:r>
       <w:r>
-        <w:t xml:space="preserve">report raised the 2025 figure to about 485 TWh:</w:t>
-      </w:r>
-      <w:r>
-        <w:t xml:space="preserve"> </w:t>
-      </w:r>
-      <w:r>
-        <w:t xml:space="preserve">data-center demand grew roughly 17% in a single year, against about 3% growth in global</w:t>
-      </w:r>
-      <w:r>
-        <w:t xml:space="preserve"> </w:t>
-      </w:r>
-      <w:r>
-        <w:t xml:space="preserve">electricity demand overall.</w:t>
+        <w:t xml:space="preserve">raised the 2025 figure to about 485 TWh: data-center demand</w:t>
+      </w:r>
+      <w:r>
+        <w:t xml:space="preserve"> </w:t>
+      </w:r>
+      <w:r>
+        <w:t xml:space="preserve">grew roughly 17% in a year, against about 3% growth in global electricity demand overall.</w:t>
       </w:r>
       <w:r>
         <w:t xml:space="preserve"> </w:t>
@@ -1616,37 +1462,25 @@
         <w:t xml:space="preserve"> </w:t>
       </w:r>
       <w:r>
-        <w:t xml:space="preserve">The IEA</w:t>
-      </w:r>
-      <w:r>
-        <w:t xml:space="preserve"> </w:t>
-      </w:r>
-      <w:r>
-        <w:t xml:space="preserve">projects that data-center consumption will roughly double to about 950 TWh by 2030,</w:t>
-      </w:r>
-      <w:r>
-        <w:t xml:space="preserve"> </w:t>
-      </w:r>
-      <w:r>
-        <w:t xml:space="preserve">around 3% of global electricity. Within that total, the AI-specific share is growing</w:t>
-      </w:r>
-      <w:r>
-        <w:t xml:space="preserve"> </w:t>
-      </w:r>
-      <w:r>
-        <w:t xml:space="preserve">much faster than data centers as a whole: electricity use by AI-focused data centers</w:t>
-      </w:r>
-      <w:r>
-        <w:t xml:space="preserve"> </w:t>
-      </w:r>
-      <w:r>
-        <w:t xml:space="preserve">surged roughly 50% in 2025 alone and is projected to triple by 2030. The concentration</w:t>
-      </w:r>
-      <w:r>
-        <w:t xml:space="preserve"> </w:t>
-      </w:r>
-      <w:r>
-        <w:t xml:space="preserve">is starker still in the United States, where data centers account for close to</w:t>
+        <w:t xml:space="preserve">The IEA projects consumption will roughly</w:t>
+      </w:r>
+      <w:r>
+        <w:t xml:space="preserve"> </w:t>
+      </w:r>
+      <w:r>
+        <w:t xml:space="preserve">double to about 950 TWh by 2030, around 3% of global electricity, with the AI-specific</w:t>
+      </w:r>
+      <w:r>
+        <w:t xml:space="preserve"> </w:t>
+      </w:r>
+      <w:r>
+        <w:t xml:space="preserve">share growing fastest — up roughly 50% in 2025 alone, projected to triple by 2030. In the</w:t>
+      </w:r>
+      <w:r>
+        <w:t xml:space="preserve"> </w:t>
+      </w:r>
+      <w:r>
+        <w:t xml:space="preserve">United States, data centers account for close to</w:t>
       </w:r>
       <w:r>
         <w:t xml:space="preserve"> </w:t>
@@ -1662,25 +1496,25 @@
         <w:t xml:space="preserve"> </w:t>
       </w:r>
       <w:r>
-        <w:t xml:space="preserve">of all projected growth in electricity demand through 2030. For emissions,</w:t>
-      </w:r>
-      <w:r>
-        <w:t xml:space="preserve"> </w:t>
-      </w:r>
-      <w:r>
-        <w:t xml:space="preserve">the IEA's earlier accounting attributed around 330 Mt CO₂e in 2020 to data centers and</w:t>
-      </w:r>
-      <w:r>
-        <w:t xml:space="preserve"> </w:t>
-      </w:r>
-      <w:r>
-        <w:t xml:space="preserve">data transmission networks together — about 0.9% of energy-related greenhouse-gas</w:t>
-      </w:r>
-      <w:r>
-        <w:t xml:space="preserve"> </w:t>
-      </w:r>
-      <w:r>
-        <w:t xml:space="preserve">emissions — a baseline that predates most of the current build-out.</w:t>
+        <w:t xml:space="preserve">of projected growth in</w:t>
+      </w:r>
+      <w:r>
+        <w:t xml:space="preserve"> </w:t>
+      </w:r>
+      <w:r>
+        <w:t xml:space="preserve">electricity demand through 2030. For emissions, the IEA earlier attributed around 330 Mt</w:t>
+      </w:r>
+      <w:r>
+        <w:t xml:space="preserve"> </w:t>
+      </w:r>
+      <w:r>
+        <w:t xml:space="preserve">CO₂e in 2020 to data centers and transmission networks together — about 0.9% of</w:t>
+      </w:r>
+      <w:r>
+        <w:t xml:space="preserve"> </w:t>
+      </w:r>
+      <w:r>
+        <w:t xml:space="preserve">energy-related greenhouse-gas emissions, a baseline predating most of the build-out.</w:t>
       </w:r>
       <w:r>
         <w:t xml:space="preserve"> </w:t>
@@ -1694,73 +1528,55 @@
         <w:pStyle w:val="BodyText"/>
       </w:pPr>
       <w:r>
-        <w:t xml:space="preserve">Two features of these numbers deserve attention, because they teach something about how</w:t>
-      </w:r>
-      <w:r>
-        <w:t xml:space="preserve"> </w:t>
-      </w:r>
-      <w:r>
-        <w:t xml:space="preserve">to read a forecast. The first is that between the two IEA reports the headline 2030</w:t>
-      </w:r>
-      <w:r>
-        <w:t xml:space="preserve"> </w:t>
-      </w:r>
-      <w:r>
-        <w:t xml:space="preserve">projection barely moved — from roughly 945 TWh to roughly 950 TWh — while the near-term</w:t>
-      </w:r>
-      <w:r>
-        <w:t xml:space="preserve"> </w:t>
-      </w:r>
-      <w:r>
-        <w:t xml:space="preserve">baseline rose substantially. The destination stayed put; the starting point caught up to</w:t>
-      </w:r>
-      <w:r>
-        <w:t xml:space="preserve"> </w:t>
-      </w:r>
-      <w:r>
-        <w:t xml:space="preserve">it. A reader who saw only the 2026 headline might conclude that the outlook had worsened</w:t>
-      </w:r>
-      <w:r>
-        <w:t xml:space="preserve"> </w:t>
-      </w:r>
-      <w:r>
-        <w:t xml:space="preserve">dramatically, when in fact the agency's view of 2030 was almost unchanged. The second is</w:t>
-      </w:r>
-      <w:r>
-        <w:t xml:space="preserve"> </w:t>
-      </w:r>
-      <w:r>
-        <w:t xml:space="preserve">that the 2026 report puts unusual emphasis on bottlenecks. More than 2,500 GW of projects</w:t>
-      </w:r>
-      <w:r>
-        <w:t xml:space="preserve"> </w:t>
-      </w:r>
-      <w:r>
-        <w:t xml:space="preserve">— renewables, storage, and large loads such as data centers — sit stalled in grid</w:t>
-      </w:r>
-      <w:r>
-        <w:t xml:space="preserve"> </w:t>
-      </w:r>
-      <w:r>
-        <w:t xml:space="preserve">connection queues worldwide, and the IEA treats supply-chain and grid constraints as a</w:t>
-      </w:r>
-      <w:r>
-        <w:t xml:space="preserve"> </w:t>
-      </w:r>
-      <w:r>
-        <w:t xml:space="preserve">real brake on the more aggressive growth scenarios. A projection is not a prediction. It</w:t>
-      </w:r>
-      <w:r>
-        <w:t xml:space="preserve"> </w:t>
-      </w:r>
-      <w:r>
-        <w:t xml:space="preserve">is a statement about what would happen if a trend met no obstacles, and here the obstacles</w:t>
-      </w:r>
-      <w:r>
-        <w:t xml:space="preserve"> </w:t>
-      </w:r>
-      <w:r>
-        <w:t xml:space="preserve">are visible.</w:t>
+        <w:t xml:space="preserve">Two features teach something about reading a forecast. First, between the two IEA reports</w:t>
+      </w:r>
+      <w:r>
+        <w:t xml:space="preserve"> </w:t>
+      </w:r>
+      <w:r>
+        <w:t xml:space="preserve">the headline 2030 projection barely moved — from roughly 945 TWh to roughly 950 TWh — while</w:t>
+      </w:r>
+      <w:r>
+        <w:t xml:space="preserve"> </w:t>
+      </w:r>
+      <w:r>
+        <w:t xml:space="preserve">the near-term baseline rose substantially. The destination stayed put; the starting point</w:t>
+      </w:r>
+      <w:r>
+        <w:t xml:space="preserve"> </w:t>
+      </w:r>
+      <w:r>
+        <w:t xml:space="preserve">caught up to it. A reader who saw only the 2026 headline might think the outlook had</w:t>
+      </w:r>
+      <w:r>
+        <w:t xml:space="preserve"> </w:t>
+      </w:r>
+      <w:r>
+        <w:t xml:space="preserve">worsened dramatically, when the agency's view of 2030 was almost unchanged. Second, the 2026</w:t>
+      </w:r>
+      <w:r>
+        <w:t xml:space="preserve"> </w:t>
+      </w:r>
+      <w:r>
+        <w:t xml:space="preserve">report emphasizes bottlenecks: more than 2,500 GW of projects sit stalled in grid connection</w:t>
+      </w:r>
+      <w:r>
+        <w:t xml:space="preserve"> </w:t>
+      </w:r>
+      <w:r>
+        <w:t xml:space="preserve">queues worldwide, and the IEA treats supply-chain and grid constraints as a real brake on</w:t>
+      </w:r>
+      <w:r>
+        <w:t xml:space="preserve"> </w:t>
+      </w:r>
+      <w:r>
+        <w:t xml:space="preserve">the more aggressive scenarios. A projection is not a prediction. It says what would happen</w:t>
+      </w:r>
+      <w:r>
+        <w:t xml:space="preserve"> </w:t>
+      </w:r>
+      <w:r>
+        <w:t xml:space="preserve">if a trend met no obstacles, and here the obstacles are visible.</w:t>
       </w:r>
     </w:p>
     <w:p>
@@ -1774,19 +1590,13 @@
         <w:t xml:space="preserve"> </w:t>
       </w:r>
       <w:r>
-        <w:t xml:space="preserve">politically significant is their context: they compound existing pressures on</w:t>
-      </w:r>
-      <w:r>
-        <w:t xml:space="preserve"> </w:t>
-      </w:r>
-      <w:r>
-        <w:t xml:space="preserve">already-stressed energy and water systems, and they are growing at a time when</w:t>
-      </w:r>
-      <w:r>
-        <w:t xml:space="preserve"> </w:t>
-      </w:r>
-      <w:r>
-        <w:t xml:space="preserve">the same systems are being asked to support a transition to renewable energy.</w:t>
+        <w:t xml:space="preserve">politically significant is context: they compound pressures on already-stressed energy and</w:t>
+      </w:r>
+      <w:r>
+        <w:t xml:space="preserve"> </w:t>
+      </w:r>
+      <w:r>
+        <w:t xml:space="preserve">water systems that are simultaneously being asked to support a renewable transition.</w:t>
       </w:r>
     </w:p>
     <w:p>
@@ -1810,49 +1620,37 @@
         <w:pStyle w:val="CaseStudy"/>
       </w:pPr>
       <w:r>
-        <w:t xml:space="preserve">Microsoft operates a cluster of data centers in West Des Moines, Iowa, built next to</w:t>
-      </w:r>
-      <w:r>
-        <w:t xml:space="preserve"> </w:t>
-      </w:r>
-      <w:r>
-        <w:t xml:space="preserve">cornfields on the western edge of the metro area. In July 2022 — the month before</w:t>
-      </w:r>
-      <w:r>
-        <w:t xml:space="preserve"> </w:t>
-      </w:r>
-      <w:r>
-        <w:t xml:space="preserve">OpenAI says it finished training GPT-4 on Microsoft hardware — the cluster drew</w:t>
-      </w:r>
-      <w:r>
-        <w:t xml:space="preserve"> </w:t>
-      </w:r>
-      <w:r>
-        <w:t xml:space="preserve">about 11.5 million gallons of water, roughly 6% of everything the West Des Moines</w:t>
-      </w:r>
-      <w:r>
-        <w:t xml:space="preserve"> </w:t>
-      </w:r>
-      <w:r>
-        <w:t xml:space="preserve">Water Works supplied that month. The figure comes from the utility's own records,</w:t>
-      </w:r>
-      <w:r>
-        <w:t xml:space="preserve"> </w:t>
-      </w:r>
-      <w:r>
-        <w:t xml:space="preserve">obtained and reported by the Associated Press in 2023. Evaporative cooling towers</w:t>
-      </w:r>
-      <w:r>
-        <w:t xml:space="preserve"> </w:t>
-      </w:r>
-      <w:r>
-        <w:t xml:space="preserve">are cheap and effective, but they consume the water they use: it leaves as vapor</w:t>
-      </w:r>
-      <w:r>
-        <w:t xml:space="preserve"> </w:t>
-      </w:r>
-      <w:r>
-        <w:t xml:space="preserve">rather than returning to the system.</w:t>
+        <w:t xml:space="preserve">Microsoft operates a cluster of data centers in West Des Moines, Iowa. In July 2022 —</w:t>
+      </w:r>
+      <w:r>
+        <w:t xml:space="preserve"> </w:t>
+      </w:r>
+      <w:r>
+        <w:t xml:space="preserve">the month before OpenAI says it finished training GPT-4 on Microsoft hardware — the</w:t>
+      </w:r>
+      <w:r>
+        <w:t xml:space="preserve"> </w:t>
+      </w:r>
+      <w:r>
+        <w:t xml:space="preserve">cluster drew about 11.5 million gallons of water, roughly 6% of everything the West Des</w:t>
+      </w:r>
+      <w:r>
+        <w:t xml:space="preserve"> </w:t>
+      </w:r>
+      <w:r>
+        <w:t xml:space="preserve">Moines Water Works supplied that month, per the utility's own records, obtained and</w:t>
+      </w:r>
+      <w:r>
+        <w:t xml:space="preserve"> </w:t>
+      </w:r>
+      <w:r>
+        <w:t xml:space="preserve">reported by the Associated Press in 2023. Evaporative cooling towers are cheap and</w:t>
+      </w:r>
+      <w:r>
+        <w:t xml:space="preserve"> </w:t>
+      </w:r>
+      <w:r>
+        <w:t xml:space="preserve">effective, but they consume the water they use: it leaves as vapor.</w:t>
       </w:r>
     </w:p>
     <w:p>
@@ -1860,43 +1658,37 @@
         <w:pStyle w:val="CaseStudy"/>
       </w:pPr>
       <w:r>
-        <w:t xml:space="preserve">The city responded not by refusing data centers but by setting a condition. In 2023</w:t>
-      </w:r>
-      <w:r>
-        <w:t xml:space="preserve"> </w:t>
-      </w:r>
-      <w:r>
-        <w:t xml:space="preserve">West Des Moines told Microsoft it would approve additional facilities only if the</w:t>
-      </w:r>
-      <w:r>
-        <w:t xml:space="preserve"> </w:t>
-      </w:r>
-      <w:r>
-        <w:t xml:space="preserve">company could substantially reduce peak water demand. In 2024 Microsoft announced a</w:t>
-      </w:r>
-      <w:r>
-        <w:t xml:space="preserve"> </w:t>
-      </w:r>
-      <w:r>
-        <w:t xml:space="preserve">closed-loop design that circulates the same water between servers and chillers and</w:t>
-      </w:r>
-      <w:r>
-        <w:t xml:space="preserve"> </w:t>
-      </w:r>
-      <w:r>
-        <w:t xml:space="preserve">consumes almost none of it; the design began piloting in 2026, and the next West Des</w:t>
-      </w:r>
-      <w:r>
-        <w:t xml:space="preserve"> </w:t>
-      </w:r>
-      <w:r>
-        <w:t xml:space="preserve">Moines buildings are slated to use it. Local regulatory pressure, not corporate</w:t>
-      </w:r>
-      <w:r>
-        <w:t xml:space="preserve"> </w:t>
-      </w:r>
-      <w:r>
-        <w:t xml:space="preserve">conscience alone, produced the change.</w:t>
+        <w:t xml:space="preserve">The city responded not by refusing data centers but by setting a condition. In 2023 it</w:t>
+      </w:r>
+      <w:r>
+        <w:t xml:space="preserve"> </w:t>
+      </w:r>
+      <w:r>
+        <w:t xml:space="preserve">told Microsoft it would approve more facilities only if peak water demand fell</w:t>
+      </w:r>
+      <w:r>
+        <w:t xml:space="preserve"> </w:t>
+      </w:r>
+      <w:r>
+        <w:t xml:space="preserve">substantially. In 2024 Microsoft announced a closed-loop design that circulates the same</w:t>
+      </w:r>
+      <w:r>
+        <w:t xml:space="preserve"> </w:t>
+      </w:r>
+      <w:r>
+        <w:t xml:space="preserve">water between servers and chillers and consumes almost none of it; it began piloting in</w:t>
+      </w:r>
+      <w:r>
+        <w:t xml:space="preserve"> </w:t>
+      </w:r>
+      <w:r>
+        <w:t xml:space="preserve">2026, and the next West Des Moines buildings are slated to use it. Local regulatory</w:t>
+      </w:r>
+      <w:r>
+        <w:t xml:space="preserve"> </w:t>
+      </w:r>
+      <w:r>
+        <w:t xml:space="preserve">pressure, not corporate conscience alone, produced the change.</w:t>
       </w:r>
     </w:p>
     <w:p>
@@ -1910,31 +1702,31 @@
         <w:t xml:space="preserve"> </w:t>
       </w:r>
       <w:r>
-        <w:t xml:space="preserve">central Iowa's water utility imposed mandatory lawn-watering bans, and a great deal of</w:t>
-      </w:r>
-      <w:r>
-        <w:t xml:space="preserve"> </w:t>
-      </w:r>
-      <w:r>
-        <w:t xml:space="preserve">online commentary blamed the data centers. It was not the data centers. The bans were</w:t>
-      </w:r>
-      <w:r>
-        <w:t xml:space="preserve"> </w:t>
-      </w:r>
-      <w:r>
-        <w:t xml:space="preserve">triggered by near-record nitrate concentrations in the Raccoon and Des Moines rivers,</w:t>
-      </w:r>
-      <w:r>
-        <w:t xml:space="preserve"> </w:t>
-      </w:r>
-      <w:r>
-        <w:t xml:space="preserve">driven by agricultural runoff. Both things are true at once: the water draw was real</w:t>
-      </w:r>
-      <w:r>
-        <w:t xml:space="preserve"> </w:t>
-      </w:r>
-      <w:r>
-        <w:t xml:space="preserve">and large enough to change municipal policy,</w:t>
+        <w:t xml:space="preserve">central Iowa's water utility imposed mandatory lawn-watering bans, and much online</w:t>
+      </w:r>
+      <w:r>
+        <w:t xml:space="preserve"> </w:t>
+      </w:r>
+      <w:r>
+        <w:t xml:space="preserve">commentary blamed the data centers. It was not the data centers: the bans were triggered</w:t>
+      </w:r>
+      <w:r>
+        <w:t xml:space="preserve"> </w:t>
+      </w:r>
+      <w:r>
+        <w:t xml:space="preserve">by near-record nitrate concentrations in the Raccoon and Des Moines rivers, driven by</w:t>
+      </w:r>
+      <w:r>
+        <w:t xml:space="preserve"> </w:t>
+      </w:r>
+      <w:r>
+        <w:t xml:space="preserve">farm runoff. Both things are true at once — the water draw was real and large enough to</w:t>
+      </w:r>
+      <w:r>
+        <w:t xml:space="preserve"> </w:t>
+      </w:r>
+      <w:r>
+        <w:t xml:space="preserve">change municipal policy,</w:t>
       </w:r>
       <w:r>
         <w:t xml:space="preserve"> </w:t>
@@ -1950,19 +1742,19 @@
         <w:t xml:space="preserve"> </w:t>
       </w:r>
       <w:r>
-        <w:t xml:space="preserve">the most viral local water</w:t>
-      </w:r>
-      <w:r>
-        <w:t xml:space="preserve"> </w:t>
-      </w:r>
-      <w:r>
-        <w:t xml:space="preserve">story of those years had a different cause. Getting AI's environmental ethics right</w:t>
-      </w:r>
-      <w:r>
-        <w:t xml:space="preserve"> </w:t>
-      </w:r>
-      <w:r>
-        <w:t xml:space="preserve">requires holding both facts, not choosing the more satisfying one.</w:t>
+        <w:t xml:space="preserve">the most viral local water story of those years had</w:t>
+      </w:r>
+      <w:r>
+        <w:t xml:space="preserve"> </w:t>
+      </w:r>
+      <w:r>
+        <w:t xml:space="preserve">a different cause. Getting this right means holding both facts, not choosing the more</w:t>
+      </w:r>
+      <w:r>
+        <w:t xml:space="preserve"> </w:t>
+      </w:r>
+      <w:r>
+        <w:t xml:space="preserve">satisfying one.</w:t>
       </w:r>
     </w:p>
     <w:bookmarkEnd w:id="33"/>
@@ -1980,19 +1772,19 @@
         <w:pStyle w:val="FirstParagraph"/>
       </w:pPr>
       <w:r>
-        <w:t xml:space="preserve">A common response to concerns about AI's energy footprint is that models are</w:t>
-      </w:r>
-      <w:r>
-        <w:t xml:space="preserve"> </w:t>
-      </w:r>
-      <w:r>
-        <w:t xml:space="preserve">becoming more efficient — each query costs less energy than it did a year ago.</w:t>
-      </w:r>
-      <w:r>
-        <w:t xml:space="preserve"> </w:t>
-      </w:r>
-      <w:r>
-        <w:t xml:space="preserve">This is true, but it does not follow that total energy use is declining. The</w:t>
+        <w:t xml:space="preserve">A common response to concerns about AI's energy footprint is that models keep getting more</w:t>
+      </w:r>
+      <w:r>
+        <w:t xml:space="preserve"> </w:t>
+      </w:r>
+      <w:r>
+        <w:t xml:space="preserve">efficient — each query costs less energy than a year ago. True, but it does not follow that</w:t>
+      </w:r>
+      <w:r>
+        <w:t xml:space="preserve"> </w:t>
+      </w:r>
+      <w:r>
+        <w:t xml:space="preserve">total energy use is declining. The</w:t>
       </w:r>
       <w:r>
         <w:t xml:space="preserve"> </w:t>
@@ -2005,22 +1797,19 @@
         <w:t xml:space="preserve">rebound effect</w:t>
       </w:r>
       <w:r>
-        <w:t xml:space="preserve"> </w:t>
-      </w:r>
-      <w:r>
-        <w:t xml:space="preserve">— also called the Jevons paradox — describes</w:t>
-      </w:r>
-      <w:r>
-        <w:t xml:space="preserve"> </w:t>
-      </w:r>
-      <w:r>
-        <w:t xml:space="preserve">a well-documented pattern in which efficiency improvements lead to higher total</w:t>
-      </w:r>
-      <w:r>
-        <w:t xml:space="preserve"> </w:t>
-      </w:r>
-      <w:r>
-        <w:t xml:space="preserve">resource use because cheaper systems are deployed more widely.</w:t>
+        <w:t xml:space="preserve">, also called the Jevons</w:t>
+      </w:r>
+      <w:r>
+        <w:t xml:space="preserve"> </w:t>
+      </w:r>
+      <w:r>
+        <w:t xml:space="preserve">paradox, is a well-documented pattern in which efficiency improvements raise total resource</w:t>
+      </w:r>
+      <w:r>
+        <w:t xml:space="preserve"> </w:t>
+      </w:r>
+      <w:r>
+        <w:t xml:space="preserve">use because cheaper systems get deployed more widely.</w:t>
       </w:r>
     </w:p>
     <w:p>
@@ -2036,31 +1825,25 @@
         <w:pStyle w:val="DefinitionBody"/>
       </w:pPr>
       <w:r>
-        <w:t xml:space="preserve">The tendency for efficiency improvements to increase rather than decrease total</w:t>
-      </w:r>
-      <w:r>
-        <w:t xml:space="preserve"> </w:t>
-      </w:r>
-      <w:r>
-        <w:t xml:space="preserve">resource use, because lower unit costs make a technology more accessible and</w:t>
-      </w:r>
-      <w:r>
-        <w:t xml:space="preserve"> </w:t>
-      </w:r>
-      <w:r>
-        <w:t xml:space="preserve">encourage more widespread deployment. Applied to AI: cheaper inference means</w:t>
-      </w:r>
-      <w:r>
-        <w:t xml:space="preserve"> </w:t>
-      </w:r>
-      <w:r>
-        <w:t xml:space="preserve">more queries, more applications, and more total energy demand — even as cost</w:t>
-      </w:r>
-      <w:r>
-        <w:t xml:space="preserve"> </w:t>
-      </w:r>
-      <w:r>
-        <w:t xml:space="preserve">per query falls.</w:t>
+        <w:t xml:space="preserve">The tendency for efficiency improvements to increase rather than decrease total resource</w:t>
+      </w:r>
+      <w:r>
+        <w:t xml:space="preserve"> </w:t>
+      </w:r>
+      <w:r>
+        <w:t xml:space="preserve">use, because lower unit costs make a technology more accessible and encourage wider</w:t>
+      </w:r>
+      <w:r>
+        <w:t xml:space="preserve"> </w:t>
+      </w:r>
+      <w:r>
+        <w:t xml:space="preserve">deployment. Applied to AI: cheaper inference means more queries, more applications, and</w:t>
+      </w:r>
+      <w:r>
+        <w:t xml:space="preserve"> </w:t>
+      </w:r>
+      <w:r>
+        <w:t xml:space="preserve">more total energy demand, even as cost per query falls.</w:t>
       </w:r>
     </w:p>
     <w:p>
@@ -2068,79 +1851,55 @@
         <w:pStyle w:val="BodyText"/>
       </w:pPr>
       <w:r>
-        <w:t xml:space="preserve">Applied to AI: as models become cheaper per query, firms integrate them into more</w:t>
-      </w:r>
-      <w:r>
-        <w:t xml:space="preserve"> </w:t>
-      </w:r>
-      <w:r>
-        <w:t xml:space="preserve">products at larger scales. The total volume of inference requests rises dramatically.</w:t>
-      </w:r>
-      <w:r>
-        <w:t xml:space="preserve"> </w:t>
-      </w:r>
-      <w:r>
-        <w:t xml:space="preserve">Aggregate electricity and hardware demand therefore still grows, even as unit costs</w:t>
-      </w:r>
-      <w:r>
-        <w:t xml:space="preserve"> </w:t>
-      </w:r>
-      <w:r>
-        <w:t xml:space="preserve">fall. This is why "smaller and cheaper models" cannot be straightforwardly celebrated</w:t>
-      </w:r>
-      <w:r>
-        <w:t xml:space="preserve"> </w:t>
-      </w:r>
-      <w:r>
-        <w:t xml:space="preserve">as an environmental solution: lower unit cost may simply mean more total use. History</w:t>
-      </w:r>
-      <w:r>
-        <w:t xml:space="preserve"> </w:t>
-      </w:r>
-      <w:r>
-        <w:t xml:space="preserve">offers precise analogies. When fuel-efficient cars were introduced after the 1970s oil</w:t>
-      </w:r>
-      <w:r>
-        <w:t xml:space="preserve"> </w:t>
-      </w:r>
-      <w:r>
-        <w:t xml:space="preserve">crisis, total gasoline consumption did not fall proportionately — Americans drove more</w:t>
-      </w:r>
-      <w:r>
-        <w:t xml:space="preserve"> </w:t>
-      </w:r>
-      <w:r>
-        <w:t xml:space="preserve">miles because driving was cheaper. When LED lighting replaced incandescent bulbs,</w:t>
-      </w:r>
-      <w:r>
-        <w:t xml:space="preserve"> </w:t>
-      </w:r>
-      <w:r>
-        <w:t xml:space="preserve">total light consumption increased because lights were installed in more places and left</w:t>
-      </w:r>
-      <w:r>
-        <w:t xml:space="preserve"> </w:t>
-      </w:r>
-      <w:r>
-        <w:t xml:space="preserve">on longer. When jet engines became more efficient, the number of flights increased</w:t>
-      </w:r>
-      <w:r>
-        <w:t xml:space="preserve"> </w:t>
-      </w:r>
-      <w:r>
-        <w:t xml:space="preserve">dramatically, and total aviation fuel burn grew. In each case, the efficiency gain was</w:t>
-      </w:r>
-      <w:r>
-        <w:t xml:space="preserve"> </w:t>
-      </w:r>
-      <w:r>
-        <w:t xml:space="preserve">real; the resource savings were partially or entirely offset by expanded use. AI</w:t>
-      </w:r>
-      <w:r>
-        <w:t xml:space="preserve"> </w:t>
-      </w:r>
-      <w:r>
-        <w:t xml:space="preserve">efficiency improvements are subject to the same dynamic.</w:t>
+        <w:t xml:space="preserve">Applied to AI: as models get cheaper per query, firms integrate them into more products at</w:t>
+      </w:r>
+      <w:r>
+        <w:t xml:space="preserve"> </w:t>
+      </w:r>
+      <w:r>
+        <w:t xml:space="preserve">larger scales, inference volume rises dramatically, and aggregate electricity and hardware</w:t>
+      </w:r>
+      <w:r>
+        <w:t xml:space="preserve"> </w:t>
+      </w:r>
+      <w:r>
+        <w:t xml:space="preserve">demand still grows even as unit costs fall. This is why "smaller and cheaper models" cannot</w:t>
+      </w:r>
+      <w:r>
+        <w:t xml:space="preserve"> </w:t>
+      </w:r>
+      <w:r>
+        <w:t xml:space="preserve">be straightforwardly celebrated as an environmental solution. History offers analogies.</w:t>
+      </w:r>
+      <w:r>
+        <w:t xml:space="preserve"> </w:t>
+      </w:r>
+      <w:r>
+        <w:t xml:space="preserve">Fuel-efficient cars after the 1970s oil crisis did not cut gasoline consumption</w:t>
+      </w:r>
+      <w:r>
+        <w:t xml:space="preserve"> </w:t>
+      </w:r>
+      <w:r>
+        <w:t xml:space="preserve">proportionately — Americans drove more miles because driving was cheaper. LED lighting</w:t>
+      </w:r>
+      <w:r>
+        <w:t xml:space="preserve"> </w:t>
+      </w:r>
+      <w:r>
+        <w:t xml:space="preserve">increased total light consumption, because lights went into more places and stayed on</w:t>
+      </w:r>
+      <w:r>
+        <w:t xml:space="preserve"> </w:t>
+      </w:r>
+      <w:r>
+        <w:t xml:space="preserve">longer. Efficient jet engines were followed by more flights and greater fuel burn. Each</w:t>
+      </w:r>
+      <w:r>
+        <w:t xml:space="preserve"> </w:t>
+      </w:r>
+      <w:r>
+        <w:t xml:space="preserve">time the efficiency gain was real; the savings were offset by expanded use.</w:t>
       </w:r>
     </w:p>
     <w:p>
@@ -2180,7 +1939,7 @@
         <w:pStyle w:val="Compact"/>
       </w:pPr>
       <w:r>
-        <w:t xml:space="preserve">When the cost of each unit of use falls, the technology is built into more products and used far more often.</w:t>
+        <w:t xml:space="preserve">When unit cost falls, the technology is built into more products and used far more often.</w:t>
       </w:r>
     </w:p>
     <w:p>
@@ -2192,7 +1951,7 @@
         <w:pStyle w:val="Compact"/>
       </w:pPr>
       <w:r>
-        <w:t xml:space="preserve">If total use expands faster than efficiency improves, total resource consumption rises even though every individual use has become cheaper.</w:t>
+        <w:t xml:space="preserve">If total use expands faster than efficiency improves, total resource consumption rises even though each use has become cheaper.</w:t>
       </w:r>
     </w:p>
     <w:p>
@@ -2204,7 +1963,7 @@
         <w:pStyle w:val="Compact"/>
       </w:pPr>
       <w:r>
-        <w:t xml:space="preserve">The cost of an AI query has fallen dramatically, and the total volume of AI queries has risen faster still.</w:t>
+        <w:t xml:space="preserve">The cost of an AI query has fallen dramatically, and the volume of AI queries has risen faster still.</w:t>
       </w:r>
     </w:p>
     <w:p>
@@ -2232,7 +1991,7 @@
         <w:pStyle w:val="BodyText"/>
       </w:pPr>
       <w:r>
-        <w:t xml:space="preserve">The argument is worth stating carefully because it is easy to overstate. It does</w:t>
+        <w:t xml:space="preserve">The argument is easy to overstate. It does</w:t>
       </w:r>
       <w:r>
         <w:t xml:space="preserve"> </w:t>
@@ -2248,85 +2007,61 @@
         <w:t xml:space="preserve"> </w:t>
       </w:r>
       <w:r>
-        <w:t xml:space="preserve">say that efficiency is bad, or that improving a model's energy profile is</w:t>
-      </w:r>
-      <w:r>
-        <w:t xml:space="preserve"> </w:t>
-      </w:r>
-      <w:r>
-        <w:t xml:space="preserve">pointless. It says that efficiency and reduction are two different things, and that the</w:t>
-      </w:r>
-      <w:r>
-        <w:t xml:space="preserve"> </w:t>
-      </w:r>
-      <w:r>
-        <w:t xml:space="preserve">first does not automatically deliver the second. Premise 3 contains a genuine empirical</w:t>
-      </w:r>
-      <w:r>
-        <w:t xml:space="preserve"> </w:t>
-      </w:r>
-      <w:r>
-        <w:t xml:space="preserve">condition — "if total use expands faster than efficiency improves" — and that condition</w:t>
-      </w:r>
-      <w:r>
-        <w:t xml:space="preserve"> </w:t>
-      </w:r>
-      <w:r>
-        <w:t xml:space="preserve">can fail. Refrigerator efficiency standards, for instance, did cut household refrigeration</w:t>
-      </w:r>
-      <w:r>
-        <w:t xml:space="preserve"> </w:t>
-      </w:r>
-      <w:r>
-        <w:t xml:space="preserve">energy in absolute terms, because there is a natural ceiling on how many refrigerators a</w:t>
-      </w:r>
-      <w:r>
-        <w:t xml:space="preserve"> </w:t>
-      </w:r>
-      <w:r>
-        <w:t xml:space="preserve">household wants. The worry about AI is that no such ceiling is in view: there is no obvious</w:t>
-      </w:r>
-      <w:r>
-        <w:t xml:space="preserve"> </w:t>
-      </w:r>
-      <w:r>
-        <w:t xml:space="preserve">limit to how many tasks a firm might route through a model once each one costs a fraction</w:t>
-      </w:r>
-      <w:r>
-        <w:t xml:space="preserve"> </w:t>
-      </w:r>
-      <w:r>
-        <w:t xml:space="preserve">of a cent. The practical upshot is a test you can apply to any corporate sustainability</w:t>
-      </w:r>
-      <w:r>
-        <w:t xml:space="preserve"> </w:t>
-      </w:r>
-      <w:r>
-        <w:t xml:space="preserve">claim. If a company reports that its emissions per query fell 40%, ask the next question:</w:t>
-      </w:r>
-      <w:r>
-        <w:t xml:space="preserve"> </w:t>
-      </w:r>
-      <w:r>
-        <w:t xml:space="preserve">what happened to the number of queries?</w:t>
+        <w:t xml:space="preserve">say efficiency is bad, only that</w:t>
+      </w:r>
+      <w:r>
+        <w:t xml:space="preserve"> </w:t>
+      </w:r>
+      <w:r>
+        <w:t xml:space="preserve">efficiency and reduction are different things and the first does not automatically deliver</w:t>
+      </w:r>
+      <w:r>
+        <w:t xml:space="preserve"> </w:t>
+      </w:r>
+      <w:r>
+        <w:t xml:space="preserve">the second. Premise 3 contains a real empirical condition — "if total use expands faster</w:t>
+      </w:r>
+      <w:r>
+        <w:t xml:space="preserve"> </w:t>
+      </w:r>
+      <w:r>
+        <w:t xml:space="preserve">than efficiency improves" — and it can fail. Refrigerator standards did cut household</w:t>
+      </w:r>
+      <w:r>
+        <w:t xml:space="preserve"> </w:t>
+      </w:r>
+      <w:r>
+        <w:t xml:space="preserve">refrigeration energy absolutely, because there is a ceiling on how many refrigerators a</w:t>
+      </w:r>
+      <w:r>
+        <w:t xml:space="preserve"> </w:t>
+      </w:r>
+      <w:r>
+        <w:t xml:space="preserve">household wants. The worry about AI is that no such ceiling is in view once each task costs</w:t>
+      </w:r>
+      <w:r>
+        <w:t xml:space="preserve"> </w:t>
+      </w:r>
+      <w:r>
+        <w:t xml:space="preserve">a fraction of a cent. The upshot is a test for any sustainability claim: if emissions per</w:t>
+      </w:r>
+      <w:r>
+        <w:t xml:space="preserve"> </w:t>
+      </w:r>
+      <w:r>
+        <w:t xml:space="preserve">query fell 40%, ask what happened to the number of queries.</w:t>
       </w:r>
     </w:p>
     <w:p>
       <w:pPr>
         <w:pStyle w:val="BodyText"/>
       </w:pPr>
-      <w:r>
-        <w:t xml:space="preserve">There is also an important distinction between the costs of</w:t>
-      </w:r>
-      <w:r>
-        <w:t xml:space="preserve"> </w:t>
-      </w:r>
       <w:r>
         <w:rPr>
           <w:bCs/>
           <w:b/>
         </w:rPr>
-        <w:t xml:space="preserve">training</w:t>
+        <w:t xml:space="preserve">Training</w:t>
       </w:r>
       <w:r>
         <w:t xml:space="preserve"> </w:t>
@@ -2345,49 +2080,40 @@
         <w:t xml:space="preserve">inference</w:t>
       </w:r>
       <w:r>
-        <w:t xml:space="preserve">. Early public discussion focused on the spectacular</w:t>
-      </w:r>
-      <w:r>
-        <w:t xml:space="preserve"> </w:t>
-      </w:r>
-      <w:r>
-        <w:t xml:space="preserve">energy cost of training large frontier models — a one-time or periodic event visible</w:t>
-      </w:r>
-      <w:r>
-        <w:t xml:space="preserve"> </w:t>
-      </w:r>
-      <w:r>
-        <w:t xml:space="preserve">to the public when labs publish training runs. But evidence suggests that inference</w:t>
-      </w:r>
-      <w:r>
-        <w:t xml:space="preserve"> </w:t>
-      </w:r>
-      <w:r>
-        <w:t xml:space="preserve">— running the model to answer actual queries — represents the larger long-run burden,</w:t>
-      </w:r>
-      <w:r>
-        <w:t xml:space="preserve"> </w:t>
-      </w:r>
-      <w:r>
-        <w:t xml:space="preserve">because it scales with mass adoption. The environmental story of AI is therefore not</w:t>
-      </w:r>
-      <w:r>
-        <w:t xml:space="preserve"> </w:t>
-      </w:r>
-      <w:r>
-        <w:t xml:space="preserve">primarily about a few dramatic training events; it is about what happens when AI</w:t>
-      </w:r>
-      <w:r>
-        <w:t xml:space="preserve"> </w:t>
-      </w:r>
-      <w:r>
-        <w:t xml:space="preserve">becomes ordinary infrastructure embedded in search, office software, medicine, and</w:t>
-      </w:r>
-      <w:r>
-        <w:t xml:space="preserve"> </w:t>
-      </w:r>
-      <w:r>
-        <w:t xml:space="preserve">government services.</w:t>
+        <w:t xml:space="preserve"> </w:t>
+      </w:r>
+      <w:r>
+        <w:t xml:space="preserve">also differ. Early public</w:t>
+      </w:r>
+      <w:r>
+        <w:t xml:space="preserve"> </w:t>
+      </w:r>
+      <w:r>
+        <w:t xml:space="preserve">discussion focused on the spectacular energy cost of training frontier models, but evidence</w:t>
+      </w:r>
+      <w:r>
+        <w:t xml:space="preserve"> </w:t>
+      </w:r>
+      <w:r>
+        <w:t xml:space="preserve">suggests inference — running the model to answer actual queries — is the larger long-run</w:t>
+      </w:r>
+      <w:r>
+        <w:t xml:space="preserve"> </w:t>
+      </w:r>
+      <w:r>
+        <w:t xml:space="preserve">burden, because it scales with adoption. AI's environmental story is not about a few</w:t>
+      </w:r>
+      <w:r>
+        <w:t xml:space="preserve"> </w:t>
+      </w:r>
+      <w:r>
+        <w:t xml:space="preserve">dramatic training events; it is about what happens when AI becomes ordinary infrastructure</w:t>
+      </w:r>
+      <w:r>
+        <w:t xml:space="preserve"> </w:t>
+      </w:r>
+      <w:r>
+        <w:t xml:space="preserve">embedded in search, office software, medicine, and government services.</w:t>
       </w:r>
     </w:p>
     <w:bookmarkEnd w:id="34"/>
@@ -2405,19 +2131,13 @@
         <w:pStyle w:val="FirstParagraph"/>
       </w:pPr>
       <w:r>
-        <w:t xml:space="preserve">AI is also being actively developed and deployed for climate applications — and this</w:t>
-      </w:r>
-      <w:r>
-        <w:t xml:space="preserve"> </w:t>
-      </w:r>
-      <w:r>
-        <w:t xml:space="preserve">is not merely marketing. There are genuine use cases where AI can help reduce emissions</w:t>
-      </w:r>
-      <w:r>
-        <w:t xml:space="preserve"> </w:t>
-      </w:r>
-      <w:r>
-        <w:t xml:space="preserve">or adapt to a changing climate.</w:t>
+        <w:t xml:space="preserve">AI is also deployed for climate applications, and this is not merely marketing. There are</w:t>
+      </w:r>
+      <w:r>
+        <w:t xml:space="preserve"> </w:t>
+      </w:r>
+      <w:r>
+        <w:t xml:space="preserve">genuine use cases where it can help reduce emissions or adapt to a changing climate.</w:t>
       </w:r>
     </w:p>
     <w:p>
@@ -2446,13 +2166,13 @@
         <w:t xml:space="preserve">grid balancing and demand forecasting</w:t>
       </w:r>
       <w:r>
-        <w:t xml:space="preserve">, making it</w:t>
-      </w:r>
-      <w:r>
-        <w:t xml:space="preserve"> </w:t>
-      </w:r>
-      <w:r>
-        <w:t xml:space="preserve">easier to integrate intermittent renewable energy sources. It can optimize</w:t>
+        <w:t xml:space="preserve">, easing the</w:t>
+      </w:r>
+      <w:r>
+        <w:t xml:space="preserve"> </w:t>
+      </w:r>
+      <w:r>
+        <w:t xml:space="preserve">integration of intermittent renewables. It can optimize</w:t>
       </w:r>
       <w:r>
         <w:t xml:space="preserve"> </w:t>
@@ -2462,16 +2182,24 @@
           <w:bCs/>
           <w:b/>
         </w:rPr>
-        <w:t xml:space="preserve">building efficiency</w:t>
-      </w:r>
-      <w:r>
-        <w:t xml:space="preserve">, reducing heating and cooling waste at scale.</w:t>
-      </w:r>
-      <w:r>
-        <w:t xml:space="preserve"> </w:t>
-      </w:r>
-      <w:r>
-        <w:t xml:space="preserve">It can accelerate</w:t>
+        <w:t xml:space="preserve">building</w:t>
+      </w:r>
+      <w:r>
+        <w:rPr>
+          <w:bCs/>
+          <w:b/>
+        </w:rPr>
+        <w:t xml:space="preserve"> </w:t>
+      </w:r>
+      <w:r>
+        <w:rPr>
+          <w:bCs/>
+          <w:b/>
+        </w:rPr>
+        <w:t xml:space="preserve">efficiency</w:t>
+      </w:r>
+      <w:r>
+        <w:t xml:space="preserve">, cutting heating and cooling waste at scale, and accelerate</w:t>
       </w:r>
       <w:r>
         <w:t xml:space="preserve"> </w:t>
@@ -2487,31 +2215,25 @@
         <w:t xml:space="preserve"> </w:t>
       </w:r>
       <w:r>
-        <w:t xml:space="preserve">for clean technologies.</w:t>
-      </w:r>
-      <w:r>
-        <w:t xml:space="preserve"> </w:t>
-      </w:r>
-      <w:r>
-        <w:t xml:space="preserve">For adaptation, AI-powered satellite monitoring can detect wildfires and floods</w:t>
-      </w:r>
-      <w:r>
-        <w:t xml:space="preserve"> </w:t>
-      </w:r>
-      <w:r>
-        <w:t xml:space="preserve">faster, enabling earlier evacuation and response. Crop-risk forecasting can help</w:t>
-      </w:r>
-      <w:r>
-        <w:t xml:space="preserve"> </w:t>
-      </w:r>
-      <w:r>
-        <w:t xml:space="preserve">farmers adapt to changing weather patterns. These are real uses that create</w:t>
-      </w:r>
-      <w:r>
-        <w:t xml:space="preserve"> </w:t>
-      </w:r>
-      <w:r>
-        <w:t xml:space="preserve">genuine public value — in some cases, more value than the energy they consume.</w:t>
+        <w:t xml:space="preserve">for clean technologies. Satellite monitoring can</w:t>
+      </w:r>
+      <w:r>
+        <w:t xml:space="preserve"> </w:t>
+      </w:r>
+      <w:r>
+        <w:t xml:space="preserve">detect wildfires and floods faster, and crop-risk forecasting can help farmers adapt.</w:t>
+      </w:r>
+      <w:r>
+        <w:t xml:space="preserve"> </w:t>
+      </w:r>
+      <w:r>
+        <w:t xml:space="preserve">These are real uses creating genuine public value — sometimes more value than the energy</w:t>
+      </w:r>
+      <w:r>
+        <w:t xml:space="preserve"> </w:t>
+      </w:r>
+      <w:r>
+        <w:t xml:space="preserve">they consume.</w:t>
       </w:r>
     </w:p>
     <w:p>
@@ -2527,43 +2249,37 @@
         <w:pStyle w:val="Objection"/>
       </w:pPr>
       <w:r>
-        <w:t xml:space="preserve">The same firms promising AI-powered sustainability solutions are among the largest</w:t>
-      </w:r>
-      <w:r>
-        <w:t xml:space="preserve"> </w:t>
-      </w:r>
-      <w:r>
-        <w:t xml:space="preserve">drivers of data-center energy demand. Are the climate benefits real, or primarily</w:t>
-      </w:r>
-      <w:r>
-        <w:t xml:space="preserve"> </w:t>
-      </w:r>
-      <w:r>
-        <w:t xml:space="preserve">pilot projects and demo deployments? Are firms comparing AI's footprint to realistic</w:t>
-      </w:r>
-      <w:r>
-        <w:t xml:space="preserve"> </w:t>
-      </w:r>
-      <w:r>
-        <w:t xml:space="preserve">alternatives, or against an implausibly inefficient baseline? Are they disclosing</w:t>
-      </w:r>
-      <w:r>
-        <w:t xml:space="preserve"> </w:t>
-      </w:r>
-      <w:r>
-        <w:t xml:space="preserve">full environmental costs, including hardware, water, and grid externalities? This</w:t>
-      </w:r>
-      <w:r>
-        <w:t xml:space="preserve"> </w:t>
-      </w:r>
-      <w:r>
-        <w:t xml:space="preserve">objection does not prove AI cannot help with climate. It shows why environmental</w:t>
-      </w:r>
-      <w:r>
-        <w:t xml:space="preserve"> </w:t>
-      </w:r>
-      <w:r>
-        <w:t xml:space="preserve">claims require evidence and independent auditing rather than corporate branding.</w:t>
+        <w:t xml:space="preserve">The same firms promising AI-powered sustainability are among the largest drivers of</w:t>
+      </w:r>
+      <w:r>
+        <w:t xml:space="preserve"> </w:t>
+      </w:r>
+      <w:r>
+        <w:t xml:space="preserve">data-center energy demand. Are the climate benefits real, or mostly pilots and demos?</w:t>
+      </w:r>
+      <w:r>
+        <w:t xml:space="preserve"> </w:t>
+      </w:r>
+      <w:r>
+        <w:t xml:space="preserve">Are firms comparing AI's footprint to realistic alternatives, or to an implausibly</w:t>
+      </w:r>
+      <w:r>
+        <w:t xml:space="preserve"> </w:t>
+      </w:r>
+      <w:r>
+        <w:t xml:space="preserve">inefficient baseline? Are they disclosing full costs — hardware, water, grid</w:t>
+      </w:r>
+      <w:r>
+        <w:t xml:space="preserve"> </w:t>
+      </w:r>
+      <w:r>
+        <w:t xml:space="preserve">externalities? This does not prove AI cannot help with climate; it shows why</w:t>
+      </w:r>
+      <w:r>
+        <w:t xml:space="preserve"> </w:t>
+      </w:r>
+      <w:r>
+        <w:t xml:space="preserve">environmental claims require evidence and independent auditing, not branding.</w:t>
       </w:r>
     </w:p>
     <w:p>
@@ -2618,37 +2334,37 @@
         <w:pStyle w:val="ImageCaption"/>
       </w:pPr>
       <w:r>
-        <w:t xml:space="preserve">NASA satellite image of a wildfire. Satellite imagery analyzed by machine learning</w:t>
-      </w:r>
-      <w:r>
-        <w:t xml:space="preserve"> </w:t>
-      </w:r>
-      <w:r>
-        <w:t xml:space="preserve">can help detect wildfires, smoke plumes, and changing risk conditions faster than</w:t>
-      </w:r>
-      <w:r>
-        <w:t xml:space="preserve"> </w:t>
-      </w:r>
-      <w:r>
-        <w:t xml:space="preserve">ground-based monitoring — potentially improving evacuation timing and resource</w:t>
-      </w:r>
-      <w:r>
-        <w:t xml:space="preserve"> </w:t>
-      </w:r>
-      <w:r>
-        <w:t xml:space="preserve">allocation. This is one of the more defensible cases for AI as a genuine public</w:t>
-      </w:r>
-      <w:r>
-        <w:t xml:space="preserve"> </w:t>
-      </w:r>
-      <w:r>
-        <w:t xml:space="preserve">benefit. But public value depends on who has access to the data, the tools, and the</w:t>
-      </w:r>
-      <w:r>
-        <w:t xml:space="preserve"> </w:t>
-      </w:r>
-      <w:r>
-        <w:t xml:space="preserve">emergency-response capacity to act on early warnings. CC BY 2.0, via Wikimedia Commons.</w:t>
+        <w:t xml:space="preserve">NASA satellite image of a wildfire. Satellite imagery analyzed by machine learning can</w:t>
+      </w:r>
+      <w:r>
+        <w:t xml:space="preserve"> </w:t>
+      </w:r>
+      <w:r>
+        <w:t xml:space="preserve">detect wildfires, smoke plumes, and changing risk conditions faster than ground-based</w:t>
+      </w:r>
+      <w:r>
+        <w:t xml:space="preserve"> </w:t>
+      </w:r>
+      <w:r>
+        <w:t xml:space="preserve">monitoring, potentially improving evacuation timing — one of the more defensible cases</w:t>
+      </w:r>
+      <w:r>
+        <w:t xml:space="preserve"> </w:t>
+      </w:r>
+      <w:r>
+        <w:t xml:space="preserve">for AI as a genuine public benefit. But that value depends on who has access to the data,</w:t>
+      </w:r>
+      <w:r>
+        <w:t xml:space="preserve"> </w:t>
+      </w:r>
+      <w:r>
+        <w:t xml:space="preserve">the tools, and the response capacity to act on early warnings. CC BY 2.0, via Wikimedia</w:t>
+      </w:r>
+      <w:r>
+        <w:t xml:space="preserve"> </w:t>
+      </w:r>
+      <w:r>
+        <w:t xml:space="preserve">Commons.</w:t>
       </w:r>
     </w:p>
     <w:p>
@@ -2688,7 +2404,7 @@
         <w:pStyle w:val="Compact"/>
       </w:pPr>
       <w:r>
-        <w:t xml:space="preserve">Some AI systems avert harms — earlier wildfire detection, better grid balancing, faster flood warning — that are plausibly greater than the harms their operation causes.</w:t>
+        <w:t xml:space="preserve">Some AI systems avert harms — earlier wildfire detection, better grid balancing, faster flood warning — plausibly greater than the harms their operation causes.</w:t>
       </w:r>
     </w:p>
     <w:p>
@@ -2700,7 +2416,7 @@
         <w:pStyle w:val="Compact"/>
       </w:pPr>
       <w:r>
-        <w:t xml:space="preserve">Other AI systems avert no comparable harm; what they deliver is convenience, novelty, or a marginal commercial advantage.</w:t>
+        <w:t xml:space="preserve">Others avert no comparable harm; they deliver convenience, novelty, or marginal commercial advantage.</w:t>
       </w:r>
     </w:p>
     <w:p>
@@ -2712,7 +2428,7 @@
         <w:pStyle w:val="Compact"/>
       </w:pPr>
       <w:r>
-        <w:t xml:space="preserve">A cost is justified only when it purchases a benefit at least as weighty as the cost itself.</w:t>
+        <w:t xml:space="preserve">A cost is justified only when it purchases a benefit at least as weighty as itself.</w:t>
       </w:r>
     </w:p>
     <w:p>
@@ -2732,13 +2448,13 @@
         <w:t xml:space="preserve"> </w:t>
       </w:r>
       <w:r>
-        <w:t xml:space="preserve">separate question about each application, and it can only be answered with evidence</w:t>
-      </w:r>
-      <w:r>
-        <w:t xml:space="preserve"> </w:t>
-      </w:r>
-      <w:r>
-        <w:t xml:space="preserve">about that application.</w:t>
+        <w:t xml:space="preserve">separate question about each application, answerable only with evidence about that</w:t>
+      </w:r>
+      <w:r>
+        <w:t xml:space="preserve"> </w:t>
+      </w:r>
+      <w:r>
+        <w:t xml:space="preserve">application.</w:t>
       </w:r>
     </w:p>
     <w:p>
@@ -2746,49 +2462,37 @@
         <w:pStyle w:val="BodyText"/>
       </w:pPr>
       <w:r>
-        <w:t xml:space="preserve">This argument is the reason the chapter refuses both of the available slogans. "AI is</w:t>
-      </w:r>
-      <w:r>
-        <w:t xml:space="preserve"> </w:t>
-      </w:r>
-      <w:r>
-        <w:t xml:space="preserve">an environmental disaster" and "AI will save the climate" are claims about a category</w:t>
-      </w:r>
-      <w:r>
-        <w:t xml:space="preserve"> </w:t>
-      </w:r>
-      <w:r>
-        <w:t xml:space="preserve">that contains wildfire detection systems, protein-folding models, warehouse routing</w:t>
-      </w:r>
-      <w:r>
-        <w:t xml:space="preserve"> </w:t>
-      </w:r>
-      <w:r>
-        <w:t xml:space="preserve">software, and tools for generating advertising copy. Those things have almost nothing in</w:t>
-      </w:r>
-      <w:r>
-        <w:t xml:space="preserve"> </w:t>
-      </w:r>
-      <w:r>
-        <w:t xml:space="preserve">common except the technique used to build them. Premise 4 is a familiar principle of</w:t>
-      </w:r>
-      <w:r>
-        <w:t xml:space="preserve"> </w:t>
-      </w:r>
-      <w:r>
-        <w:t xml:space="preserve">practical reasoning — you would apply it without hesitation to a decision about whether</w:t>
-      </w:r>
-      <w:r>
-        <w:t xml:space="preserve"> </w:t>
-      </w:r>
-      <w:r>
-        <w:t xml:space="preserve">a medical procedure's risks are worth its benefits — and applying it here forces the</w:t>
-      </w:r>
-      <w:r>
-        <w:t xml:space="preserve"> </w:t>
-      </w:r>
-      <w:r>
-        <w:t xml:space="preserve">comparison to be made case by case.</w:t>
+        <w:t xml:space="preserve">This is why the chapter refuses both available slogans. "AI is an environmental disaster"</w:t>
+      </w:r>
+      <w:r>
+        <w:t xml:space="preserve"> </w:t>
+      </w:r>
+      <w:r>
+        <w:t xml:space="preserve">and "AI will save the climate" are claims about a category containing wildfire detection</w:t>
+      </w:r>
+      <w:r>
+        <w:t xml:space="preserve"> </w:t>
+      </w:r>
+      <w:r>
+        <w:t xml:space="preserve">systems, protein-folding models, warehouse routing software, and advertising-copy</w:t>
+      </w:r>
+      <w:r>
+        <w:t xml:space="preserve"> </w:t>
+      </w:r>
+      <w:r>
+        <w:t xml:space="preserve">generators — things with nothing in common but the technique used to build them. Premise 4</w:t>
+      </w:r>
+      <w:r>
+        <w:t xml:space="preserve"> </w:t>
+      </w:r>
+      <w:r>
+        <w:t xml:space="preserve">is a familiar principle of practical reasoning, one you would apply without hesitation to a</w:t>
+      </w:r>
+      <w:r>
+        <w:t xml:space="preserve"> </w:t>
+      </w:r>
+      <w:r>
+        <w:t xml:space="preserve">medical procedure's risks, and it forces the comparison to be made case by case.</w:t>
       </w:r>
     </w:p>
     <w:p>
@@ -2796,43 +2500,31 @@
         <w:pStyle w:val="BodyText"/>
       </w:pPr>
       <w:r>
-        <w:t xml:space="preserve">Two cautions follow. First, the argument sets a standard that is genuinely demanding:</w:t>
-      </w:r>
-      <w:r>
-        <w:t xml:space="preserve"> </w:t>
-      </w:r>
-      <w:r>
-        <w:t xml:space="preserve">to run it, someone has to measure both the costs and the averted harms, and firms</w:t>
-      </w:r>
-      <w:r>
-        <w:t xml:space="preserve"> </w:t>
-      </w:r>
-      <w:r>
-        <w:t xml:space="preserve">currently disclose far more about the second than the first. Second, the argument is</w:t>
-      </w:r>
-      <w:r>
-        <w:t xml:space="preserve"> </w:t>
-      </w:r>
-      <w:r>
-        <w:t xml:space="preserve">silent about distribution. A system could pass the comparative test in aggregate while</w:t>
-      </w:r>
-      <w:r>
-        <w:t xml:space="preserve"> </w:t>
-      </w:r>
-      <w:r>
-        <w:t xml:space="preserve">the harms fall on one population and the benefits on another — which is precisely what</w:t>
-      </w:r>
-      <w:r>
-        <w:t xml:space="preserve"> </w:t>
-      </w:r>
-      <w:r>
-        <w:t xml:space="preserve">the Externalized Cost Argument warned about. Comparative justification is necessary here,</w:t>
-      </w:r>
-      <w:r>
-        <w:t xml:space="preserve"> </w:t>
-      </w:r>
-      <w:r>
-        <w:t xml:space="preserve">but it is not sufficient.</w:t>
+        <w:t xml:space="preserve">Two cautions follow. The standard is demanding: someone has to measure both the costs and</w:t>
+      </w:r>
+      <w:r>
+        <w:t xml:space="preserve"> </w:t>
+      </w:r>
+      <w:r>
+        <w:t xml:space="preserve">the averted harms, and firms disclose far more about the second than the first. And it is</w:t>
+      </w:r>
+      <w:r>
+        <w:t xml:space="preserve"> </w:t>
+      </w:r>
+      <w:r>
+        <w:t xml:space="preserve">silent about distribution — a system could pass the comparative test in aggregate while the</w:t>
+      </w:r>
+      <w:r>
+        <w:t xml:space="preserve"> </w:t>
+      </w:r>
+      <w:r>
+        <w:t xml:space="preserve">harms fall on one population and the benefits on another, exactly what the Externalized Cost</w:t>
+      </w:r>
+      <w:r>
+        <w:t xml:space="preserve"> </w:t>
+      </w:r>
+      <w:r>
+        <w:t xml:space="preserve">Argument warned about. Comparative justification is necessary, not sufficient.</w:t>
       </w:r>
     </w:p>
     <w:p>
@@ -2852,19 +2544,19 @@
         <w:pStyle w:val="Compact"/>
       </w:pPr>
       <w:r>
-        <w:t xml:space="preserve">What standard should we use to judge whether an AI application with a significant</w:t>
-      </w:r>
-      <w:r>
-        <w:t xml:space="preserve"> </w:t>
-      </w:r>
-      <w:r>
-        <w:t xml:space="preserve">energy cost is environmentally justified? Is net emissions reduction sufficient?</w:t>
-      </w:r>
-      <w:r>
-        <w:t xml:space="preserve"> </w:t>
-      </w:r>
-      <w:r>
-        <w:t xml:space="preserve">Does it matter how the benefits are distributed?</w:t>
+        <w:t xml:space="preserve">What standard should judge whether an energy-intensive AI application is</w:t>
+      </w:r>
+      <w:r>
+        <w:t xml:space="preserve"> </w:t>
+      </w:r>
+      <w:r>
+        <w:t xml:space="preserve">environmentally justified? Is net emissions reduction sufficient, or does the</w:t>
+      </w:r>
+      <w:r>
+        <w:t xml:space="preserve"> </w:t>
+      </w:r>
+      <w:r>
+        <w:t xml:space="preserve">distribution of benefits matter too?</w:t>
       </w:r>
     </w:p>
     <w:p>
@@ -2876,25 +2568,13 @@
         <w:pStyle w:val="Compact"/>
       </w:pPr>
       <w:r>
-        <w:t xml:space="preserve">The rebound effect suggests that making AI more efficient may increase rather than</w:t>
-      </w:r>
-      <w:r>
-        <w:t xml:space="preserve"> </w:t>
-      </w:r>
-      <w:r>
-        <w:t xml:space="preserve">decrease total energy use. What implications does this have for how we evaluate</w:t>
-      </w:r>
-      <w:r>
-        <w:t xml:space="preserve"> </w:t>
-      </w:r>
-      <w:r>
-        <w:t xml:space="preserve">companies' environmental claims? Can efficiency improvements alone solve AI's</w:t>
-      </w:r>
-      <w:r>
-        <w:t xml:space="preserve"> </w:t>
-      </w:r>
-      <w:r>
-        <w:t xml:space="preserve">environmental problem?</w:t>
+        <w:t xml:space="preserve">If efficiency gains can increase rather than decrease total energy use, how should</w:t>
+      </w:r>
+      <w:r>
+        <w:t xml:space="preserve"> </w:t>
+      </w:r>
+      <w:r>
+        <w:t xml:space="preserve">that change the way we read companies' environmental claims?</w:t>
       </w:r>
     </w:p>
     <w:p>
@@ -2906,24 +2586,6 @@
         <w:pStyle w:val="Compact"/>
       </w:pPr>
       <w:r>
-        <w:t xml:space="preserve">"The cloud" encourages people to think of digital systems as weightless and</w:t>
-      </w:r>
-      <w:r>
-        <w:t xml:space="preserve"> </w:t>
-      </w:r>
-      <w:r>
-        <w:t xml:space="preserve">placeless. Who benefits from that framing? Who is harmed by it?</w:t>
-      </w:r>
-    </w:p>
-    <w:p>
-      <w:pPr>
-        <w:numPr>
-          <w:ilvl w:val="0"/>
-          <w:numId w:val="1006"/>
-        </w:numPr>
-        <w:pStyle w:val="Compact"/>
-      </w:pPr>
-      <w:r>
         <w:t xml:space="preserve">In West Des Moines the water use was real, and the widely shared story blaming data</w:t>
       </w:r>
       <w:r>
@@ -2957,43 +2619,31 @@
         <w:pStyle w:val="FirstParagraph"/>
       </w:pPr>
       <w:r>
-        <w:t xml:space="preserve">Medicine is often presented as AI's strongest case — the domain where the technology's</w:t>
-      </w:r>
-      <w:r>
-        <w:t xml:space="preserve"> </w:t>
-      </w:r>
-      <w:r>
-        <w:t xml:space="preserve">benefits are most tangible, most clearly in the public interest, and most difficult to</w:t>
-      </w:r>
-      <w:r>
-        <w:t xml:space="preserve"> </w:t>
-      </w:r>
-      <w:r>
-        <w:t xml:space="preserve">dismiss as mere convenience or commercial gain. A model that helps a radiologist catch</w:t>
-      </w:r>
-      <w:r>
-        <w:t xml:space="preserve"> </w:t>
-      </w:r>
-      <w:r>
-        <w:t xml:space="preserve">a tumor she would have missed, or a drug-discovery system that identifies a promising</w:t>
-      </w:r>
-      <w:r>
-        <w:t xml:space="preserve"> </w:t>
-      </w:r>
-      <w:r>
-        <w:t xml:space="preserve">compound years faster than traditional methods, saves lives in a direct and comprehensible</w:t>
-      </w:r>
-      <w:r>
-        <w:t xml:space="preserve"> </w:t>
-      </w:r>
-      <w:r>
-        <w:t xml:space="preserve">way. This makes medical AI worth taking seriously on its merits — and worth subjecting</w:t>
-      </w:r>
-      <w:r>
-        <w:t xml:space="preserve"> </w:t>
-      </w:r>
-      <w:r>
-        <w:t xml:space="preserve">to rigorous critical examination, because the stakes of getting it wrong are correspondingly high.</w:t>
+        <w:t xml:space="preserve">Medicine is often presented as AI's strongest case — the domain where the benefits are</w:t>
+      </w:r>
+      <w:r>
+        <w:t xml:space="preserve"> </w:t>
+      </w:r>
+      <w:r>
+        <w:t xml:space="preserve">most tangible and hardest to dismiss as convenience or commercial gain. A model that helps</w:t>
+      </w:r>
+      <w:r>
+        <w:t xml:space="preserve"> </w:t>
+      </w:r>
+      <w:r>
+        <w:t xml:space="preserve">a radiologist catch a tumor she would have missed saves lives in a direct and</w:t>
+      </w:r>
+      <w:r>
+        <w:t xml:space="preserve"> </w:t>
+      </w:r>
+      <w:r>
+        <w:t xml:space="preserve">comprehensible way. That makes medical AI worth taking seriously on its merits, and worth</w:t>
+      </w:r>
+      <w:r>
+        <w:t xml:space="preserve"> </w:t>
+      </w:r>
+      <w:r>
+        <w:t xml:space="preserve">examining critically, because the stakes of getting it wrong are correspondingly high.</w:t>
       </w:r>
     </w:p>
     <w:bookmarkStart w:id="44" w:name="scale-and-concentration-of-medical-ai"/>
@@ -3010,19 +2660,19 @@
         <w:pStyle w:val="FirstParagraph"/>
       </w:pPr>
       <w:r>
-        <w:t xml:space="preserve">The scale of AI deployment in medicine has grown dramatically. Stanford's AI Index reports</w:t>
-      </w:r>
-      <w:r>
-        <w:t xml:space="preserve"> </w:t>
-      </w:r>
-      <w:r>
-        <w:t xml:space="preserve">that the U.S. Food and Drug Administration authorized 223 AI-enabled medical devices in</w:t>
-      </w:r>
-      <w:r>
-        <w:t xml:space="preserve"> </w:t>
-      </w:r>
-      <w:r>
-        <w:t xml:space="preserve">2023 alone, up from just six in 2015.</w:t>
+        <w:t xml:space="preserve">AI deployment in medicine has grown dramatically. Stanford's AI Index reports that the</w:t>
+      </w:r>
+      <w:r>
+        <w:t xml:space="preserve"> </w:t>
+      </w:r>
+      <w:r>
+        <w:t xml:space="preserve">U.S. Food and Drug Administration authorized 223 AI-enabled medical devices in 2023 alone,</w:t>
+      </w:r>
+      <w:r>
+        <w:t xml:space="preserve"> </w:t>
+      </w:r>
+      <w:r>
+        <w:t xml:space="preserve">up from just six in 2015.</w:t>
       </w:r>
       <w:r>
         <w:t xml:space="preserve"> </w:t>
@@ -3034,13 +2684,13 @@
         <w:t xml:space="preserve"> </w:t>
       </w:r>
       <w:r>
-        <w:t xml:space="preserve">The agency's public list of AI-enabled devices passed 1,500 entries in early 2026 and</w:t>
-      </w:r>
-      <w:r>
-        <w:t xml:space="preserve"> </w:t>
-      </w:r>
-      <w:r>
-        <w:t xml:space="preserve">continues to rise.</w:t>
+        <w:t xml:space="preserve">The agency's</w:t>
+      </w:r>
+      <w:r>
+        <w:t xml:space="preserve"> </w:t>
+      </w:r>
+      <w:r>
+        <w:t xml:space="preserve">public list passed 1,500 entries in early 2026 and continues to rise.</w:t>
       </w:r>
       <w:r>
         <w:t xml:space="preserve"> </w:t>
@@ -3052,19 +2702,19 @@
         <w:t xml:space="preserve"> </w:t>
       </w:r>
       <w:r>
-        <w:t xml:space="preserve">The list is</w:t>
-      </w:r>
-      <w:r>
-        <w:t xml:space="preserve"> </w:t>
-      </w:r>
-      <w:r>
-        <w:t xml:space="preserve">revised several times a year, which is why this chapter gives no exact figure: any precise</w:t>
-      </w:r>
-      <w:r>
-        <w:t xml:space="preserve"> </w:t>
-      </w:r>
-      <w:r>
-        <w:t xml:space="preserve">count is stale before the semester ends.</w:t>
+        <w:t xml:space="preserve">It is revised several times a year,</w:t>
+      </w:r>
+      <w:r>
+        <w:t xml:space="preserve"> </w:t>
+      </w:r>
+      <w:r>
+        <w:t xml:space="preserve">which is why this chapter gives no exact figure: any precise count is stale before the</w:t>
+      </w:r>
+      <w:r>
+        <w:t xml:space="preserve"> </w:t>
+      </w:r>
+      <w:r>
+        <w:t xml:space="preserve">semester ends.</w:t>
       </w:r>
     </w:p>
     <w:p>
@@ -3084,31 +2734,25 @@
         <w:t xml:space="preserve"> </w:t>
       </w:r>
       <w:r>
-        <w:t xml:space="preserve">abundant, standardized, and well suited to the classification, segmentation, and</w:t>
-      </w:r>
-      <w:r>
-        <w:t xml:space="preserve"> </w:t>
-      </w:r>
-      <w:r>
-        <w:t xml:space="preserve">anomaly-detection tasks at which current systems excel. Cardiovascular and neurology</w:t>
-      </w:r>
-      <w:r>
-        <w:t xml:space="preserve"> </w:t>
-      </w:r>
-      <w:r>
-        <w:t xml:space="preserve">applications follow at a considerable distance, and most of medicine barely appears at all.</w:t>
-      </w:r>
-      <w:r>
-        <w:t xml:space="preserve"> </w:t>
-      </w:r>
-      <w:r>
-        <w:t xml:space="preserve">Adoption is real; it is also narrow. A student who reads "1,500 AI devices approved" and</w:t>
-      </w:r>
-      <w:r>
-        <w:t xml:space="preserve"> </w:t>
-      </w:r>
-      <w:r>
-        <w:t xml:space="preserve">pictures AI spread evenly across the practice of medicine has misread the number.</w:t>
+        <w:t xml:space="preserve">abundant, standardized, and well suited to the classification and anomaly-detection tasks</w:t>
+      </w:r>
+      <w:r>
+        <w:t xml:space="preserve"> </w:t>
+      </w:r>
+      <w:r>
+        <w:t xml:space="preserve">current systems excel at. Cardiovascular and neurology follow at a distance; most of</w:t>
+      </w:r>
+      <w:r>
+        <w:t xml:space="preserve"> </w:t>
+      </w:r>
+      <w:r>
+        <w:t xml:space="preserve">medicine barely appears. Adoption is real, and narrow. A student who reads "1,500 AI devices</w:t>
+      </w:r>
+      <w:r>
+        <w:t xml:space="preserve"> </w:t>
+      </w:r>
+      <w:r>
+        <w:t xml:space="preserve">approved" and pictures AI spread evenly across medicine has misread it.</w:t>
       </w:r>
     </w:p>
     <w:p>
@@ -3116,13 +2760,13 @@
         <w:pStyle w:val="BodyText"/>
       </w:pPr>
       <w:r>
-        <w:t xml:space="preserve">The second feature is more instructive. The list is not what it appears to be. The FDA</w:t>
-      </w:r>
-      <w:r>
-        <w:t xml:space="preserve"> </w:t>
-      </w:r>
-      <w:r>
-        <w:t xml:space="preserve">itself cautions that the list is</w:t>
+        <w:t xml:space="preserve">The second feature is more instructive: the list is not what it appears to be. The FDA</w:t>
+      </w:r>
+      <w:r>
+        <w:t xml:space="preserve"> </w:t>
+      </w:r>
+      <w:r>
+        <w:t xml:space="preserve">itself cautions that it is</w:t>
       </w:r>
       <w:r>
         <w:t xml:space="preserve"> </w:t>
@@ -3135,13 +2779,16 @@
         <w:t xml:space="preserve">"not a comprehensive resource"</w:t>
       </w:r>
       <w:r>
-        <w:t xml:space="preserve">: it is assembled</w:t>
-      </w:r>
-      <w:r>
-        <w:t xml:space="preserve"> </w:t>
-      </w:r>
-      <w:r>
-        <w:t xml:space="preserve">by keyword-searching the public summaries that accompany device authorizations, so a device</w:t>
+        <w:t xml:space="preserve"> </w:t>
+      </w:r>
+      <w:r>
+        <w:t xml:space="preserve">— it is assembled by</w:t>
+      </w:r>
+      <w:r>
+        <w:t xml:space="preserve"> </w:t>
+      </w:r>
+      <w:r>
+        <w:t xml:space="preserve">keyword-searching the public summaries accompanying device authorizations, so a device</w:t>
       </w:r>
       <w:r>
         <w:t xml:space="preserve"> </w:t>
@@ -3153,31 +2800,25 @@
         <w:t xml:space="preserve"> </w:t>
       </w:r>
       <w:r>
-        <w:t xml:space="preserve">what a manufacturer chose to write rather than on what the software actually does. This is</w:t>
-      </w:r>
-      <w:r>
-        <w:t xml:space="preserve"> </w:t>
-      </w:r>
-      <w:r>
-        <w:t xml:space="preserve">worth pausing over. What looks like a census is really a search result. That does not make</w:t>
-      </w:r>
-      <w:r>
-        <w:t xml:space="preserve"> </w:t>
-      </w:r>
-      <w:r>
-        <w:t xml:space="preserve">it useless — it is the best public inventory available, and its broad trends are almost</w:t>
-      </w:r>
-      <w:r>
-        <w:t xml:space="preserve"> </w:t>
-      </w:r>
-      <w:r>
-        <w:t xml:space="preserve">certainly right — but it does mean the number carries an error bar the number itself never</w:t>
-      </w:r>
-      <w:r>
-        <w:t xml:space="preserve"> </w:t>
-      </w:r>
-      <w:r>
-        <w:t xml:space="preserve">displays. Learning to ask</w:t>
+        <w:t xml:space="preserve">what a manufacturer wrote rather than on what the software does. What looks like a census</w:t>
+      </w:r>
+      <w:r>
+        <w:t xml:space="preserve"> </w:t>
+      </w:r>
+      <w:r>
+        <w:t xml:space="preserve">is really a search result. That does not make it useless — it is the best public inventory</w:t>
+      </w:r>
+      <w:r>
+        <w:t xml:space="preserve"> </w:t>
+      </w:r>
+      <w:r>
+        <w:t xml:space="preserve">available, and its broad trends are almost certainly right — but the number carries an</w:t>
+      </w:r>
+      <w:r>
+        <w:t xml:space="preserve"> </w:t>
+      </w:r>
+      <w:r>
+        <w:t xml:space="preserve">error bar it never displays. Asking</w:t>
       </w:r>
       <w:r>
         <w:t xml:space="preserve"> </w:t>
@@ -3190,19 +2831,19 @@
         <w:t xml:space="preserve">how a statistic was constructed</w:t>
       </w:r>
       <w:r>
-        <w:t xml:space="preserve">, and not merely how large</w:t>
-      </w:r>
-      <w:r>
-        <w:t xml:space="preserve"> </w:t>
-      </w:r>
-      <w:r>
-        <w:t xml:space="preserve">it is, is one of the more transferable skills this chapter can offer; we will need it again</w:t>
-      </w:r>
-      <w:r>
-        <w:t xml:space="preserve"> </w:t>
-      </w:r>
-      <w:r>
-        <w:t xml:space="preserve">when we turn to global poverty counts in Part V.</w:t>
+        <w:t xml:space="preserve">, not merely</w:t>
+      </w:r>
+      <w:r>
+        <w:t xml:space="preserve"> </w:t>
+      </w:r>
+      <w:r>
+        <w:t xml:space="preserve">how large it is, is among this chapter's most transferable skills; we will need it again</w:t>
+      </w:r>
+      <w:r>
+        <w:t xml:space="preserve"> </w:t>
+      </w:r>
+      <w:r>
+        <w:t xml:space="preserve">in Part V.</w:t>
       </w:r>
     </w:p>
     <w:p>
@@ -3257,31 +2898,31 @@
         <w:pStyle w:val="ImageCaption"/>
       </w:pPr>
       <w:r>
-        <w:t xml:space="preserve">The first CT scan brain image (1972). Medical imaging has been transformed by AI: systems</w:t>
-      </w:r>
-      <w:r>
-        <w:t xml:space="preserve"> </w:t>
-      </w:r>
-      <w:r>
-        <w:t xml:space="preserve">can now flag anomalies, segment structures, and triage studies faster than human review</w:t>
-      </w:r>
-      <w:r>
-        <w:t xml:space="preserve"> </w:t>
-      </w:r>
-      <w:r>
-        <w:t xml:space="preserve">alone. Radiology leads all medical specialties in FDA-approved AI devices. But the main</w:t>
-      </w:r>
-      <w:r>
-        <w:t xml:space="preserve"> </w:t>
-      </w:r>
-      <w:r>
-        <w:t xml:space="preserve">ethical risk is not that the technology fails — it is that clinicians over-trust it, making</w:t>
-      </w:r>
-      <w:r>
-        <w:t xml:space="preserve"> </w:t>
-      </w:r>
-      <w:r>
-        <w:t xml:space="preserve">errors harder to detect rather than easier to prevent. CC BY 4.0, via Wikimedia Commons.</w:t>
+        <w:t xml:space="preserve">The first CT scan brain image (1972). AI systems now flag anomalies, segment structures,</w:t>
+      </w:r>
+      <w:r>
+        <w:t xml:space="preserve"> </w:t>
+      </w:r>
+      <w:r>
+        <w:t xml:space="preserve">and triage studies faster than human review alone, and radiology leads all specialties in</w:t>
+      </w:r>
+      <w:r>
+        <w:t xml:space="preserve"> </w:t>
+      </w:r>
+      <w:r>
+        <w:t xml:space="preserve">FDA-authorized AI devices. But the main ethical risk is not that the technology fails —</w:t>
+      </w:r>
+      <w:r>
+        <w:t xml:space="preserve"> </w:t>
+      </w:r>
+      <w:r>
+        <w:t xml:space="preserve">it is that clinicians over-trust it, making errors harder to detect. CC BY 4.0, via</w:t>
+      </w:r>
+      <w:r>
+        <w:t xml:space="preserve"> </w:t>
+      </w:r>
+      <w:r>
+        <w:t xml:space="preserve">Wikimedia Commons.</w:t>
       </w:r>
     </w:p>
     <w:bookmarkEnd w:id="44"/>
@@ -3299,13 +2940,13 @@
         <w:pStyle w:val="FirstParagraph"/>
       </w:pPr>
       <w:r>
-        <w:t xml:space="preserve">The clearest single example of AI delivering transformative scientific value is AlphaFold,</w:t>
-      </w:r>
-      <w:r>
-        <w:t xml:space="preserve"> </w:t>
-      </w:r>
-      <w:r>
-        <w:t xml:space="preserve">the protein-structure prediction system developed by DeepMind.</w:t>
+        <w:t xml:space="preserve">The clearest example of AI delivering transformative scientific value is AlphaFold,</w:t>
+      </w:r>
+      <w:r>
+        <w:t xml:space="preserve"> </w:t>
+      </w:r>
+      <w:r>
+        <w:t xml:space="preserve">DeepMind's protein-structure prediction system.</w:t>
       </w:r>
       <w:r>
         <w:t xml:space="preserve"> </w:t>
@@ -3317,25 +2958,25 @@
         <w:t xml:space="preserve"> </w:t>
       </w:r>
       <w:r>
-        <w:t xml:space="preserve">Predicting how a protein folds from its amino-acid sequence was one of the most difficult</w:t>
-      </w:r>
-      <w:r>
-        <w:t xml:space="preserve"> </w:t>
-      </w:r>
-      <w:r>
-        <w:t xml:space="preserve">unsolved problems in structural biology — known as the "protein folding problem" — because</w:t>
-      </w:r>
-      <w:r>
-        <w:t xml:space="preserve"> </w:t>
-      </w:r>
-      <w:r>
-        <w:t xml:space="preserve">the three-dimensional structure of a protein determines its function, and the search space</w:t>
-      </w:r>
-      <w:r>
-        <w:t xml:space="preserve"> </w:t>
-      </w:r>
-      <w:r>
-        <w:t xml:space="preserve">of possible configurations is astronomically large.</w:t>
+        <w:t xml:space="preserve">Predicting how a protein folds from its amino-acid sequence — the "protein folding problem"</w:t>
+      </w:r>
+      <w:r>
+        <w:t xml:space="preserve"> </w:t>
+      </w:r>
+      <w:r>
+        <w:t xml:space="preserve">— was among the hardest unsolved problems in structural biology, because a protein's</w:t>
+      </w:r>
+      <w:r>
+        <w:t xml:space="preserve"> </w:t>
+      </w:r>
+      <w:r>
+        <w:t xml:space="preserve">three-dimensional structure determines its function and the search space is astronomically</w:t>
+      </w:r>
+      <w:r>
+        <w:t xml:space="preserve"> </w:t>
+      </w:r>
+      <w:r>
+        <w:t xml:space="preserve">large.</w:t>
       </w:r>
     </w:p>
     <w:p>
@@ -3343,61 +2984,37 @@
         <w:pStyle w:val="BodyText"/>
       </w:pPr>
       <w:r>
-        <w:t xml:space="preserve">AlphaFold achieved a dramatic breakthrough at the 2020 CASP structure-prediction</w:t>
-      </w:r>
-      <w:r>
-        <w:t xml:space="preserve"> </w:t>
-      </w:r>
-      <w:r>
-        <w:t xml:space="preserve">competition, and the public database built from it now holds roughly 200 million predicted</w:t>
-      </w:r>
-      <w:r>
-        <w:t xml:space="preserve"> </w:t>
-      </w:r>
-      <w:r>
-        <w:t xml:space="preserve">structures, freely available. In 2024 the work received the Nobel Prize in Chemistry: half</w:t>
-      </w:r>
-      <w:r>
-        <w:t xml:space="preserve"> </w:t>
-      </w:r>
-      <w:r>
-        <w:t xml:space="preserve">the prize went to Demis Hassabis and John Jumper for protein-structure prediction, the</w:t>
-      </w:r>
-      <w:r>
-        <w:t xml:space="preserve"> </w:t>
-      </w:r>
-      <w:r>
-        <w:t xml:space="preserve">other half to David Baker for computational protein design. The knock-on effects for drug</w:t>
-      </w:r>
-      <w:r>
-        <w:t xml:space="preserve"> </w:t>
-      </w:r>
-      <w:r>
-        <w:t xml:space="preserve">discovery, vaccine development, and fundamental biology</w:t>
-      </w:r>
-      <w:r>
-        <w:t xml:space="preserve"> </w:t>
-      </w:r>
-      <w:r>
-        <w:t xml:space="preserve">research are still unfolding. This case is important not only as a scientific achievement</w:t>
-      </w:r>
-      <w:r>
-        <w:t xml:space="preserve"> </w:t>
-      </w:r>
-      <w:r>
-        <w:t xml:space="preserve">but as a proof of concept: AI can genuinely accelerate research in ways that create broad</w:t>
-      </w:r>
-      <w:r>
-        <w:t xml:space="preserve"> </w:t>
-      </w:r>
-      <w:r>
-        <w:t xml:space="preserve">social value, not merely commercial convenience. It also illustrates what "AI for good"</w:t>
-      </w:r>
-      <w:r>
-        <w:t xml:space="preserve"> </w:t>
-      </w:r>
-      <w:r>
-        <w:t xml:space="preserve">can look like when a capable system is paired with open access and genuinely public goals.</w:t>
+        <w:t xml:space="preserve">AlphaFold broke through at the 2020 CASP competition, and the public database built from</w:t>
+      </w:r>
+      <w:r>
+        <w:t xml:space="preserve"> </w:t>
+      </w:r>
+      <w:r>
+        <w:t xml:space="preserve">it now holds roughly 200 million predicted structures, freely available. In 2024 the work</w:t>
+      </w:r>
+      <w:r>
+        <w:t xml:space="preserve"> </w:t>
+      </w:r>
+      <w:r>
+        <w:t xml:space="preserve">received the Nobel Prize in Chemistry: half to Demis Hassabis and John Jumper for structure</w:t>
+      </w:r>
+      <w:r>
+        <w:t xml:space="preserve"> </w:t>
+      </w:r>
+      <w:r>
+        <w:t xml:space="preserve">prediction, half to David Baker for computational protein design. It is a proof of concept</w:t>
+      </w:r>
+      <w:r>
+        <w:t xml:space="preserve"> </w:t>
+      </w:r>
+      <w:r>
+        <w:t xml:space="preserve">— AI can genuinely accelerate research in ways that create broad social value, especially</w:t>
+      </w:r>
+      <w:r>
+        <w:t xml:space="preserve"> </w:t>
+      </w:r>
+      <w:r>
+        <w:t xml:space="preserve">when paired with open access and public goals.</w:t>
       </w:r>
     </w:p>
     <w:p>
@@ -3411,25 +3028,19 @@
         <w:t xml:space="preserve"> </w:t>
       </w:r>
       <w:r>
-        <w:t xml:space="preserve">and data control. When AI systems accelerate drug discovery, the question of who can</w:t>
-      </w:r>
-      <w:r>
-        <w:t xml:space="preserve"> </w:t>
-      </w:r>
-      <w:r>
-        <w:t xml:space="preserve">afford the resulting drugs — and who owns the patents — remains as urgent as it ever was.</w:t>
-      </w:r>
-      <w:r>
-        <w:t xml:space="preserve"> </w:t>
-      </w:r>
-      <w:r>
-        <w:t xml:space="preserve">Improvements in the speed of discovery do not automatically translate into improvements in</w:t>
-      </w:r>
-      <w:r>
-        <w:t xml:space="preserve"> </w:t>
-      </w:r>
-      <w:r>
-        <w:t xml:space="preserve">the distribution of benefits.</w:t>
+        <w:t xml:space="preserve">and data control. When AI accelerates drug discovery, who can afford the resulting drugs —</w:t>
+      </w:r>
+      <w:r>
+        <w:t xml:space="preserve"> </w:t>
+      </w:r>
+      <w:r>
+        <w:t xml:space="preserve">and who owns the patents — remains as urgent as ever. Faster discovery is not better</w:t>
+      </w:r>
+      <w:r>
+        <w:t xml:space="preserve"> </w:t>
+      </w:r>
+      <w:r>
+        <w:t xml:space="preserve">distribution.</w:t>
       </w:r>
     </w:p>
     <w:bookmarkEnd w:id="45"/>
@@ -3447,25 +3058,19 @@
         <w:pStyle w:val="FirstParagraph"/>
       </w:pPr>
       <w:r>
-        <w:t xml:space="preserve">Medical AI's risks are not limited to the obvious concern about inaccuracy. Some of the</w:t>
-      </w:r>
-      <w:r>
-        <w:t xml:space="preserve"> </w:t>
-      </w:r>
-      <w:r>
-        <w:t xml:space="preserve">most serious risks arise precisely when AI systems perform well on average but unevenly</w:t>
-      </w:r>
-      <w:r>
-        <w:t xml:space="preserve"> </w:t>
-      </w:r>
-      <w:r>
-        <w:t xml:space="preserve">across populations, or when their integration into clinical workflows changes how clinicians</w:t>
-      </w:r>
-      <w:r>
-        <w:t xml:space="preserve"> </w:t>
-      </w:r>
-      <w:r>
-        <w:t xml:space="preserve">think and decide.</w:t>
+        <w:t xml:space="preserve">Medical AI's risks are not limited to inaccuracy. The most serious arise when systems</w:t>
+      </w:r>
+      <w:r>
+        <w:t xml:space="preserve"> </w:t>
+      </w:r>
+      <w:r>
+        <w:t xml:space="preserve">perform well on average but unevenly across populations, or when their place in clinical</w:t>
+      </w:r>
+      <w:r>
+        <w:t xml:space="preserve"> </w:t>
+      </w:r>
+      <w:r>
+        <w:t xml:space="preserve">workflows changes how clinicians think and decide.</w:t>
       </w:r>
     </w:p>
     <w:p>
@@ -3542,7 +3147,7 @@
               <w:jc w:val="left"/>
             </w:pPr>
             <w:r>
-              <w:t xml:space="preserve">Underrepresented groups — women, people of color, patients from lower-income settings — may receive worse predictions because they appear less often in training data</w:t>
+              <w:t xml:space="preserve">Underrepresented groups — women, people of color, patients in lower-income settings — get worse predictions because they appear less often in training data</w:t>
             </w:r>
           </w:p>
         </w:tc>
@@ -3572,7 +3177,7 @@
               <w:jc w:val="left"/>
             </w:pPr>
             <w:r>
-              <w:t xml:space="preserve">Clinicians and patients may not understand why a recommendation was made, complicating informed consent and professional judgment</w:t>
+              <w:t xml:space="preserve">Clinicians and patients may not know why a recommendation was made, complicating consent and professional judgment</w:t>
             </w:r>
           </w:p>
         </w:tc>
@@ -3602,7 +3207,7 @@
               <w:jc w:val="left"/>
             </w:pPr>
             <w:r>
-              <w:t xml:space="preserve">When clinicians defer to AI recommendations without independent scrutiny, errors become harder to catch — the human check disappears</w:t>
+              <w:t xml:space="preserve">When clinicians defer without independent scrutiny, the human check disappears and errors get harder to catch</w:t>
             </w:r>
           </w:p>
         </w:tc>
@@ -3632,7 +3237,7 @@
               <w:jc w:val="left"/>
             </w:pPr>
             <w:r>
-              <w:t xml:space="preserve">Medical datasets are intimate and difficult to fully anonymize; large-scale training raises questions about patients' rights over their data</w:t>
+              <w:t xml:space="preserve">Medical datasets are intimate and hard to anonymize; training at scale raises questions about patients' rights over their data</w:t>
             </w:r>
           </w:p>
         </w:tc>
@@ -3662,7 +3267,7 @@
               <w:jc w:val="left"/>
             </w:pPr>
             <w:r>
-              <w:t xml:space="preserve">Advanced diagnostic systems may benefit wealthy, well-resourced institutions first, widening rather than closing gaps in health outcomes</w:t>
+              <w:t xml:space="preserve">Advanced diagnostics reach well-resourced institutions first, widening rather than closing health gaps</w:t>
             </w:r>
           </w:p>
         </w:tc>
@@ -3697,37 +3302,25 @@
         <w:t xml:space="preserve"> </w:t>
       </w:r>
       <w:r>
-        <w:t xml:space="preserve">This framing</w:t>
-      </w:r>
-      <w:r>
-        <w:t xml:space="preserve"> </w:t>
-      </w:r>
-      <w:r>
-        <w:t xml:space="preserve">matters because it refuses to let "accuracy on a benchmark" serve as a sufficient standard</w:t>
-      </w:r>
-      <w:r>
-        <w:t xml:space="preserve"> </w:t>
-      </w:r>
-      <w:r>
-        <w:t xml:space="preserve">for deployment. Consider, as an illustration, a system that achieves 95% accuracy overall</w:t>
-      </w:r>
-      <w:r>
-        <w:t xml:space="preserve"> </w:t>
-      </w:r>
-      <w:r>
-        <w:t xml:space="preserve">but 82% accuracy for patients with darker skin. It is not equally useful to all patients,</w:t>
-      </w:r>
-      <w:r>
-        <w:t xml:space="preserve"> </w:t>
-      </w:r>
-      <w:r>
-        <w:t xml:space="preserve">and deploying it without acknowledging that disparity is an ethical failure, not merely a</w:t>
-      </w:r>
-      <w:r>
-        <w:t xml:space="preserve"> </w:t>
-      </w:r>
-      <w:r>
-        <w:t xml:space="preserve">technical limitation.</w:t>
+        <w:t xml:space="preserve">The framing</w:t>
+      </w:r>
+      <w:r>
+        <w:t xml:space="preserve"> </w:t>
+      </w:r>
+      <w:r>
+        <w:t xml:space="preserve">refuses to let "accuracy on a benchmark" suffice for deployment. Consider a system with 95%</w:t>
+      </w:r>
+      <w:r>
+        <w:t xml:space="preserve"> </w:t>
+      </w:r>
+      <w:r>
+        <w:t xml:space="preserve">accuracy overall but 82% for patients with darker skin. Deploying it without acknowledging</w:t>
+      </w:r>
+      <w:r>
+        <w:t xml:space="preserve"> </w:t>
+      </w:r>
+      <w:r>
+        <w:t xml:space="preserve">that disparity is an ethical failure, not merely a technical limitation.</w:t>
       </w:r>
     </w:p>
     <w:p>
@@ -3757,25 +3350,19 @@
         <w:t xml:space="preserve"> </w:t>
       </w:r>
       <w:r>
-        <w:t xml:space="preserve">appointments, flag likely no-shows, and rank patients by clinical risk. The case for</w:t>
-      </w:r>
-      <w:r>
-        <w:t xml:space="preserve"> </w:t>
-      </w:r>
-      <w:r>
-        <w:t xml:space="preserve">such a system seems straightforward: limited staff and equipment are deployed more</w:t>
-      </w:r>
-      <w:r>
-        <w:t xml:space="preserve"> </w:t>
-      </w:r>
-      <w:r>
-        <w:t xml:space="preserve">efficiently, and some patients receive earlier intervention than they would have</w:t>
-      </w:r>
-      <w:r>
-        <w:t xml:space="preserve"> </w:t>
-      </w:r>
-      <w:r>
-        <w:t xml:space="preserve">otherwise.</w:t>
+        <w:t xml:space="preserve">appointments, flag likely no-shows, and rank patients by clinical risk. The case seems</w:t>
+      </w:r>
+      <w:r>
+        <w:t xml:space="preserve"> </w:t>
+      </w:r>
+      <w:r>
+        <w:t xml:space="preserve">straightforward: limited staff and equipment are used more efficiently, and some patients</w:t>
+      </w:r>
+      <w:r>
+        <w:t xml:space="preserve"> </w:t>
+      </w:r>
+      <w:r>
+        <w:t xml:space="preserve">receive earlier intervention.</w:t>
       </w:r>
     </w:p>
     <w:p>
@@ -3783,43 +3370,37 @@
         <w:pStyle w:val="CaseStudy"/>
       </w:pPr>
       <w:r>
-        <w:t xml:space="preserve">But the critical questions concern how the model was trained and what it encodes.</w:t>
-      </w:r>
-      <w:r>
-        <w:t xml:space="preserve"> </w:t>
-      </w:r>
-      <w:r>
-        <w:t xml:space="preserve">If training data reflects a history of under-treating certain populations — because</w:t>
-      </w:r>
-      <w:r>
-        <w:t xml:space="preserve"> </w:t>
-      </w:r>
-      <w:r>
-        <w:t xml:space="preserve">those patients historically avoided medical care due to cost, distrust, or lack of</w:t>
-      </w:r>
-      <w:r>
-        <w:t xml:space="preserve"> </w:t>
-      </w:r>
-      <w:r>
-        <w:t xml:space="preserve">access — the model may treat low utilization as evidence of lower need, and patients</w:t>
-      </w:r>
-      <w:r>
-        <w:t xml:space="preserve"> </w:t>
-      </w:r>
-      <w:r>
-        <w:t xml:space="preserve">from disadvantaged groups may be ranked lower than their actual risk warrants.</w:t>
-      </w:r>
-      <w:r>
-        <w:t xml:space="preserve"> </w:t>
-      </w:r>
-      <w:r>
-        <w:t xml:space="preserve">Social disadvantage can become encoded as "lower compliance" or "lower cost," and</w:t>
-      </w:r>
-      <w:r>
-        <w:t xml:space="preserve"> </w:t>
-      </w:r>
-      <w:r>
-        <w:t xml:space="preserve">the algorithm's apparent objectivity makes this harder to challenge, not easier.</w:t>
+        <w:t xml:space="preserve">But the critical questions concern how the model was trained. If the training data</w:t>
+      </w:r>
+      <w:r>
+        <w:t xml:space="preserve"> </w:t>
+      </w:r>
+      <w:r>
+        <w:t xml:space="preserve">reflects a history of under-treating certain populations — because those patients avoided</w:t>
+      </w:r>
+      <w:r>
+        <w:t xml:space="preserve"> </w:t>
+      </w:r>
+      <w:r>
+        <w:t xml:space="preserve">care due to cost, distrust, or lack of access — the model may read low utilization as</w:t>
+      </w:r>
+      <w:r>
+        <w:t xml:space="preserve"> </w:t>
+      </w:r>
+      <w:r>
+        <w:t xml:space="preserve">lower need, ranking disadvantaged patients below their actual risk. Social disadvantage</w:t>
+      </w:r>
+      <w:r>
+        <w:t xml:space="preserve"> </w:t>
+      </w:r>
+      <w:r>
+        <w:t xml:space="preserve">becomes encoded as "lower compliance," and the algorithm's apparent objectivity makes it</w:t>
+      </w:r>
+      <w:r>
+        <w:t xml:space="preserve"> </w:t>
+      </w:r>
+      <w:r>
+        <w:t xml:space="preserve">harder to challenge.</w:t>
       </w:r>
     </w:p>
     <w:p>
@@ -3827,31 +3408,25 @@
         <w:pStyle w:val="CaseStudy"/>
       </w:pPr>
       <w:r>
-        <w:t xml:space="preserve">Perhaps most importantly, the efficiency gains may depoliticize scarcity itself.</w:t>
-      </w:r>
-      <w:r>
-        <w:t xml:space="preserve"> </w:t>
-      </w:r>
-      <w:r>
-        <w:t xml:space="preserve">If the algorithm is seen as allocating limited resources optimally, the underlying</w:t>
-      </w:r>
-      <w:r>
-        <w:t xml:space="preserve"> </w:t>
-      </w:r>
-      <w:r>
-        <w:t xml:space="preserve">question — why are resources insufficient? — recedes from view. AI may allocate</w:t>
-      </w:r>
-      <w:r>
-        <w:t xml:space="preserve"> </w:t>
-      </w:r>
-      <w:r>
-        <w:t xml:space="preserve">scarce care more efficiently. That is not the same thing as making the health</w:t>
-      </w:r>
-      <w:r>
-        <w:t xml:space="preserve"> </w:t>
-      </w:r>
-      <w:r>
-        <w:t xml:space="preserve">system more just. Efficiency within an unjust system is not justice.</w:t>
+        <w:t xml:space="preserve">Most importantly, the efficiency gains may depoliticize scarcity itself. If the algorithm</w:t>
+      </w:r>
+      <w:r>
+        <w:t xml:space="preserve"> </w:t>
+      </w:r>
+      <w:r>
+        <w:t xml:space="preserve">is seen as allocating limited resources optimally, the underlying question — why are</w:t>
+      </w:r>
+      <w:r>
+        <w:t xml:space="preserve"> </w:t>
+      </w:r>
+      <w:r>
+        <w:t xml:space="preserve">resources insufficient? — recedes from view. Allocating scarce care efficiently is not</w:t>
+      </w:r>
+      <w:r>
+        <w:t xml:space="preserve"> </w:t>
+      </w:r>
+      <w:r>
+        <w:t xml:space="preserve">the same as making the health system just.</w:t>
       </w:r>
     </w:p>
     <w:p>
@@ -3871,25 +3446,19 @@
         <w:pStyle w:val="Compact"/>
       </w:pPr>
       <w:r>
-        <w:t xml:space="preserve">If a medical AI system improves average accuracy but performs noticeably worse for one</w:t>
-      </w:r>
-      <w:r>
-        <w:t xml:space="preserve"> </w:t>
-      </w:r>
-      <w:r>
-        <w:t xml:space="preserve">vulnerable group, should it be deployed? Your answer will depend on whether you weight</w:t>
-      </w:r>
-      <w:r>
-        <w:t xml:space="preserve"> </w:t>
-      </w:r>
-      <w:r>
-        <w:t xml:space="preserve">overall utility, equal treatment, protection of the worst-off, or informed patient</w:t>
-      </w:r>
-      <w:r>
-        <w:t xml:space="preserve"> </w:t>
-      </w:r>
-      <w:r>
-        <w:t xml:space="preserve">choice most heavily. Which do you weight most heavily, and why?</w:t>
+        <w:t xml:space="preserve">If a medical AI improves average accuracy but performs noticeably worse for one</w:t>
+      </w:r>
+      <w:r>
+        <w:t xml:space="preserve"> </w:t>
+      </w:r>
+      <w:r>
+        <w:t xml:space="preserve">vulnerable group, should it be deployed? Do you weight overall utility, equal</w:t>
+      </w:r>
+      <w:r>
+        <w:t xml:space="preserve"> </w:t>
+      </w:r>
+      <w:r>
+        <w:t xml:space="preserve">treatment, protection of the worst-off, or informed patient choice most heavily, and why?</w:t>
       </w:r>
     </w:p>
     <w:p>
@@ -3901,7 +3470,7 @@
         <w:pStyle w:val="Compact"/>
       </w:pPr>
       <w:r>
-        <w:t xml:space="preserve">The FDA's device list is a keyword-derived sample that the agency says is "not a</w:t>
+        <w:t xml:space="preserve">The FDA's device list is a keyword-derived sample the agency says is "not a</w:t>
       </w:r>
       <w:r>
         <w:t xml:space="preserve"> </w:t>
@@ -3925,67 +3494,13 @@
         <w:pStyle w:val="Compact"/>
       </w:pPr>
       <w:r>
-        <w:t xml:space="preserve">Radiology accounts for roughly three-quarters of authorized AI devices. What does that</w:t>
-      </w:r>
-      <w:r>
-        <w:t xml:space="preserve"> </w:t>
-      </w:r>
-      <w:r>
-        <w:t xml:space="preserve">concentration tell you about where AI is likely to be useful in medicine, and what</w:t>
-      </w:r>
-      <w:r>
-        <w:t xml:space="preserve"> </w:t>
-      </w:r>
-      <w:r>
-        <w:t xml:space="preserve">might it be telling you instead about where the training data happens to be?</w:t>
-      </w:r>
-    </w:p>
-    <w:p>
-      <w:pPr>
-        <w:numPr>
-          <w:ilvl w:val="0"/>
-          <w:numId w:val="1007"/>
-        </w:numPr>
-        <w:pStyle w:val="Compact"/>
-      </w:pPr>
-      <w:r>
-        <w:t xml:space="preserve">AlphaFold's results were released freely, which is part of why it did so much good.</w:t>
-      </w:r>
-      <w:r>
-        <w:t xml:space="preserve"> </w:t>
-      </w:r>
-      <w:r>
-        <w:t xml:space="preserve">Would the same breakthrough have been worth as much if it had been kept proprietary?</w:t>
-      </w:r>
-      <w:r>
-        <w:t xml:space="preserve"> </w:t>
-      </w:r>
-      <w:r>
-        <w:t xml:space="preserve">Does that suggest anything about how publicly funded AI research should be licensed?</w:t>
-      </w:r>
-    </w:p>
-    <w:p>
-      <w:pPr>
-        <w:numPr>
-          <w:ilvl w:val="0"/>
-          <w:numId w:val="1007"/>
-        </w:numPr>
-        <w:pStyle w:val="Compact"/>
-      </w:pPr>
-      <w:r>
-        <w:t xml:space="preserve">Automation bias means clinicians may stop scrutinizing recommendations they are</w:t>
-      </w:r>
-      <w:r>
-        <w:t xml:space="preserve"> </w:t>
-      </w:r>
-      <w:r>
-        <w:t xml:space="preserve">supposed to check. Design a workflow that keeps the human check real. What would you</w:t>
-      </w:r>
-      <w:r>
-        <w:t xml:space="preserve"> </w:t>
-      </w:r>
-      <w:r>
-        <w:t xml:space="preserve">have to give up in speed to get it?</w:t>
+        <w:t xml:space="preserve">Radiology accounts for roughly three-quarters of authorized AI devices. Does that tell</w:t>
+      </w:r>
+      <w:r>
+        <w:t xml:space="preserve"> </w:t>
+      </w:r>
+      <w:r>
+        <w:t xml:space="preserve">you where AI is useful in medicine, or only where the training data happens to be?</w:t>
       </w:r>
     </w:p>
     <w:bookmarkEnd w:id="46"/>
@@ -4012,31 +3527,25 @@
         <w:t xml:space="preserve"> </w:t>
       </w:r>
       <w:r>
-        <w:t xml:space="preserve">Efficient government makes decisions quickly, at low cost, with uniform rule application.</w:t>
-      </w:r>
-      <w:r>
-        <w:t xml:space="preserve"> </w:t>
-      </w:r>
-      <w:r>
-        <w:t xml:space="preserve">Legitimate government makes decisions that citizens can understand, contest, and hold</w:t>
-      </w:r>
-      <w:r>
-        <w:t xml:space="preserve"> </w:t>
-      </w:r>
-      <w:r>
-        <w:t xml:space="preserve">accountable — decisions that respect rights, acknowledge particular circumstances, and</w:t>
-      </w:r>
-      <w:r>
-        <w:t xml:space="preserve"> </w:t>
-      </w:r>
-      <w:r>
-        <w:t xml:space="preserve">remain correctable when they go wrong. AI intensifies this tension by offering the</w:t>
-      </w:r>
-      <w:r>
-        <w:t xml:space="preserve"> </w:t>
-      </w:r>
-      <w:r>
-        <w:t xml:space="preserve">promise of efficiency improvements at precisely the level — large-scale, consequential,</w:t>
+        <w:t xml:space="preserve">Efficient government decides quickly, cheaply, with uniform rule application. Legitimate</w:t>
+      </w:r>
+      <w:r>
+        <w:t xml:space="preserve"> </w:t>
+      </w:r>
+      <w:r>
+        <w:t xml:space="preserve">government makes decisions citizens can understand, contest, and hold accountable —</w:t>
+      </w:r>
+      <w:r>
+        <w:t xml:space="preserve"> </w:t>
+      </w:r>
+      <w:r>
+        <w:t xml:space="preserve">decisions that respect rights and remain correctable. AI intensifies the tension by</w:t>
+      </w:r>
+      <w:r>
+        <w:t xml:space="preserve"> </w:t>
+      </w:r>
+      <w:r>
+        <w:t xml:space="preserve">promising efficiency at precisely the level — large-scale, consequential,</w:t>
       </w:r>
       <w:r>
         <w:t xml:space="preserve"> </w:t>
@@ -4103,25 +3612,25 @@
         <w:t xml:space="preserve"> </w:t>
       </w:r>
       <w:r>
-        <w:t xml:space="preserve">processing of decisions — it requires transparency, accountability, and the ability</w:t>
-      </w:r>
-      <w:r>
-        <w:t xml:space="preserve"> </w:t>
-      </w:r>
-      <w:r>
-        <w:t xml:space="preserve">of citizens to contest decisions that affect them. AI systems used in public</w:t>
-      </w:r>
-      <w:r>
-        <w:t xml:space="preserve"> </w:t>
-      </w:r>
-      <w:r>
-        <w:t xml:space="preserve">administration should meet these standards, not replace them with algorithmic</w:t>
-      </w:r>
-      <w:r>
-        <w:t xml:space="preserve"> </w:t>
-      </w:r>
-      <w:r>
-        <w:t xml:space="preserve">speed. Scottish Parliament photo, CC BY-SA 4.0, via Wikimedia Commons.</w:t>
+        <w:t xml:space="preserve">processing — it requires transparency, accountability, and the ability of citizens to</w:t>
+      </w:r>
+      <w:r>
+        <w:t xml:space="preserve"> </w:t>
+      </w:r>
+      <w:r>
+        <w:t xml:space="preserve">contest decisions that affect them. AI in public administration should meet these</w:t>
+      </w:r>
+      <w:r>
+        <w:t xml:space="preserve"> </w:t>
+      </w:r>
+      <w:r>
+        <w:t xml:space="preserve">standards, not replace them with algorithmic speed. Scottish Parliament photo,</w:t>
+      </w:r>
+      <w:r>
+        <w:t xml:space="preserve"> </w:t>
+      </w:r>
+      <w:r>
+        <w:t xml:space="preserve">CC BY-SA 4.0, via Wikimedia Commons.</w:t>
       </w:r>
     </w:p>
     <w:bookmarkStart w:id="52" w:name="what-good-ai-governance-requires"/>
@@ -4144,13 +3653,7 @@
         <w:t xml:space="preserve"> </w:t>
       </w:r>
       <w:r>
-        <w:t xml:space="preserve">to by 47 parties, including every OECD member state, a number of non-members, and the</w:t>
-      </w:r>
-      <w:r>
-        <w:t xml:space="preserve"> </w:t>
-      </w:r>
-      <w:r>
-        <w:t xml:space="preserve">European Union — explicitly identify</w:t>
+        <w:t xml:space="preserve">to by 47 parties, including every OECD member state and the European Union — identify</w:t>
       </w:r>
       <w:r>
         <w:t xml:space="preserve"> </w:t>
@@ -4174,19 +3677,19 @@
         <w:t xml:space="preserve"> </w:t>
       </w:r>
       <w:r>
-        <w:t xml:space="preserve">These are not merely technical standards;</w:t>
-      </w:r>
-      <w:r>
-        <w:t xml:space="preserve"> </w:t>
-      </w:r>
-      <w:r>
-        <w:t xml:space="preserve">they are normative commitments about what kind of relationship public institutions should</w:t>
-      </w:r>
-      <w:r>
-        <w:t xml:space="preserve"> </w:t>
-      </w:r>
-      <w:r>
-        <w:t xml:space="preserve">have with the citizens they govern.</w:t>
+        <w:t xml:space="preserve">These are not technical standards but</w:t>
+      </w:r>
+      <w:r>
+        <w:t xml:space="preserve"> </w:t>
+      </w:r>
+      <w:r>
+        <w:t xml:space="preserve">normative commitments about what relationship public institutions should have with the</w:t>
+      </w:r>
+      <w:r>
+        <w:t xml:space="preserve"> </w:t>
+      </w:r>
+      <w:r>
+        <w:t xml:space="preserve">citizens they govern.</w:t>
       </w:r>
     </w:p>
     <w:p>
@@ -4259,7 +3762,7 @@
               <w:jc w:val="left"/>
             </w:pPr>
             <w:r>
-              <w:t xml:space="preserve">Without appeal mechanisms, errors become entrenched rather than corrected</w:t>
+              <w:t xml:space="preserve">Without appeal, errors become entrenched rather than corrected</w:t>
             </w:r>
           </w:p>
         </w:tc>
@@ -4311,7 +3814,7 @@
               <w:jc w:val="left"/>
             </w:pPr>
             <w:r>
-              <w:t xml:space="preserve">Unequal burdens typically fall on already-vulnerable groups; this requires detection</w:t>
+              <w:t xml:space="preserve">Unequal burdens fall on already-vulnerable groups, and detecting that takes auditing</w:t>
             </w:r>
           </w:p>
         </w:tc>
@@ -4363,7 +3866,7 @@
               <w:jc w:val="left"/>
             </w:pPr>
             <w:r>
-              <w:t xml:space="preserve">"Human in the loop" should not be a fiction covering fully automated decisions</w:t>
+              <w:t xml:space="preserve">"Human in the loop" should not be a fiction covering automated decisions</w:t>
             </w:r>
           </w:p>
         </w:tc>
@@ -4374,19 +3877,19 @@
         <w:pStyle w:val="BodyText"/>
       </w:pPr>
       <w:r>
-        <w:t xml:space="preserve">The OECD notes that governments are, in practice, cautious adopters of AI relative to</w:t>
-      </w:r>
-      <w:r>
-        <w:t xml:space="preserve"> </w:t>
-      </w:r>
-      <w:r>
-        <w:t xml:space="preserve">the private sector — precisely because public decisions affect rights, not merely</w:t>
-      </w:r>
-      <w:r>
-        <w:t xml:space="preserve"> </w:t>
-      </w:r>
-      <w:r>
-        <w:t xml:space="preserve">convenience, and because accountability requirements in government are much stricter.</w:t>
+        <w:t xml:space="preserve">The OECD notes that governments are cautious adopters of AI relative to the private sector</w:t>
+      </w:r>
+      <w:r>
+        <w:t xml:space="preserve"> </w:t>
+      </w:r>
+      <w:r>
+        <w:t xml:space="preserve">— precisely because public decisions affect rights, not merely convenience, and</w:t>
+      </w:r>
+      <w:r>
+        <w:t xml:space="preserve"> </w:t>
+      </w:r>
+      <w:r>
+        <w:t xml:space="preserve">accountability requirements are stricter.</w:t>
       </w:r>
       <w:r>
         <w:t xml:space="preserve"> </w:t>
@@ -4398,13 +3901,7 @@
         <w:t xml:space="preserve"> </w:t>
       </w:r>
       <w:r>
-        <w:t xml:space="preserve">This caution is appropriate. It reflects</w:t>
-      </w:r>
-      <w:r>
-        <w:t xml:space="preserve"> </w:t>
-      </w:r>
-      <w:r>
-        <w:t xml:space="preserve">an implicit understanding that the legitimacy logic of democratic governance places</w:t>
+        <w:t xml:space="preserve">The caution is appropriate: the legitimacy logic of democratic governance imposes</w:t>
       </w:r>
       <w:r>
         <w:t xml:space="preserve"> </w:t>
@@ -4440,19 +3937,13 @@
         <w:t xml:space="preserve"> </w:t>
       </w:r>
       <w:r>
-        <w:t xml:space="preserve">accountability (explanation, appeal, assignment of responsibility). The political</w:t>
-      </w:r>
-      <w:r>
-        <w:t xml:space="preserve"> </w:t>
-      </w:r>
-      <w:r>
-        <w:t xml:space="preserve">question is what gets sacrificed when one corner of this triangle is maximized without</w:t>
-      </w:r>
-      <w:r>
-        <w:t xml:space="preserve"> </w:t>
-      </w:r>
-      <w:r>
-        <w:t xml:space="preserve">equal attention to the others.</w:t>
+        <w:t xml:space="preserve">accountability (explanation, appeal, assigned responsibility). The political question is</w:t>
+      </w:r>
+      <w:r>
+        <w:t xml:space="preserve"> </w:t>
+      </w:r>
+      <w:r>
+        <w:t xml:space="preserve">what gets sacrificed when one corner is maximized without attention to the others.</w:t>
       </w:r>
     </w:p>
     <w:p>
@@ -4480,7 +3971,7 @@
         <w:pStyle w:val="Compact"/>
       </w:pPr>
       <w:r>
-        <w:t xml:space="preserve">Democratic governance requires that citizens be able to understand, contest, and hold accountable the decisions that affect them — this is the legitimacy requirement.</w:t>
+        <w:t xml:space="preserve">Legitimacy requires that citizens be able to understand, contest, and hold accountable the decisions that affect them.</w:t>
       </w:r>
     </w:p>
     <w:p>
@@ -4492,7 +3983,7 @@
         <w:pStyle w:val="Compact"/>
       </w:pPr>
       <w:r>
-        <w:t xml:space="preserve">AI systems in public administration are often opaque, non-contestable, and assign responsibility diffusely — satisfying the efficiency requirement while undermining legitimacy.</w:t>
+        <w:t xml:space="preserve">AI in public administration is often opaque, non-contestable, and diffuse about responsibility — satisfying efficiency while undermining legitimacy.</w:t>
       </w:r>
     </w:p>
     <w:p>
@@ -4504,7 +3995,7 @@
         <w:pStyle w:val="Compact"/>
       </w:pPr>
       <w:r>
-        <w:t xml:space="preserve">A government that decides more quickly and cheaply, but less explainably and appealably, has not necessarily become a better government.</w:t>
+        <w:t xml:space="preserve">A government that decides more quickly and cheaply, but less explainably and appealably, has not necessarily become better.</w:t>
       </w:r>
     </w:p>
     <w:p>
@@ -4618,25 +4109,19 @@
         <w:t xml:space="preserve"> </w:t>
       </w:r>
       <w:r>
-        <w:t xml:space="preserve">detailed case studies of automated systems in welfare, child protective services, and</w:t>
-      </w:r>
-      <w:r>
-        <w:t xml:space="preserve"> </w:t>
-      </w:r>
-      <w:r>
-        <w:t xml:space="preserve">healthcare allocation in the United States, she documents a recurring pattern: digital</w:t>
-      </w:r>
-      <w:r>
-        <w:t xml:space="preserve"> </w:t>
-      </w:r>
-      <w:r>
-        <w:t xml:space="preserve">tools introduced to manage scarce public resources tend to reproduce and intensify</w:t>
-      </w:r>
-      <w:r>
-        <w:t xml:space="preserve"> </w:t>
-      </w:r>
-      <w:r>
-        <w:t xml:space="preserve">existing inequalities.</w:t>
+        <w:t xml:space="preserve">case studies in welfare, child protective services, and healthcare allocation, she</w:t>
+      </w:r>
+      <w:r>
+        <w:t xml:space="preserve"> </w:t>
+      </w:r>
+      <w:r>
+        <w:t xml:space="preserve">documents a recurring pattern: digital tools introduced to manage scarce public</w:t>
+      </w:r>
+      <w:r>
+        <w:t xml:space="preserve"> </w:t>
+      </w:r>
+      <w:r>
+        <w:t xml:space="preserve">resources tend to reproduce and intensify existing inequalities.</w:t>
       </w:r>
     </w:p>
     <w:p>
@@ -4644,61 +4129,55 @@
         <w:pStyle w:val="KeyThinker"/>
       </w:pPr>
       <w:r>
-        <w:t xml:space="preserve">Eubanks identifies what she calls a "digital poorhouse" — a set of automated systems</w:t>
-      </w:r>
-      <w:r>
-        <w:t xml:space="preserve"> </w:t>
-      </w:r>
-      <w:r>
-        <w:t xml:space="preserve">that discipline and surveil poor people rather than helping them. When Indiana automated</w:t>
-      </w:r>
-      <w:r>
-        <w:t xml:space="preserve"> </w:t>
-      </w:r>
-      <w:r>
-        <w:t xml:space="preserve">and privatized welfare eligibility under a 2006 contract with IBM and its partners,</w:t>
-      </w:r>
-      <w:r>
-        <w:t xml:space="preserve"> </w:t>
-      </w:r>
-      <w:r>
-        <w:t xml:space="preserve">denials rose by more than half — over a million in three years — many of them recorded</w:t>
-      </w:r>
-      <w:r>
-        <w:t xml:space="preserve"> </w:t>
-      </w:r>
-      <w:r>
-        <w:t xml:space="preserve">as "failure to cooperate" after a fax went astray or a form was completed wrongly. The</w:t>
-      </w:r>
-      <w:r>
-        <w:t xml:space="preserve"> </w:t>
-      </w:r>
-      <w:r>
-        <w:t xml:space="preserve">state cancelled the contract in 2009. When Los Angeles used a predictive model to prioritize housing</w:t>
-      </w:r>
-      <w:r>
-        <w:t xml:space="preserve"> </w:t>
-      </w:r>
-      <w:r>
-        <w:t xml:space="preserve">for homeless people, the system produced rankings that were opaque and difficult to</w:t>
-      </w:r>
-      <w:r>
-        <w:t xml:space="preserve"> </w:t>
-      </w:r>
-      <w:r>
-        <w:t xml:space="preserve">challenge. When Allegheny County used a predictive risk model for child welfare,</w:t>
-      </w:r>
-      <w:r>
-        <w:t xml:space="preserve"> </w:t>
-      </w:r>
-      <w:r>
-        <w:t xml:space="preserve">the system drew disproportionately on data from social services — data that poor</w:t>
-      </w:r>
-      <w:r>
-        <w:t xml:space="preserve"> </w:t>
-      </w:r>
-      <w:r>
-        <w:t xml:space="preserve">families generate simply by being poor — to rank families for investigation.</w:t>
+        <w:t xml:space="preserve">Eubanks identifies a "digital poorhouse" — automated systems that discipline and</w:t>
+      </w:r>
+      <w:r>
+        <w:t xml:space="preserve"> </w:t>
+      </w:r>
+      <w:r>
+        <w:t xml:space="preserve">surveil poor people rather than helping them. When Indiana automated and privatized</w:t>
+      </w:r>
+      <w:r>
+        <w:t xml:space="preserve"> </w:t>
+      </w:r>
+      <w:r>
+        <w:t xml:space="preserve">welfare eligibility under a 2006 contract with IBM and its partners, denials rose by</w:t>
+      </w:r>
+      <w:r>
+        <w:t xml:space="preserve"> </w:t>
+      </w:r>
+      <w:r>
+        <w:t xml:space="preserve">more than half — over a million in three years — many recorded as "failure to cooperate"</w:t>
+      </w:r>
+      <w:r>
+        <w:t xml:space="preserve"> </w:t>
+      </w:r>
+      <w:r>
+        <w:t xml:space="preserve">after a fax went astray; the state cancelled the contract in 2009. Los Angeles used a</w:t>
+      </w:r>
+      <w:r>
+        <w:t xml:space="preserve"> </w:t>
+      </w:r>
+      <w:r>
+        <w:t xml:space="preserve">predictive model to prioritize housing for homeless people, producing opaque rankings</w:t>
+      </w:r>
+      <w:r>
+        <w:t xml:space="preserve"> </w:t>
+      </w:r>
+      <w:r>
+        <w:t xml:space="preserve">that were hard to challenge. Allegheny County's child-welfare model drew</w:t>
+      </w:r>
+      <w:r>
+        <w:t xml:space="preserve"> </w:t>
+      </w:r>
+      <w:r>
+        <w:t xml:space="preserve">disproportionately on social-services data — data poor families generate simply by being</w:t>
+      </w:r>
+      <w:r>
+        <w:t xml:space="preserve"> </w:t>
+      </w:r>
+      <w:r>
+        <w:t xml:space="preserve">poor — to rank families for investigation.</w:t>
       </w:r>
     </w:p>
     <w:p>
@@ -4706,31 +4185,25 @@
         <w:pStyle w:val="KeyThinker"/>
       </w:pPr>
       <w:r>
-        <w:t xml:space="preserve">Her central argument: automated systems in government often make exclusion look</w:t>
-      </w:r>
-      <w:r>
-        <w:t xml:space="preserve"> </w:t>
-      </w:r>
-      <w:r>
-        <w:t xml:space="preserve">neutral and technical, when in fact they reflect political choices about who matters</w:t>
-      </w:r>
-      <w:r>
-        <w:t xml:space="preserve"> </w:t>
-      </w:r>
-      <w:r>
-        <w:t xml:space="preserve">and how public resources should be distributed. The algorithm does not solve the</w:t>
-      </w:r>
-      <w:r>
-        <w:t xml:space="preserve"> </w:t>
-      </w:r>
-      <w:r>
-        <w:t xml:space="preserve">underlying scarcity or inequality; it manages it while obscuring the political</w:t>
-      </w:r>
-      <w:r>
-        <w:t xml:space="preserve"> </w:t>
-      </w:r>
-      <w:r>
-        <w:t xml:space="preserve">decisions involved.</w:t>
+        <w:t xml:space="preserve">Her central argument: automated systems in government make exclusion look neutral and</w:t>
+      </w:r>
+      <w:r>
+        <w:t xml:space="preserve"> </w:t>
+      </w:r>
+      <w:r>
+        <w:t xml:space="preserve">technical when it reflects political choices about who matters and how public resources</w:t>
+      </w:r>
+      <w:r>
+        <w:t xml:space="preserve"> </w:t>
+      </w:r>
+      <w:r>
+        <w:t xml:space="preserve">should be distributed. The algorithm does not solve the scarcity; it manages it while</w:t>
+      </w:r>
+      <w:r>
+        <w:t xml:space="preserve"> </w:t>
+      </w:r>
+      <w:r>
+        <w:t xml:space="preserve">obscuring the political decisions involved.</w:t>
       </w:r>
     </w:p>
     <w:p>
@@ -4738,49 +4211,37 @@
         <w:pStyle w:val="BodyText"/>
       </w:pPr>
       <w:r>
-        <w:t xml:space="preserve">Eubanks's analysis points to a general pattern. Governments introduce automated screening,</w:t>
-      </w:r>
-      <w:r>
-        <w:t xml:space="preserve"> </w:t>
-      </w:r>
-      <w:r>
-        <w:t xml:space="preserve">ranking, or fraud detection when they face scarcity, political pressure, or public distrust.</w:t>
-      </w:r>
-      <w:r>
-        <w:t xml:space="preserve"> </w:t>
-      </w:r>
-      <w:r>
-        <w:t xml:space="preserve">The burdens of these systems fall most heavily on people already dependent on public</w:t>
-      </w:r>
-      <w:r>
-        <w:t xml:space="preserve"> </w:t>
-      </w:r>
-      <w:r>
-        <w:t xml:space="preserve">institutions — welfare recipients, people in public housing, families involved with child</w:t>
-      </w:r>
-      <w:r>
-        <w:t xml:space="preserve"> </w:t>
-      </w:r>
-      <w:r>
-        <w:t xml:space="preserve">protective services. Automation then appears to solve a technical problem (efficient</w:t>
-      </w:r>
-      <w:r>
-        <w:t xml:space="preserve"> </w:t>
-      </w:r>
-      <w:r>
-        <w:t xml:space="preserve">allocation of scarce resources) while the underlying political problem (inadequate</w:t>
-      </w:r>
-      <w:r>
-        <w:t xml:space="preserve"> </w:t>
-      </w:r>
-      <w:r>
-        <w:t xml:space="preserve">resources, structural disadvantage) remains intact. In this sense, AI can become a</w:t>
-      </w:r>
-      <w:r>
-        <w:t xml:space="preserve"> </w:t>
-      </w:r>
-      <w:r>
-        <w:t xml:space="preserve">technology for making exclusion look objective.</w:t>
+        <w:t xml:space="preserve">The general pattern: governments introduce automated screening, ranking, or fraud detection</w:t>
+      </w:r>
+      <w:r>
+        <w:t xml:space="preserve"> </w:t>
+      </w:r>
+      <w:r>
+        <w:t xml:space="preserve">when they face scarcity, political pressure, or public distrust, and the burdens fall most</w:t>
+      </w:r>
+      <w:r>
+        <w:t xml:space="preserve"> </w:t>
+      </w:r>
+      <w:r>
+        <w:t xml:space="preserve">heavily on people already dependent on public institutions. Automation appears to solve a</w:t>
+      </w:r>
+      <w:r>
+        <w:t xml:space="preserve"> </w:t>
+      </w:r>
+      <w:r>
+        <w:t xml:space="preserve">technical problem (efficient allocation) while the political problem (inadequate resources,</w:t>
+      </w:r>
+      <w:r>
+        <w:t xml:space="preserve"> </w:t>
+      </w:r>
+      <w:r>
+        <w:t xml:space="preserve">structural disadvantage) remains intact. AI becomes a technology for making exclusion look</w:t>
+      </w:r>
+      <w:r>
+        <w:t xml:space="preserve"> </w:t>
+      </w:r>
+      <w:r>
+        <w:t xml:space="preserve">objective.</w:t>
       </w:r>
     </w:p>
     <w:p>
@@ -4788,79 +4249,61 @@
         <w:pStyle w:val="BodyText"/>
       </w:pPr>
       <w:r>
-        <w:t xml:space="preserve">The pattern is visible across countries and systems. In the United Kingdom, the Home</w:t>
-      </w:r>
-      <w:r>
-        <w:t xml:space="preserve"> </w:t>
-      </w:r>
-      <w:r>
-        <w:t xml:space="preserve">Office ran a "visa streaming" tool from 2015 that sorted visa applications into red,</w:t>
-      </w:r>
-      <w:r>
-        <w:t xml:space="preserve"> </w:t>
-      </w:r>
-      <w:r>
-        <w:t xml:space="preserve">amber, and green risk tiers partly on the basis of the applicant's nationality, with</w:t>
-      </w:r>
-      <w:r>
-        <w:t xml:space="preserve"> </w:t>
-      </w:r>
-      <w:r>
-        <w:t xml:space="preserve">red-tier applications receiving far more scrutiny and far more refusals. In August 2020</w:t>
-      </w:r>
-      <w:r>
-        <w:t xml:space="preserve"> </w:t>
-      </w:r>
-      <w:r>
-        <w:t xml:space="preserve">the department suspended the tool rather than defend it in a judicial review brought by</w:t>
-      </w:r>
-      <w:r>
-        <w:t xml:space="preserve"> </w:t>
-      </w:r>
-      <w:r>
-        <w:t xml:space="preserve">the Joint Council for the Welfare of Immigrants and the campaign group Foxglove, who</w:t>
-      </w:r>
-      <w:r>
-        <w:t xml:space="preserve"> </w:t>
-      </w:r>
-      <w:r>
-        <w:t xml:space="preserve">argued that it was discriminatory under the Equality Act 2010 and irrational at common</w:t>
-      </w:r>
-      <w:r>
-        <w:t xml:space="preserve"> </w:t>
-      </w:r>
-      <w:r>
-        <w:t xml:space="preserve">law. In the United States, predictive child-welfare models in Allegheny County, Pennsylvania,</w:t>
-      </w:r>
-      <w:r>
-        <w:t xml:space="preserve"> </w:t>
-      </w:r>
-      <w:r>
-        <w:t xml:space="preserve">drew so heavily on data generated by poverty itself — welfare applications, housing</w:t>
-      </w:r>
-      <w:r>
-        <w:t xml:space="preserve"> </w:t>
-      </w:r>
-      <w:r>
-        <w:t xml:space="preserve">assistance, public mental-health visits — that families could be flagged for investigation</w:t>
-      </w:r>
-      <w:r>
-        <w:t xml:space="preserve"> </w:t>
-      </w:r>
-      <w:r>
-        <w:t xml:space="preserve">partly because of their socioeconomic status. In each case, the algorithm did not create</w:t>
-      </w:r>
-      <w:r>
-        <w:t xml:space="preserve"> </w:t>
-      </w:r>
-      <w:r>
-        <w:t xml:space="preserve">the underlying inequality; it automated and laundered it, making a political choice appear</w:t>
-      </w:r>
-      <w:r>
-        <w:t xml:space="preserve"> </w:t>
-      </w:r>
-      <w:r>
-        <w:t xml:space="preserve">to be a technical output.</w:t>
+        <w:t xml:space="preserve">The pattern is visible across countries. In the United Kingdom, the Home Office ran a</w:t>
+      </w:r>
+      <w:r>
+        <w:t xml:space="preserve"> </w:t>
+      </w:r>
+      <w:r>
+        <w:t xml:space="preserve">"visa streaming" tool from 2015 that sorted applications into red, amber, and green risk</w:t>
+      </w:r>
+      <w:r>
+        <w:t xml:space="preserve"> </w:t>
+      </w:r>
+      <w:r>
+        <w:t xml:space="preserve">tiers partly on the basis of nationality, with red-tier applications drawing far more</w:t>
+      </w:r>
+      <w:r>
+        <w:t xml:space="preserve"> </w:t>
+      </w:r>
+      <w:r>
+        <w:t xml:space="preserve">scrutiny and far more refusals. In August 2020 the department suspended it rather than</w:t>
+      </w:r>
+      <w:r>
+        <w:t xml:space="preserve"> </w:t>
+      </w:r>
+      <w:r>
+        <w:t xml:space="preserve">defend it in a judicial review brought by the Joint Council for the Welfare of Immigrants</w:t>
+      </w:r>
+      <w:r>
+        <w:t xml:space="preserve"> </w:t>
+      </w:r>
+      <w:r>
+        <w:t xml:space="preserve">and the campaign group Foxglove, who argued it was discriminatory under the Equality Act</w:t>
+      </w:r>
+      <w:r>
+        <w:t xml:space="preserve"> </w:t>
+      </w:r>
+      <w:r>
+        <w:t xml:space="preserve">2010 and irrational at common law. In the United States, Allegheny County's child-welfare</w:t>
+      </w:r>
+      <w:r>
+        <w:t xml:space="preserve"> </w:t>
+      </w:r>
+      <w:r>
+        <w:t xml:space="preserve">models drew so heavily on data generated by poverty itself — welfare applications, housing</w:t>
+      </w:r>
+      <w:r>
+        <w:t xml:space="preserve"> </w:t>
+      </w:r>
+      <w:r>
+        <w:t xml:space="preserve">assistance, public mental-health visits — that families could be flagged partly for being</w:t>
+      </w:r>
+      <w:r>
+        <w:t xml:space="preserve"> </w:t>
+      </w:r>
+      <w:r>
+        <w:t xml:space="preserve">poor. The algorithm did not create the inequality; it automated and laundered it.</w:t>
       </w:r>
     </w:p>
     <w:p>
@@ -4868,13 +4311,7 @@
         <w:pStyle w:val="BodyText"/>
       </w:pPr>
       <w:r>
-        <w:t xml:space="preserve">It is worth being precise about what automation is and is not responsible for. Britain's</w:t>
-      </w:r>
-      <w:r>
-        <w:t xml:space="preserve"> </w:t>
-      </w:r>
-      <w:r>
-        <w:t xml:space="preserve">better-known</w:t>
+        <w:t xml:space="preserve">Be precise about what automation is and is not responsible for. Britain's better-known</w:t>
       </w:r>
       <w:r>
         <w:t xml:space="preserve"> </w:t>
@@ -4887,49 +4324,49 @@
         <w:t xml:space="preserve">Windrush scandal</w:t>
       </w:r>
       <w:r>
-        <w:t xml:space="preserve">, in which long-settled British residents of</w:t>
-      </w:r>
-      <w:r>
-        <w:t xml:space="preserve"> </w:t>
-      </w:r>
-      <w:r>
-        <w:t xml:space="preserve">Caribbean origin were wrongly classified as illegal immigrants and in some cases detained</w:t>
-      </w:r>
-      <w:r>
-        <w:t xml:space="preserve"> </w:t>
-      </w:r>
-      <w:r>
-        <w:t xml:space="preserve">or deported, was not an algorithmic failure. It grew out of the "hostile environment"</w:t>
-      </w:r>
-      <w:r>
-        <w:t xml:space="preserve"> </w:t>
-      </w:r>
-      <w:r>
-        <w:t xml:space="preserve">policy, which shifted the burden of proving lawful status onto individuals, combined with</w:t>
-      </w:r>
-      <w:r>
-        <w:t xml:space="preserve"> </w:t>
-      </w:r>
-      <w:r>
-        <w:t xml:space="preserve">the Home Office's own destruction of the landing-card records that would have supplied</w:t>
-      </w:r>
-      <w:r>
-        <w:t xml:space="preserve"> </w:t>
-      </w:r>
-      <w:r>
-        <w:t xml:space="preserve">that proof. The lesson cuts both ways: automated systems can encode injustice, and</w:t>
-      </w:r>
-      <w:r>
-        <w:t xml:space="preserve"> </w:t>
-      </w:r>
-      <w:r>
-        <w:t xml:space="preserve">ordinary bureaucratic policy can do the same thing without any software at all. Blaming</w:t>
-      </w:r>
-      <w:r>
-        <w:t xml:space="preserve"> </w:t>
-      </w:r>
-      <w:r>
-        <w:t xml:space="preserve">the algorithm is sometimes accurate and sometimes a way of avoiding the political question.</w:t>
+        <w:t xml:space="preserve">, in which long-settled British residents of Caribbean</w:t>
+      </w:r>
+      <w:r>
+        <w:t xml:space="preserve"> </w:t>
+      </w:r>
+      <w:r>
+        <w:t xml:space="preserve">origin were wrongly classified as illegal immigrants and some detained or deported, was not</w:t>
+      </w:r>
+      <w:r>
+        <w:t xml:space="preserve"> </w:t>
+      </w:r>
+      <w:r>
+        <w:t xml:space="preserve">an algorithmic failure. It grew out of the "hostile environment" policy, which shifted the</w:t>
+      </w:r>
+      <w:r>
+        <w:t xml:space="preserve"> </w:t>
+      </w:r>
+      <w:r>
+        <w:t xml:space="preserve">burden of proving lawful status onto individuals, combined with the Home Office's own</w:t>
+      </w:r>
+      <w:r>
+        <w:t xml:space="preserve"> </w:t>
+      </w:r>
+      <w:r>
+        <w:t xml:space="preserve">destruction of the landing-card records that would have supplied that proof. The lesson cuts</w:t>
+      </w:r>
+      <w:r>
+        <w:t xml:space="preserve"> </w:t>
+      </w:r>
+      <w:r>
+        <w:t xml:space="preserve">both ways: automated systems can encode injustice, and ordinary bureaucratic policy can do</w:t>
+      </w:r>
+      <w:r>
+        <w:t xml:space="preserve"> </w:t>
+      </w:r>
+      <w:r>
+        <w:t xml:space="preserve">the same without any software. Blaming the algorithm is sometimes accurate and sometimes a</w:t>
+      </w:r>
+      <w:r>
+        <w:t xml:space="preserve"> </w:t>
+      </w:r>
+      <w:r>
+        <w:t xml:space="preserve">way of avoiding the political question.</w:t>
       </w:r>
     </w:p>
     <w:p>
@@ -4959,37 +4396,31 @@
         <w:t xml:space="preserve"> </w:t>
       </w:r>
       <w:r>
-        <w:t xml:space="preserve">system to identify suspected fraud in applications for childcare benefits. The system</w:t>
-      </w:r>
-      <w:r>
-        <w:t xml:space="preserve"> </w:t>
-      </w:r>
-      <w:r>
-        <w:t xml:space="preserve">was self-learning, largely undocumented, and — as later investigations established —</w:t>
-      </w:r>
-      <w:r>
-        <w:t xml:space="preserve"> </w:t>
-      </w:r>
-      <w:r>
-        <w:t xml:space="preserve">used dual nationality as an input variable, in violation of Dutch and European</w:t>
-      </w:r>
-      <w:r>
-        <w:t xml:space="preserve"> </w:t>
-      </w:r>
-      <w:r>
-        <w:t xml:space="preserve">non-discrimination law. Families flagged by the model were treated as fraudsters rather</w:t>
-      </w:r>
-      <w:r>
-        <w:t xml:space="preserve"> </w:t>
-      </w:r>
-      <w:r>
-        <w:t xml:space="preserve">than as people who might have made a paperwork error, and the agency's policy at the</w:t>
-      </w:r>
-      <w:r>
-        <w:t xml:space="preserve"> </w:t>
-      </w:r>
-      <w:r>
-        <w:t xml:space="preserve">time required full repayment of every benefit received.</w:t>
+        <w:t xml:space="preserve">system to find suspected fraud in childcare benefit applications. It was self-learning,</w:t>
+      </w:r>
+      <w:r>
+        <w:t xml:space="preserve"> </w:t>
+      </w:r>
+      <w:r>
+        <w:t xml:space="preserve">largely undocumented, and — as later investigations established — used dual nationality</w:t>
+      </w:r>
+      <w:r>
+        <w:t xml:space="preserve"> </w:t>
+      </w:r>
+      <w:r>
+        <w:t xml:space="preserve">as an input variable, in violation of Dutch and European non-discrimination law. Families</w:t>
+      </w:r>
+      <w:r>
+        <w:t xml:space="preserve"> </w:t>
+      </w:r>
+      <w:r>
+        <w:t xml:space="preserve">it flagged were treated as fraudsters rather than people who might have made a paperwork</w:t>
+      </w:r>
+      <w:r>
+        <w:t xml:space="preserve"> </w:t>
+      </w:r>
+      <w:r>
+        <w:t xml:space="preserve">error, and agency policy required full repayment of every benefit received.</w:t>
       </w:r>
     </w:p>
     <w:p>
@@ -4997,37 +4428,37 @@
         <w:pStyle w:val="CaseStudy"/>
       </w:pPr>
       <w:r>
-        <w:t xml:space="preserve">About 26,000 parents were wrongly accused. Repayment demands typically ran from</w:t>
-      </w:r>
-      <w:r>
-        <w:t xml:space="preserve"> </w:t>
-      </w:r>
-      <w:r>
-        <w:t xml:space="preserve">€20,000 to €60,000, due in full, often with penalties and without any option of a</w:t>
-      </w:r>
-      <w:r>
-        <w:t xml:space="preserve"> </w:t>
-      </w:r>
-      <w:r>
-        <w:t xml:space="preserve">payment plan. Families lost homes and businesses; in more than 1,600 cases children</w:t>
-      </w:r>
-      <w:r>
-        <w:t xml:space="preserve"> </w:t>
-      </w:r>
-      <w:r>
-        <w:t xml:space="preserve">were removed by youth-protection services. Appeals were slow and, for years, largely</w:t>
-      </w:r>
-      <w:r>
-        <w:t xml:space="preserve"> </w:t>
-      </w:r>
-      <w:r>
-        <w:t xml:space="preserve">futile, because the model's outputs carried the authority of an objective finding while</w:t>
-      </w:r>
-      <w:r>
-        <w:t xml:space="preserve"> </w:t>
-      </w:r>
-      <w:r>
-        <w:t xml:space="preserve">its reasoning was inaccessible even to the officials relying on it.</w:t>
+        <w:t xml:space="preserve">About 26,000 parents were wrongly accused. Repayment demands typically ran from €20,000</w:t>
+      </w:r>
+      <w:r>
+        <w:t xml:space="preserve"> </w:t>
+      </w:r>
+      <w:r>
+        <w:t xml:space="preserve">to €60,000, due in full, often with penalties and no payment plan. Families lost homes and</w:t>
+      </w:r>
+      <w:r>
+        <w:t xml:space="preserve"> </w:t>
+      </w:r>
+      <w:r>
+        <w:t xml:space="preserve">businesses; in more than 1,600 cases children were removed by youth-protection services.</w:t>
+      </w:r>
+      <w:r>
+        <w:t xml:space="preserve"> </w:t>
+      </w:r>
+      <w:r>
+        <w:t xml:space="preserve">Appeals were slow and, for years, largely futile, because the model's outputs carried the</w:t>
+      </w:r>
+      <w:r>
+        <w:t xml:space="preserve"> </w:t>
+      </w:r>
+      <w:r>
+        <w:t xml:space="preserve">authority of an objective finding while its reasoning was inaccessible even to the</w:t>
+      </w:r>
+      <w:r>
+        <w:t xml:space="preserve"> </w:t>
+      </w:r>
+      <w:r>
+        <w:t xml:space="preserve">officials relying on it.</w:t>
       </w:r>
     </w:p>
     <w:p>
@@ -5068,43 +4499,43 @@
         <w:t xml:space="preserve">(Tweede Kamer der Staten-Generaal, 2020)</w:t>
       </w:r>
       <w:r>
-        <w:t xml:space="preserve">, and in January 2021 the third cabinet of Prime Minister Mark Rutte</w:t>
-      </w:r>
-      <w:r>
-        <w:t xml:space="preserve"> </w:t>
-      </w:r>
-      <w:r>
-        <w:t xml:space="preserve">resigned over the affair. The case is the sharpest available illustration of the</w:t>
-      </w:r>
-      <w:r>
-        <w:t xml:space="preserve"> </w:t>
-      </w:r>
-      <w:r>
-        <w:t xml:space="preserve">Efficiency–Legitimacy Tension. Nothing about the system was technically exotic. What</w:t>
-      </w:r>
-      <w:r>
-        <w:t xml:space="preserve"> </w:t>
-      </w:r>
-      <w:r>
-        <w:t xml:space="preserve">made it catastrophic was institutional: no meaningful explanation, no workable appeal,</w:t>
-      </w:r>
-      <w:r>
-        <w:t xml:space="preserve"> </w:t>
-      </w:r>
-      <w:r>
-        <w:t xml:space="preserve">a presumption of guilt, and a discriminatory variable that nobody outside the agency</w:t>
-      </w:r>
-      <w:r>
-        <w:t xml:space="preserve"> </w:t>
-      </w:r>
-      <w:r>
-        <w:t xml:space="preserve">could see. Compensation and reform programs were still running years later, which is</w:t>
-      </w:r>
-      <w:r>
-        <w:t xml:space="preserve"> </w:t>
-      </w:r>
-      <w:r>
-        <w:t xml:space="preserve">its own lesson — automated harms are far cheaper to inflict than to undo.</w:t>
+        <w:t xml:space="preserve">, and in</w:t>
+      </w:r>
+      <w:r>
+        <w:t xml:space="preserve"> </w:t>
+      </w:r>
+      <w:r>
+        <w:t xml:space="preserve">January 2021 Prime Minister Mark Rutte's third cabinet resigned over the affair. This is</w:t>
+      </w:r>
+      <w:r>
+        <w:t xml:space="preserve"> </w:t>
+      </w:r>
+      <w:r>
+        <w:t xml:space="preserve">the sharpest illustration of the Efficiency–Legitimacy Tension. Nothing about the system</w:t>
+      </w:r>
+      <w:r>
+        <w:t xml:space="preserve"> </w:t>
+      </w:r>
+      <w:r>
+        <w:t xml:space="preserve">was technically exotic; what made it catastrophic was institutional — no explanation, no</w:t>
+      </w:r>
+      <w:r>
+        <w:t xml:space="preserve"> </w:t>
+      </w:r>
+      <w:r>
+        <w:t xml:space="preserve">workable appeal, a presumption of guilt, and a discriminatory variable nobody outside the</w:t>
+      </w:r>
+      <w:r>
+        <w:t xml:space="preserve"> </w:t>
+      </w:r>
+      <w:r>
+        <w:t xml:space="preserve">agency could see. Compensation and reform were still running years later: automated harms</w:t>
+      </w:r>
+      <w:r>
+        <w:t xml:space="preserve"> </w:t>
+      </w:r>
+      <w:r>
+        <w:t xml:space="preserve">are far cheaper to inflict than to undo.</w:t>
       </w:r>
     </w:p>
     <w:p>
@@ -5124,19 +4555,13 @@
         <w:pStyle w:val="Compact"/>
       </w:pPr>
       <w:r>
-        <w:t xml:space="preserve">Which matters more in public administration: making decisions quickly, or making them</w:t>
-      </w:r>
-      <w:r>
-        <w:t xml:space="preserve"> </w:t>
-      </w:r>
-      <w:r>
-        <w:t xml:space="preserve">explainably and appealably? Can a government at scale really do both well, or is some</w:t>
-      </w:r>
-      <w:r>
-        <w:t xml:space="preserve"> </w:t>
-      </w:r>
-      <w:r>
-        <w:t xml:space="preserve">trade-off unavoidable?</w:t>
+        <w:t xml:space="preserve">Which matters more in public administration: deciding quickly, or deciding explainably</w:t>
+      </w:r>
+      <w:r>
+        <w:t xml:space="preserve"> </w:t>
+      </w:r>
+      <w:r>
+        <w:t xml:space="preserve">and appealably? Can a government at scale do both well, or is a trade-off unavoidable?</w:t>
       </w:r>
     </w:p>
     <w:p>
@@ -5148,19 +4573,19 @@
         <w:pStyle w:val="Compact"/>
       </w:pPr>
       <w:r>
-        <w:t xml:space="preserve">Virginia Eubanks argues that automated government systems tend to discipline and</w:t>
-      </w:r>
-      <w:r>
-        <w:t xml:space="preserve"> </w:t>
-      </w:r>
-      <w:r>
-        <w:t xml:space="preserve">punish the poor rather than help them. Is that an inherent feature of such systems,</w:t>
-      </w:r>
-      <w:r>
-        <w:t xml:space="preserve"> </w:t>
-      </w:r>
-      <w:r>
-        <w:t xml:space="preserve">or a contingent failure that better design and oversight could correct?</w:t>
+        <w:t xml:space="preserve">Eubanks argues that automated government systems tend to discipline and punish the poor</w:t>
+      </w:r>
+      <w:r>
+        <w:t xml:space="preserve"> </w:t>
+      </w:r>
+      <w:r>
+        <w:t xml:space="preserve">rather than help them. Is that inherent to such systems, or a contingent failure better</w:t>
+      </w:r>
+      <w:r>
+        <w:t xml:space="preserve"> </w:t>
+      </w:r>
+      <w:r>
+        <w:t xml:space="preserve">design and oversight could correct?</w:t>
       </w:r>
     </w:p>
     <w:p>
@@ -5187,54 +4612,6 @@
         <w:t xml:space="preserve">understand?</w:t>
       </w:r>
     </w:p>
-    <w:p>
-      <w:pPr>
-        <w:numPr>
-          <w:ilvl w:val="0"/>
-          <w:numId w:val="1009"/>
-        </w:numPr>
-        <w:pStyle w:val="Compact"/>
-      </w:pPr>
-      <w:r>
-        <w:t xml:space="preserve">The public-sector checklist in Table 9.3 asks whether "meaningful human review"</w:t>
-      </w:r>
-      <w:r>
-        <w:t xml:space="preserve"> </w:t>
-      </w:r>
-      <w:r>
-        <w:t xml:space="preserve">remains. What would you accept as evidence that a human review is meaningful rather</w:t>
-      </w:r>
-      <w:r>
-        <w:t xml:space="preserve"> </w:t>
-      </w:r>
-      <w:r>
-        <w:t xml:space="preserve">than a rubber stamp?</w:t>
-      </w:r>
-    </w:p>
-    <w:p>
-      <w:pPr>
-        <w:numPr>
-          <w:ilvl w:val="0"/>
-          <w:numId w:val="1009"/>
-        </w:numPr>
-        <w:pStyle w:val="Compact"/>
-      </w:pPr>
-      <w:r>
-        <w:t xml:space="preserve">Governments are, by the OECD's account, more cautious adopters of AI than firms.</w:t>
-      </w:r>
-      <w:r>
-        <w:t xml:space="preserve"> </w:t>
-      </w:r>
-      <w:r>
-        <w:t xml:space="preserve">Steelman the opposite view: what is lost when a public agency declines to automate</w:t>
-      </w:r>
-      <w:r>
-        <w:t xml:space="preserve"> </w:t>
-      </w:r>
-      <w:r>
-        <w:t xml:space="preserve">something it could automate?</w:t>
-      </w:r>
-    </w:p>
     <w:bookmarkEnd w:id="54"/>
     <w:bookmarkEnd w:id="55"/>
     <w:bookmarkEnd w:id="56"/>
@@ -5281,19 +4658,13 @@
         <w:t xml:space="preserve"> </w:t>
       </w:r>
       <w:r>
-        <w:t xml:space="preserve">that about 700 million people — 8.5% of the world's population — were living in extreme</w:t>
-      </w:r>
-      <w:r>
-        <w:t xml:space="preserve"> </w:t>
-      </w:r>
-      <w:r>
-        <w:t xml:space="preserve">poverty on less than $2.15 per day, and that about 3.5 billion people, 44% of the world,</w:t>
-      </w:r>
-      <w:r>
-        <w:t xml:space="preserve"> </w:t>
-      </w:r>
-      <w:r>
-        <w:t xml:space="preserve">were living on less than $6.85 per day.</w:t>
+        <w:t xml:space="preserve">that about 700 million people — 8.5% of the world — were living in extreme poverty on less</w:t>
+      </w:r>
+      <w:r>
+        <w:t xml:space="preserve"> </w:t>
+      </w:r>
+      <w:r>
+        <w:t xml:space="preserve">than $2.15 per day, and about 3.5 billion, 44%, on less than $6.85.</w:t>
       </w:r>
       <w:r>
         <w:t xml:space="preserve"> </w:t>
@@ -5305,13 +4676,13 @@
         <w:t xml:space="preserve"> </w:t>
       </w:r>
       <w:r>
-        <w:t xml:space="preserve">Sub-Saharan Africa contained 67% of the world's extreme poor in 2024, despite having only</w:t>
-      </w:r>
-      <w:r>
-        <w:t xml:space="preserve"> </w:t>
-      </w:r>
-      <w:r>
-        <w:t xml:space="preserve">16% of the global population.</w:t>
+        <w:t xml:space="preserve">Sub-Saharan Africa held 67% of the</w:t>
+      </w:r>
+      <w:r>
+        <w:t xml:space="preserve"> </w:t>
+      </w:r>
+      <w:r>
+        <w:t xml:space="preserve">world's extreme poor in 2024, with 16% of global population.</w:t>
       </w:r>
     </w:p>
     <w:p>
@@ -5325,31 +4696,25 @@
         <w:t xml:space="preserve"> </w:t>
       </w:r>
       <w:r>
-        <w:t xml:space="preserve">World Bank moved its international poverty line from $2.15 measured in 2017 prices to $3.00</w:t>
-      </w:r>
-      <w:r>
-        <w:t xml:space="preserve"> </w:t>
-      </w:r>
-      <w:r>
-        <w:t xml:space="preserve">measured in 2021 prices, and folded in new household survey data from more than 160</w:t>
-      </w:r>
-      <w:r>
-        <w:t xml:space="preserve"> </w:t>
-      </w:r>
-      <w:r>
-        <w:t xml:space="preserve">countries. The same underlying world was suddenly recorded as containing roughly 125</w:t>
-      </w:r>
-      <w:r>
-        <w:t xml:space="preserve"> </w:t>
-      </w:r>
-      <w:r>
-        <w:t xml:space="preserve">million more extremely poor people; the Bank's estimate for 2025 is about 808 million, or</w:t>
-      </w:r>
-      <w:r>
-        <w:t xml:space="preserve"> </w:t>
-      </w:r>
-      <w:r>
-        <w:t xml:space="preserve">close to one person in ten</w:t>
+        <w:t xml:space="preserve">World Bank moved its international poverty line from $2.15 in 2017 prices to $3.00 in 2021</w:t>
+      </w:r>
+      <w:r>
+        <w:t xml:space="preserve"> </w:t>
+      </w:r>
+      <w:r>
+        <w:t xml:space="preserve">prices, folding in new household surveys from more than 160 countries. The same underlying</w:t>
+      </w:r>
+      <w:r>
+        <w:t xml:space="preserve"> </w:t>
+      </w:r>
+      <w:r>
+        <w:t xml:space="preserve">world was suddenly recorded as holding roughly 125 million more extremely poor people; the</w:t>
+      </w:r>
+      <w:r>
+        <w:t xml:space="preserve"> </w:t>
+      </w:r>
+      <w:r>
+        <w:t xml:space="preserve">Bank's estimate for 2025 is about 808 million, close to one person in ten</w:t>
       </w:r>
       <w:r>
         <w:t xml:space="preserve"> </w:t>
@@ -5358,19 +4723,19 @@
         <w:t xml:space="preserve">(World Bank, 2025)</w:t>
       </w:r>
       <w:r>
-        <w:t xml:space="preserve">. Nobody became poorer on the day the line moved. The count</w:t>
-      </w:r>
-      <w:r>
-        <w:t xml:space="preserve"> </w:t>
-      </w:r>
-      <w:r>
-        <w:t xml:space="preserve">changed because the definition did. This is not a reason to dismiss poverty statistics —</w:t>
-      </w:r>
-      <w:r>
-        <w:t xml:space="preserve"> </w:t>
-      </w:r>
-      <w:r>
-        <w:t xml:space="preserve">the revision made them more accurate, not less — but it is a reason to ask of any headline</w:t>
+        <w:t xml:space="preserve">. Nobody became poorer the day the</w:t>
+      </w:r>
+      <w:r>
+        <w:t xml:space="preserve"> </w:t>
+      </w:r>
+      <w:r>
+        <w:t xml:space="preserve">line moved; the count changed because the definition did. Not a reason to dismiss poverty</w:t>
+      </w:r>
+      <w:r>
+        <w:t xml:space="preserve"> </w:t>
+      </w:r>
+      <w:r>
+        <w:t xml:space="preserve">statistics — the revision made them more accurate — but a reason to ask of any headline</w:t>
       </w:r>
       <w:r>
         <w:t xml:space="preserve"> </w:t>
@@ -5384,25 +4749,25 @@
         <w:pStyle w:val="BodyText"/>
       </w:pPr>
       <w:r>
-        <w:t xml:space="preserve">Against this background, claims that AI will transform human welfare</w:t>
-      </w:r>
-      <w:r>
-        <w:t xml:space="preserve"> </w:t>
-      </w:r>
-      <w:r>
-        <w:t xml:space="preserve">need to be evaluated carefully: not just for whether specific applications provide genuine</w:t>
-      </w:r>
-      <w:r>
-        <w:t xml:space="preserve"> </w:t>
-      </w:r>
-      <w:r>
-        <w:t xml:space="preserve">value, but for whether AI development as a whole reproduces or disrupts the structural</w:t>
-      </w:r>
-      <w:r>
-        <w:t xml:space="preserve"> </w:t>
-      </w:r>
-      <w:r>
-        <w:t xml:space="preserve">inequalities that generate poverty in the first place.</w:t>
+        <w:t xml:space="preserve">Against this background, claims that AI will transform human welfare need careful</w:t>
+      </w:r>
+      <w:r>
+        <w:t xml:space="preserve"> </w:t>
+      </w:r>
+      <w:r>
+        <w:t xml:space="preserve">evaluation: not just whether particular applications provide value, but whether AI</w:t>
+      </w:r>
+      <w:r>
+        <w:t xml:space="preserve"> </w:t>
+      </w:r>
+      <w:r>
+        <w:t xml:space="preserve">development as a whole reproduces or disrupts the structural inequalities that generate</w:t>
+      </w:r>
+      <w:r>
+        <w:t xml:space="preserve"> </w:t>
+      </w:r>
+      <w:r>
+        <w:t xml:space="preserve">poverty.</w:t>
       </w:r>
     </w:p>
     <w:bookmarkStart w:id="60" w:name="the-case-for-ai-in-development"/>
@@ -5419,49 +4784,37 @@
         <w:pStyle w:val="FirstParagraph"/>
       </w:pPr>
       <w:r>
-        <w:t xml:space="preserve">Advocates for "AI for development" argue that the technology can genuinely help reduce</w:t>
-      </w:r>
-      <w:r>
-        <w:t xml:space="preserve"> </w:t>
-      </w:r>
-      <w:r>
-        <w:t xml:space="preserve">poverty by extending scarce expertise to underserved populations. An AI translation</w:t>
-      </w:r>
-      <w:r>
-        <w:t xml:space="preserve"> </w:t>
-      </w:r>
-      <w:r>
-        <w:t xml:space="preserve">tool can help a non-English speaker navigate a public-benefits office. A mobile</w:t>
-      </w:r>
-      <w:r>
-        <w:t xml:space="preserve"> </w:t>
-      </w:r>
-      <w:r>
-        <w:t xml:space="preserve">agricultural assistant providing localized weather alerts and crop advice may give</w:t>
-      </w:r>
-      <w:r>
-        <w:t xml:space="preserve"> </w:t>
-      </w:r>
-      <w:r>
-        <w:t xml:space="preserve">small farmers access to information that was previously available only through</w:t>
-      </w:r>
-      <w:r>
-        <w:t xml:space="preserve"> </w:t>
-      </w:r>
-      <w:r>
-        <w:t xml:space="preserve">agricultural extension services many rural areas lack. Low-cost diagnostics could</w:t>
-      </w:r>
-      <w:r>
-        <w:t xml:space="preserve"> </w:t>
-      </w:r>
-      <w:r>
-        <w:t xml:space="preserve">help identify disease earlier in settings without sufficient physicians. These claims</w:t>
-      </w:r>
-      <w:r>
-        <w:t xml:space="preserve"> </w:t>
-      </w:r>
-      <w:r>
-        <w:t xml:space="preserve">are not empty.</w:t>
+        <w:t xml:space="preserve">Advocates for "AI for development" argue that the technology can genuinely reduce poverty</w:t>
+      </w:r>
+      <w:r>
+        <w:t xml:space="preserve"> </w:t>
+      </w:r>
+      <w:r>
+        <w:t xml:space="preserve">by extending scarce expertise to underserved populations. A translation tool can help a</w:t>
+      </w:r>
+      <w:r>
+        <w:t xml:space="preserve"> </w:t>
+      </w:r>
+      <w:r>
+        <w:t xml:space="preserve">non-English speaker navigate a benefits office. A mobile agricultural assistant giving</w:t>
+      </w:r>
+      <w:r>
+        <w:t xml:space="preserve"> </w:t>
+      </w:r>
+      <w:r>
+        <w:t xml:space="preserve">localized weather alerts and crop advice may reach farmers who lack extension services.</w:t>
+      </w:r>
+      <w:r>
+        <w:t xml:space="preserve"> </w:t>
+      </w:r>
+      <w:r>
+        <w:t xml:space="preserve">Low-cost diagnostics could identify disease earlier where physicians are scarce. These</w:t>
+      </w:r>
+      <w:r>
+        <w:t xml:space="preserve"> </w:t>
+      </w:r>
+      <w:r>
+        <w:t xml:space="preserve">claims are not empty.</w:t>
       </w:r>
     </w:p>
     <w:p>
@@ -5516,43 +4869,37 @@
         <w:pStyle w:val="ImageCaption"/>
       </w:pPr>
       <w:r>
-        <w:t xml:space="preserve">Artisanal cobalt miners in the Democratic Republic of Congo. Cobalt is a critical</w:t>
-      </w:r>
-      <w:r>
-        <w:t xml:space="preserve"> </w:t>
-      </w:r>
-      <w:r>
-        <w:t xml:space="preserve">component of the lithium-ion batteries and electronics that underpin AI hardware.</w:t>
-      </w:r>
-      <w:r>
-        <w:t xml:space="preserve"> </w:t>
-      </w:r>
-      <w:r>
-        <w:t xml:space="preserve">The DRC produces roughly three-quarters of the world's mined cobalt, often under</w:t>
-      </w:r>
-      <w:r>
-        <w:t xml:space="preserve"> </w:t>
-      </w:r>
-      <w:r>
-        <w:t xml:space="preserve">dangerous working</w:t>
-      </w:r>
-      <w:r>
-        <w:t xml:space="preserve"> </w:t>
-      </w:r>
-      <w:r>
-        <w:t xml:space="preserve">conditions with severe environmental impacts. The benefits of AI accrue to users</w:t>
-      </w:r>
-      <w:r>
-        <w:t xml:space="preserve"> </w:t>
-      </w:r>
-      <w:r>
-        <w:t xml:space="preserve">in wealthy countries; the costs of its material foundation fall on some of the</w:t>
-      </w:r>
-      <w:r>
-        <w:t xml:space="preserve"> </w:t>
-      </w:r>
-      <w:r>
-        <w:t xml:space="preserve">world's poorest communities. CC BY 2.5, via Wikimedia Commons.</w:t>
+        <w:t xml:space="preserve">Artisanal cobalt miners in the Democratic Republic of Congo. Cobalt is critical to the</w:t>
+      </w:r>
+      <w:r>
+        <w:t xml:space="preserve"> </w:t>
+      </w:r>
+      <w:r>
+        <w:t xml:space="preserve">lithium-ion batteries and electronics that underpin AI hardware, and the DRC produces</w:t>
+      </w:r>
+      <w:r>
+        <w:t xml:space="preserve"> </w:t>
+      </w:r>
+      <w:r>
+        <w:t xml:space="preserve">roughly three-quarters of the world's mined supply, often under dangerous conditions with</w:t>
+      </w:r>
+      <w:r>
+        <w:t xml:space="preserve"> </w:t>
+      </w:r>
+      <w:r>
+        <w:t xml:space="preserve">severe environmental impacts. AI's benefits accrue to users in wealthy countries; the</w:t>
+      </w:r>
+      <w:r>
+        <w:t xml:space="preserve"> </w:t>
+      </w:r>
+      <w:r>
+        <w:t xml:space="preserve">costs of its material foundation fall on some of the world's poorest communities.</w:t>
+      </w:r>
+      <w:r>
+        <w:t xml:space="preserve"> </w:t>
+      </w:r>
+      <w:r>
+        <w:t xml:space="preserve">CC BY 2.5, via Wikimedia Commons.</w:t>
       </w:r>
     </w:p>
     <w:bookmarkEnd w:id="60"/>
@@ -5570,43 +4917,31 @@
         <w:pStyle w:val="FirstParagraph"/>
       </w:pPr>
       <w:r>
-        <w:t xml:space="preserve">But the optimistic story about development gains depends on underlying power relations</w:t>
-      </w:r>
-      <w:r>
-        <w:t xml:space="preserve"> </w:t>
-      </w:r>
-      <w:r>
-        <w:t xml:space="preserve">that AI, in its current form, tends to reproduce rather than disrupt. The structural</w:t>
-      </w:r>
-      <w:r>
-        <w:t xml:space="preserve"> </w:t>
-      </w:r>
-      <w:r>
-        <w:t xml:space="preserve">questions are stark: Who owns the models, the cloud infrastructure, and the chips?</w:t>
-      </w:r>
-      <w:r>
-        <w:t xml:space="preserve"> </w:t>
-      </w:r>
-      <w:r>
-        <w:t xml:space="preserve">Whose languages and contexts are represented in training data — and whose are absent</w:t>
-      </w:r>
-      <w:r>
-        <w:t xml:space="preserve"> </w:t>
-      </w:r>
-      <w:r>
-        <w:t xml:space="preserve">or systematically distorted? Which countries bear the environmental costs of extraction,</w:t>
-      </w:r>
-      <w:r>
-        <w:t xml:space="preserve"> </w:t>
-      </w:r>
-      <w:r>
-        <w:t xml:space="preserve">energy use, and disposal? Who captures the profits when AI systems are deployed at scale</w:t>
-      </w:r>
-      <w:r>
-        <w:t xml:space="preserve"> </w:t>
-      </w:r>
-      <w:r>
-        <w:t xml:space="preserve">in lower-income countries?</w:t>
+        <w:t xml:space="preserve">But the optimistic story depends on power relations that AI, in its current form, tends to</w:t>
+      </w:r>
+      <w:r>
+        <w:t xml:space="preserve"> </w:t>
+      </w:r>
+      <w:r>
+        <w:t xml:space="preserve">reproduce rather than disrupt. The structural questions are stark: Who owns the models, the</w:t>
+      </w:r>
+      <w:r>
+        <w:t xml:space="preserve"> </w:t>
+      </w:r>
+      <w:r>
+        <w:t xml:space="preserve">cloud infrastructure, and the chips? Whose languages appear in training data, and whose are</w:t>
+      </w:r>
+      <w:r>
+        <w:t xml:space="preserve"> </w:t>
+      </w:r>
+      <w:r>
+        <w:t xml:space="preserve">absent or distorted? Which countries bear the environmental costs of extraction and</w:t>
+      </w:r>
+      <w:r>
+        <w:t xml:space="preserve"> </w:t>
+      </w:r>
+      <w:r>
+        <w:t xml:space="preserve">disposal? Who captures the profits when AI is deployed in lower-income countries?</w:t>
       </w:r>
     </w:p>
     <w:p>
@@ -5652,7 +4987,7 @@
         <w:t xml:space="preserve"> </w:t>
       </w:r>
       <w:r>
-        <w:t xml:space="preserve">the Nobel Prize in Economics in 1998. His book</w:t>
+        <w:t xml:space="preserve">the Nobel Prize in Economics in 1998. His</w:t>
       </w:r>
       <w:r>
         <w:t xml:space="preserve"> </w:t>
@@ -5674,13 +5009,7 @@
         <w:t xml:space="preserve"> </w:t>
       </w:r>
       <w:r>
-        <w:t xml:space="preserve">challenged the dominant view that development is primarily about increasing GDP or</w:t>
-      </w:r>
-      <w:r>
-        <w:t xml:space="preserve"> </w:t>
-      </w:r>
-      <w:r>
-        <w:t xml:space="preserve">aggregate output.</w:t>
+        <w:t xml:space="preserve">challenged the view that development is mainly about increasing GDP.</w:t>
       </w:r>
       <w:r>
         <w:t xml:space="preserve"> </w:t>
@@ -5692,31 +5021,25 @@
         <w:t xml:space="preserve"> </w:t>
       </w:r>
       <w:r>
-        <w:t xml:space="preserve">Sen argued instead</w:t>
-      </w:r>
-      <w:r>
-        <w:t xml:space="preserve"> </w:t>
-      </w:r>
-      <w:r>
-        <w:t xml:space="preserve">that development should be understood as the expansion of substantive human freedoms —</w:t>
-      </w:r>
-      <w:r>
-        <w:t xml:space="preserve"> </w:t>
-      </w:r>
-      <w:r>
-        <w:t xml:space="preserve">people's real capabilities to live lives they have reason to value. Poor health,</w:t>
-      </w:r>
-      <w:r>
-        <w:t xml:space="preserve"> </w:t>
-      </w:r>
-      <w:r>
-        <w:t xml:space="preserve">illiteracy, lack of political voice, and social exclusion are not just consequences of</w:t>
-      </w:r>
-      <w:r>
-        <w:t xml:space="preserve"> </w:t>
-      </w:r>
-      <w:r>
-        <w:t xml:space="preserve">poverty; they are forms of poverty in themselves.</w:t>
+        <w:t xml:space="preserve">Development, he argued, is the</w:t>
+      </w:r>
+      <w:r>
+        <w:t xml:space="preserve"> </w:t>
+      </w:r>
+      <w:r>
+        <w:t xml:space="preserve">expansion of substantive human freedoms — people's real capabilities to live lives they</w:t>
+      </w:r>
+      <w:r>
+        <w:t xml:space="preserve"> </w:t>
+      </w:r>
+      <w:r>
+        <w:t xml:space="preserve">have reason to value. Poor health, illiteracy, lack of political voice, and social</w:t>
+      </w:r>
+      <w:r>
+        <w:t xml:space="preserve"> </w:t>
+      </w:r>
+      <w:r>
+        <w:t xml:space="preserve">exclusion are not just consequences of poverty; they are forms of it.</w:t>
       </w:r>
     </w:p>
     <w:p>
@@ -5724,69 +5047,49 @@
         <w:pStyle w:val="KeyThinker"/>
       </w:pPr>
       <w:r>
-        <w:t xml:space="preserve">Applied to AI, Sen's framework shifts the evaluative question from "Does this system</w:t>
-      </w:r>
-      <w:r>
-        <w:t xml:space="preserve"> </w:t>
-      </w:r>
-      <w:r>
-        <w:t xml:space="preserve">raise productivity?" to richer questions: Does it expand human capabilities and agency?</w:t>
-      </w:r>
-      <w:r>
-        <w:t xml:space="preserve"> </w:t>
-      </w:r>
-      <w:r>
-        <w:t xml:space="preserve">Does it strengthen local institutional capacity, or create new dependency on foreign</w:t>
-      </w:r>
-      <w:r>
-        <w:t xml:space="preserve"> </w:t>
-      </w:r>
-      <w:r>
-        <w:t xml:space="preserve">platforms and proprietary systems? Does it give people meaningful control over decisions</w:t>
-      </w:r>
-      <w:r>
-        <w:t xml:space="preserve"> </w:t>
-      </w:r>
-      <w:r>
-        <w:t xml:space="preserve">that affect their lives, or does it make decisions for them in ways they cannot</w:t>
-      </w:r>
-      <w:r>
-        <w:t xml:space="preserve"> </w:t>
-      </w:r>
-      <w:r>
-        <w:t xml:space="preserve">understand or contest?</w:t>
-      </w:r>
-    </w:p>
-    <w:p>
-      <w:pPr>
-        <w:pStyle w:val="KeyThinker"/>
-      </w:pPr>
-      <w:r>
-        <w:t xml:space="preserve">These are not abstract philosophical questions. A mobile AI health assistant that</w:t>
-      </w:r>
-      <w:r>
-        <w:t xml:space="preserve"> </w:t>
-      </w:r>
-      <w:r>
-        <w:t xml:space="preserve">provides useful information while collecting health data for a foreign company, routing</w:t>
-      </w:r>
-      <w:r>
-        <w:t xml:space="preserve"> </w:t>
-      </w:r>
-      <w:r>
-        <w:t xml:space="preserve">it through cloud infrastructure the user cannot control, and generating profits that</w:t>
-      </w:r>
-      <w:r>
-        <w:t xml:space="preserve"> </w:t>
-      </w:r>
-      <w:r>
-        <w:t xml:space="preserve">accrue entirely outside the user's country may improve one measurable outcome while</w:t>
-      </w:r>
-      <w:r>
-        <w:t xml:space="preserve"> </w:t>
-      </w:r>
-      <w:r>
-        <w:t xml:space="preserve">diminishing others that Sen's framework requires us to count.</w:t>
+        <w:t xml:space="preserve">Applied to AI, Sen's framework shifts the question from "Does this raise productivity?"</w:t>
+      </w:r>
+      <w:r>
+        <w:t xml:space="preserve"> </w:t>
+      </w:r>
+      <w:r>
+        <w:t xml:space="preserve">to richer ones: Does it expand human capabilities and agency? Does it strengthen local</w:t>
+      </w:r>
+      <w:r>
+        <w:t xml:space="preserve"> </w:t>
+      </w:r>
+      <w:r>
+        <w:t xml:space="preserve">institutional capacity, or create dependency on foreign platforms? Does it give people</w:t>
+      </w:r>
+      <w:r>
+        <w:t xml:space="preserve"> </w:t>
+      </w:r>
+      <w:r>
+        <w:t xml:space="preserve">control over decisions affecting their lives? These are not abstract questions. A mobile</w:t>
+      </w:r>
+      <w:r>
+        <w:t xml:space="preserve"> </w:t>
+      </w:r>
+      <w:r>
+        <w:t xml:space="preserve">AI health assistant that provides useful information while collecting health data for a</w:t>
+      </w:r>
+      <w:r>
+        <w:t xml:space="preserve"> </w:t>
+      </w:r>
+      <w:r>
+        <w:t xml:space="preserve">foreign company, routing it through infrastructure the user cannot control, and</w:t>
+      </w:r>
+      <w:r>
+        <w:t xml:space="preserve"> </w:t>
+      </w:r>
+      <w:r>
+        <w:t xml:space="preserve">generating profits entirely outside the user's country may improve one measurable</w:t>
+      </w:r>
+      <w:r>
+        <w:t xml:space="preserve"> </w:t>
+      </w:r>
+      <w:r>
+        <w:t xml:space="preserve">outcome while diminishing others Sen's framework requires us to count.</w:t>
       </w:r>
     </w:p>
     <w:p>
@@ -5832,31 +5135,25 @@
         <w:pStyle w:val="BodyText"/>
       </w:pPr>
       <w:r>
-        <w:t xml:space="preserve">That sentence is a compression rather than a quotation, but it captures the move that makes</w:t>
-      </w:r>
-      <w:r>
-        <w:t xml:space="preserve"> </w:t>
-      </w:r>
-      <w:r>
-        <w:t xml:space="preserve">Sen's framework useful here. Output is a proxy; capability is the thing the proxy was</w:t>
-      </w:r>
-      <w:r>
-        <w:t xml:space="preserve"> </w:t>
-      </w:r>
-      <w:r>
-        <w:t xml:space="preserve">supposed to stand for. Once you separate the two, you can ask a question that a</w:t>
-      </w:r>
-      <w:r>
-        <w:t xml:space="preserve"> </w:t>
-      </w:r>
-      <w:r>
-        <w:t xml:space="preserve">productivity statistic cannot answer — whether the people whose lives an AI system touches</w:t>
-      </w:r>
-      <w:r>
-        <w:t xml:space="preserve"> </w:t>
-      </w:r>
-      <w:r>
-        <w:t xml:space="preserve">end up with more genuine options than they had before.</w:t>
+        <w:t xml:space="preserve">That sentence is a compression rather than a quotation, but it captures what makes Sen's</w:t>
+      </w:r>
+      <w:r>
+        <w:t xml:space="preserve"> </w:t>
+      </w:r>
+      <w:r>
+        <w:t xml:space="preserve">framework useful. Output is a proxy; capability is what the proxy stands for. Separate the</w:t>
+      </w:r>
+      <w:r>
+        <w:t xml:space="preserve"> </w:t>
+      </w:r>
+      <w:r>
+        <w:t xml:space="preserve">two and you can ask a question no productivity statistic answers — whether the people an AI</w:t>
+      </w:r>
+      <w:r>
+        <w:t xml:space="preserve"> </w:t>
+      </w:r>
+      <w:r>
+        <w:t xml:space="preserve">system touches end up with more genuine options than before.</w:t>
       </w:r>
     </w:p>
     <w:bookmarkEnd w:id="62"/>
@@ -5874,13 +5171,13 @@
         <w:pStyle w:val="FirstParagraph"/>
       </w:pPr>
       <w:r>
-        <w:t xml:space="preserve">Within wealthy countries, AI's impact on inequality has a racial dimension that requires</w:t>
-      </w:r>
-      <w:r>
-        <w:t xml:space="preserve"> </w:t>
-      </w:r>
-      <w:r>
-        <w:t xml:space="preserve">its own analysis. Two scholars have been particularly important in developing this critique.</w:t>
+        <w:t xml:space="preserve">Within wealthy countries, AI's impact on inequality has a racial dimension that needs its</w:t>
+      </w:r>
+      <w:r>
+        <w:t xml:space="preserve"> </w:t>
+      </w:r>
+      <w:r>
+        <w:t xml:space="preserve">own analysis. Two scholars have been central to that critique.</w:t>
       </w:r>
     </w:p>
     <w:p>
@@ -5942,13 +5239,7 @@
         <w:t xml:space="preserve"> </w:t>
       </w:r>
       <w:r>
-        <w:t xml:space="preserve">and other marginalized groups, reflecting and amplifying the biases in the data on</w:t>
-      </w:r>
-      <w:r>
-        <w:t xml:space="preserve"> </w:t>
-      </w:r>
-      <w:r>
-        <w:t xml:space="preserve">which they were trained.</w:t>
+        <w:t xml:space="preserve">and other marginalized groups, reflecting and amplifying biases in their training data.</w:t>
       </w:r>
       <w:r>
         <w:t xml:space="preserve"> </w:t>
@@ -5960,25 +5251,19 @@
         <w:t xml:space="preserve"> </w:t>
       </w:r>
       <w:r>
-        <w:t xml:space="preserve">Noble</w:t>
-      </w:r>
-      <w:r>
-        <w:t xml:space="preserve"> </w:t>
-      </w:r>
-      <w:r>
-        <w:t xml:space="preserve">argued that the claim that search algorithms are "neutral" or "objective" is false</w:t>
-      </w:r>
-      <w:r>
-        <w:t xml:space="preserve"> </w:t>
-      </w:r>
-      <w:r>
-        <w:t xml:space="preserve">in a specific and important sense: they encode the prejudices embedded in the</w:t>
-      </w:r>
-      <w:r>
-        <w:t xml:space="preserve"> </w:t>
-      </w:r>
-      <w:r>
-        <w:t xml:space="preserve">documents they index and the commercial incentives of the companies that build them.</w:t>
+        <w:t xml:space="preserve">Calling search algorithms "neutral"</w:t>
+      </w:r>
+      <w:r>
+        <w:t xml:space="preserve"> </w:t>
+      </w:r>
+      <w:r>
+        <w:t xml:space="preserve">is false in a specific sense: they encode the prejudices in the documents they index</w:t>
+      </w:r>
+      <w:r>
+        <w:t xml:space="preserve"> </w:t>
+      </w:r>
+      <w:r>
+        <w:t xml:space="preserve">and the commercial incentives of the firms that build them.</w:t>
       </w:r>
     </w:p>
     <w:p>
@@ -6002,31 +5287,25 @@
         <w:t xml:space="preserve"> </w:t>
       </w:r>
       <w:r>
-        <w:t xml:space="preserve">(2019) extended this analysis to a</w:t>
-      </w:r>
-      <w:r>
-        <w:t xml:space="preserve"> </w:t>
-      </w:r>
-      <w:r>
-        <w:t xml:space="preserve">broader range of AI systems — facial recognition, criminal justice prediction,</w:t>
-      </w:r>
-      <w:r>
-        <w:t xml:space="preserve"> </w:t>
-      </w:r>
-      <w:r>
-        <w:t xml:space="preserve">healthcare allocation, hiring tools — under the concept of the "New Jim Code":</w:t>
-      </w:r>
-      <w:r>
-        <w:t xml:space="preserve"> </w:t>
-      </w:r>
-      <w:r>
-        <w:t xml:space="preserve">the way that ostensibly neutral technical systems can encode racial hierarchy and</w:t>
-      </w:r>
-      <w:r>
-        <w:t xml:space="preserve"> </w:t>
-      </w:r>
-      <w:r>
-        <w:t xml:space="preserve">exclusion while presenting themselves as objective, fair, or even liberatory.</w:t>
+        <w:t xml:space="preserve">(2019) extended the analysis to facial</w:t>
+      </w:r>
+      <w:r>
+        <w:t xml:space="preserve"> </w:t>
+      </w:r>
+      <w:r>
+        <w:t xml:space="preserve">recognition, criminal justice prediction, healthcare allocation, and hiring tools under</w:t>
+      </w:r>
+      <w:r>
+        <w:t xml:space="preserve"> </w:t>
+      </w:r>
+      <w:r>
+        <w:t xml:space="preserve">the concept of the "New Jim Code": ostensibly neutral systems that encode racial</w:t>
+      </w:r>
+      <w:r>
+        <w:t xml:space="preserve"> </w:t>
+      </w:r>
+      <w:r>
+        <w:t xml:space="preserve">hierarchy while presenting themselves as objective, fair, or even liberatory.</w:t>
       </w:r>
       <w:r>
         <w:t xml:space="preserve"> </w:t>
@@ -6038,31 +5317,25 @@
         <w:t xml:space="preserve"> </w:t>
       </w:r>
       <w:r>
-        <w:t xml:space="preserve">Benjamin's insight is that the</w:t>
-      </w:r>
-      <w:r>
-        <w:t xml:space="preserve"> </w:t>
-      </w:r>
-      <w:r>
-        <w:t xml:space="preserve">problem is not simply that biased people build biased systems; it is that systems</w:t>
-      </w:r>
-      <w:r>
-        <w:t xml:space="preserve"> </w:t>
-      </w:r>
-      <w:r>
-        <w:t xml:space="preserve">trained on data generated by unjust social arrangements will reproduce those</w:t>
-      </w:r>
-      <w:r>
-        <w:t xml:space="preserve"> </w:t>
-      </w:r>
-      <w:r>
-        <w:t xml:space="preserve">arrangements, and the appearance of technical objectivity makes this harder to see</w:t>
-      </w:r>
-      <w:r>
-        <w:t xml:space="preserve"> </w:t>
-      </w:r>
-      <w:r>
-        <w:t xml:space="preserve">and harder to challenge.</w:t>
+        <w:t xml:space="preserve">Her insight is that the problem is not</w:t>
+      </w:r>
+      <w:r>
+        <w:t xml:space="preserve"> </w:t>
+      </w:r>
+      <w:r>
+        <w:t xml:space="preserve">just that biased people build biased systems; it is that systems trained on data from</w:t>
+      </w:r>
+      <w:r>
+        <w:t xml:space="preserve"> </w:t>
+      </w:r>
+      <w:r>
+        <w:t xml:space="preserve">unjust arrangements reproduce those arrangements, and technical objectivity makes this</w:t>
+      </w:r>
+      <w:r>
+        <w:t xml:space="preserve"> </w:t>
+      </w:r>
+      <w:r>
+        <w:t xml:space="preserve">harder to see and to challenge.</w:t>
       </w:r>
     </w:p>
     <w:bookmarkEnd w:id="64"/>
@@ -6080,13 +5353,7 @@
         <w:pStyle w:val="FirstParagraph"/>
       </w:pPr>
       <w:r>
-        <w:t xml:space="preserve">The pattern that emerges across environmental, labor, and development concerns is</w:t>
-      </w:r>
-      <w:r>
-        <w:t xml:space="preserve"> </w:t>
-      </w:r>
-      <w:r>
-        <w:t xml:space="preserve">sometimes called</w:t>
+        <w:t xml:space="preserve">The pattern across environmental, labor, and development concerns is sometimes called</w:t>
       </w:r>
       <w:r>
         <w:t xml:space="preserve"> </w:t>
@@ -6115,25 +5382,19 @@
         <w:t xml:space="preserve">AI colonialism</w:t>
       </w:r>
       <w:r>
-        <w:t xml:space="preserve">:</w:t>
-      </w:r>
-      <w:r>
-        <w:t xml:space="preserve"> </w:t>
-      </w:r>
-      <w:r>
-        <w:t xml:space="preserve">a configuration in which data, labor, energy, and materials are drawn from communities</w:t>
-      </w:r>
-      <w:r>
-        <w:t xml:space="preserve"> </w:t>
-      </w:r>
-      <w:r>
-        <w:t xml:space="preserve">with less power, while benefits and control are centralized in a small number of</w:t>
-      </w:r>
-      <w:r>
-        <w:t xml:space="preserve"> </w:t>
-      </w:r>
-      <w:r>
-        <w:t xml:space="preserve">firms and wealthy countries.</w:t>
+        <w:t xml:space="preserve">: data, labor, energy, and</w:t>
+      </w:r>
+      <w:r>
+        <w:t xml:space="preserve"> </w:t>
+      </w:r>
+      <w:r>
+        <w:t xml:space="preserve">materials drawn from communities with less power, while benefits and control centralize in</w:t>
+      </w:r>
+      <w:r>
+        <w:t xml:space="preserve"> </w:t>
+      </w:r>
+      <w:r>
+        <w:t xml:space="preserve">a few firms and wealthy countries.</w:t>
       </w:r>
     </w:p>
     <w:p>
@@ -6188,31 +5449,31 @@
         <w:pStyle w:val="ImageCaption"/>
       </w:pPr>
       <w:r>
-        <w:t xml:space="preserve">Electronic waste sorting. AI hardware has short upgrade cycles — chips and servers</w:t>
-      </w:r>
-      <w:r>
-        <w:t xml:space="preserve"> </w:t>
-      </w:r>
-      <w:r>
-        <w:t xml:space="preserve">are replaced frequently to maintain competitive performance. The resulting e-waste</w:t>
-      </w:r>
-      <w:r>
-        <w:t xml:space="preserve"> </w:t>
-      </w:r>
-      <w:r>
-        <w:t xml:space="preserve">creates disposal and recycling burdens that often fall on lower-income communities,</w:t>
-      </w:r>
-      <w:r>
-        <w:t xml:space="preserve"> </w:t>
-      </w:r>
-      <w:r>
-        <w:t xml:space="preserve">both within wealthy countries and in the Global South. AI's environmental costs do</w:t>
-      </w:r>
-      <w:r>
-        <w:t xml:space="preserve"> </w:t>
-      </w:r>
-      <w:r>
-        <w:t xml:space="preserve">not end when the query is answered. CC0, via Wikimedia Commons.</w:t>
+        <w:t xml:space="preserve">Electronic waste sorting. AI hardware has short upgrade cycles — chips and servers are</w:t>
+      </w:r>
+      <w:r>
+        <w:t xml:space="preserve"> </w:t>
+      </w:r>
+      <w:r>
+        <w:t xml:space="preserve">replaced frequently to stay competitive — and the resulting e-waste creates disposal</w:t>
+      </w:r>
+      <w:r>
+        <w:t xml:space="preserve"> </w:t>
+      </w:r>
+      <w:r>
+        <w:t xml:space="preserve">burdens that fall on lower-income communities, both within wealthy countries and in the</w:t>
+      </w:r>
+      <w:r>
+        <w:t xml:space="preserve"> </w:t>
+      </w:r>
+      <w:r>
+        <w:t xml:space="preserve">Global South. AI's environmental costs do not end when the query is answered. CC0, via</w:t>
+      </w:r>
+      <w:r>
+        <w:t xml:space="preserve"> </w:t>
+      </w:r>
+      <w:r>
+        <w:t xml:space="preserve">Wikimedia Commons.</w:t>
       </w:r>
     </w:p>
     <w:p>
@@ -6236,25 +5497,25 @@
         <w:pStyle w:val="CaseStudy"/>
       </w:pPr>
       <w:r>
-        <w:t xml:space="preserve">Consider an AI-powered agricultural advisory service deployed in a low-income country.</w:t>
-      </w:r>
-      <w:r>
-        <w:t xml:space="preserve"> </w:t>
-      </w:r>
-      <w:r>
-        <w:t xml:space="preserve">The service provides localized crop advice and weather alerts via mobile phone, drawing</w:t>
-      </w:r>
-      <w:r>
-        <w:t xml:space="preserve"> </w:t>
-      </w:r>
-      <w:r>
-        <w:t xml:space="preserve">on satellite data, historical climate records, and agronomic models. Farmers who use it</w:t>
-      </w:r>
-      <w:r>
-        <w:t xml:space="preserve"> </w:t>
-      </w:r>
-      <w:r>
-        <w:t xml:space="preserve">report making better decisions about planting dates and irrigation. This is a real benefit.</w:t>
+        <w:t xml:space="preserve">Consider an AI-powered agricultural advisory service in a low-income country. It provides</w:t>
+      </w:r>
+      <w:r>
+        <w:t xml:space="preserve"> </w:t>
+      </w:r>
+      <w:r>
+        <w:t xml:space="preserve">localized crop advice and weather alerts by mobile phone, drawing on satellite data,</w:t>
+      </w:r>
+      <w:r>
+        <w:t xml:space="preserve"> </w:t>
+      </w:r>
+      <w:r>
+        <w:t xml:space="preserve">climate records, and agronomic models. Farmers who use it report better decisions about</w:t>
+      </w:r>
+      <w:r>
+        <w:t xml:space="preserve"> </w:t>
+      </w:r>
+      <w:r>
+        <w:t xml:space="preserve">planting dates and irrigation. This is a real benefit.</w:t>
       </w:r>
     </w:p>
     <w:p>
@@ -6262,43 +5523,31 @@
         <w:pStyle w:val="CaseStudy"/>
       </w:pPr>
       <w:r>
-        <w:t xml:space="preserve">But the infrastructure the service depends on is owned by a foreign cloud provider.</w:t>
-      </w:r>
-      <w:r>
-        <w:t xml:space="preserve"> </w:t>
-      </w:r>
-      <w:r>
-        <w:t xml:space="preserve">The data farmers input — about their crops, their yields, their land — is collected and</w:t>
-      </w:r>
-      <w:r>
-        <w:t xml:space="preserve"> </w:t>
-      </w:r>
-      <w:r>
-        <w:t xml:space="preserve">stored on foreign servers under terms most users do not read or understand. The model</w:t>
-      </w:r>
-      <w:r>
-        <w:t xml:space="preserve"> </w:t>
-      </w:r>
-      <w:r>
-        <w:t xml:space="preserve">was trained primarily on data from wealthier agricultural regions where better data</w:t>
-      </w:r>
-      <w:r>
-        <w:t xml:space="preserve"> </w:t>
-      </w:r>
-      <w:r>
-        <w:t xml:space="preserve">exists, potentially making its recommendations less accurate for local conditions and</w:t>
-      </w:r>
-      <w:r>
-        <w:t xml:space="preserve"> </w:t>
-      </w:r>
-      <w:r>
-        <w:t xml:space="preserve">crops. The company is a for-profit enterprise whose business model depends on growing</w:t>
-      </w:r>
-      <w:r>
-        <w:t xml:space="preserve"> </w:t>
-      </w:r>
-      <w:r>
-        <w:t xml:space="preserve">user data and subscription revenue.</w:t>
+        <w:t xml:space="preserve">But the infrastructure is owned by a foreign cloud provider. The data farmers input —</w:t>
+      </w:r>
+      <w:r>
+        <w:t xml:space="preserve"> </w:t>
+      </w:r>
+      <w:r>
+        <w:t xml:space="preserve">crops, yields, land — sits on foreign servers under terms most users do not read. The</w:t>
+      </w:r>
+      <w:r>
+        <w:t xml:space="preserve"> </w:t>
+      </w:r>
+      <w:r>
+        <w:t xml:space="preserve">model was trained mainly on data from wealthier agricultural regions, potentially making</w:t>
+      </w:r>
+      <w:r>
+        <w:t xml:space="preserve"> </w:t>
+      </w:r>
+      <w:r>
+        <w:t xml:space="preserve">its recommendations less accurate for local conditions and crops. The company's business</w:t>
+      </w:r>
+      <w:r>
+        <w:t xml:space="preserve"> </w:t>
+      </w:r>
+      <w:r>
+        <w:t xml:space="preserve">model depends on growing user data and subscription revenue.</w:t>
       </w:r>
     </w:p>
     <w:p>
@@ -6306,43 +5555,25 @@
         <w:pStyle w:val="CaseStudy"/>
       </w:pPr>
       <w:r>
-        <w:t xml:space="preserve">Has development occurred? Some outcomes have improved. But local agricultural</w:t>
-      </w:r>
-      <w:r>
-        <w:t xml:space="preserve"> </w:t>
-      </w:r>
-      <w:r>
-        <w:t xml:space="preserve">institutions are weaker relative to the foreign platform. Farmers are dependent on</w:t>
-      </w:r>
-      <w:r>
-        <w:t xml:space="preserve"> </w:t>
-      </w:r>
-      <w:r>
-        <w:t xml:space="preserve">infrastructure they cannot inspect or govern. The data representing their land and</w:t>
-      </w:r>
-      <w:r>
-        <w:t xml:space="preserve"> </w:t>
-      </w:r>
-      <w:r>
-        <w:t xml:space="preserve">labor generates value that accrues elsewhere. Sen's capabilities framework asks us</w:t>
-      </w:r>
-      <w:r>
-        <w:t xml:space="preserve"> </w:t>
-      </w:r>
-      <w:r>
-        <w:t xml:space="preserve">to count all of these dimensions — not just the improvement in planting-date decisions.</w:t>
-      </w:r>
-      <w:r>
-        <w:t xml:space="preserve"> </w:t>
-      </w:r>
-      <w:r>
-        <w:t xml:space="preserve">Whether the service represents genuine development or a new form of dependency cannot</w:t>
-      </w:r>
-      <w:r>
-        <w:t xml:space="preserve"> </w:t>
-      </w:r>
-      <w:r>
-        <w:t xml:space="preserve">be answered by measuring only the immediate agricultural outcome.</w:t>
+        <w:t xml:space="preserve">Has development occurred? Some outcomes improved. But local agricultural institutions are</w:t>
+      </w:r>
+      <w:r>
+        <w:t xml:space="preserve"> </w:t>
+      </w:r>
+      <w:r>
+        <w:t xml:space="preserve">weaker relative to the foreign platform, farmers depend on infrastructure they cannot</w:t>
+      </w:r>
+      <w:r>
+        <w:t xml:space="preserve"> </w:t>
+      </w:r>
+      <w:r>
+        <w:t xml:space="preserve">inspect or govern, and data representing their land and labor generates value elsewhere.</w:t>
+      </w:r>
+      <w:r>
+        <w:t xml:space="preserve"> </w:t>
+      </w:r>
+      <w:r>
+        <w:t xml:space="preserve">Sen's framework asks us to count all of that, not just the planting-date improvement.</w:t>
       </w:r>
     </w:p>
     <w:p>
@@ -6362,25 +5593,19 @@
         <w:pStyle w:val="Compact"/>
       </w:pPr>
       <w:r>
-        <w:t xml:space="preserve">The World Bank's extreme-poverty count rose by roughly 125 million people when the</w:t>
-      </w:r>
-      <w:r>
-        <w:t xml:space="preserve"> </w:t>
-      </w:r>
-      <w:r>
-        <w:t xml:space="preserve">poverty line was redrawn in 2025, without anyone's circumstances changing. Does that</w:t>
-      </w:r>
-      <w:r>
-        <w:t xml:space="preserve"> </w:t>
-      </w:r>
-      <w:r>
-        <w:t xml:space="preserve">make you trust such figures more or less? What would you want to know before quoting</w:t>
-      </w:r>
-      <w:r>
-        <w:t xml:space="preserve"> </w:t>
-      </w:r>
-      <w:r>
-        <w:t xml:space="preserve">one?</w:t>
+        <w:t xml:space="preserve">The World Bank's extreme-poverty count rose by roughly 125 million when the line was</w:t>
+      </w:r>
+      <w:r>
+        <w:t xml:space="preserve"> </w:t>
+      </w:r>
+      <w:r>
+        <w:t xml:space="preserve">redrawn in 2025, without anyone's circumstances changing. Does that make you trust such</w:t>
+      </w:r>
+      <w:r>
+        <w:t xml:space="preserve"> </w:t>
+      </w:r>
+      <w:r>
+        <w:t xml:space="preserve">figures more or less? What would you want to know before quoting one?</w:t>
       </w:r>
     </w:p>
     <w:p>
@@ -6392,19 +5617,13 @@
         <w:pStyle w:val="Compact"/>
       </w:pPr>
       <w:r>
-        <w:t xml:space="preserve">Sen argues that development means expanding capabilities, not just raising output.</w:t>
-      </w:r>
-      <w:r>
-        <w:t xml:space="preserve"> </w:t>
-      </w:r>
-      <w:r>
-        <w:t xml:space="preserve">Can you think of an AI application that increases a measurable output while reducing</w:t>
-      </w:r>
-      <w:r>
-        <w:t xml:space="preserve"> </w:t>
-      </w:r>
-      <w:r>
-        <w:t xml:space="preserve">relevant human capabilities? Is the net effect positive or negative by Sen's standard?</w:t>
+        <w:t xml:space="preserve">Can you think of an AI application that raises a measurable output while reducing</w:t>
+      </w:r>
+      <w:r>
+        <w:t xml:space="preserve"> </w:t>
+      </w:r>
+      <w:r>
+        <w:t xml:space="preserve">relevant human capabilities? Is the net effect positive by Sen's standard?</w:t>
       </w:r>
     </w:p>
     <w:p>
@@ -6416,43 +5635,19 @@
         <w:pStyle w:val="Compact"/>
       </w:pPr>
       <w:r>
-        <w:t xml:space="preserve">Noble and Benjamin argue that "neutral" algorithms can reproduce racial hierarchy.</w:t>
-      </w:r>
-      <w:r>
-        <w:t xml:space="preserve"> </w:t>
-      </w:r>
-      <w:r>
-        <w:t xml:space="preserve">What would a genuinely non-biased algorithmic system look like? Is it possible to</w:t>
-      </w:r>
-      <w:r>
-        <w:t xml:space="preserve"> </w:t>
-      </w:r>
-      <w:r>
-        <w:t xml:space="preserve">build one, or does the data itself always carry historical injustice?</w:t>
-      </w:r>
-    </w:p>
-    <w:p>
-      <w:pPr>
-        <w:numPr>
-          <w:ilvl w:val="0"/>
-          <w:numId w:val="1010"/>
-        </w:numPr>
-        <w:pStyle w:val="Compact"/>
-      </w:pPr>
-      <w:r>
-        <w:t xml:space="preserve">The concept of "extractive AI" or "AI colonialism" draws an analogy between digital</w:t>
-      </w:r>
-      <w:r>
-        <w:t xml:space="preserve"> </w:t>
-      </w:r>
-      <w:r>
-        <w:t xml:space="preserve">extraction and historical colonialism. Is the analogy apt? What does it illuminate</w:t>
-      </w:r>
-      <w:r>
-        <w:t xml:space="preserve"> </w:t>
-      </w:r>
-      <w:r>
-        <w:t xml:space="preserve">about current AI development, and what does it obscure?</w:t>
+        <w:t xml:space="preserve">Noble and Benjamin argue that "neutral" algorithms can reproduce racial hierarchy. What</w:t>
+      </w:r>
+      <w:r>
+        <w:t xml:space="preserve"> </w:t>
+      </w:r>
+      <w:r>
+        <w:t xml:space="preserve">would a genuinely unbiased system look like — or does the data always carry historical</w:t>
+      </w:r>
+      <w:r>
+        <w:t xml:space="preserve"> </w:t>
+      </w:r>
+      <w:r>
+        <w:t xml:space="preserve">injustice?</w:t>
       </w:r>
     </w:p>
     <w:bookmarkEnd w:id="68"/>
@@ -6473,49 +5668,37 @@
         <w:pStyle w:val="FirstParagraph"/>
       </w:pPr>
       <w:r>
-        <w:t xml:space="preserve">This chapter has argued that AI must be evaluated not only by what it does — the outputs</w:t>
-      </w:r>
-      <w:r>
-        <w:t xml:space="preserve"> </w:t>
-      </w:r>
-      <w:r>
-        <w:t xml:space="preserve">it produces, the tasks it enables — but by how it redistributes benefits, risks, resources,</w:t>
-      </w:r>
-      <w:r>
-        <w:t xml:space="preserve"> </w:t>
-      </w:r>
-      <w:r>
-        <w:t xml:space="preserve">and decision-making power. AI's impacts on the environment, medicine, governance, and global</w:t>
-      </w:r>
-      <w:r>
-        <w:t xml:space="preserve"> </w:t>
-      </w:r>
-      <w:r>
-        <w:t xml:space="preserve">inequality are not a secondary concern to be addressed after the technology is built; they are</w:t>
-      </w:r>
-      <w:r>
-        <w:t xml:space="preserve"> </w:t>
-      </w:r>
-      <w:r>
-        <w:t xml:space="preserve">constitutive of what the technology is and what it is for. The framework below applies to any</w:t>
-      </w:r>
-      <w:r>
-        <w:t xml:space="preserve"> </w:t>
-      </w:r>
-      <w:r>
-        <w:t xml:space="preserve">domain where AI is deployed at scale: sustainability, human benefit, legitimacy, and justice</w:t>
-      </w:r>
-      <w:r>
-        <w:t xml:space="preserve"> </w:t>
-      </w:r>
-      <w:r>
-        <w:t xml:space="preserve">are four tests that must be applied together, because satisfying only one or two of them is</w:t>
-      </w:r>
-      <w:r>
-        <w:t xml:space="preserve"> </w:t>
-      </w:r>
-      <w:r>
-        <w:t xml:space="preserve">insufficient.</w:t>
+        <w:t xml:space="preserve">This chapter has argued that AI must be evaluated not only by what it does but by how it</w:t>
+      </w:r>
+      <w:r>
+        <w:t xml:space="preserve"> </w:t>
+      </w:r>
+      <w:r>
+        <w:t xml:space="preserve">redistributes benefits, risks, resources, and decision-making power. Its impacts on the</w:t>
+      </w:r>
+      <w:r>
+        <w:t xml:space="preserve"> </w:t>
+      </w:r>
+      <w:r>
+        <w:t xml:space="preserve">environment, medicine, governance, and global inequality are not secondary concerns to</w:t>
+      </w:r>
+      <w:r>
+        <w:t xml:space="preserve"> </w:t>
+      </w:r>
+      <w:r>
+        <w:t xml:space="preserve">address after the technology is built; they are constitutive of what it is for.</w:t>
+      </w:r>
+      <w:r>
+        <w:t xml:space="preserve"> </w:t>
+      </w:r>
+      <w:r>
+        <w:t xml:space="preserve">Sustainability, human benefit, legitimacy, and justice are four tests that must be applied</w:t>
+      </w:r>
+      <w:r>
+        <w:t xml:space="preserve"> </w:t>
+      </w:r>
+      <w:r>
+        <w:t xml:space="preserve">together.</w:t>
       </w:r>
     </w:p>
     <w:p>
@@ -6551,19 +5734,13 @@
         <w:t xml:space="preserve"> </w:t>
       </w:r>
       <w:r>
-        <w:t xml:space="preserve">but a planetary-scale infrastructure of extraction, energy, labor, and logistics.</w:t>
-      </w:r>
-      <w:r>
-        <w:t xml:space="preserve"> </w:t>
-      </w:r>
-      <w:r>
-        <w:t xml:space="preserve">Understanding its ethical impacts requires looking beyond model outputs to the full</w:t>
-      </w:r>
-      <w:r>
-        <w:t xml:space="preserve"> </w:t>
-      </w:r>
-      <w:r>
-        <w:t xml:space="preserve">supply chain.</w:t>
+        <w:t xml:space="preserve">but a planetary-scale infrastructure of extraction, energy, labor, and logistics, so its</w:t>
+      </w:r>
+      <w:r>
+        <w:t xml:space="preserve"> </w:t>
+      </w:r>
+      <w:r>
+        <w:t xml:space="preserve">ethics must be traced through the whole supply chain, not just model outputs.</w:t>
       </w:r>
     </w:p>
     <w:p>
@@ -6585,7 +5762,7 @@
         <w:t xml:space="preserve"> </w:t>
       </w:r>
       <w:r>
-        <w:t xml:space="preserve">takes two moves. The</w:t>
+        <w:t xml:space="preserve">takes two moves: the</w:t>
       </w:r>
       <w:r>
         <w:t xml:space="preserve"> </w:t>
@@ -6615,13 +5792,7 @@
         <w:t xml:space="preserve"> </w:t>
       </w:r>
       <w:r>
-        <w:t xml:space="preserve">means efficiency gains do not automatically reduce total resource use,</w:t>
-      </w:r>
-      <w:r>
-        <w:t xml:space="preserve"> </w:t>
-      </w:r>
-      <w:r>
-        <w:t xml:space="preserve">because cheaper inference invites wider deployment. The</w:t>
+        <w:t xml:space="preserve">means efficiency gains do not automatically cut total resource use, and the</w:t>
       </w:r>
       <w:r>
         <w:t xml:space="preserve"> </w:t>
@@ -6637,25 +5808,13 @@
         <w:t xml:space="preserve"> </w:t>
       </w:r>
       <w:r>
-        <w:t xml:space="preserve">means</w:t>
-      </w:r>
-      <w:r>
-        <w:t xml:space="preserve"> </w:t>
-      </w:r>
-      <w:r>
-        <w:t xml:space="preserve">the real question is never "is AI good for the environment?" but whether a specific</w:t>
-      </w:r>
-      <w:r>
-        <w:t xml:space="preserve"> </w:t>
-      </w:r>
-      <w:r>
-        <w:t xml:space="preserve">application — grid balancing, wildfire detection, materials discovery, marketing copy —</w:t>
-      </w:r>
-      <w:r>
-        <w:t xml:space="preserve"> </w:t>
-      </w:r>
-      <w:r>
-        <w:t xml:space="preserve">averts enough harm to justify its material costs. The answer differs case by case.</w:t>
+        <w:t xml:space="preserve">means the real question is whether a specific application</w:t>
+      </w:r>
+      <w:r>
+        <w:t xml:space="preserve"> </w:t>
+      </w:r>
+      <w:r>
+        <w:t xml:space="preserve">averts enough harm to justify its material costs.</w:t>
       </w:r>
     </w:p>
     <w:p>
@@ -6683,31 +5842,13 @@
         <w:t xml:space="preserve"> </w:t>
       </w:r>
       <w:r>
-        <w:t xml:space="preserve">devices and a Nobel-recognized breakthrough in AlphaFold — but adoption is highly</w:t>
-      </w:r>
-      <w:r>
-        <w:t xml:space="preserve"> </w:t>
-      </w:r>
-      <w:r>
-        <w:t xml:space="preserve">concentrated (roughly three-quarters of those devices are radiology), and the risks</w:t>
-      </w:r>
-      <w:r>
-        <w:t xml:space="preserve"> </w:t>
-      </w:r>
-      <w:r>
-        <w:t xml:space="preserve">are serious: bias in training data, automation-induced overreliance, access inequality,</w:t>
-      </w:r>
-      <w:r>
-        <w:t xml:space="preserve"> </w:t>
-      </w:r>
-      <w:r>
-        <w:t xml:space="preserve">and the danger that efficiency in allocating scarce care is mistaken for justice in</w:t>
-      </w:r>
-      <w:r>
-        <w:t xml:space="preserve"> </w:t>
-      </w:r>
-      <w:r>
-        <w:t xml:space="preserve">the health system.</w:t>
+        <w:t xml:space="preserve">devices and a Nobel-recognized breakthrough in AlphaFold — but adoption is narrow</w:t>
+      </w:r>
+      <w:r>
+        <w:t xml:space="preserve"> </w:t>
+      </w:r>
+      <w:r>
+        <w:t xml:space="preserve">(roughly three-quarters radiology) and the risks are serious.</w:t>
       </w:r>
     </w:p>
     <w:p>
@@ -6741,13 +5882,13 @@
         <w:t xml:space="preserve"> </w:t>
       </w:r>
       <w:r>
-        <w:t xml:space="preserve">extreme-poverty count rose by roughly 125 million when the poverty line was redrawn in</w:t>
-      </w:r>
-      <w:r>
-        <w:t xml:space="preserve"> </w:t>
-      </w:r>
-      <w:r>
-        <w:t xml:space="preserve">2025. Ask how a number was made, not only how big it is.</w:t>
+        <w:t xml:space="preserve">extreme-poverty count rose by roughly 125 million when the line was redrawn in 2025 —</w:t>
+      </w:r>
+      <w:r>
+        <w:t xml:space="preserve"> </w:t>
+      </w:r>
+      <w:r>
+        <w:t xml:space="preserve">ask how a number was made, not only how big it is.</w:t>
       </w:r>
     </w:p>
     <w:p>
@@ -6775,13 +5916,13 @@
         <w:t xml:space="preserve"> </w:t>
       </w:r>
       <w:r>
-        <w:t xml:space="preserve">discipline and punish poor people rather than helping them — making exclusion look</w:t>
-      </w:r>
-      <w:r>
-        <w:t xml:space="preserve"> </w:t>
-      </w:r>
-      <w:r>
-        <w:t xml:space="preserve">objective and technical while the underlying political problem of scarcity remains unaddressed.</w:t>
+        <w:t xml:space="preserve">discipline and punish poor people rather than help them, making exclusion look</w:t>
+      </w:r>
+      <w:r>
+        <w:t xml:space="preserve"> </w:t>
+      </w:r>
+      <w:r>
+        <w:t xml:space="preserve">objective while the political problem of scarcity goes unaddressed.</w:t>
       </w:r>
     </w:p>
     <w:p>
@@ -6803,25 +5944,19 @@
         <w:t xml:space="preserve"> </w:t>
       </w:r>
       <w:r>
-        <w:t xml:space="preserve">democratic governance requires</w:t>
-      </w:r>
-      <w:r>
-        <w:t xml:space="preserve"> </w:t>
-      </w:r>
-      <w:r>
-        <w:t xml:space="preserve">that decisions be transparent, contestable, and accountable. AI can improve efficiency</w:t>
-      </w:r>
-      <w:r>
-        <w:t xml:space="preserve"> </w:t>
-      </w:r>
-      <w:r>
-        <w:t xml:space="preserve">while simultaneously undermining legitimacy — and a faster government is not</w:t>
-      </w:r>
-      <w:r>
-        <w:t xml:space="preserve"> </w:t>
-      </w:r>
-      <w:r>
-        <w:t xml:space="preserve">necessarily a better one.</w:t>
+        <w:t xml:space="preserve">AI can make government faster while</w:t>
+      </w:r>
+      <w:r>
+        <w:t xml:space="preserve"> </w:t>
+      </w:r>
+      <w:r>
+        <w:t xml:space="preserve">undermining the transparency, contestability, and accountability that legitimacy</w:t>
+      </w:r>
+      <w:r>
+        <w:t xml:space="preserve"> </w:t>
+      </w:r>
+      <w:r>
+        <w:t xml:space="preserve">requires, and a faster government is not necessarily a better one.</w:t>
       </w:r>
     </w:p>
     <w:p>
@@ -6843,25 +5978,19 @@
         <w:t xml:space="preserve"> </w:t>
       </w:r>
       <w:r>
-        <w:t xml:space="preserve">documented how "neutral" algorithmic systems</w:t>
-      </w:r>
-      <w:r>
-        <w:t xml:space="preserve"> </w:t>
-      </w:r>
-      <w:r>
-        <w:t xml:space="preserve">(search engines, hiring tools, criminal justice prediction) can reproduce racial</w:t>
-      </w:r>
-      <w:r>
-        <w:t xml:space="preserve"> </w:t>
-      </w:r>
-      <w:r>
-        <w:t xml:space="preserve">hierarchy while presenting themselves as objective — what Benjamin calls the</w:t>
-      </w:r>
-      <w:r>
-        <w:t xml:space="preserve"> </w:t>
-      </w:r>
-      <w:r>
-        <w:t xml:space="preserve">"New Jim Code."</w:t>
+        <w:t xml:space="preserve">documented how "neutral" algorithmic systems can</w:t>
+      </w:r>
+      <w:r>
+        <w:t xml:space="preserve"> </w:t>
+      </w:r>
+      <w:r>
+        <w:t xml:space="preserve">reproduce racial hierarchy while presenting themselves as objective — what Benjamin</w:t>
+      </w:r>
+      <w:r>
+        <w:t xml:space="preserve"> </w:t>
+      </w:r>
+      <w:r>
+        <w:t xml:space="preserve">calls the "New Jim Code."</w:t>
       </w:r>
     </w:p>
     <w:p>
@@ -6883,25 +6012,19 @@
         <w:t xml:space="preserve"> </w:t>
       </w:r>
       <w:r>
-        <w:t xml:space="preserve">development should be measured by</w:t>
-      </w:r>
-      <w:r>
-        <w:t xml:space="preserve"> </w:t>
-      </w:r>
-      <w:r>
-        <w:t xml:space="preserve">the expansion of what people can actually do and be — not just by aggregate output.</w:t>
-      </w:r>
-      <w:r>
-        <w:t xml:space="preserve"> </w:t>
-      </w:r>
-      <w:r>
-        <w:t xml:space="preserve">Applied to AI, this asks whether a system expands human agency and institutional</w:t>
-      </w:r>
-      <w:r>
-        <w:t xml:space="preserve"> </w:t>
-      </w:r>
-      <w:r>
-        <w:t xml:space="preserve">capacity or deepens dependency on foreign platforms.</w:t>
+        <w:t xml:space="preserve">development means expanding what people</w:t>
+      </w:r>
+      <w:r>
+        <w:t xml:space="preserve"> </w:t>
+      </w:r>
+      <w:r>
+        <w:t xml:space="preserve">can actually do and be, so the test for an AI system is whether it expands agency and</w:t>
+      </w:r>
+      <w:r>
+        <w:t xml:space="preserve"> </w:t>
+      </w:r>
+      <w:r>
+        <w:t xml:space="preserve">local capacity or deepens dependency.</w:t>
       </w:r>
     </w:p>
     <w:p>
@@ -6923,25 +6046,19 @@
         <w:t xml:space="preserve"> </w:t>
       </w:r>
       <w:r>
-        <w:t xml:space="preserve">data, labor, energy, and materials</w:t>
-      </w:r>
-      <w:r>
-        <w:t xml:space="preserve"> </w:t>
-      </w:r>
-      <w:r>
-        <w:t xml:space="preserve">are often drawn from communities with less power, while benefits and control are</w:t>
-      </w:r>
-      <w:r>
-        <w:t xml:space="preserve"> </w:t>
-      </w:r>
-      <w:r>
-        <w:t xml:space="preserve">centralized in a small number of firms and wealthy countries. This pattern is visible</w:t>
-      </w:r>
-      <w:r>
-        <w:t xml:space="preserve"> </w:t>
-      </w:r>
-      <w:r>
-        <w:t xml:space="preserve">in cobalt mining, data labeling, and platform dependency.</w:t>
+        <w:t xml:space="preserve">data, labor, energy, and materials are</w:t>
+      </w:r>
+      <w:r>
+        <w:t xml:space="preserve"> </w:t>
+      </w:r>
+      <w:r>
+        <w:t xml:space="preserve">drawn from communities with less power while benefits and control centralize in a few</w:t>
+      </w:r>
+      <w:r>
+        <w:t xml:space="preserve"> </w:t>
+      </w:r>
+      <w:r>
+        <w:t xml:space="preserve">firms and wealthy countries.</w:t>
       </w:r>
     </w:p>
     <w:p>
@@ -6963,25 +6080,19 @@
         <w:t xml:space="preserve"> </w:t>
       </w:r>
       <w:r>
-        <w:t xml:space="preserve">any consequential AI deployment should be</w:t>
-      </w:r>
-      <w:r>
-        <w:t xml:space="preserve"> </w:t>
-      </w:r>
-      <w:r>
-        <w:t xml:space="preserve">evaluated against sustainability (what are the environmental costs?), human benefit</w:t>
-      </w:r>
-      <w:r>
-        <w:t xml:space="preserve"> </w:t>
-      </w:r>
-      <w:r>
-        <w:t xml:space="preserve">(who actually gains?), legitimacy (is the system transparent and contestable?), and</w:t>
-      </w:r>
-      <w:r>
-        <w:t xml:space="preserve"> </w:t>
-      </w:r>
-      <w:r>
-        <w:t xml:space="preserve">justice (are benefits and burdens distributed fairly?).</w:t>
+        <w:t xml:space="preserve">evaluate any consequential deployment against</w:t>
+      </w:r>
+      <w:r>
+        <w:t xml:space="preserve"> </w:t>
+      </w:r>
+      <w:r>
+        <w:t xml:space="preserve">sustainability, human benefit, legitimacy, and justice — environmental cost, who gains,</w:t>
+      </w:r>
+      <w:r>
+        <w:t xml:space="preserve"> </w:t>
+      </w:r>
+      <w:r>
+        <w:t xml:space="preserve">whether it can be contested, and how burdens fall.</w:t>
       </w:r>
     </w:p>
     <w:p>
@@ -7019,19 +6130,19 @@
         <w:pStyle w:val="Compact"/>
       </w:pPr>
       <w:r>
-        <w:t xml:space="preserve">Can a system fail one of the four tests badly and still be worth building? If so,</w:t>
-      </w:r>
-      <w:r>
-        <w:t xml:space="preserve"> </w:t>
-      </w:r>
-      <w:r>
-        <w:t xml:space="preserve">which of the four is most negotiable, and what does your answer reveal about the</w:t>
-      </w:r>
-      <w:r>
-        <w:t xml:space="preserve"> </w:t>
-      </w:r>
-      <w:r>
-        <w:t xml:space="preserve">ethical framework you are working from?</w:t>
+        <w:t xml:space="preserve">We do not hold other technologies — bricks, antibiotics, spreadsheets — to the standard</w:t>
+      </w:r>
+      <w:r>
+        <w:t xml:space="preserve"> </w:t>
+      </w:r>
+      <w:r>
+        <w:t xml:space="preserve">this chapter applies to AI. Is AI genuinely different, or is this a standard we should</w:t>
+      </w:r>
+      <w:r>
+        <w:t xml:space="preserve"> </w:t>
+      </w:r>
+      <w:r>
+        <w:t xml:space="preserve">have been applying all along?</w:t>
       </w:r>
     </w:p>
     <w:p>
@@ -7043,49 +6154,13 @@
         <w:pStyle w:val="Compact"/>
       </w:pPr>
       <w:r>
-        <w:t xml:space="preserve">This chapter argues that AI should be judged by how it redistributes benefits, risks,</w:t>
-      </w:r>
-      <w:r>
-        <w:t xml:space="preserve"> </w:t>
-      </w:r>
-      <w:r>
-        <w:t xml:space="preserve">and decision-making power. Someone might reply that we do not hold other technologies</w:t>
-      </w:r>
-      <w:r>
-        <w:t xml:space="preserve"> </w:t>
-      </w:r>
-      <w:r>
-        <w:t xml:space="preserve">— bricks, antibiotics, spreadsheets — to that standard. Is AI genuinely different, or</w:t>
-      </w:r>
-      <w:r>
-        <w:t xml:space="preserve"> </w:t>
-      </w:r>
-      <w:r>
-        <w:t xml:space="preserve">is the standard simply one we should have been applying all along?</w:t>
-      </w:r>
-    </w:p>
-    <w:p>
-      <w:pPr>
-        <w:numPr>
-          <w:ilvl w:val="0"/>
-          <w:numId w:val="1012"/>
-        </w:numPr>
-        <w:pStyle w:val="Compact"/>
-      </w:pPr>
-      <w:r>
-        <w:t xml:space="preserve">Suppose you were advising a state legislature drafting rules for AI in public agencies.</w:t>
-      </w:r>
-      <w:r>
-        <w:t xml:space="preserve"> </w:t>
-      </w:r>
-      <w:r>
-        <w:t xml:space="preserve">Which single requirement from this chapter would you insist on first, and what would</w:t>
-      </w:r>
-      <w:r>
-        <w:t xml:space="preserve"> </w:t>
-      </w:r>
-      <w:r>
-        <w:t xml:space="preserve">you expect it to cost?</w:t>
+        <w:t xml:space="preserve">Advising a state legislature drafting rules for AI in public agencies, which single</w:t>
+      </w:r>
+      <w:r>
+        <w:t xml:space="preserve"> </w:t>
+      </w:r>
+      <w:r>
+        <w:t xml:space="preserve">requirement from this chapter would you insist on first, and what would it cost?</w:t>
       </w:r>
     </w:p>
     <w:bookmarkEnd w:id="71"/>
